--- a/docs/draft/development_flow.docx
+++ b/docs/draft/development_flow.docx
@@ -23608,9 +23608,800 @@
           <w:u w:val="single"/>
         </w:rPr>
         <w:lastRenderedPageBreak/>
-        <w:t>Architecture of ‘</w:t>
-      </w:r>
-      <w:r>
+        <w:t>Architecture of ‘HybridDiagnostics’ :</w:t>
+      </w:r>
+    </w:p>
+    <w:p>
+      <w:pPr>
+        <w:spacing w:after="0" w:line="240" w:lineRule="auto"/>
+        <w:rPr>
+          <w:noProof/>
+          <w:sz w:val="24"/>
+          <w:szCs w:val="24"/>
+          <w:lang w:val="tr-TR"/>
+        </w:rPr>
+      </w:pPr>
+    </w:p>
+    <w:p>
+      <w:pPr>
+        <w:spacing w:after="0" w:line="240" w:lineRule="auto"/>
+        <w:rPr>
+          <w:b/>
+          <w:bCs/>
+          <w:noProof/>
+          <w:sz w:val="28"/>
+          <w:szCs w:val="28"/>
+          <w:lang w:val="tr-TR"/>
+        </w:rPr>
+      </w:pPr>
+      <w:r>
+        <w:rPr>
+          <w:b/>
+          <w:bCs/>
+          <w:noProof/>
+          <w:sz w:val="28"/>
+          <w:szCs w:val="28"/>
+          <w:lang w:val="tr-TR"/>
+        </w:rPr>
+        <w:t>HybridDiagnostics</w:t>
+      </w:r>
+    </w:p>
+    <w:p>
+      <w:pPr>
+        <w:spacing w:after="0" w:line="240" w:lineRule="auto"/>
+        <w:rPr>
+          <w:noProof/>
+          <w:sz w:val="24"/>
+          <w:szCs w:val="24"/>
+          <w:lang w:val="tr-TR"/>
+        </w:rPr>
+      </w:pPr>
+    </w:p>
+    <w:p>
+      <w:pPr>
+        <w:spacing w:after="0" w:line="240" w:lineRule="auto"/>
+        <w:rPr>
+          <w:noProof/>
+          <w:sz w:val="24"/>
+          <w:szCs w:val="24"/>
+          <w:lang w:val="tr-TR"/>
+        </w:rPr>
+      </w:pPr>
+      <w:r>
+        <w:rPr>
+          <w:rFonts w:ascii="MS Gothic" w:eastAsia="MS Gothic" w:hAnsi="MS Gothic" w:cs="MS Gothic" w:hint="eastAsia"/>
+          <w:noProof/>
+          <w:sz w:val="24"/>
+          <w:szCs w:val="24"/>
+          <w:lang w:val="tr-TR"/>
+        </w:rPr>
+        <w:t>├</w:t>
+      </w:r>
+      <w:r>
+        <w:rPr>
+          <w:rFonts w:ascii="Calibri" w:hAnsi="Calibri" w:cs="Calibri"/>
+          <w:noProof/>
+          <w:sz w:val="24"/>
+          <w:szCs w:val="24"/>
+          <w:lang w:val="tr-TR"/>
+        </w:rPr>
+        <w:t>──</w:t>
+      </w:r>
+      <w:r>
+        <w:rPr>
+          <w:noProof/>
+          <w:sz w:val="24"/>
+          <w:szCs w:val="24"/>
+          <w:lang w:val="tr-TR"/>
+        </w:rPr>
+        <w:t xml:space="preserve"> </w:t>
+      </w:r>
+      <w:r>
+        <w:rPr>
+          <w:b/>
+          <w:bCs/>
+          <w:noProof/>
+          <w:sz w:val="24"/>
+          <w:szCs w:val="24"/>
+          <w:lang w:val="tr-TR"/>
+        </w:rPr>
+        <w:t>Decomposition</w:t>
+      </w:r>
+    </w:p>
+    <w:p>
+      <w:pPr>
+        <w:spacing w:after="0" w:line="240" w:lineRule="auto"/>
+        <w:rPr>
+          <w:noProof/>
+          <w:sz w:val="24"/>
+          <w:szCs w:val="24"/>
+          <w:lang w:val="tr-TR"/>
+        </w:rPr>
+      </w:pPr>
+    </w:p>
+    <w:p>
+      <w:pPr>
+        <w:spacing w:after="0" w:line="240" w:lineRule="auto"/>
+        <w:rPr>
+          <w:noProof/>
+          <w:sz w:val="24"/>
+          <w:szCs w:val="24"/>
+          <w:lang w:val="tr-TR"/>
+        </w:rPr>
+      </w:pPr>
+      <w:r>
+        <w:rPr>
+          <w:noProof/>
+          <w:sz w:val="24"/>
+          <w:szCs w:val="24"/>
+          <w:lang w:val="tr-TR"/>
+        </w:rPr>
+        <w:t xml:space="preserve"> </w:t>
+      </w:r>
+      <w:r>
+        <w:rPr>
+          <w:noProof/>
+          <w:sz w:val="24"/>
+          <w:szCs w:val="24"/>
+          <w:lang w:val="tr-TR"/>
+        </w:rPr>
+        <w:t>│      verify_decomposition()</w:t>
+      </w:r>
+    </w:p>
+    <w:p>
+      <w:pPr>
+        <w:spacing w:after="0" w:line="240" w:lineRule="auto"/>
+        <w:rPr>
+          <w:noProof/>
+          <w:sz w:val="24"/>
+          <w:szCs w:val="24"/>
+          <w:lang w:val="tr-TR"/>
+        </w:rPr>
+      </w:pPr>
+    </w:p>
+    <w:p>
+      <w:pPr>
+        <w:spacing w:after="0" w:line="240" w:lineRule="auto"/>
+        <w:rPr>
+          <w:noProof/>
+          <w:sz w:val="24"/>
+          <w:szCs w:val="24"/>
+          <w:lang w:val="tr-TR"/>
+        </w:rPr>
+      </w:pPr>
+      <w:r>
+        <w:rPr>
+          <w:noProof/>
+          <w:sz w:val="24"/>
+          <w:szCs w:val="24"/>
+          <w:lang w:val="tr-TR"/>
+        </w:rPr>
+        <w:t xml:space="preserve"> </w:t>
+      </w:r>
+      <w:r>
+        <w:rPr>
+          <w:noProof/>
+          <w:sz w:val="24"/>
+          <w:szCs w:val="24"/>
+          <w:lang w:val="tr-TR"/>
+        </w:rPr>
+        <w:t>│      trend_variance()</w:t>
+      </w:r>
+    </w:p>
+    <w:p>
+      <w:pPr>
+        <w:spacing w:after="0" w:line="240" w:lineRule="auto"/>
+        <w:rPr>
+          <w:noProof/>
+          <w:sz w:val="24"/>
+          <w:szCs w:val="24"/>
+          <w:lang w:val="tr-TR"/>
+        </w:rPr>
+      </w:pPr>
+    </w:p>
+    <w:p>
+      <w:pPr>
+        <w:spacing w:after="0" w:line="240" w:lineRule="auto"/>
+        <w:rPr>
+          <w:noProof/>
+          <w:sz w:val="24"/>
+          <w:szCs w:val="24"/>
+          <w:lang w:val="tr-TR"/>
+        </w:rPr>
+      </w:pPr>
+      <w:r>
+        <w:rPr>
+          <w:noProof/>
+          <w:sz w:val="24"/>
+          <w:szCs w:val="24"/>
+          <w:lang w:val="tr-TR"/>
+        </w:rPr>
+        <w:t xml:space="preserve"> </w:t>
+      </w:r>
+      <w:r>
+        <w:rPr>
+          <w:noProof/>
+          <w:sz w:val="24"/>
+          <w:szCs w:val="24"/>
+          <w:lang w:val="tr-TR"/>
+        </w:rPr>
+        <w:t>│      residual_variance()</w:t>
+      </w:r>
+    </w:p>
+    <w:p>
+      <w:pPr>
+        <w:spacing w:after="0" w:line="240" w:lineRule="auto"/>
+        <w:rPr>
+          <w:noProof/>
+          <w:sz w:val="24"/>
+          <w:szCs w:val="24"/>
+          <w:lang w:val="tr-TR"/>
+        </w:rPr>
+      </w:pPr>
+    </w:p>
+    <w:p>
+      <w:pPr>
+        <w:spacing w:after="0" w:line="240" w:lineRule="auto"/>
+        <w:rPr>
+          <w:noProof/>
+          <w:sz w:val="24"/>
+          <w:szCs w:val="24"/>
+          <w:lang w:val="tr-TR"/>
+        </w:rPr>
+      </w:pPr>
+      <w:r>
+        <w:rPr>
+          <w:noProof/>
+          <w:sz w:val="24"/>
+          <w:szCs w:val="24"/>
+          <w:lang w:val="tr-TR"/>
+        </w:rPr>
+        <w:t xml:space="preserve"> </w:t>
+      </w:r>
+      <w:r>
+        <w:rPr>
+          <w:noProof/>
+          <w:sz w:val="24"/>
+          <w:szCs w:val="24"/>
+          <w:lang w:val="tr-TR"/>
+        </w:rPr>
+        <w:t>│</w:t>
+      </w:r>
+    </w:p>
+    <w:p>
+      <w:pPr>
+        <w:spacing w:after="0" w:line="240" w:lineRule="auto"/>
+        <w:rPr>
+          <w:noProof/>
+          <w:sz w:val="24"/>
+          <w:szCs w:val="24"/>
+          <w:lang w:val="tr-TR"/>
+        </w:rPr>
+      </w:pPr>
+    </w:p>
+    <w:p>
+      <w:pPr>
+        <w:spacing w:after="0" w:line="240" w:lineRule="auto"/>
+        <w:rPr>
+          <w:noProof/>
+          <w:sz w:val="24"/>
+          <w:szCs w:val="24"/>
+          <w:lang w:val="tr-TR"/>
+        </w:rPr>
+      </w:pPr>
+      <w:r>
+        <w:rPr>
+          <w:rFonts w:ascii="MS Gothic" w:eastAsia="MS Gothic" w:hAnsi="MS Gothic" w:cs="MS Gothic" w:hint="eastAsia"/>
+          <w:noProof/>
+          <w:sz w:val="24"/>
+          <w:szCs w:val="24"/>
+          <w:lang w:val="tr-TR"/>
+        </w:rPr>
+        <w:t>├</w:t>
+      </w:r>
+      <w:r>
+        <w:rPr>
+          <w:rFonts w:ascii="Calibri" w:hAnsi="Calibri" w:cs="Calibri"/>
+          <w:noProof/>
+          <w:sz w:val="24"/>
+          <w:szCs w:val="24"/>
+          <w:lang w:val="tr-TR"/>
+        </w:rPr>
+        <w:t>──</w:t>
+      </w:r>
+      <w:r>
+        <w:rPr>
+          <w:noProof/>
+          <w:sz w:val="24"/>
+          <w:szCs w:val="24"/>
+          <w:lang w:val="tr-TR"/>
+        </w:rPr>
+        <w:t xml:space="preserve"> </w:t>
+      </w:r>
+      <w:r>
+        <w:rPr>
+          <w:b/>
+          <w:bCs/>
+          <w:noProof/>
+          <w:sz w:val="24"/>
+          <w:szCs w:val="24"/>
+          <w:lang w:val="tr-TR"/>
+        </w:rPr>
+        <w:t>Residual Statistics</w:t>
+      </w:r>
+    </w:p>
+    <w:p>
+      <w:pPr>
+        <w:spacing w:after="0" w:line="240" w:lineRule="auto"/>
+        <w:rPr>
+          <w:noProof/>
+          <w:sz w:val="24"/>
+          <w:szCs w:val="24"/>
+          <w:lang w:val="tr-TR"/>
+        </w:rPr>
+      </w:pPr>
+    </w:p>
+    <w:p>
+      <w:pPr>
+        <w:spacing w:after="0" w:line="240" w:lineRule="auto"/>
+        <w:rPr>
+          <w:noProof/>
+          <w:sz w:val="24"/>
+          <w:szCs w:val="24"/>
+          <w:lang w:val="tr-TR"/>
+        </w:rPr>
+      </w:pPr>
+      <w:r>
+        <w:rPr>
+          <w:noProof/>
+          <w:sz w:val="24"/>
+          <w:szCs w:val="24"/>
+          <w:lang w:val="tr-TR"/>
+        </w:rPr>
+        <w:t xml:space="preserve"> </w:t>
+      </w:r>
+      <w:r>
+        <w:rPr>
+          <w:noProof/>
+          <w:sz w:val="24"/>
+          <w:szCs w:val="24"/>
+          <w:lang w:val="tr-TR"/>
+        </w:rPr>
+        <w:t>│      residual_mean()</w:t>
+      </w:r>
+    </w:p>
+    <w:p>
+      <w:pPr>
+        <w:spacing w:after="0" w:line="240" w:lineRule="auto"/>
+        <w:rPr>
+          <w:noProof/>
+          <w:sz w:val="24"/>
+          <w:szCs w:val="24"/>
+          <w:lang w:val="tr-TR"/>
+        </w:rPr>
+      </w:pPr>
+    </w:p>
+    <w:p>
+      <w:pPr>
+        <w:spacing w:after="0" w:line="240" w:lineRule="auto"/>
+        <w:rPr>
+          <w:noProof/>
+          <w:sz w:val="24"/>
+          <w:szCs w:val="24"/>
+          <w:lang w:val="tr-TR"/>
+        </w:rPr>
+      </w:pPr>
+      <w:r>
+        <w:rPr>
+          <w:noProof/>
+          <w:sz w:val="24"/>
+          <w:szCs w:val="24"/>
+          <w:lang w:val="tr-TR"/>
+        </w:rPr>
+        <w:t xml:space="preserve"> </w:t>
+      </w:r>
+      <w:r>
+        <w:rPr>
+          <w:noProof/>
+          <w:sz w:val="24"/>
+          <w:szCs w:val="24"/>
+          <w:lang w:val="tr-TR"/>
+        </w:rPr>
+        <w:t>│      residual_std()</w:t>
+      </w:r>
+    </w:p>
+    <w:p>
+      <w:pPr>
+        <w:spacing w:after="0" w:line="240" w:lineRule="auto"/>
+        <w:rPr>
+          <w:noProof/>
+          <w:sz w:val="24"/>
+          <w:szCs w:val="24"/>
+          <w:lang w:val="tr-TR"/>
+        </w:rPr>
+      </w:pPr>
+    </w:p>
+    <w:p>
+      <w:pPr>
+        <w:spacing w:after="0" w:line="240" w:lineRule="auto"/>
+        <w:rPr>
+          <w:noProof/>
+          <w:sz w:val="24"/>
+          <w:szCs w:val="24"/>
+          <w:lang w:val="tr-TR"/>
+        </w:rPr>
+      </w:pPr>
+      <w:r>
+        <w:rPr>
+          <w:noProof/>
+          <w:sz w:val="24"/>
+          <w:szCs w:val="24"/>
+          <w:lang w:val="tr-TR"/>
+        </w:rPr>
+        <w:t xml:space="preserve"> </w:t>
+      </w:r>
+      <w:r>
+        <w:rPr>
+          <w:noProof/>
+          <w:sz w:val="24"/>
+          <w:szCs w:val="24"/>
+          <w:lang w:val="tr-TR"/>
+        </w:rPr>
+        <w:t>│      autocorrelation()</w:t>
+      </w:r>
+    </w:p>
+    <w:p>
+      <w:pPr>
+        <w:spacing w:after="0" w:line="240" w:lineRule="auto"/>
+        <w:rPr>
+          <w:noProof/>
+          <w:sz w:val="24"/>
+          <w:szCs w:val="24"/>
+          <w:lang w:val="tr-TR"/>
+        </w:rPr>
+      </w:pPr>
+    </w:p>
+    <w:p>
+      <w:pPr>
+        <w:spacing w:after="0" w:line="240" w:lineRule="auto"/>
+        <w:rPr>
+          <w:noProof/>
+          <w:sz w:val="24"/>
+          <w:szCs w:val="24"/>
+          <w:lang w:val="tr-TR"/>
+        </w:rPr>
+      </w:pPr>
+      <w:r>
+        <w:rPr>
+          <w:noProof/>
+          <w:sz w:val="24"/>
+          <w:szCs w:val="24"/>
+          <w:lang w:val="tr-TR"/>
+        </w:rPr>
+        <w:t xml:space="preserve"> </w:t>
+      </w:r>
+      <w:r>
+        <w:rPr>
+          <w:noProof/>
+          <w:sz w:val="24"/>
+          <w:szCs w:val="24"/>
+          <w:lang w:val="tr-TR"/>
+        </w:rPr>
+        <w:t>│      durbin_watson()</w:t>
+      </w:r>
+    </w:p>
+    <w:p>
+      <w:pPr>
+        <w:spacing w:after="0" w:line="240" w:lineRule="auto"/>
+        <w:rPr>
+          <w:noProof/>
+          <w:sz w:val="24"/>
+          <w:szCs w:val="24"/>
+          <w:lang w:val="tr-TR"/>
+        </w:rPr>
+      </w:pPr>
+    </w:p>
+    <w:p>
+      <w:pPr>
+        <w:spacing w:after="0" w:line="240" w:lineRule="auto"/>
+        <w:rPr>
+          <w:noProof/>
+          <w:sz w:val="24"/>
+          <w:szCs w:val="24"/>
+          <w:lang w:val="tr-TR"/>
+        </w:rPr>
+      </w:pPr>
+      <w:r>
+        <w:rPr>
+          <w:noProof/>
+          <w:sz w:val="24"/>
+          <w:szCs w:val="24"/>
+          <w:lang w:val="tr-TR"/>
+        </w:rPr>
+        <w:t xml:space="preserve"> </w:t>
+      </w:r>
+      <w:r>
+        <w:rPr>
+          <w:noProof/>
+          <w:sz w:val="24"/>
+          <w:szCs w:val="24"/>
+          <w:lang w:val="tr-TR"/>
+        </w:rPr>
+        <w:t>│      ljung_box()</w:t>
+      </w:r>
+    </w:p>
+    <w:p>
+      <w:pPr>
+        <w:spacing w:after="0" w:line="240" w:lineRule="auto"/>
+        <w:rPr>
+          <w:noProof/>
+          <w:sz w:val="24"/>
+          <w:szCs w:val="24"/>
+          <w:lang w:val="tr-TR"/>
+        </w:rPr>
+      </w:pPr>
+    </w:p>
+    <w:p>
+      <w:pPr>
+        <w:spacing w:after="0" w:line="240" w:lineRule="auto"/>
+        <w:rPr>
+          <w:noProof/>
+          <w:sz w:val="24"/>
+          <w:szCs w:val="24"/>
+          <w:lang w:val="tr-TR"/>
+        </w:rPr>
+      </w:pPr>
+      <w:r>
+        <w:rPr>
+          <w:noProof/>
+          <w:sz w:val="24"/>
+          <w:szCs w:val="24"/>
+          <w:lang w:val="tr-TR"/>
+        </w:rPr>
+        <w:t xml:space="preserve"> </w:t>
+      </w:r>
+      <w:r>
+        <w:rPr>
+          <w:noProof/>
+          <w:sz w:val="24"/>
+          <w:szCs w:val="24"/>
+          <w:lang w:val="tr-TR"/>
+        </w:rPr>
+        <w:t>│</w:t>
+      </w:r>
+    </w:p>
+    <w:p>
+      <w:pPr>
+        <w:spacing w:after="0" w:line="240" w:lineRule="auto"/>
+        <w:rPr>
+          <w:noProof/>
+          <w:sz w:val="24"/>
+          <w:szCs w:val="24"/>
+          <w:lang w:val="tr-TR"/>
+        </w:rPr>
+      </w:pPr>
+    </w:p>
+    <w:p>
+      <w:pPr>
+        <w:spacing w:after="0" w:line="240" w:lineRule="auto"/>
+        <w:rPr>
+          <w:noProof/>
+          <w:sz w:val="24"/>
+          <w:szCs w:val="24"/>
+          <w:lang w:val="tr-TR"/>
+        </w:rPr>
+      </w:pPr>
+      <w:r>
+        <w:rPr>
+          <w:noProof/>
+          <w:sz w:val="24"/>
+          <w:szCs w:val="24"/>
+          <w:lang w:val="tr-TR"/>
+        </w:rPr>
+        <w:t xml:space="preserve"> </w:t>
+      </w:r>
+      <w:r>
+        <w:rPr>
+          <w:noProof/>
+          <w:sz w:val="24"/>
+          <w:szCs w:val="24"/>
+          <w:lang w:val="tr-TR"/>
+        </w:rPr>
+        <w:t xml:space="preserve">└── </w:t>
+      </w:r>
+      <w:r>
+        <w:rPr>
+          <w:b/>
+          <w:bCs/>
+          <w:noProof/>
+          <w:sz w:val="24"/>
+          <w:szCs w:val="24"/>
+          <w:lang w:val="tr-TR"/>
+        </w:rPr>
+        <w:t>Quality Assessment</w:t>
+      </w:r>
+    </w:p>
+    <w:p>
+      <w:pPr>
+        <w:spacing w:after="0" w:line="240" w:lineRule="auto"/>
+        <w:rPr>
+          <w:noProof/>
+          <w:sz w:val="24"/>
+          <w:szCs w:val="24"/>
+          <w:lang w:val="tr-TR"/>
+        </w:rPr>
+      </w:pPr>
+    </w:p>
+    <w:p>
+      <w:pPr>
+        <w:spacing w:after="0" w:line="240" w:lineRule="auto"/>
+        <w:rPr>
+          <w:noProof/>
+          <w:sz w:val="24"/>
+          <w:szCs w:val="24"/>
+          <w:lang w:val="tr-TR"/>
+        </w:rPr>
+      </w:pPr>
+      <w:r>
+        <w:rPr>
+          <w:noProof/>
+          <w:sz w:val="24"/>
+          <w:szCs w:val="24"/>
+          <w:lang w:val="tr-TR"/>
+        </w:rPr>
+        <w:t xml:space="preserve">       </w:t>
+      </w:r>
+      <w:r>
+        <w:rPr>
+          <w:noProof/>
+          <w:sz w:val="24"/>
+          <w:szCs w:val="24"/>
+          <w:lang w:val="tr-TR"/>
+        </w:rPr>
+        <w:t xml:space="preserve"> </w:t>
+      </w:r>
+      <w:r>
+        <w:rPr>
+          <w:noProof/>
+          <w:sz w:val="24"/>
+          <w:szCs w:val="24"/>
+          <w:lang w:val="tr-TR"/>
+        </w:rPr>
+        <w:t>quality_score()</w:t>
+      </w:r>
+    </w:p>
+    <w:p>
+      <w:pPr>
+        <w:spacing w:after="0" w:line="240" w:lineRule="auto"/>
+        <w:rPr>
+          <w:noProof/>
+          <w:sz w:val="24"/>
+          <w:szCs w:val="24"/>
+          <w:lang w:val="tr-TR"/>
+        </w:rPr>
+      </w:pPr>
+    </w:p>
+    <w:p>
+      <w:pPr>
+        <w:spacing w:after="0" w:line="240" w:lineRule="auto"/>
+        <w:rPr>
+          <w:noProof/>
+          <w:sz w:val="24"/>
+          <w:szCs w:val="24"/>
+          <w:lang w:val="tr-TR"/>
+        </w:rPr>
+      </w:pPr>
+      <w:r>
+        <w:rPr>
+          <w:noProof/>
+          <w:sz w:val="24"/>
+          <w:szCs w:val="24"/>
+          <w:lang w:val="tr-TR"/>
+        </w:rPr>
+        <w:t xml:space="preserve">       </w:t>
+      </w:r>
+      <w:r>
+        <w:rPr>
+          <w:noProof/>
+          <w:sz w:val="24"/>
+          <w:szCs w:val="24"/>
+          <w:lang w:val="tr-TR"/>
+        </w:rPr>
+        <w:t xml:space="preserve"> </w:t>
+      </w:r>
+      <w:r>
+        <w:rPr>
+          <w:noProof/>
+          <w:sz w:val="24"/>
+          <w:szCs w:val="24"/>
+          <w:lang w:val="tr-TR"/>
+        </w:rPr>
+        <w:t>quality_grade()</w:t>
+      </w:r>
+    </w:p>
+    <w:p>
+      <w:pPr>
+        <w:spacing w:after="0" w:line="240" w:lineRule="auto"/>
+        <w:rPr>
+          <w:noProof/>
+          <w:sz w:val="24"/>
+          <w:szCs w:val="24"/>
+          <w:lang w:val="tr-TR"/>
+        </w:rPr>
+      </w:pPr>
+    </w:p>
+    <w:p>
+      <w:pPr>
+        <w:spacing w:after="0" w:line="240" w:lineRule="auto"/>
+        <w:rPr>
+          <w:noProof/>
+          <w:sz w:val="24"/>
+          <w:szCs w:val="24"/>
+          <w:lang w:val="tr-TR"/>
+        </w:rPr>
+      </w:pPr>
+      <w:r>
+        <w:rPr>
+          <w:noProof/>
+          <w:sz w:val="24"/>
+          <w:szCs w:val="24"/>
+          <w:lang w:val="tr-TR"/>
+        </w:rPr>
+        <w:t xml:space="preserve">       </w:t>
+      </w:r>
+      <w:r>
+        <w:rPr>
+          <w:noProof/>
+          <w:sz w:val="24"/>
+          <w:szCs w:val="24"/>
+          <w:lang w:val="tr-TR"/>
+        </w:rPr>
+        <w:t xml:space="preserve"> </w:t>
+      </w:r>
+      <w:r>
+        <w:rPr>
+          <w:noProof/>
+          <w:sz w:val="24"/>
+          <w:szCs w:val="24"/>
+          <w:lang w:val="tr-TR"/>
+        </w:rPr>
+        <w:t>recommendations()</w:t>
+      </w:r>
+    </w:p>
+    <w:p>
+      <w:pPr>
+        <w:spacing w:after="0" w:line="240" w:lineRule="auto"/>
+        <w:rPr>
+          <w:noProof/>
+          <w:sz w:val="24"/>
+          <w:szCs w:val="24"/>
+          <w:lang w:val="tr-TR"/>
+        </w:rPr>
+      </w:pPr>
+    </w:p>
+    <w:p>
+      <w:pPr>
+        <w:rPr>
+          <w:noProof/>
+          <w:sz w:val="24"/>
+          <w:szCs w:val="24"/>
+          <w:lang w:val="tr-TR"/>
+        </w:rPr>
+      </w:pPr>
+      <w:r>
+        <w:rPr>
+          <w:noProof/>
+          <w:sz w:val="24"/>
+          <w:szCs w:val="24"/>
+          <w:lang w:val="tr-TR"/>
+        </w:rPr>
+        <w:br w:type="page"/>
+      </w:r>
+    </w:p>
+    <w:p>
+      <w:pPr>
+        <w:spacing w:after="0" w:line="240" w:lineRule="auto"/>
+        <w:jc w:val="center"/>
         <w:rPr>
           <w:b/>
           <w:bCs/>
@@ -23618,9 +24409,9 @@
           <w:sz w:val="32"/>
           <w:szCs w:val="32"/>
           <w:u w:val="single"/>
-        </w:rPr>
-        <w:t>HybridDiagnostics</w:t>
-      </w:r>
+          <w:lang w:val="tr-TR"/>
+        </w:rPr>
+      </w:pPr>
       <w:r>
         <w:rPr>
           <w:b/>
@@ -23629,66 +24420,122 @@
           <w:sz w:val="32"/>
           <w:szCs w:val="32"/>
           <w:u w:val="single"/>
-        </w:rPr>
-        <w:t>’ :</w:t>
-      </w:r>
-    </w:p>
-    <w:p>
-      <w:pPr>
-        <w:spacing w:after="0" w:line="240" w:lineRule="auto"/>
-        <w:rPr>
-          <w:noProof/>
-          <w:sz w:val="24"/>
-          <w:szCs w:val="24"/>
-          <w:lang w:val="tr-TR"/>
-        </w:rPr>
-      </w:pPr>
-    </w:p>
-    <w:p>
-      <w:pPr>
-        <w:spacing w:after="0" w:line="240" w:lineRule="auto"/>
-        <w:rPr>
-          <w:b/>
-          <w:bCs/>
-          <w:noProof/>
-          <w:sz w:val="28"/>
-          <w:szCs w:val="28"/>
-          <w:lang w:val="tr-TR"/>
-        </w:rPr>
-      </w:pPr>
-      <w:r>
-        <w:rPr>
-          <w:b/>
-          <w:bCs/>
-          <w:noProof/>
-          <w:sz w:val="28"/>
-          <w:szCs w:val="28"/>
-          <w:lang w:val="tr-TR"/>
-        </w:rPr>
-        <w:t>HybridDiagnostics</w:t>
-      </w:r>
-    </w:p>
-    <w:p>
-      <w:pPr>
-        <w:spacing w:after="0" w:line="240" w:lineRule="auto"/>
-        <w:rPr>
-          <w:noProof/>
-          <w:sz w:val="24"/>
-          <w:szCs w:val="24"/>
-          <w:lang w:val="tr-TR"/>
-        </w:rPr>
-      </w:pPr>
-    </w:p>
-    <w:p>
-      <w:pPr>
-        <w:spacing w:after="0" w:line="240" w:lineRule="auto"/>
-        <w:rPr>
-          <w:noProof/>
-          <w:sz w:val="24"/>
-          <w:szCs w:val="24"/>
-          <w:lang w:val="tr-TR"/>
-        </w:rPr>
-      </w:pPr>
+          <w:lang w:val="tr-TR"/>
+        </w:rPr>
+        <w:lastRenderedPageBreak/>
+        <w:t>Sprint 11:</w:t>
+      </w:r>
+    </w:p>
+    <w:p>
+      <w:pPr>
+        <w:spacing w:after="0" w:line="240" w:lineRule="auto"/>
+        <w:jc w:val="center"/>
+        <w:rPr>
+          <w:noProof/>
+          <w:sz w:val="24"/>
+          <w:szCs w:val="24"/>
+          <w:lang w:val="tr-TR"/>
+        </w:rPr>
+      </w:pPr>
+    </w:p>
+    <w:p>
+      <w:pPr>
+        <w:spacing w:after="0" w:line="240" w:lineRule="auto"/>
+        <w:jc w:val="center"/>
+        <w:rPr>
+          <w:noProof/>
+          <w:sz w:val="24"/>
+          <w:szCs w:val="24"/>
+          <w:lang w:val="tr-TR"/>
+        </w:rPr>
+      </w:pPr>
+      <w:r>
+        <w:rPr>
+          <w:noProof/>
+          <w:sz w:val="24"/>
+          <w:szCs w:val="24"/>
+          <w:lang w:val="tr-TR"/>
+        </w:rPr>
+        <w:t xml:space="preserve">              ┌───────────────┐</w:t>
+      </w:r>
+    </w:p>
+    <w:p>
+      <w:pPr>
+        <w:spacing w:after="0" w:line="240" w:lineRule="auto"/>
+        <w:jc w:val="center"/>
+        <w:rPr>
+          <w:noProof/>
+          <w:sz w:val="24"/>
+          <w:szCs w:val="24"/>
+          <w:lang w:val="tr-TR"/>
+        </w:rPr>
+      </w:pPr>
+      <w:r>
+        <w:rPr>
+          <w:noProof/>
+          <w:sz w:val="24"/>
+          <w:szCs w:val="24"/>
+          <w:lang w:val="tr-TR"/>
+        </w:rPr>
+        <w:t xml:space="preserve">           </w:t>
+      </w:r>
+      <w:r>
+        <w:rPr>
+          <w:noProof/>
+          <w:sz w:val="24"/>
+          <w:szCs w:val="24"/>
+          <w:lang w:val="tr-TR"/>
+        </w:rPr>
+        <w:t xml:space="preserve">   </w:t>
+      </w:r>
+      <w:r>
+        <w:rPr>
+          <w:noProof/>
+          <w:sz w:val="24"/>
+          <w:szCs w:val="24"/>
+          <w:lang w:val="tr-TR"/>
+        </w:rPr>
+        <w:t xml:space="preserve">│  Demo / Model </w:t>
+      </w:r>
+      <w:r>
+        <w:rPr>
+          <w:noProof/>
+          <w:sz w:val="24"/>
+          <w:szCs w:val="24"/>
+          <w:lang w:val="tr-TR"/>
+        </w:rPr>
+        <w:t xml:space="preserve">  </w:t>
+      </w:r>
+      <w:r>
+        <w:rPr>
+          <w:noProof/>
+          <w:sz w:val="24"/>
+          <w:szCs w:val="24"/>
+          <w:lang w:val="tr-TR"/>
+        </w:rPr>
+        <w:t>│</w:t>
+      </w:r>
+    </w:p>
+    <w:p>
+      <w:pPr>
+        <w:spacing w:after="0" w:line="240" w:lineRule="auto"/>
+        <w:jc w:val="center"/>
+        <w:rPr>
+          <w:noProof/>
+          <w:sz w:val="24"/>
+          <w:szCs w:val="24"/>
+          <w:lang w:val="tr-TR"/>
+        </w:rPr>
+      </w:pPr>
+      <w:r>
+        <w:rPr>
+          <w:noProof/>
+          <w:sz w:val="24"/>
+          <w:szCs w:val="24"/>
+          <w:lang w:val="tr-TR"/>
+        </w:rPr>
+        <w:t xml:space="preserve">              └───────</w:t>
+      </w:r>
       <w:r>
         <w:rPr>
           <w:rFonts w:ascii="MS Gothic" w:eastAsia="MS Gothic" w:hAnsi="MS Gothic" w:cs="MS Gothic" w:hint="eastAsia"/>
@@ -23697,7 +24544,7 @@
           <w:szCs w:val="24"/>
           <w:lang w:val="tr-TR"/>
         </w:rPr>
-        <w:t>├</w:t>
+        <w:t>┬</w:t>
       </w:r>
       <w:r>
         <w:rPr>
@@ -23707,210 +24554,159 @@
           <w:szCs w:val="24"/>
           <w:lang w:val="tr-TR"/>
         </w:rPr>
-        <w:t>──</w:t>
-      </w:r>
-      <w:r>
-        <w:rPr>
-          <w:noProof/>
-          <w:sz w:val="24"/>
-          <w:szCs w:val="24"/>
-          <w:lang w:val="tr-TR"/>
-        </w:rPr>
-        <w:t xml:space="preserve"> </w:t>
-      </w:r>
-      <w:r>
-        <w:rPr>
-          <w:b/>
-          <w:bCs/>
-          <w:noProof/>
-          <w:sz w:val="24"/>
-          <w:szCs w:val="24"/>
-          <w:lang w:val="tr-TR"/>
-        </w:rPr>
-        <w:t>Decomposition</w:t>
-      </w:r>
-    </w:p>
-    <w:p>
-      <w:pPr>
-        <w:spacing w:after="0" w:line="240" w:lineRule="auto"/>
-        <w:rPr>
-          <w:noProof/>
-          <w:sz w:val="24"/>
-          <w:szCs w:val="24"/>
-          <w:lang w:val="tr-TR"/>
-        </w:rPr>
-      </w:pPr>
-    </w:p>
-    <w:p>
-      <w:pPr>
-        <w:spacing w:after="0" w:line="240" w:lineRule="auto"/>
-        <w:rPr>
-          <w:noProof/>
-          <w:sz w:val="24"/>
-          <w:szCs w:val="24"/>
-          <w:lang w:val="tr-TR"/>
-        </w:rPr>
-      </w:pPr>
-      <w:r>
-        <w:rPr>
-          <w:noProof/>
-          <w:sz w:val="24"/>
-          <w:szCs w:val="24"/>
-          <w:lang w:val="tr-TR"/>
-        </w:rPr>
-        <w:t xml:space="preserve"> </w:t>
-      </w:r>
-      <w:r>
-        <w:rPr>
-          <w:noProof/>
-          <w:sz w:val="24"/>
-          <w:szCs w:val="24"/>
-          <w:lang w:val="tr-TR"/>
-        </w:rPr>
-        <w:t>│      verify_decomposition()</w:t>
-      </w:r>
-    </w:p>
-    <w:p>
-      <w:pPr>
-        <w:spacing w:after="0" w:line="240" w:lineRule="auto"/>
-        <w:rPr>
-          <w:noProof/>
-          <w:sz w:val="24"/>
-          <w:szCs w:val="24"/>
-          <w:lang w:val="tr-TR"/>
-        </w:rPr>
-      </w:pPr>
-    </w:p>
-    <w:p>
-      <w:pPr>
-        <w:spacing w:after="0" w:line="240" w:lineRule="auto"/>
-        <w:rPr>
-          <w:noProof/>
-          <w:sz w:val="24"/>
-          <w:szCs w:val="24"/>
-          <w:lang w:val="tr-TR"/>
-        </w:rPr>
-      </w:pPr>
-      <w:r>
-        <w:rPr>
-          <w:noProof/>
-          <w:sz w:val="24"/>
-          <w:szCs w:val="24"/>
-          <w:lang w:val="tr-TR"/>
-        </w:rPr>
-        <w:t xml:space="preserve"> </w:t>
-      </w:r>
-      <w:r>
-        <w:rPr>
-          <w:noProof/>
-          <w:sz w:val="24"/>
-          <w:szCs w:val="24"/>
-          <w:lang w:val="tr-TR"/>
-        </w:rPr>
-        <w:t>│      trend_variance()</w:t>
-      </w:r>
-    </w:p>
-    <w:p>
-      <w:pPr>
-        <w:spacing w:after="0" w:line="240" w:lineRule="auto"/>
-        <w:rPr>
-          <w:noProof/>
-          <w:sz w:val="24"/>
-          <w:szCs w:val="24"/>
-          <w:lang w:val="tr-TR"/>
-        </w:rPr>
-      </w:pPr>
-    </w:p>
-    <w:p>
-      <w:pPr>
-        <w:spacing w:after="0" w:line="240" w:lineRule="auto"/>
-        <w:rPr>
-          <w:noProof/>
-          <w:sz w:val="24"/>
-          <w:szCs w:val="24"/>
-          <w:lang w:val="tr-TR"/>
-        </w:rPr>
-      </w:pPr>
-      <w:r>
-        <w:rPr>
-          <w:noProof/>
-          <w:sz w:val="24"/>
-          <w:szCs w:val="24"/>
-          <w:lang w:val="tr-TR"/>
-        </w:rPr>
-        <w:t xml:space="preserve"> </w:t>
-      </w:r>
-      <w:r>
-        <w:rPr>
-          <w:noProof/>
-          <w:sz w:val="24"/>
-          <w:szCs w:val="24"/>
-          <w:lang w:val="tr-TR"/>
-        </w:rPr>
-        <w:t>│      residual_variance()</w:t>
-      </w:r>
-    </w:p>
-    <w:p>
-      <w:pPr>
-        <w:spacing w:after="0" w:line="240" w:lineRule="auto"/>
-        <w:rPr>
-          <w:noProof/>
-          <w:sz w:val="24"/>
-          <w:szCs w:val="24"/>
-          <w:lang w:val="tr-TR"/>
-        </w:rPr>
-      </w:pPr>
-    </w:p>
-    <w:p>
-      <w:pPr>
-        <w:spacing w:after="0" w:line="240" w:lineRule="auto"/>
-        <w:rPr>
-          <w:noProof/>
-          <w:sz w:val="24"/>
-          <w:szCs w:val="24"/>
-          <w:lang w:val="tr-TR"/>
-        </w:rPr>
-      </w:pPr>
-      <w:r>
-        <w:rPr>
-          <w:noProof/>
-          <w:sz w:val="24"/>
-          <w:szCs w:val="24"/>
-          <w:lang w:val="tr-TR"/>
-        </w:rPr>
-        <w:t xml:space="preserve"> </w:t>
-      </w:r>
-      <w:r>
-        <w:rPr>
-          <w:noProof/>
-          <w:sz w:val="24"/>
-          <w:szCs w:val="24"/>
-          <w:lang w:val="tr-TR"/>
-        </w:rPr>
-        <w:t>│</w:t>
-      </w:r>
-    </w:p>
-    <w:p>
-      <w:pPr>
-        <w:spacing w:after="0" w:line="240" w:lineRule="auto"/>
-        <w:rPr>
-          <w:noProof/>
-          <w:sz w:val="24"/>
-          <w:szCs w:val="24"/>
-          <w:lang w:val="tr-TR"/>
-        </w:rPr>
-      </w:pPr>
-    </w:p>
-    <w:p>
-      <w:pPr>
-        <w:spacing w:after="0" w:line="240" w:lineRule="auto"/>
-        <w:rPr>
-          <w:noProof/>
-          <w:sz w:val="24"/>
-          <w:szCs w:val="24"/>
-          <w:lang w:val="tr-TR"/>
-        </w:rPr>
-      </w:pPr>
+        <w:t>───────┘</w:t>
+      </w:r>
+    </w:p>
+    <w:p>
+      <w:pPr>
+        <w:spacing w:after="0" w:line="240" w:lineRule="auto"/>
+        <w:jc w:val="center"/>
+        <w:rPr>
+          <w:noProof/>
+          <w:sz w:val="24"/>
+          <w:szCs w:val="24"/>
+          <w:lang w:val="tr-TR"/>
+        </w:rPr>
+      </w:pPr>
+      <w:r>
+        <w:rPr>
+          <w:noProof/>
+          <w:sz w:val="24"/>
+          <w:szCs w:val="24"/>
+          <w:lang w:val="tr-TR"/>
+        </w:rPr>
+        <w:t xml:space="preserve">                      │</w:t>
+      </w:r>
+    </w:p>
+    <w:p>
+      <w:pPr>
+        <w:spacing w:after="0" w:line="240" w:lineRule="auto"/>
+        <w:jc w:val="center"/>
+        <w:rPr>
+          <w:noProof/>
+          <w:sz w:val="24"/>
+          <w:szCs w:val="24"/>
+          <w:lang w:val="tr-TR"/>
+        </w:rPr>
+      </w:pPr>
+      <w:r>
+        <w:rPr>
+          <w:noProof/>
+          <w:sz w:val="24"/>
+          <w:szCs w:val="24"/>
+          <w:lang w:val="tr-TR"/>
+        </w:rPr>
+        <w:t xml:space="preserve">                      </w:t>
+      </w:r>
+      <w:r>
+        <w:rPr>
+          <w:rFonts w:ascii="Arial" w:hAnsi="Arial" w:cs="Arial"/>
+          <w:noProof/>
+          <w:sz w:val="24"/>
+          <w:szCs w:val="24"/>
+          <w:lang w:val="tr-TR"/>
+        </w:rPr>
+        <w:t>▼</w:t>
+      </w:r>
+    </w:p>
+    <w:p>
+      <w:pPr>
+        <w:spacing w:after="0" w:line="240" w:lineRule="auto"/>
+        <w:jc w:val="center"/>
+        <w:rPr>
+          <w:noProof/>
+          <w:sz w:val="24"/>
+          <w:szCs w:val="24"/>
+          <w:lang w:val="tr-TR"/>
+        </w:rPr>
+      </w:pPr>
+      <w:r>
+        <w:rPr>
+          <w:noProof/>
+          <w:sz w:val="24"/>
+          <w:szCs w:val="24"/>
+          <w:lang w:val="tr-TR"/>
+        </w:rPr>
+        <w:t xml:space="preserve">              </w:t>
+      </w:r>
+      <w:r>
+        <w:rPr>
+          <w:noProof/>
+          <w:sz w:val="24"/>
+          <w:szCs w:val="24"/>
+          <w:lang w:val="tr-TR"/>
+        </w:rPr>
+        <w:t xml:space="preserve">            </w:t>
+      </w:r>
+      <w:r>
+        <w:rPr>
+          <w:noProof/>
+          <w:sz w:val="24"/>
+          <w:szCs w:val="24"/>
+          <w:lang w:val="tr-TR"/>
+        </w:rPr>
+        <w:t>Standard Experiment</w:t>
+      </w:r>
+    </w:p>
+    <w:p>
+      <w:pPr>
+        <w:spacing w:after="0" w:line="240" w:lineRule="auto"/>
+        <w:jc w:val="center"/>
+        <w:rPr>
+          <w:noProof/>
+          <w:sz w:val="24"/>
+          <w:szCs w:val="24"/>
+          <w:lang w:val="tr-TR"/>
+        </w:rPr>
+      </w:pPr>
+      <w:r>
+        <w:rPr>
+          <w:noProof/>
+          <w:sz w:val="24"/>
+          <w:szCs w:val="24"/>
+          <w:lang w:val="tr-TR"/>
+        </w:rPr>
+        <w:t xml:space="preserve">                      │</w:t>
+      </w:r>
+    </w:p>
+    <w:p>
+      <w:pPr>
+        <w:spacing w:after="0" w:line="240" w:lineRule="auto"/>
+        <w:jc w:val="center"/>
+        <w:rPr>
+          <w:noProof/>
+          <w:sz w:val="24"/>
+          <w:szCs w:val="24"/>
+          <w:lang w:val="tr-TR"/>
+        </w:rPr>
+      </w:pPr>
+      <w:r>
+        <w:rPr>
+          <w:noProof/>
+          <w:sz w:val="24"/>
+          <w:szCs w:val="24"/>
+          <w:lang w:val="tr-TR"/>
+        </w:rPr>
+        <w:t xml:space="preserve">         </w:t>
+      </w:r>
+      <w:r>
+        <w:rPr>
+          <w:noProof/>
+          <w:sz w:val="24"/>
+          <w:szCs w:val="24"/>
+          <w:lang w:val="tr-TR"/>
+        </w:rPr>
+        <w:t xml:space="preserve">            </w:t>
+      </w:r>
+      <w:r>
+        <w:rPr>
+          <w:noProof/>
+          <w:sz w:val="24"/>
+          <w:szCs w:val="24"/>
+          <w:lang w:val="tr-TR"/>
+        </w:rPr>
+        <w:t xml:space="preserve"> ┌───────────</w:t>
+      </w:r>
       <w:r>
         <w:rPr>
           <w:rFonts w:ascii="MS Gothic" w:eastAsia="MS Gothic" w:hAnsi="MS Gothic" w:cs="MS Gothic" w:hint="eastAsia"/>
@@ -23919,7 +24715,7 @@
           <w:szCs w:val="24"/>
           <w:lang w:val="tr-TR"/>
         </w:rPr>
-        <w:t>├</w:t>
+        <w:t>┼</w:t>
       </w:r>
       <w:r>
         <w:rPr>
@@ -23929,465 +24725,786 @@
           <w:szCs w:val="24"/>
           <w:lang w:val="tr-TR"/>
         </w:rPr>
-        <w:t>──</w:t>
-      </w:r>
-      <w:r>
-        <w:rPr>
-          <w:noProof/>
-          <w:sz w:val="24"/>
-          <w:szCs w:val="24"/>
-          <w:lang w:val="tr-TR"/>
-        </w:rPr>
-        <w:t xml:space="preserve"> </w:t>
-      </w:r>
-      <w:r>
-        <w:rPr>
-          <w:b/>
-          <w:bCs/>
-          <w:noProof/>
-          <w:sz w:val="24"/>
-          <w:szCs w:val="24"/>
-          <w:lang w:val="tr-TR"/>
-        </w:rPr>
-        <w:t>Residual Statistics</w:t>
-      </w:r>
-    </w:p>
-    <w:p>
-      <w:pPr>
-        <w:spacing w:after="0" w:line="240" w:lineRule="auto"/>
-        <w:rPr>
-          <w:noProof/>
-          <w:sz w:val="24"/>
-          <w:szCs w:val="24"/>
-          <w:lang w:val="tr-TR"/>
-        </w:rPr>
-      </w:pPr>
-    </w:p>
-    <w:p>
-      <w:pPr>
-        <w:spacing w:after="0" w:line="240" w:lineRule="auto"/>
-        <w:rPr>
-          <w:noProof/>
-          <w:sz w:val="24"/>
-          <w:szCs w:val="24"/>
-          <w:lang w:val="tr-TR"/>
-        </w:rPr>
-      </w:pPr>
-      <w:r>
-        <w:rPr>
-          <w:noProof/>
-          <w:sz w:val="24"/>
-          <w:szCs w:val="24"/>
-          <w:lang w:val="tr-TR"/>
-        </w:rPr>
-        <w:t xml:space="preserve"> </w:t>
-      </w:r>
-      <w:r>
-        <w:rPr>
-          <w:noProof/>
-          <w:sz w:val="24"/>
-          <w:szCs w:val="24"/>
-          <w:lang w:val="tr-TR"/>
-        </w:rPr>
-        <w:t>│      residual_mean()</w:t>
-      </w:r>
-    </w:p>
-    <w:p>
-      <w:pPr>
-        <w:spacing w:after="0" w:line="240" w:lineRule="auto"/>
-        <w:rPr>
-          <w:noProof/>
-          <w:sz w:val="24"/>
-          <w:szCs w:val="24"/>
-          <w:lang w:val="tr-TR"/>
-        </w:rPr>
-      </w:pPr>
-    </w:p>
-    <w:p>
-      <w:pPr>
-        <w:spacing w:after="0" w:line="240" w:lineRule="auto"/>
-        <w:rPr>
-          <w:noProof/>
-          <w:sz w:val="24"/>
-          <w:szCs w:val="24"/>
-          <w:lang w:val="tr-TR"/>
-        </w:rPr>
-      </w:pPr>
-      <w:r>
-        <w:rPr>
-          <w:noProof/>
-          <w:sz w:val="24"/>
-          <w:szCs w:val="24"/>
-          <w:lang w:val="tr-TR"/>
-        </w:rPr>
-        <w:t xml:space="preserve"> </w:t>
-      </w:r>
-      <w:r>
-        <w:rPr>
-          <w:noProof/>
-          <w:sz w:val="24"/>
-          <w:szCs w:val="24"/>
-          <w:lang w:val="tr-TR"/>
-        </w:rPr>
-        <w:t>│      residual_std()</w:t>
-      </w:r>
-    </w:p>
-    <w:p>
-      <w:pPr>
-        <w:spacing w:after="0" w:line="240" w:lineRule="auto"/>
-        <w:rPr>
-          <w:noProof/>
-          <w:sz w:val="24"/>
-          <w:szCs w:val="24"/>
-          <w:lang w:val="tr-TR"/>
-        </w:rPr>
-      </w:pPr>
-    </w:p>
-    <w:p>
-      <w:pPr>
-        <w:spacing w:after="0" w:line="240" w:lineRule="auto"/>
-        <w:rPr>
-          <w:noProof/>
-          <w:sz w:val="24"/>
-          <w:szCs w:val="24"/>
-          <w:lang w:val="tr-TR"/>
-        </w:rPr>
-      </w:pPr>
-      <w:r>
-        <w:rPr>
-          <w:noProof/>
-          <w:sz w:val="24"/>
-          <w:szCs w:val="24"/>
-          <w:lang w:val="tr-TR"/>
-        </w:rPr>
-        <w:t xml:space="preserve"> </w:t>
-      </w:r>
-      <w:r>
-        <w:rPr>
-          <w:noProof/>
-          <w:sz w:val="24"/>
-          <w:szCs w:val="24"/>
-          <w:lang w:val="tr-TR"/>
-        </w:rPr>
-        <w:t>│      autocorrelation()</w:t>
-      </w:r>
-    </w:p>
-    <w:p>
-      <w:pPr>
-        <w:spacing w:after="0" w:line="240" w:lineRule="auto"/>
-        <w:rPr>
-          <w:noProof/>
-          <w:sz w:val="24"/>
-          <w:szCs w:val="24"/>
-          <w:lang w:val="tr-TR"/>
-        </w:rPr>
-      </w:pPr>
-    </w:p>
-    <w:p>
-      <w:pPr>
-        <w:spacing w:after="0" w:line="240" w:lineRule="auto"/>
-        <w:rPr>
-          <w:noProof/>
-          <w:sz w:val="24"/>
-          <w:szCs w:val="24"/>
-          <w:lang w:val="tr-TR"/>
-        </w:rPr>
-      </w:pPr>
-      <w:r>
-        <w:rPr>
-          <w:noProof/>
-          <w:sz w:val="24"/>
-          <w:szCs w:val="24"/>
-          <w:lang w:val="tr-TR"/>
-        </w:rPr>
-        <w:t xml:space="preserve"> </w:t>
-      </w:r>
-      <w:r>
-        <w:rPr>
-          <w:noProof/>
-          <w:sz w:val="24"/>
-          <w:szCs w:val="24"/>
-          <w:lang w:val="tr-TR"/>
-        </w:rPr>
-        <w:t>│      durbin_watson()</w:t>
-      </w:r>
-    </w:p>
-    <w:p>
-      <w:pPr>
-        <w:spacing w:after="0" w:line="240" w:lineRule="auto"/>
-        <w:rPr>
-          <w:noProof/>
-          <w:sz w:val="24"/>
-          <w:szCs w:val="24"/>
-          <w:lang w:val="tr-TR"/>
-        </w:rPr>
-      </w:pPr>
-    </w:p>
-    <w:p>
-      <w:pPr>
-        <w:spacing w:after="0" w:line="240" w:lineRule="auto"/>
-        <w:rPr>
-          <w:noProof/>
-          <w:sz w:val="24"/>
-          <w:szCs w:val="24"/>
-          <w:lang w:val="tr-TR"/>
-        </w:rPr>
-      </w:pPr>
-      <w:r>
-        <w:rPr>
-          <w:noProof/>
-          <w:sz w:val="24"/>
-          <w:szCs w:val="24"/>
-          <w:lang w:val="tr-TR"/>
-        </w:rPr>
-        <w:t xml:space="preserve"> </w:t>
-      </w:r>
-      <w:r>
-        <w:rPr>
-          <w:noProof/>
-          <w:sz w:val="24"/>
-          <w:szCs w:val="24"/>
-          <w:lang w:val="tr-TR"/>
-        </w:rPr>
-        <w:t>│      ljung_box()</w:t>
-      </w:r>
-    </w:p>
-    <w:p>
-      <w:pPr>
-        <w:spacing w:after="0" w:line="240" w:lineRule="auto"/>
-        <w:rPr>
-          <w:noProof/>
-          <w:sz w:val="24"/>
-          <w:szCs w:val="24"/>
-          <w:lang w:val="tr-TR"/>
-        </w:rPr>
-      </w:pPr>
-    </w:p>
-    <w:p>
-      <w:pPr>
-        <w:spacing w:after="0" w:line="240" w:lineRule="auto"/>
-        <w:rPr>
-          <w:noProof/>
-          <w:sz w:val="24"/>
-          <w:szCs w:val="24"/>
-          <w:lang w:val="tr-TR"/>
-        </w:rPr>
-      </w:pPr>
-      <w:r>
-        <w:rPr>
-          <w:noProof/>
-          <w:sz w:val="24"/>
-          <w:szCs w:val="24"/>
-          <w:lang w:val="tr-TR"/>
-        </w:rPr>
-        <w:t xml:space="preserve"> </w:t>
-      </w:r>
-      <w:r>
-        <w:rPr>
-          <w:noProof/>
-          <w:sz w:val="24"/>
-          <w:szCs w:val="24"/>
-          <w:lang w:val="tr-TR"/>
-        </w:rPr>
-        <w:t>│</w:t>
-      </w:r>
-    </w:p>
-    <w:p>
-      <w:pPr>
-        <w:spacing w:after="0" w:line="240" w:lineRule="auto"/>
-        <w:rPr>
-          <w:noProof/>
-          <w:sz w:val="24"/>
-          <w:szCs w:val="24"/>
-          <w:lang w:val="tr-TR"/>
-        </w:rPr>
-      </w:pPr>
-    </w:p>
-    <w:p>
-      <w:pPr>
-        <w:spacing w:after="0" w:line="240" w:lineRule="auto"/>
-        <w:rPr>
-          <w:noProof/>
-          <w:sz w:val="24"/>
-          <w:szCs w:val="24"/>
-          <w:lang w:val="tr-TR"/>
-        </w:rPr>
-      </w:pPr>
-      <w:r>
-        <w:rPr>
-          <w:noProof/>
-          <w:sz w:val="24"/>
-          <w:szCs w:val="24"/>
-          <w:lang w:val="tr-TR"/>
-        </w:rPr>
-        <w:t xml:space="preserve"> </w:t>
-      </w:r>
-      <w:r>
-        <w:rPr>
-          <w:noProof/>
-          <w:sz w:val="24"/>
-          <w:szCs w:val="24"/>
-          <w:lang w:val="tr-TR"/>
-        </w:rPr>
-        <w:t xml:space="preserve">└── </w:t>
-      </w:r>
-      <w:r>
-        <w:rPr>
-          <w:b/>
-          <w:bCs/>
-          <w:noProof/>
-          <w:sz w:val="24"/>
-          <w:szCs w:val="24"/>
-          <w:lang w:val="tr-TR"/>
-        </w:rPr>
-        <w:t>Quality Assessment</w:t>
-      </w:r>
-    </w:p>
-    <w:p>
-      <w:pPr>
-        <w:spacing w:after="0" w:line="240" w:lineRule="auto"/>
-        <w:rPr>
-          <w:noProof/>
-          <w:sz w:val="24"/>
-          <w:szCs w:val="24"/>
-          <w:lang w:val="tr-TR"/>
-        </w:rPr>
-      </w:pPr>
-    </w:p>
-    <w:p>
-      <w:pPr>
-        <w:spacing w:after="0" w:line="240" w:lineRule="auto"/>
-        <w:rPr>
-          <w:noProof/>
-          <w:sz w:val="24"/>
-          <w:szCs w:val="24"/>
-          <w:lang w:val="tr-TR"/>
-        </w:rPr>
-      </w:pPr>
-      <w:r>
-        <w:rPr>
-          <w:noProof/>
-          <w:sz w:val="24"/>
-          <w:szCs w:val="24"/>
-          <w:lang w:val="tr-TR"/>
-        </w:rPr>
-        <w:t xml:space="preserve">       </w:t>
-      </w:r>
-      <w:r>
-        <w:rPr>
-          <w:noProof/>
-          <w:sz w:val="24"/>
-          <w:szCs w:val="24"/>
-          <w:lang w:val="tr-TR"/>
-        </w:rPr>
-        <w:t xml:space="preserve"> </w:t>
-      </w:r>
-      <w:r>
-        <w:rPr>
-          <w:noProof/>
-          <w:sz w:val="24"/>
-          <w:szCs w:val="24"/>
-          <w:lang w:val="tr-TR"/>
-        </w:rPr>
-        <w:t>quality_score()</w:t>
-      </w:r>
-    </w:p>
-    <w:p>
-      <w:pPr>
-        <w:spacing w:after="0" w:line="240" w:lineRule="auto"/>
-        <w:rPr>
-          <w:noProof/>
-          <w:sz w:val="24"/>
-          <w:szCs w:val="24"/>
-          <w:lang w:val="tr-TR"/>
-        </w:rPr>
-      </w:pPr>
-    </w:p>
-    <w:p>
-      <w:pPr>
-        <w:spacing w:after="0" w:line="240" w:lineRule="auto"/>
-        <w:rPr>
-          <w:noProof/>
-          <w:sz w:val="24"/>
-          <w:szCs w:val="24"/>
-          <w:lang w:val="tr-TR"/>
-        </w:rPr>
-      </w:pPr>
-      <w:r>
-        <w:rPr>
-          <w:noProof/>
-          <w:sz w:val="24"/>
-          <w:szCs w:val="24"/>
-          <w:lang w:val="tr-TR"/>
-        </w:rPr>
-        <w:t xml:space="preserve">       </w:t>
-      </w:r>
-      <w:r>
-        <w:rPr>
-          <w:noProof/>
-          <w:sz w:val="24"/>
-          <w:szCs w:val="24"/>
-          <w:lang w:val="tr-TR"/>
-        </w:rPr>
-        <w:t xml:space="preserve"> </w:t>
-      </w:r>
-      <w:r>
-        <w:rPr>
-          <w:noProof/>
-          <w:sz w:val="24"/>
-          <w:szCs w:val="24"/>
-          <w:lang w:val="tr-TR"/>
-        </w:rPr>
-        <w:t>quality_grade()</w:t>
-      </w:r>
-    </w:p>
-    <w:p>
-      <w:pPr>
-        <w:spacing w:after="0" w:line="240" w:lineRule="auto"/>
-        <w:rPr>
-          <w:noProof/>
-          <w:sz w:val="24"/>
-          <w:szCs w:val="24"/>
-          <w:lang w:val="tr-TR"/>
-        </w:rPr>
-      </w:pPr>
-    </w:p>
-    <w:p>
-      <w:pPr>
-        <w:spacing w:after="0" w:line="240" w:lineRule="auto"/>
-        <w:rPr>
-          <w:noProof/>
-          <w:sz w:val="24"/>
-          <w:szCs w:val="24"/>
-          <w:lang w:val="tr-TR"/>
-        </w:rPr>
-      </w:pPr>
-      <w:r>
-        <w:rPr>
-          <w:noProof/>
-          <w:sz w:val="24"/>
-          <w:szCs w:val="24"/>
-          <w:lang w:val="tr-TR"/>
-        </w:rPr>
-        <w:t xml:space="preserve">       </w:t>
-      </w:r>
-      <w:r>
-        <w:rPr>
-          <w:noProof/>
-          <w:sz w:val="24"/>
-          <w:szCs w:val="24"/>
-          <w:lang w:val="tr-TR"/>
-        </w:rPr>
-        <w:t xml:space="preserve"> </w:t>
-      </w:r>
-      <w:r>
-        <w:rPr>
-          <w:noProof/>
-          <w:sz w:val="24"/>
-          <w:szCs w:val="24"/>
-          <w:lang w:val="tr-TR"/>
-        </w:rPr>
-        <w:t>recommendations()</w:t>
+        <w:t>───────────┐</w:t>
+      </w:r>
+    </w:p>
+    <w:p>
+      <w:pPr>
+        <w:spacing w:after="0" w:line="240" w:lineRule="auto"/>
+        <w:jc w:val="center"/>
+        <w:rPr>
+          <w:noProof/>
+          <w:sz w:val="24"/>
+          <w:szCs w:val="24"/>
+          <w:lang w:val="tr-TR"/>
+        </w:rPr>
+      </w:pPr>
+      <w:r>
+        <w:rPr>
+          <w:noProof/>
+          <w:sz w:val="24"/>
+          <w:szCs w:val="24"/>
+          <w:lang w:val="tr-TR"/>
+        </w:rPr>
+        <w:t xml:space="preserve">          </w:t>
+      </w:r>
+      <w:r>
+        <w:rPr>
+          <w:rFonts w:ascii="Arial" w:hAnsi="Arial" w:cs="Arial"/>
+          <w:noProof/>
+          <w:sz w:val="24"/>
+          <w:szCs w:val="24"/>
+          <w:lang w:val="tr-TR"/>
+        </w:rPr>
+        <w:t>▼</w:t>
+      </w:r>
+      <w:r>
+        <w:rPr>
+          <w:noProof/>
+          <w:sz w:val="24"/>
+          <w:szCs w:val="24"/>
+          <w:lang w:val="tr-TR"/>
+        </w:rPr>
+        <w:t xml:space="preserve">           </w:t>
+      </w:r>
+      <w:r>
+        <w:rPr>
+          <w:rFonts w:ascii="Arial" w:hAnsi="Arial" w:cs="Arial"/>
+          <w:noProof/>
+          <w:sz w:val="24"/>
+          <w:szCs w:val="24"/>
+          <w:lang w:val="tr-TR"/>
+        </w:rPr>
+        <w:t>▼</w:t>
+      </w:r>
+      <w:r>
+        <w:rPr>
+          <w:noProof/>
+          <w:sz w:val="24"/>
+          <w:szCs w:val="24"/>
+          <w:lang w:val="tr-TR"/>
+        </w:rPr>
+        <w:t xml:space="preserve">           </w:t>
+      </w:r>
+      <w:r>
+        <w:rPr>
+          <w:rFonts w:ascii="Arial" w:hAnsi="Arial" w:cs="Arial"/>
+          <w:noProof/>
+          <w:sz w:val="24"/>
+          <w:szCs w:val="24"/>
+          <w:lang w:val="tr-TR"/>
+        </w:rPr>
+        <w:t>▼</w:t>
+      </w:r>
+    </w:p>
+    <w:p>
+      <w:pPr>
+        <w:spacing w:after="0" w:line="240" w:lineRule="auto"/>
+        <w:jc w:val="center"/>
+        <w:rPr>
+          <w:noProof/>
+          <w:sz w:val="24"/>
+          <w:szCs w:val="24"/>
+          <w:lang w:val="tr-TR"/>
+        </w:rPr>
+      </w:pPr>
+      <w:r>
+        <w:rPr>
+          <w:noProof/>
+          <w:sz w:val="24"/>
+          <w:szCs w:val="24"/>
+          <w:lang w:val="tr-TR"/>
+        </w:rPr>
+        <w:t xml:space="preserve">     forecast.json evaluation  diagnostics</w:t>
+      </w:r>
+    </w:p>
+    <w:p>
+      <w:pPr>
+        <w:spacing w:after="0" w:line="240" w:lineRule="auto"/>
+        <w:jc w:val="center"/>
+        <w:rPr>
+          <w:noProof/>
+          <w:sz w:val="24"/>
+          <w:szCs w:val="24"/>
+          <w:lang w:val="tr-TR"/>
+        </w:rPr>
+      </w:pPr>
+      <w:r>
+        <w:rPr>
+          <w:noProof/>
+          <w:sz w:val="24"/>
+          <w:szCs w:val="24"/>
+          <w:lang w:val="tr-TR"/>
+        </w:rPr>
+        <w:t xml:space="preserve">          │           │           │</w:t>
+      </w:r>
+    </w:p>
+    <w:p>
+      <w:pPr>
+        <w:spacing w:after="0" w:line="240" w:lineRule="auto"/>
+        <w:jc w:val="center"/>
+        <w:rPr>
+          <w:noProof/>
+          <w:sz w:val="24"/>
+          <w:szCs w:val="24"/>
+          <w:lang w:val="tr-TR"/>
+        </w:rPr>
+      </w:pPr>
+      <w:r>
+        <w:rPr>
+          <w:noProof/>
+          <w:sz w:val="24"/>
+          <w:szCs w:val="24"/>
+          <w:lang w:val="tr-TR"/>
+        </w:rPr>
+        <w:t xml:space="preserve">          └───────────</w:t>
+      </w:r>
+      <w:r>
+        <w:rPr>
+          <w:rFonts w:ascii="MS Gothic" w:eastAsia="MS Gothic" w:hAnsi="MS Gothic" w:cs="MS Gothic" w:hint="eastAsia"/>
+          <w:noProof/>
+          <w:sz w:val="24"/>
+          <w:szCs w:val="24"/>
+          <w:lang w:val="tr-TR"/>
+        </w:rPr>
+        <w:t>┼</w:t>
+      </w:r>
+      <w:r>
+        <w:rPr>
+          <w:rFonts w:ascii="Calibri" w:hAnsi="Calibri" w:cs="Calibri"/>
+          <w:noProof/>
+          <w:sz w:val="24"/>
+          <w:szCs w:val="24"/>
+          <w:lang w:val="tr-TR"/>
+        </w:rPr>
+        <w:t>───────────┘</w:t>
+      </w:r>
+    </w:p>
+    <w:p>
+      <w:pPr>
+        <w:spacing w:after="0" w:line="240" w:lineRule="auto"/>
+        <w:jc w:val="center"/>
+        <w:rPr>
+          <w:noProof/>
+          <w:sz w:val="24"/>
+          <w:szCs w:val="24"/>
+          <w:lang w:val="tr-TR"/>
+        </w:rPr>
+      </w:pPr>
+      <w:r>
+        <w:rPr>
+          <w:noProof/>
+          <w:sz w:val="24"/>
+          <w:szCs w:val="24"/>
+          <w:lang w:val="tr-TR"/>
+        </w:rPr>
+        <w:t xml:space="preserve">                      </w:t>
+      </w:r>
+      <w:r>
+        <w:rPr>
+          <w:rFonts w:ascii="Arial" w:hAnsi="Arial" w:cs="Arial"/>
+          <w:noProof/>
+          <w:sz w:val="24"/>
+          <w:szCs w:val="24"/>
+          <w:lang w:val="tr-TR"/>
+        </w:rPr>
+        <w:t>▼</w:t>
+      </w:r>
+    </w:p>
+    <w:p>
+      <w:pPr>
+        <w:spacing w:after="0" w:line="240" w:lineRule="auto"/>
+        <w:jc w:val="center"/>
+        <w:rPr>
+          <w:noProof/>
+          <w:sz w:val="24"/>
+          <w:szCs w:val="24"/>
+          <w:lang w:val="tr-TR"/>
+        </w:rPr>
+      </w:pPr>
+      <w:r>
+        <w:rPr>
+          <w:noProof/>
+          <w:sz w:val="24"/>
+          <w:szCs w:val="24"/>
+          <w:lang w:val="tr-TR"/>
+        </w:rPr>
+        <w:t xml:space="preserve">             ForecastComparison</w:t>
+      </w:r>
+    </w:p>
+    <w:p>
+      <w:pPr>
+        <w:spacing w:after="0" w:line="240" w:lineRule="auto"/>
+        <w:jc w:val="center"/>
+        <w:rPr>
+          <w:noProof/>
+          <w:sz w:val="24"/>
+          <w:szCs w:val="24"/>
+          <w:lang w:val="tr-TR"/>
+        </w:rPr>
+      </w:pPr>
+      <w:r>
+        <w:rPr>
+          <w:noProof/>
+          <w:sz w:val="24"/>
+          <w:szCs w:val="24"/>
+          <w:lang w:val="tr-TR"/>
+        </w:rPr>
+        <w:t xml:space="preserve">                      │</w:t>
+      </w:r>
+    </w:p>
+    <w:p>
+      <w:pPr>
+        <w:spacing w:after="0" w:line="240" w:lineRule="auto"/>
+        <w:jc w:val="center"/>
+        <w:rPr>
+          <w:noProof/>
+          <w:sz w:val="24"/>
+          <w:szCs w:val="24"/>
+          <w:lang w:val="tr-TR"/>
+        </w:rPr>
+      </w:pPr>
+      <w:r>
+        <w:rPr>
+          <w:noProof/>
+          <w:sz w:val="24"/>
+          <w:szCs w:val="24"/>
+          <w:lang w:val="tr-TR"/>
+        </w:rPr>
+        <w:t xml:space="preserve">          ┌───────────</w:t>
+      </w:r>
+      <w:r>
+        <w:rPr>
+          <w:rFonts w:ascii="MS Gothic" w:eastAsia="MS Gothic" w:hAnsi="MS Gothic" w:cs="MS Gothic" w:hint="eastAsia"/>
+          <w:noProof/>
+          <w:sz w:val="24"/>
+          <w:szCs w:val="24"/>
+          <w:lang w:val="tr-TR"/>
+        </w:rPr>
+        <w:t>┼</w:t>
+      </w:r>
+      <w:r>
+        <w:rPr>
+          <w:rFonts w:ascii="Calibri" w:hAnsi="Calibri" w:cs="Calibri"/>
+          <w:noProof/>
+          <w:sz w:val="24"/>
+          <w:szCs w:val="24"/>
+          <w:lang w:val="tr-TR"/>
+        </w:rPr>
+        <w:t>───────────┐</w:t>
+      </w:r>
+    </w:p>
+    <w:p>
+      <w:pPr>
+        <w:spacing w:after="0" w:line="240" w:lineRule="auto"/>
+        <w:jc w:val="center"/>
+        <w:rPr>
+          <w:noProof/>
+          <w:sz w:val="24"/>
+          <w:szCs w:val="24"/>
+          <w:lang w:val="tr-TR"/>
+        </w:rPr>
+      </w:pPr>
+      <w:r>
+        <w:rPr>
+          <w:noProof/>
+          <w:sz w:val="24"/>
+          <w:szCs w:val="24"/>
+          <w:lang w:val="tr-TR"/>
+        </w:rPr>
+        <w:t xml:space="preserve">          </w:t>
+      </w:r>
+      <w:r>
+        <w:rPr>
+          <w:rFonts w:ascii="Arial" w:hAnsi="Arial" w:cs="Arial"/>
+          <w:noProof/>
+          <w:sz w:val="24"/>
+          <w:szCs w:val="24"/>
+          <w:lang w:val="tr-TR"/>
+        </w:rPr>
+        <w:t>▼</w:t>
+      </w:r>
+      <w:r>
+        <w:rPr>
+          <w:noProof/>
+          <w:sz w:val="24"/>
+          <w:szCs w:val="24"/>
+          <w:lang w:val="tr-TR"/>
+        </w:rPr>
+        <w:t xml:space="preserve">           </w:t>
+      </w:r>
+      <w:r>
+        <w:rPr>
+          <w:rFonts w:ascii="Arial" w:hAnsi="Arial" w:cs="Arial"/>
+          <w:noProof/>
+          <w:sz w:val="24"/>
+          <w:szCs w:val="24"/>
+          <w:lang w:val="tr-TR"/>
+        </w:rPr>
+        <w:t>▼</w:t>
+      </w:r>
+      <w:r>
+        <w:rPr>
+          <w:noProof/>
+          <w:sz w:val="24"/>
+          <w:szCs w:val="24"/>
+          <w:lang w:val="tr-TR"/>
+        </w:rPr>
+        <w:t xml:space="preserve">           </w:t>
+      </w:r>
+      <w:r>
+        <w:rPr>
+          <w:rFonts w:ascii="Arial" w:hAnsi="Arial" w:cs="Arial"/>
+          <w:noProof/>
+          <w:sz w:val="24"/>
+          <w:szCs w:val="24"/>
+          <w:lang w:val="tr-TR"/>
+        </w:rPr>
+        <w:t>▼</w:t>
+      </w:r>
+    </w:p>
+    <w:p>
+      <w:pPr>
+        <w:spacing w:after="0" w:line="240" w:lineRule="auto"/>
+        <w:jc w:val="center"/>
+        <w:rPr>
+          <w:noProof/>
+          <w:sz w:val="24"/>
+          <w:szCs w:val="24"/>
+          <w:lang w:val="tr-TR"/>
+        </w:rPr>
+      </w:pPr>
+      <w:r>
+        <w:rPr>
+          <w:noProof/>
+          <w:sz w:val="24"/>
+          <w:szCs w:val="24"/>
+          <w:lang w:val="tr-TR"/>
+        </w:rPr>
+        <w:t xml:space="preserve">       Ranking     Stability   Hybrid vs</w:t>
+      </w:r>
+    </w:p>
+    <w:p>
+      <w:pPr>
+        <w:spacing w:after="0" w:line="240" w:lineRule="auto"/>
+        <w:jc w:val="center"/>
+        <w:rPr>
+          <w:noProof/>
+          <w:sz w:val="24"/>
+          <w:szCs w:val="24"/>
+          <w:lang w:val="tr-TR"/>
+        </w:rPr>
+      </w:pPr>
+      <w:r>
+        <w:rPr>
+          <w:noProof/>
+          <w:sz w:val="24"/>
+          <w:szCs w:val="24"/>
+          <w:lang w:val="tr-TR"/>
+        </w:rPr>
+        <w:t xml:space="preserve">                              Individual</w:t>
+      </w:r>
+    </w:p>
+    <w:p>
+      <w:pPr>
+        <w:spacing w:after="0" w:line="240" w:lineRule="auto"/>
+        <w:jc w:val="center"/>
+        <w:rPr>
+          <w:noProof/>
+          <w:sz w:val="24"/>
+          <w:szCs w:val="24"/>
+          <w:lang w:val="tr-TR"/>
+        </w:rPr>
+      </w:pPr>
+      <w:r>
+        <w:rPr>
+          <w:noProof/>
+          <w:sz w:val="24"/>
+          <w:szCs w:val="24"/>
+          <w:lang w:val="tr-TR"/>
+        </w:rPr>
+        <w:t xml:space="preserve">                      │</w:t>
+      </w:r>
+    </w:p>
+    <w:p>
+      <w:pPr>
+        <w:spacing w:after="0" w:line="240" w:lineRule="auto"/>
+        <w:jc w:val="center"/>
+        <w:rPr>
+          <w:noProof/>
+          <w:sz w:val="24"/>
+          <w:szCs w:val="24"/>
+          <w:lang w:val="tr-TR"/>
+        </w:rPr>
+      </w:pPr>
+      <w:r>
+        <w:rPr>
+          <w:noProof/>
+          <w:sz w:val="24"/>
+          <w:szCs w:val="24"/>
+          <w:lang w:val="tr-TR"/>
+        </w:rPr>
+        <w:t xml:space="preserve">                      </w:t>
+      </w:r>
+      <w:r>
+        <w:rPr>
+          <w:rFonts w:ascii="Arial" w:hAnsi="Arial" w:cs="Arial"/>
+          <w:noProof/>
+          <w:sz w:val="24"/>
+          <w:szCs w:val="24"/>
+          <w:lang w:val="tr-TR"/>
+        </w:rPr>
+        <w:t>▼</w:t>
+      </w:r>
+    </w:p>
+    <w:p>
+      <w:pPr>
+        <w:spacing w:after="0" w:line="240" w:lineRule="auto"/>
+        <w:jc w:val="center"/>
+        <w:rPr>
+          <w:noProof/>
+          <w:sz w:val="24"/>
+          <w:szCs w:val="24"/>
+          <w:lang w:val="tr-TR"/>
+        </w:rPr>
+      </w:pPr>
+      <w:r>
+        <w:rPr>
+          <w:noProof/>
+          <w:sz w:val="24"/>
+          <w:szCs w:val="24"/>
+          <w:lang w:val="tr-TR"/>
+        </w:rPr>
+        <w:t xml:space="preserve">             Comparative Report</w:t>
+      </w:r>
+    </w:p>
+    <w:p>
+      <w:pPr>
+        <w:spacing w:after="0" w:line="240" w:lineRule="auto"/>
+        <w:jc w:val="center"/>
+        <w:rPr>
+          <w:noProof/>
+          <w:sz w:val="24"/>
+          <w:szCs w:val="24"/>
+          <w:lang w:val="tr-TR"/>
+        </w:rPr>
+      </w:pPr>
+      <w:r>
+        <w:rPr>
+          <w:noProof/>
+          <w:sz w:val="24"/>
+          <w:szCs w:val="24"/>
+          <w:lang w:val="tr-TR"/>
+        </w:rPr>
+        <w:t xml:space="preserve">                      │</w:t>
+      </w:r>
+    </w:p>
+    <w:p>
+      <w:pPr>
+        <w:spacing w:after="0" w:line="240" w:lineRule="auto"/>
+        <w:jc w:val="center"/>
+        <w:rPr>
+          <w:noProof/>
+          <w:sz w:val="24"/>
+          <w:szCs w:val="24"/>
+          <w:lang w:val="tr-TR"/>
+        </w:rPr>
+      </w:pPr>
+      <w:r>
+        <w:rPr>
+          <w:noProof/>
+          <w:sz w:val="24"/>
+          <w:szCs w:val="24"/>
+          <w:lang w:val="tr-TR"/>
+        </w:rPr>
+        <w:t xml:space="preserve">                      </w:t>
+      </w:r>
+      <w:r>
+        <w:rPr>
+          <w:rFonts w:ascii="Arial" w:hAnsi="Arial" w:cs="Arial"/>
+          <w:noProof/>
+          <w:sz w:val="24"/>
+          <w:szCs w:val="24"/>
+          <w:lang w:val="tr-TR"/>
+        </w:rPr>
+        <w:t>▼</w:t>
+      </w:r>
+    </w:p>
+    <w:p>
+      <w:pPr>
+        <w:spacing w:after="0" w:line="240" w:lineRule="auto"/>
+        <w:jc w:val="center"/>
+        <w:rPr>
+          <w:noProof/>
+          <w:sz w:val="24"/>
+          <w:szCs w:val="24"/>
+          <w:lang w:val="tr-TR"/>
+        </w:rPr>
+      </w:pPr>
+      <w:r>
+        <w:rPr>
+          <w:noProof/>
+          <w:sz w:val="24"/>
+          <w:szCs w:val="24"/>
+          <w:lang w:val="tr-TR"/>
+        </w:rPr>
+        <w:t xml:space="preserve">             Comparative Plot</w:t>
+      </w:r>
+    </w:p>
+    <w:p>
+      <w:pPr>
+        <w:spacing w:after="0" w:line="240" w:lineRule="auto"/>
+        <w:jc w:val="center"/>
+        <w:rPr>
+          <w:noProof/>
+          <w:sz w:val="24"/>
+          <w:szCs w:val="24"/>
+          <w:lang w:val="tr-TR"/>
+        </w:rPr>
+      </w:pPr>
+    </w:p>
+    <w:p>
+      <w:pPr>
+        <w:spacing w:after="0" w:line="240" w:lineRule="auto"/>
+        <w:rPr>
+          <w:noProof/>
+          <w:sz w:val="24"/>
+          <w:szCs w:val="24"/>
+          <w:lang w:val="tr-TR"/>
+        </w:rPr>
+      </w:pPr>
+    </w:p>
+    <w:p>
+      <w:pPr>
+        <w:spacing w:after="0" w:line="240" w:lineRule="auto"/>
+        <w:rPr>
+          <w:noProof/>
+          <w:sz w:val="24"/>
+          <w:szCs w:val="24"/>
+          <w:lang w:val="tr-TR"/>
+        </w:rPr>
+      </w:pPr>
+    </w:p>
+    <w:p>
+      <w:pPr>
+        <w:spacing w:after="0" w:line="240" w:lineRule="auto"/>
+        <w:rPr>
+          <w:noProof/>
+          <w:sz w:val="24"/>
+          <w:szCs w:val="24"/>
+          <w:lang w:val="tr-TR"/>
+        </w:rPr>
+      </w:pPr>
+      <w:r>
+        <w:rPr>
+          <w:noProof/>
+          <w:sz w:val="24"/>
+          <w:szCs w:val="24"/>
+        </w:rPr>
+        <w:t>The registry's experiment ID is the true logical identity, while the directory name is the physical artifact location</w:t>
+      </w:r>
+      <w:r>
+        <w:rPr>
+          <w:noProof/>
+          <w:sz w:val="24"/>
+          <w:szCs w:val="24"/>
+        </w:rPr>
+        <w:t>:</w:t>
+      </w:r>
+    </w:p>
+    <w:p>
+      <w:pPr>
+        <w:spacing w:after="0" w:line="240" w:lineRule="auto"/>
+        <w:rPr>
+          <w:noProof/>
+          <w:sz w:val="24"/>
+          <w:szCs w:val="24"/>
+          <w:lang w:val="tr-TR"/>
+        </w:rPr>
+      </w:pPr>
+    </w:p>
+    <w:p>
+      <w:pPr>
+        <w:spacing w:after="0" w:line="240" w:lineRule="auto"/>
+        <w:rPr>
+          <w:b/>
+          <w:bCs/>
+          <w:noProof/>
+          <w:sz w:val="24"/>
+          <w:szCs w:val="24"/>
+          <w:lang w:val="tr-TR"/>
+        </w:rPr>
+      </w:pPr>
+      <w:r>
+        <w:rPr>
+          <w:b/>
+          <w:bCs/>
+          <w:noProof/>
+          <w:sz w:val="24"/>
+          <w:szCs w:val="24"/>
+          <w:lang w:val="tr-TR"/>
+        </w:rPr>
+        <w:t>Experiment ID</w:t>
+      </w:r>
+    </w:p>
+    <w:p>
+      <w:pPr>
+        <w:spacing w:after="0" w:line="240" w:lineRule="auto"/>
+        <w:rPr>
+          <w:noProof/>
+          <w:sz w:val="24"/>
+          <w:szCs w:val="24"/>
+          <w:lang w:val="tr-TR"/>
+        </w:rPr>
+      </w:pPr>
+      <w:r>
+        <w:rPr>
+          <w:noProof/>
+          <w:sz w:val="24"/>
+          <w:szCs w:val="24"/>
+          <w:lang w:val="tr-TR"/>
+        </w:rPr>
+        <w:t xml:space="preserve">     │</w:t>
+      </w:r>
+    </w:p>
+    <w:p>
+      <w:pPr>
+        <w:spacing w:after="0" w:line="240" w:lineRule="auto"/>
+        <w:rPr>
+          <w:noProof/>
+          <w:sz w:val="24"/>
+          <w:szCs w:val="24"/>
+          <w:lang w:val="tr-TR"/>
+        </w:rPr>
+      </w:pPr>
+      <w:r>
+        <w:rPr>
+          <w:noProof/>
+          <w:sz w:val="24"/>
+          <w:szCs w:val="24"/>
+          <w:lang w:val="tr-TR"/>
+        </w:rPr>
+        <w:t xml:space="preserve">     └── 127</w:t>
+      </w:r>
+    </w:p>
+    <w:p>
+      <w:pPr>
+        <w:spacing w:after="0" w:line="240" w:lineRule="auto"/>
+        <w:rPr>
+          <w:noProof/>
+          <w:sz w:val="24"/>
+          <w:szCs w:val="24"/>
+          <w:lang w:val="tr-TR"/>
+        </w:rPr>
+      </w:pPr>
+      <w:r>
+        <w:rPr>
+          <w:noProof/>
+          <w:sz w:val="24"/>
+          <w:szCs w:val="24"/>
+          <w:lang w:val="tr-TR"/>
+        </w:rPr>
+        <w:t xml:space="preserve">          │</w:t>
+      </w:r>
+    </w:p>
+    <w:p>
+      <w:pPr>
+        <w:spacing w:after="0" w:line="240" w:lineRule="auto"/>
+        <w:rPr>
+          <w:noProof/>
+          <w:sz w:val="24"/>
+          <w:szCs w:val="24"/>
+          <w:lang w:val="tr-TR"/>
+        </w:rPr>
+      </w:pPr>
+      <w:r>
+        <w:rPr>
+          <w:noProof/>
+          <w:sz w:val="24"/>
+          <w:szCs w:val="24"/>
+          <w:lang w:val="tr-TR"/>
+        </w:rPr>
+        <w:t xml:space="preserve">          └── </w:t>
+      </w:r>
+      <w:r>
+        <w:rPr>
+          <w:b/>
+          <w:bCs/>
+          <w:noProof/>
+          <w:sz w:val="24"/>
+          <w:szCs w:val="24"/>
+          <w:lang w:val="tr-TR"/>
+        </w:rPr>
+        <w:t>results</w:t>
+      </w:r>
+      <w:r>
+        <w:rPr>
+          <w:noProof/>
+          <w:sz w:val="24"/>
+          <w:szCs w:val="24"/>
+          <w:lang w:val="tr-TR"/>
+        </w:rPr>
+        <w:t>/</w:t>
+      </w:r>
+    </w:p>
+    <w:p>
+      <w:pPr>
+        <w:spacing w:after="0" w:line="240" w:lineRule="auto"/>
+        <w:rPr>
+          <w:noProof/>
+          <w:sz w:val="24"/>
+          <w:szCs w:val="24"/>
+          <w:lang w:val="tr-TR"/>
+        </w:rPr>
+      </w:pPr>
+      <w:r>
+        <w:rPr>
+          <w:noProof/>
+          <w:sz w:val="24"/>
+          <w:szCs w:val="24"/>
+          <w:lang w:val="tr-TR"/>
+        </w:rPr>
+        <w:t xml:space="preserve">              └── 732B-5610110/</w:t>
+      </w:r>
+    </w:p>
+    <w:p>
+      <w:pPr>
+        <w:spacing w:after="0" w:line="240" w:lineRule="auto"/>
+        <w:rPr>
+          <w:noProof/>
+          <w:sz w:val="24"/>
+          <w:szCs w:val="24"/>
+          <w:lang w:val="tr-TR"/>
+        </w:rPr>
+      </w:pPr>
+      <w:r>
+        <w:rPr>
+          <w:noProof/>
+          <w:sz w:val="24"/>
+          <w:szCs w:val="24"/>
+          <w:lang w:val="tr-TR"/>
+        </w:rPr>
+        <w:t xml:space="preserve">                  └── KalmanLSTM/</w:t>
+      </w:r>
+    </w:p>
+    <w:p>
+      <w:pPr>
+        <w:spacing w:after="0" w:line="240" w:lineRule="auto"/>
+        <w:rPr>
+          <w:noProof/>
+          <w:sz w:val="24"/>
+          <w:szCs w:val="24"/>
+          <w:lang w:val="tr-TR"/>
+        </w:rPr>
+      </w:pPr>
+      <w:r>
+        <w:rPr>
+          <w:noProof/>
+          <w:sz w:val="24"/>
+          <w:szCs w:val="24"/>
+          <w:lang w:val="tr-TR"/>
+        </w:rPr>
+        <w:t xml:space="preserve">                      └── 20260813_150244_773043/</w:t>
       </w:r>
     </w:p>
     <w:sectPr>
@@ -28685,6 +29802,7 @@
   <w:style w:type="character" w:default="1" w:styleId="VarsaylanParagrafYazTipi">
     <w:name w:val="Default Paragraph Font"/>
     <w:uiPriority w:val="1"/>
+    <w:semiHidden/>
     <w:unhideWhenUsed/>
   </w:style>
   <w:style w:type="table" w:default="1" w:styleId="NormalTablo">

--- a/docs/draft/development_flow.docx
+++ b/docs/draft/development_flow.docx
@@ -1,6 +1,6 @@
 
 <file path=word/document.xml><?xml version="1.0" encoding="utf-8"?>
-<w:document xmlns:wpc="http://schemas.microsoft.com/office/word/2010/wordprocessingCanvas" xmlns:cx="http://schemas.microsoft.com/office/drawing/2014/chartex" xmlns:cx1="http://schemas.microsoft.com/office/drawing/2015/9/8/chartex" xmlns:cx2="http://schemas.microsoft.com/office/drawing/2015/10/21/chartex" xmlns:cx3="http://schemas.microsoft.com/office/drawing/2016/5/9/chartex" xmlns:cx4="http://schemas.microsoft.com/office/drawing/2016/5/10/chartex" xmlns:cx5="http://schemas.microsoft.com/office/drawing/2016/5/11/chartex" xmlns:cx6="http://schemas.microsoft.com/office/drawing/2016/5/12/chartex" xmlns:cx7="http://schemas.microsoft.com/office/drawing/2016/5/13/chartex" xmlns:cx8="http://schemas.microsoft.com/office/drawing/2016/5/14/chartex" xmlns:mc="http://schemas.openxmlformats.org/markup-compatibility/2006" xmlns:aink="http://schemas.microsoft.com/office/drawing/2016/ink" xmlns:am3d="http://schemas.microsoft.com/office/drawing/2017/model3d" xmlns:o="urn:schemas-microsoft-com:office:office" xmlns:oel="http://schemas.microsoft.com/office/2019/extlst" xmlns:r="http://schemas.openxmlformats.org/officeDocument/2006/relationships" xmlns:m="http://schemas.openxmlformats.org/officeDocument/2006/math" xmlns:v="urn:schemas-microsoft-com:vml" xmlns:wp14="http://schemas.microsoft.com/office/word/2010/wordprocessingDrawing" xmlns:wp="http://schemas.openxmlformats.org/drawingml/2006/wordprocessingDrawing" xmlns:w10="urn:schemas-microsoft-com:office:word" xmlns:w="http://schemas.openxmlformats.org/wordprocessingml/2006/main" xmlns:w14="http://schemas.microsoft.com/office/word/2010/wordml" xmlns:w15="http://schemas.microsoft.com/office/word/2012/wordml" xmlns:w16cei="http://schemas.microsoft.com/office/word/2026/wordml/cei" xmlns:w16cex="http://schemas.microsoft.com/office/word/2018/wordml/cex" xmlns:w16cid="http://schemas.microsoft.com/office/word/2016/wordml/cid" xmlns:w16="http://schemas.microsoft.com/office/word/2018/wordml" xmlns:w16du="http://schemas.microsoft.com/office/word/2023/wordml/word16du" xmlns:w16sdtdh="http://schemas.microsoft.com/office/word/2020/wordml/sdtdatahash" xmlns:w16sdtfl="http://schemas.microsoft.com/office/word/2024/wordml/sdtformatlock" xmlns:w16se="http://schemas.microsoft.com/office/word/2015/wordml/symex" xmlns:wpg="http://schemas.microsoft.com/office/word/2010/wordprocessingGroup" xmlns:wpi="http://schemas.microsoft.com/office/word/2010/wordprocessingInk" xmlns:wne="http://schemas.microsoft.com/office/word/2006/wordml" xmlns:wps="http://schemas.microsoft.com/office/word/2010/wordprocessingShape" mc:Ignorable="w14 w15 w16se w16cid w16 w16cex w16sdtdh w16sdtfl w16du wp14">
+<w:document xmlns:wpc="http://schemas.microsoft.com/office/word/2010/wordprocessingCanvas" xmlns:cx="http://schemas.microsoft.com/office/drawing/2014/chartex" xmlns:cx1="http://schemas.microsoft.com/office/drawing/2015/9/8/chartex" xmlns:cx2="http://schemas.microsoft.com/office/drawing/2015/10/21/chartex" xmlns:cx3="http://schemas.microsoft.com/office/drawing/2016/5/9/chartex" xmlns:cx4="http://schemas.microsoft.com/office/drawing/2016/5/10/chartex" xmlns:cx5="http://schemas.microsoft.com/office/drawing/2016/5/11/chartex" xmlns:cx6="http://schemas.microsoft.com/office/drawing/2016/5/12/chartex" xmlns:cx7="http://schemas.microsoft.com/office/drawing/2016/5/13/chartex" xmlns:cx8="http://schemas.microsoft.com/office/drawing/2016/5/14/chartex" xmlns:mc="http://schemas.openxmlformats.org/markup-compatibility/2006" xmlns:aink="http://schemas.microsoft.com/office/drawing/2016/ink" xmlns:am3d="http://schemas.microsoft.com/office/drawing/2017/model3d" xmlns:o="urn:schemas-microsoft-com:office:office" xmlns:oel="http://schemas.microsoft.com/office/2019/extlst" xmlns:r="http://schemas.openxmlformats.org/officeDocument/2006/relationships" xmlns:m="http://schemas.openxmlformats.org/officeDocument/2006/math" xmlns:v="urn:schemas-microsoft-com:vml" xmlns:wp14="http://schemas.microsoft.com/office/word/2010/wordprocessingDrawing" xmlns:wp="http://schemas.openxmlformats.org/drawingml/2006/wordprocessingDrawing" xmlns:w10="urn:schemas-microsoft-com:office:word" xmlns:w="http://schemas.openxmlformats.org/wordprocessingml/2006/main" xmlns:w14="http://schemas.microsoft.com/office/word/2010/wordml" xmlns:w15="http://schemas.microsoft.com/office/word/2012/wordml" xmlns:w16cex="http://schemas.microsoft.com/office/word/2018/wordml/cex" xmlns:w16cid="http://schemas.microsoft.com/office/word/2016/wordml/cid" xmlns:w16="http://schemas.microsoft.com/office/word/2018/wordml" xmlns:w16du="http://schemas.microsoft.com/office/word/2023/wordml/word16du" xmlns:w16sdtdh="http://schemas.microsoft.com/office/word/2020/wordml/sdtdatahash" xmlns:w16sdtfl="http://schemas.microsoft.com/office/word/2024/wordml/sdtformatlock" xmlns:w16se="http://schemas.microsoft.com/office/word/2015/wordml/symex" xmlns:wpg="http://schemas.microsoft.com/office/word/2010/wordprocessingGroup" xmlns:wpi="http://schemas.microsoft.com/office/word/2010/wordprocessingInk" xmlns:wne="http://schemas.microsoft.com/office/word/2006/wordml" xmlns:wps="http://schemas.microsoft.com/office/word/2010/wordprocessingShape" mc:Ignorable="w14 w15 w16se w16cid w16 w16cex w16sdtdh w16sdtfl w16du wp14">
   <w:body>
     <w:p>
       <w:pPr>
@@ -25507,6 +25507,579 @@
         <w:t xml:space="preserve">                      └── 20260813_150244_773043/</w:t>
       </w:r>
     </w:p>
+    <w:p>
+      <w:pPr>
+        <w:spacing w:after="0" w:line="240" w:lineRule="auto"/>
+        <w:rPr>
+          <w:noProof/>
+          <w:sz w:val="24"/>
+          <w:szCs w:val="24"/>
+          <w:lang w:val="tr-TR"/>
+        </w:rPr>
+      </w:pPr>
+    </w:p>
+    <w:p>
+      <w:pPr>
+        <w:rPr>
+          <w:noProof/>
+          <w:sz w:val="24"/>
+          <w:szCs w:val="24"/>
+          <w:lang w:val="tr-TR"/>
+        </w:rPr>
+      </w:pPr>
+      <w:r>
+        <w:rPr>
+          <w:noProof/>
+          <w:sz w:val="24"/>
+          <w:szCs w:val="24"/>
+          <w:lang w:val="tr-TR"/>
+        </w:rPr>
+        <w:br w:type="page"/>
+      </w:r>
+    </w:p>
+    <w:p>
+      <w:pPr>
+        <w:spacing w:after="0" w:line="240" w:lineRule="auto"/>
+        <w:rPr>
+          <w:b/>
+          <w:bCs/>
+          <w:noProof/>
+          <w:sz w:val="32"/>
+          <w:szCs w:val="32"/>
+          <w:lang w:val="tr-TR"/>
+        </w:rPr>
+      </w:pPr>
+      <w:r>
+        <w:rPr>
+          <w:b/>
+          <w:bCs/>
+          <w:noProof/>
+          <w:sz w:val="32"/>
+          <w:szCs w:val="32"/>
+          <w:lang w:val="tr-TR"/>
+        </w:rPr>
+        <w:lastRenderedPageBreak/>
+        <w:t>Processed dataset = structural/canonical preparation. Train-fitted transformations = evaluation/model pipeline.</w:t>
+      </w:r>
+    </w:p>
+    <w:p>
+      <w:pPr>
+        <w:spacing w:after="0" w:line="240" w:lineRule="auto"/>
+        <w:rPr>
+          <w:noProof/>
+          <w:sz w:val="24"/>
+          <w:szCs w:val="24"/>
+          <w:lang w:val="tr-TR"/>
+        </w:rPr>
+      </w:pPr>
+    </w:p>
+    <w:p>
+      <w:pPr>
+        <w:spacing w:after="0" w:line="240" w:lineRule="auto"/>
+        <w:rPr>
+          <w:noProof/>
+          <w:sz w:val="24"/>
+          <w:szCs w:val="24"/>
+          <w:lang w:val="tr-TR"/>
+        </w:rPr>
+      </w:pPr>
+      <w:r>
+        <w:rPr>
+          <w:noProof/>
+          <w:sz w:val="24"/>
+          <w:szCs w:val="24"/>
+          <w:lang w:val="tr-TR"/>
+        </w:rPr>
+        <w:t>That means ForecastEvaluator should continue to make the holdout split before anything that learns parameters from values.</w:t>
+      </w:r>
+    </w:p>
+    <w:p>
+      <w:pPr>
+        <w:spacing w:after="0" w:line="240" w:lineRule="auto"/>
+        <w:rPr>
+          <w:noProof/>
+          <w:sz w:val="24"/>
+          <w:szCs w:val="24"/>
+          <w:lang w:val="tr-TR"/>
+        </w:rPr>
+      </w:pPr>
+    </w:p>
+    <w:p>
+      <w:pPr>
+        <w:spacing w:after="0" w:line="240" w:lineRule="auto"/>
+        <w:rPr>
+          <w:b/>
+          <w:bCs/>
+          <w:noProof/>
+          <w:sz w:val="24"/>
+          <w:szCs w:val="24"/>
+          <w:lang w:val="tr-TR"/>
+        </w:rPr>
+      </w:pPr>
+      <w:r>
+        <w:rPr>
+          <w:b/>
+          <w:bCs/>
+          <w:noProof/>
+          <w:sz w:val="24"/>
+          <w:szCs w:val="24"/>
+          <w:lang w:val="tr-TR"/>
+        </w:rPr>
+        <w:t>processed dataset</w:t>
+      </w:r>
+    </w:p>
+    <w:p>
+      <w:pPr>
+        <w:spacing w:after="0" w:line="240" w:lineRule="auto"/>
+        <w:rPr>
+          <w:noProof/>
+          <w:sz w:val="24"/>
+          <w:szCs w:val="24"/>
+          <w:lang w:val="tr-TR"/>
+        </w:rPr>
+      </w:pPr>
+      <w:r>
+        <w:rPr>
+          <w:noProof/>
+          <w:sz w:val="24"/>
+          <w:szCs w:val="24"/>
+          <w:lang w:val="tr-TR"/>
+        </w:rPr>
+        <w:t xml:space="preserve">      ↓</w:t>
+      </w:r>
+    </w:p>
+    <w:p>
+      <w:pPr>
+        <w:spacing w:after="0" w:line="240" w:lineRule="auto"/>
+        <w:rPr>
+          <w:noProof/>
+          <w:sz w:val="24"/>
+          <w:szCs w:val="24"/>
+          <w:lang w:val="tr-TR"/>
+        </w:rPr>
+      </w:pPr>
+      <w:r>
+        <w:rPr>
+          <w:noProof/>
+          <w:sz w:val="24"/>
+          <w:szCs w:val="24"/>
+          <w:lang w:val="tr-TR"/>
+        </w:rPr>
+        <w:t>holdout split</w:t>
+      </w:r>
+    </w:p>
+    <w:p>
+      <w:pPr>
+        <w:spacing w:after="0" w:line="240" w:lineRule="auto"/>
+        <w:rPr>
+          <w:noProof/>
+          <w:sz w:val="24"/>
+          <w:szCs w:val="24"/>
+          <w:lang w:val="tr-TR"/>
+        </w:rPr>
+      </w:pPr>
+      <w:r>
+        <w:rPr>
+          <w:noProof/>
+          <w:sz w:val="24"/>
+          <w:szCs w:val="24"/>
+          <w:lang w:val="tr-TR"/>
+        </w:rPr>
+        <w:t xml:space="preserve">      </w:t>
+      </w:r>
+      <w:r>
+        <w:rPr>
+          <w:rFonts w:ascii="MS Gothic" w:eastAsia="MS Gothic" w:hAnsi="MS Gothic" w:cs="MS Gothic" w:hint="eastAsia"/>
+          <w:noProof/>
+          <w:sz w:val="24"/>
+          <w:szCs w:val="24"/>
+          <w:lang w:val="tr-TR"/>
+        </w:rPr>
+        <w:t>├</w:t>
+      </w:r>
+      <w:r>
+        <w:rPr>
+          <w:rFonts w:ascii="Calibri" w:hAnsi="Calibri" w:cs="Calibri"/>
+          <w:noProof/>
+          <w:sz w:val="24"/>
+          <w:szCs w:val="24"/>
+          <w:lang w:val="tr-TR"/>
+        </w:rPr>
+        <w:t>──</w:t>
+      </w:r>
+      <w:r>
+        <w:rPr>
+          <w:noProof/>
+          <w:sz w:val="24"/>
+          <w:szCs w:val="24"/>
+          <w:lang w:val="tr-TR"/>
+        </w:rPr>
+        <w:t xml:space="preserve"> training</w:t>
+      </w:r>
+    </w:p>
+    <w:p>
+      <w:pPr>
+        <w:spacing w:after="0" w:line="240" w:lineRule="auto"/>
+        <w:rPr>
+          <w:noProof/>
+          <w:sz w:val="24"/>
+          <w:szCs w:val="24"/>
+          <w:lang w:val="tr-TR"/>
+        </w:rPr>
+      </w:pPr>
+      <w:r>
+        <w:rPr>
+          <w:noProof/>
+          <w:sz w:val="24"/>
+          <w:szCs w:val="24"/>
+          <w:lang w:val="tr-TR"/>
+        </w:rPr>
+        <w:t xml:space="preserve">      │      ↓</w:t>
+      </w:r>
+    </w:p>
+    <w:p>
+      <w:pPr>
+        <w:spacing w:after="0" w:line="240" w:lineRule="auto"/>
+        <w:rPr>
+          <w:noProof/>
+          <w:sz w:val="24"/>
+          <w:szCs w:val="24"/>
+          <w:lang w:val="tr-TR"/>
+        </w:rPr>
+      </w:pPr>
+      <w:r>
+        <w:rPr>
+          <w:noProof/>
+          <w:sz w:val="24"/>
+          <w:szCs w:val="24"/>
+          <w:lang w:val="tr-TR"/>
+        </w:rPr>
+        <w:t xml:space="preserve">      │   fit scaler</w:t>
+      </w:r>
+    </w:p>
+    <w:p>
+      <w:pPr>
+        <w:spacing w:after="0" w:line="240" w:lineRule="auto"/>
+        <w:rPr>
+          <w:noProof/>
+          <w:sz w:val="24"/>
+          <w:szCs w:val="24"/>
+          <w:lang w:val="tr-TR"/>
+        </w:rPr>
+      </w:pPr>
+      <w:r>
+        <w:rPr>
+          <w:noProof/>
+          <w:sz w:val="24"/>
+          <w:szCs w:val="24"/>
+          <w:lang w:val="tr-TR"/>
+        </w:rPr>
+        <w:t xml:space="preserve">      │      ↓</w:t>
+      </w:r>
+    </w:p>
+    <w:p>
+      <w:pPr>
+        <w:spacing w:after="0" w:line="240" w:lineRule="auto"/>
+        <w:rPr>
+          <w:noProof/>
+          <w:sz w:val="24"/>
+          <w:szCs w:val="24"/>
+          <w:lang w:val="tr-TR"/>
+        </w:rPr>
+      </w:pPr>
+      <w:r>
+        <w:rPr>
+          <w:noProof/>
+          <w:sz w:val="24"/>
+          <w:szCs w:val="24"/>
+          <w:lang w:val="tr-TR"/>
+        </w:rPr>
+        <w:t xml:space="preserve">      │   create windows</w:t>
+      </w:r>
+    </w:p>
+    <w:p>
+      <w:pPr>
+        <w:spacing w:after="0" w:line="240" w:lineRule="auto"/>
+        <w:rPr>
+          <w:noProof/>
+          <w:sz w:val="24"/>
+          <w:szCs w:val="24"/>
+          <w:lang w:val="tr-TR"/>
+        </w:rPr>
+      </w:pPr>
+      <w:r>
+        <w:rPr>
+          <w:noProof/>
+          <w:sz w:val="24"/>
+          <w:szCs w:val="24"/>
+          <w:lang w:val="tr-TR"/>
+        </w:rPr>
+        <w:t xml:space="preserve">      │      ↓</w:t>
+      </w:r>
+    </w:p>
+    <w:p>
+      <w:pPr>
+        <w:spacing w:after="0" w:line="240" w:lineRule="auto"/>
+        <w:rPr>
+          <w:noProof/>
+          <w:sz w:val="24"/>
+          <w:szCs w:val="24"/>
+          <w:lang w:val="tr-TR"/>
+        </w:rPr>
+      </w:pPr>
+      <w:r>
+        <w:rPr>
+          <w:noProof/>
+          <w:sz w:val="24"/>
+          <w:szCs w:val="24"/>
+          <w:lang w:val="tr-TR"/>
+        </w:rPr>
+        <w:t xml:space="preserve">      │   train LSTM/GRU</w:t>
+      </w:r>
+    </w:p>
+    <w:p>
+      <w:pPr>
+        <w:spacing w:after="0" w:line="240" w:lineRule="auto"/>
+        <w:rPr>
+          <w:noProof/>
+          <w:sz w:val="24"/>
+          <w:szCs w:val="24"/>
+          <w:lang w:val="tr-TR"/>
+        </w:rPr>
+      </w:pPr>
+      <w:r>
+        <w:rPr>
+          <w:noProof/>
+          <w:sz w:val="24"/>
+          <w:szCs w:val="24"/>
+          <w:lang w:val="tr-TR"/>
+        </w:rPr>
+        <w:t xml:space="preserve">      │</w:t>
+      </w:r>
+    </w:p>
+    <w:p>
+      <w:pPr>
+        <w:spacing w:after="0" w:line="240" w:lineRule="auto"/>
+        <w:rPr>
+          <w:noProof/>
+          <w:sz w:val="24"/>
+          <w:szCs w:val="24"/>
+          <w:lang w:val="tr-TR"/>
+        </w:rPr>
+      </w:pPr>
+      <w:r>
+        <w:rPr>
+          <w:noProof/>
+          <w:sz w:val="24"/>
+          <w:szCs w:val="24"/>
+          <w:lang w:val="tr-TR"/>
+        </w:rPr>
+        <w:t xml:space="preserve">      └── validation</w:t>
+      </w:r>
+    </w:p>
+    <w:p>
+      <w:pPr>
+        <w:spacing w:after="0" w:line="240" w:lineRule="auto"/>
+        <w:rPr>
+          <w:noProof/>
+          <w:sz w:val="24"/>
+          <w:szCs w:val="24"/>
+          <w:lang w:val="tr-TR"/>
+        </w:rPr>
+      </w:pPr>
+      <w:r>
+        <w:rPr>
+          <w:noProof/>
+          <w:sz w:val="24"/>
+          <w:szCs w:val="24"/>
+          <w:lang w:val="tr-TR"/>
+        </w:rPr>
+        <w:t xml:space="preserve">             ↓</w:t>
+      </w:r>
+    </w:p>
+    <w:p>
+      <w:pPr>
+        <w:spacing w:after="0" w:line="240" w:lineRule="auto"/>
+        <w:rPr>
+          <w:noProof/>
+          <w:sz w:val="24"/>
+          <w:szCs w:val="24"/>
+          <w:lang w:val="tr-TR"/>
+        </w:rPr>
+      </w:pPr>
+      <w:r>
+        <w:rPr>
+          <w:noProof/>
+          <w:sz w:val="24"/>
+          <w:szCs w:val="24"/>
+          <w:lang w:val="tr-TR"/>
+        </w:rPr>
+        <w:t xml:space="preserve">         transform using</w:t>
+      </w:r>
+    </w:p>
+    <w:p>
+      <w:pPr>
+        <w:spacing w:after="0" w:line="240" w:lineRule="auto"/>
+        <w:rPr>
+          <w:noProof/>
+          <w:sz w:val="24"/>
+          <w:szCs w:val="24"/>
+          <w:lang w:val="tr-TR"/>
+        </w:rPr>
+      </w:pPr>
+      <w:r>
+        <w:rPr>
+          <w:noProof/>
+          <w:sz w:val="24"/>
+          <w:szCs w:val="24"/>
+          <w:lang w:val="tr-TR"/>
+        </w:rPr>
+        <w:t xml:space="preserve">         TRAINING scaler</w:t>
+      </w:r>
+    </w:p>
+    <w:p>
+      <w:pPr>
+        <w:spacing w:after="0" w:line="240" w:lineRule="auto"/>
+        <w:rPr>
+          <w:noProof/>
+          <w:sz w:val="24"/>
+          <w:szCs w:val="24"/>
+          <w:lang w:val="tr-TR"/>
+        </w:rPr>
+      </w:pPr>
+    </w:p>
+    <w:p>
+      <w:pPr>
+        <w:spacing w:after="0" w:line="240" w:lineRule="auto"/>
+        <w:rPr>
+          <w:noProof/>
+          <w:sz w:val="24"/>
+          <w:szCs w:val="24"/>
+          <w:lang w:val="tr-TR"/>
+        </w:rPr>
+      </w:pPr>
+    </w:p>
+    <w:p>
+      <w:pPr>
+        <w:spacing w:after="0" w:line="240" w:lineRule="auto"/>
+        <w:rPr>
+          <w:b/>
+          <w:bCs/>
+          <w:noProof/>
+          <w:sz w:val="32"/>
+          <w:szCs w:val="32"/>
+          <w:lang w:val="tr-TR"/>
+        </w:rPr>
+      </w:pPr>
+      <w:r>
+        <w:rPr>
+          <w:b/>
+          <w:bCs/>
+          <w:noProof/>
+          <w:sz w:val="32"/>
+          <w:szCs w:val="32"/>
+          <w:lang w:val="tr-TR"/>
+        </w:rPr>
+        <w:t>Sprint 12:</w:t>
+      </w:r>
+    </w:p>
+    <w:p>
+      <w:pPr>
+        <w:spacing w:after="0" w:line="240" w:lineRule="auto"/>
+        <w:rPr>
+          <w:noProof/>
+          <w:sz w:val="24"/>
+          <w:szCs w:val="24"/>
+          <w:lang w:val="tr-TR"/>
+        </w:rPr>
+      </w:pPr>
+      <w:r>
+        <w:rPr>
+          <w:noProof/>
+          <w:sz w:val="24"/>
+          <w:szCs w:val="24"/>
+          <w:lang w:val="tr-TR"/>
+        </w:rPr>
+        <w:t>"What exactly is the common data and evaluation protocol?"</w:t>
+      </w:r>
+    </w:p>
+    <w:p>
+      <w:pPr>
+        <w:spacing w:after="0" w:line="240" w:lineRule="auto"/>
+        <w:rPr>
+          <w:noProof/>
+          <w:sz w:val="24"/>
+          <w:szCs w:val="24"/>
+          <w:lang w:val="tr-TR"/>
+        </w:rPr>
+      </w:pPr>
+    </w:p>
+    <w:p>
+      <w:pPr>
+        <w:spacing w:after="0" w:line="240" w:lineRule="auto"/>
+        <w:rPr>
+          <w:b/>
+          <w:bCs/>
+          <w:noProof/>
+          <w:sz w:val="32"/>
+          <w:szCs w:val="32"/>
+          <w:lang w:val="tr-TR"/>
+        </w:rPr>
+      </w:pPr>
+      <w:r>
+        <w:rPr>
+          <w:b/>
+          <w:bCs/>
+          <w:noProof/>
+          <w:sz w:val="32"/>
+          <w:szCs w:val="32"/>
+          <w:lang w:val="tr-TR"/>
+        </w:rPr>
+        <w:t>Sprint 13:</w:t>
+      </w:r>
+    </w:p>
+    <w:p>
+      <w:pPr>
+        <w:spacing w:after="0" w:line="240" w:lineRule="auto"/>
+        <w:rPr>
+          <w:noProof/>
+          <w:sz w:val="24"/>
+          <w:szCs w:val="24"/>
+          <w:lang w:val="tr-TR"/>
+        </w:rPr>
+      </w:pPr>
+      <w:r>
+        <w:rPr>
+          <w:noProof/>
+          <w:sz w:val="24"/>
+          <w:szCs w:val="24"/>
+          <w:lang w:val="tr-TR"/>
+        </w:rPr>
+        <w:t>"What configuration makes each model perform best?"</w:t>
+      </w:r>
+    </w:p>
+    <w:p>
+      <w:pPr>
+        <w:spacing w:after="0" w:line="240" w:lineRule="auto"/>
+        <w:rPr>
+          <w:noProof/>
+          <w:sz w:val="24"/>
+          <w:szCs w:val="24"/>
+          <w:lang w:val="tr-TR"/>
+        </w:rPr>
+      </w:pPr>
+    </w:p>
+    <w:p>
+      <w:pPr>
+        <w:spacing w:after="0" w:line="240" w:lineRule="auto"/>
+        <w:rPr>
+          <w:noProof/>
+          <w:sz w:val="24"/>
+          <w:szCs w:val="24"/>
+          <w:lang w:val="tr-TR"/>
+        </w:rPr>
+      </w:pPr>
+    </w:p>
     <w:sectPr>
       <w:pgSz w:w="11906" w:h="16838"/>
       <w:pgMar w:top="1417" w:right="1417" w:bottom="1417" w:left="1417" w:header="708" w:footer="708" w:gutter="0"/>
@@ -25518,7 +26091,7 @@
 </file>
 
 <file path=word/numbering.xml><?xml version="1.0" encoding="utf-8"?>
-<w:numbering xmlns:wpc="http://schemas.microsoft.com/office/word/2010/wordprocessingCanvas" xmlns:cx="http://schemas.microsoft.com/office/drawing/2014/chartex" xmlns:cx1="http://schemas.microsoft.com/office/drawing/2015/9/8/chartex" xmlns:cx2="http://schemas.microsoft.com/office/drawing/2015/10/21/chartex" xmlns:cx3="http://schemas.microsoft.com/office/drawing/2016/5/9/chartex" xmlns:cx4="http://schemas.microsoft.com/office/drawing/2016/5/10/chartex" xmlns:cx5="http://schemas.microsoft.com/office/drawing/2016/5/11/chartex" xmlns:cx6="http://schemas.microsoft.com/office/drawing/2016/5/12/chartex" xmlns:cx7="http://schemas.microsoft.com/office/drawing/2016/5/13/chartex" xmlns:cx8="http://schemas.microsoft.com/office/drawing/2016/5/14/chartex" xmlns:mc="http://schemas.openxmlformats.org/markup-compatibility/2006" xmlns:aink="http://schemas.microsoft.com/office/drawing/2016/ink" xmlns:am3d="http://schemas.microsoft.com/office/drawing/2017/model3d" xmlns:o="urn:schemas-microsoft-com:office:office" xmlns:oel="http://schemas.microsoft.com/office/2019/extlst" xmlns:r="http://schemas.openxmlformats.org/officeDocument/2006/relationships" xmlns:m="http://schemas.openxmlformats.org/officeDocument/2006/math" xmlns:v="urn:schemas-microsoft-com:vml" xmlns:wp14="http://schemas.microsoft.com/office/word/2010/wordprocessingDrawing" xmlns:wp="http://schemas.openxmlformats.org/drawingml/2006/wordprocessingDrawing" xmlns:w10="urn:schemas-microsoft-com:office:word" xmlns:w="http://schemas.openxmlformats.org/wordprocessingml/2006/main" xmlns:w14="http://schemas.microsoft.com/office/word/2010/wordml" xmlns:w15="http://schemas.microsoft.com/office/word/2012/wordml" xmlns:w16cei="http://schemas.microsoft.com/office/word/2026/wordml/cei" xmlns:w16cex="http://schemas.microsoft.com/office/word/2018/wordml/cex" xmlns:w16cid="http://schemas.microsoft.com/office/word/2016/wordml/cid" xmlns:w16="http://schemas.microsoft.com/office/word/2018/wordml" xmlns:w16du="http://schemas.microsoft.com/office/word/2023/wordml/word16du" xmlns:w16sdtdh="http://schemas.microsoft.com/office/word/2020/wordml/sdtdatahash" xmlns:w16sdtfl="http://schemas.microsoft.com/office/word/2024/wordml/sdtformatlock" xmlns:w16se="http://schemas.microsoft.com/office/word/2015/wordml/symex" xmlns:wpg="http://schemas.microsoft.com/office/word/2010/wordprocessingGroup" xmlns:wpi="http://schemas.microsoft.com/office/word/2010/wordprocessingInk" xmlns:wne="http://schemas.microsoft.com/office/word/2006/wordml" xmlns:wps="http://schemas.microsoft.com/office/word/2010/wordprocessingShape" mc:Ignorable="w14 w15 w16se w16cid w16 w16cex w16sdtdh w16sdtfl w16du wp14">
+<w:numbering xmlns:wpc="http://schemas.microsoft.com/office/word/2010/wordprocessingCanvas" xmlns:cx="http://schemas.microsoft.com/office/drawing/2014/chartex" xmlns:cx1="http://schemas.microsoft.com/office/drawing/2015/9/8/chartex" xmlns:cx2="http://schemas.microsoft.com/office/drawing/2015/10/21/chartex" xmlns:cx3="http://schemas.microsoft.com/office/drawing/2016/5/9/chartex" xmlns:cx4="http://schemas.microsoft.com/office/drawing/2016/5/10/chartex" xmlns:cx5="http://schemas.microsoft.com/office/drawing/2016/5/11/chartex" xmlns:cx6="http://schemas.microsoft.com/office/drawing/2016/5/12/chartex" xmlns:cx7="http://schemas.microsoft.com/office/drawing/2016/5/13/chartex" xmlns:cx8="http://schemas.microsoft.com/office/drawing/2016/5/14/chartex" xmlns:mc="http://schemas.openxmlformats.org/markup-compatibility/2006" xmlns:aink="http://schemas.microsoft.com/office/drawing/2016/ink" xmlns:am3d="http://schemas.microsoft.com/office/drawing/2017/model3d" xmlns:o="urn:schemas-microsoft-com:office:office" xmlns:oel="http://schemas.microsoft.com/office/2019/extlst" xmlns:r="http://schemas.openxmlformats.org/officeDocument/2006/relationships" xmlns:m="http://schemas.openxmlformats.org/officeDocument/2006/math" xmlns:v="urn:schemas-microsoft-com:vml" xmlns:wp14="http://schemas.microsoft.com/office/word/2010/wordprocessingDrawing" xmlns:wp="http://schemas.openxmlformats.org/drawingml/2006/wordprocessingDrawing" xmlns:w10="urn:schemas-microsoft-com:office:word" xmlns:w="http://schemas.openxmlformats.org/wordprocessingml/2006/main" xmlns:w14="http://schemas.microsoft.com/office/word/2010/wordml" xmlns:w15="http://schemas.microsoft.com/office/word/2012/wordml" xmlns:w16cex="http://schemas.microsoft.com/office/word/2018/wordml/cex" xmlns:w16cid="http://schemas.microsoft.com/office/word/2016/wordml/cid" xmlns:w16="http://schemas.microsoft.com/office/word/2018/wordml" xmlns:w16du="http://schemas.microsoft.com/office/word/2023/wordml/word16du" xmlns:w16sdtdh="http://schemas.microsoft.com/office/word/2020/wordml/sdtdatahash" xmlns:w16sdtfl="http://schemas.microsoft.com/office/word/2024/wordml/sdtformatlock" xmlns:w16se="http://schemas.microsoft.com/office/word/2015/wordml/symex" xmlns:wpg="http://schemas.microsoft.com/office/word/2010/wordprocessingGroup" xmlns:wpi="http://schemas.microsoft.com/office/word/2010/wordprocessingInk" xmlns:wne="http://schemas.microsoft.com/office/word/2006/wordml" xmlns:wps="http://schemas.microsoft.com/office/word/2010/wordprocessingShape" mc:Ignorable="w14 w15 w16se w16cid w16 w16cex w16sdtdh w16sdtfl w16du wp14">
   <w:abstractNum w:abstractNumId="0" w15:restartNumberingAfterBreak="0">
     <w:nsid w:val="017D5122"/>
     <w:multiLevelType w:val="multilevel"/>
@@ -29802,7 +30375,6 @@
   <w:style w:type="character" w:default="1" w:styleId="VarsaylanParagrafYazTipi">
     <w:name w:val="Default Paragraph Font"/>
     <w:uiPriority w:val="1"/>
-    <w:semiHidden/>
     <w:unhideWhenUsed/>
   </w:style>
   <w:style w:type="table" w:default="1" w:styleId="NormalTablo">

--- a/docs/draft/development_flow.docx
+++ b/docs/draft/development_flow.docx
@@ -26068,6 +26068,8651 @@
           <w:lang w:val="tr-TR"/>
         </w:rPr>
       </w:pPr>
+    </w:p>
+    <w:p>
+      <w:pPr>
+        <w:spacing w:after="0" w:line="240" w:lineRule="auto"/>
+        <w:jc w:val="center"/>
+        <w:rPr>
+          <w:noProof/>
+          <w:sz w:val="24"/>
+          <w:szCs w:val="24"/>
+          <w:lang w:val="tr-TR"/>
+        </w:rPr>
+      </w:pPr>
+    </w:p>
+    <w:p>
+      <w:pPr>
+        <w:spacing w:after="0" w:line="240" w:lineRule="auto"/>
+        <w:jc w:val="center"/>
+        <w:rPr>
+          <w:noProof/>
+          <w:sz w:val="24"/>
+          <w:szCs w:val="24"/>
+          <w:lang w:val="tr-TR"/>
+        </w:rPr>
+      </w:pPr>
+    </w:p>
+    <w:p>
+      <w:pPr>
+        <w:spacing w:after="0" w:line="240" w:lineRule="auto"/>
+        <w:jc w:val="center"/>
+        <w:rPr>
+          <w:b/>
+          <w:bCs/>
+          <w:noProof/>
+          <w:sz w:val="32"/>
+          <w:szCs w:val="32"/>
+          <w:u w:val="single"/>
+          <w:lang w:val="tr-TR"/>
+        </w:rPr>
+      </w:pPr>
+      <w:r>
+        <w:rPr>
+          <w:b/>
+          <w:bCs/>
+          <w:noProof/>
+          <w:sz w:val="32"/>
+          <w:szCs w:val="32"/>
+          <w:u w:val="single"/>
+          <w:lang w:val="tr-TR"/>
+        </w:rPr>
+        <w:t>Sprint 12 architecture</w:t>
+      </w:r>
+    </w:p>
+    <w:p>
+      <w:pPr>
+        <w:spacing w:after="0" w:line="240" w:lineRule="auto"/>
+        <w:jc w:val="center"/>
+        <w:rPr>
+          <w:noProof/>
+          <w:sz w:val="24"/>
+          <w:szCs w:val="24"/>
+          <w:lang w:val="tr-TR"/>
+        </w:rPr>
+      </w:pPr>
+    </w:p>
+    <w:p>
+      <w:pPr>
+        <w:spacing w:after="0" w:line="240" w:lineRule="auto"/>
+        <w:jc w:val="center"/>
+        <w:rPr>
+          <w:b/>
+          <w:bCs/>
+          <w:noProof/>
+          <w:sz w:val="24"/>
+          <w:szCs w:val="24"/>
+          <w:lang w:val="tr-TR"/>
+        </w:rPr>
+      </w:pPr>
+      <w:r>
+        <w:rPr>
+          <w:noProof/>
+          <w:sz w:val="24"/>
+          <w:szCs w:val="24"/>
+          <w:lang w:val="tr-TR"/>
+        </w:rPr>
+        <w:t xml:space="preserve">          </w:t>
+      </w:r>
+      <w:r>
+        <w:rPr>
+          <w:b/>
+          <w:bCs/>
+          <w:noProof/>
+          <w:sz w:val="24"/>
+          <w:szCs w:val="24"/>
+          <w:lang w:val="tr-TR"/>
+        </w:rPr>
+        <w:t>ForecastEvaluator</w:t>
+      </w:r>
+    </w:p>
+    <w:p>
+      <w:pPr>
+        <w:spacing w:after="0" w:line="240" w:lineRule="auto"/>
+        <w:jc w:val="center"/>
+        <w:rPr>
+          <w:noProof/>
+          <w:sz w:val="24"/>
+          <w:szCs w:val="24"/>
+          <w:lang w:val="tr-TR"/>
+        </w:rPr>
+      </w:pPr>
+      <w:r>
+        <w:rPr>
+          <w:noProof/>
+          <w:sz w:val="24"/>
+          <w:szCs w:val="24"/>
+          <w:lang w:val="tr-TR"/>
+        </w:rPr>
+        <w:t xml:space="preserve">        │</w:t>
+      </w:r>
+    </w:p>
+    <w:p>
+      <w:pPr>
+        <w:spacing w:after="0" w:line="240" w:lineRule="auto"/>
+        <w:jc w:val="center"/>
+        <w:rPr>
+          <w:noProof/>
+          <w:sz w:val="24"/>
+          <w:szCs w:val="24"/>
+          <w:lang w:val="tr-TR"/>
+        </w:rPr>
+      </w:pPr>
+      <w:r>
+        <w:rPr>
+          <w:noProof/>
+          <w:sz w:val="24"/>
+          <w:szCs w:val="24"/>
+          <w:lang w:val="tr-TR"/>
+        </w:rPr>
+        <w:t xml:space="preserve">          ┌────────────────</w:t>
+      </w:r>
+      <w:r>
+        <w:rPr>
+          <w:rFonts w:ascii="MS Gothic" w:eastAsia="MS Gothic" w:hAnsi="MS Gothic" w:cs="MS Gothic" w:hint="eastAsia"/>
+          <w:noProof/>
+          <w:sz w:val="24"/>
+          <w:szCs w:val="24"/>
+          <w:lang w:val="tr-TR"/>
+        </w:rPr>
+        <w:t>┼</w:t>
+      </w:r>
+      <w:r>
+        <w:rPr>
+          <w:rFonts w:ascii="Calibri" w:hAnsi="Calibri" w:cs="Calibri"/>
+          <w:noProof/>
+          <w:sz w:val="24"/>
+          <w:szCs w:val="24"/>
+          <w:lang w:val="tr-TR"/>
+        </w:rPr>
+        <w:t>─────────────────┐</w:t>
+      </w:r>
+    </w:p>
+    <w:p>
+      <w:pPr>
+        <w:spacing w:after="0" w:line="240" w:lineRule="auto"/>
+        <w:rPr>
+          <w:noProof/>
+          <w:sz w:val="24"/>
+          <w:szCs w:val="24"/>
+          <w:lang w:val="tr-TR"/>
+        </w:rPr>
+      </w:pPr>
+      <w:r>
+        <w:rPr>
+          <w:noProof/>
+          <w:sz w:val="24"/>
+          <w:szCs w:val="24"/>
+          <w:lang w:val="tr-TR"/>
+        </w:rPr>
+        <w:t xml:space="preserve">                                               </w:t>
+      </w:r>
+      <w:r>
+        <w:rPr>
+          <w:noProof/>
+          <w:sz w:val="24"/>
+          <w:szCs w:val="24"/>
+          <w:lang w:val="tr-TR"/>
+        </w:rPr>
+        <w:t xml:space="preserve">↓                </w:t>
+      </w:r>
+      <w:r>
+        <w:rPr>
+          <w:noProof/>
+          <w:sz w:val="24"/>
+          <w:szCs w:val="24"/>
+          <w:lang w:val="tr-TR"/>
+        </w:rPr>
+        <w:t xml:space="preserve">                   </w:t>
+      </w:r>
+      <w:r>
+        <w:rPr>
+          <w:noProof/>
+          <w:sz w:val="24"/>
+          <w:szCs w:val="24"/>
+          <w:lang w:val="tr-TR"/>
+        </w:rPr>
+        <w:t xml:space="preserve">↓                 </w:t>
+      </w:r>
+      <w:r>
+        <w:rPr>
+          <w:noProof/>
+          <w:sz w:val="24"/>
+          <w:szCs w:val="24"/>
+          <w:lang w:val="tr-TR"/>
+        </w:rPr>
+        <w:t xml:space="preserve">                    </w:t>
+      </w:r>
+      <w:r>
+        <w:rPr>
+          <w:noProof/>
+          <w:sz w:val="24"/>
+          <w:szCs w:val="24"/>
+          <w:lang w:val="tr-TR"/>
+        </w:rPr>
+        <w:t>↓</w:t>
+      </w:r>
+    </w:p>
+    <w:p>
+      <w:pPr>
+        <w:spacing w:after="0" w:line="240" w:lineRule="auto"/>
+        <w:rPr>
+          <w:noProof/>
+          <w:sz w:val="24"/>
+          <w:szCs w:val="24"/>
+          <w:lang w:val="tr-TR"/>
+        </w:rPr>
+      </w:pPr>
+      <w:r>
+        <w:rPr>
+          <w:noProof/>
+          <w:sz w:val="24"/>
+          <w:szCs w:val="24"/>
+          <w:lang w:val="tr-TR"/>
+        </w:rPr>
+        <w:t xml:space="preserve">                                         </w:t>
+      </w:r>
+      <w:r>
+        <w:rPr>
+          <w:noProof/>
+          <w:sz w:val="24"/>
+          <w:szCs w:val="24"/>
+          <w:lang w:val="tr-TR"/>
+        </w:rPr>
+        <w:t xml:space="preserve">Classical          </w:t>
+      </w:r>
+      <w:r>
+        <w:rPr>
+          <w:noProof/>
+          <w:sz w:val="24"/>
+          <w:szCs w:val="24"/>
+          <w:lang w:val="tr-TR"/>
+        </w:rPr>
+        <w:t xml:space="preserve">               </w:t>
+      </w:r>
+      <w:r>
+        <w:rPr>
+          <w:noProof/>
+          <w:sz w:val="24"/>
+          <w:szCs w:val="24"/>
+          <w:lang w:val="tr-TR"/>
+        </w:rPr>
+        <w:t xml:space="preserve">Neural            </w:t>
+      </w:r>
+      <w:r>
+        <w:rPr>
+          <w:noProof/>
+          <w:sz w:val="24"/>
+          <w:szCs w:val="24"/>
+          <w:lang w:val="tr-TR"/>
+        </w:rPr>
+        <w:t xml:space="preserve">                 </w:t>
+      </w:r>
+      <w:r>
+        <w:rPr>
+          <w:noProof/>
+          <w:sz w:val="24"/>
+          <w:szCs w:val="24"/>
+          <w:lang w:val="tr-TR"/>
+        </w:rPr>
+        <w:t>Hybrid</w:t>
+      </w:r>
+    </w:p>
+    <w:p>
+      <w:pPr>
+        <w:spacing w:after="0" w:line="240" w:lineRule="auto"/>
+        <w:rPr>
+          <w:noProof/>
+          <w:sz w:val="24"/>
+          <w:szCs w:val="24"/>
+          <w:lang w:val="tr-TR"/>
+        </w:rPr>
+      </w:pPr>
+      <w:r>
+        <w:rPr>
+          <w:noProof/>
+          <w:sz w:val="24"/>
+          <w:szCs w:val="24"/>
+          <w:lang w:val="tr-TR"/>
+        </w:rPr>
+        <w:t xml:space="preserve">                                                 </w:t>
+      </w:r>
+      <w:r>
+        <w:rPr>
+          <w:noProof/>
+          <w:sz w:val="24"/>
+          <w:szCs w:val="24"/>
+          <w:lang w:val="tr-TR"/>
+        </w:rPr>
+        <w:t xml:space="preserve">│                </w:t>
+      </w:r>
+      <w:r>
+        <w:rPr>
+          <w:noProof/>
+          <w:sz w:val="24"/>
+          <w:szCs w:val="24"/>
+          <w:lang w:val="tr-TR"/>
+        </w:rPr>
+        <w:t xml:space="preserve">                    </w:t>
+      </w:r>
+      <w:r>
+        <w:rPr>
+          <w:noProof/>
+          <w:sz w:val="24"/>
+          <w:szCs w:val="24"/>
+          <w:lang w:val="tr-TR"/>
+        </w:rPr>
+        <w:t xml:space="preserve">│                 </w:t>
+      </w:r>
+      <w:r>
+        <w:rPr>
+          <w:noProof/>
+          <w:sz w:val="24"/>
+          <w:szCs w:val="24"/>
+          <w:lang w:val="tr-TR"/>
+        </w:rPr>
+        <w:t xml:space="preserve">                      </w:t>
+      </w:r>
+      <w:r>
+        <w:rPr>
+          <w:noProof/>
+          <w:sz w:val="24"/>
+          <w:szCs w:val="24"/>
+          <w:lang w:val="tr-TR"/>
+        </w:rPr>
+        <w:t>│</w:t>
+      </w:r>
+    </w:p>
+    <w:p>
+      <w:pPr>
+        <w:spacing w:after="0" w:line="240" w:lineRule="auto"/>
+        <w:rPr>
+          <w:noProof/>
+          <w:sz w:val="24"/>
+          <w:szCs w:val="24"/>
+          <w:lang w:val="tr-TR"/>
+        </w:rPr>
+      </w:pPr>
+      <w:r>
+        <w:rPr>
+          <w:noProof/>
+          <w:sz w:val="24"/>
+          <w:szCs w:val="24"/>
+          <w:lang w:val="tr-TR"/>
+        </w:rPr>
+        <w:t xml:space="preserve">                                    </w:t>
+      </w:r>
+      <w:r>
+        <w:rPr>
+          <w:noProof/>
+          <w:sz w:val="24"/>
+          <w:szCs w:val="24"/>
+          <w:lang w:val="tr-TR"/>
+        </w:rPr>
+        <w:t xml:space="preserve">ARIMA/Kalman       </w:t>
+      </w:r>
+      <w:r>
+        <w:rPr>
+          <w:noProof/>
+          <w:sz w:val="24"/>
+          <w:szCs w:val="24"/>
+          <w:lang w:val="tr-TR"/>
+        </w:rPr>
+        <w:t xml:space="preserve">       </w:t>
+      </w:r>
+      <w:r>
+        <w:rPr>
+          <w:noProof/>
+          <w:sz w:val="24"/>
+          <w:szCs w:val="24"/>
+          <w:lang w:val="tr-TR"/>
+        </w:rPr>
+        <w:t xml:space="preserve">LSTM/GRU       </w:t>
+      </w:r>
+      <w:r>
+        <w:rPr>
+          <w:noProof/>
+          <w:sz w:val="24"/>
+          <w:szCs w:val="24"/>
+          <w:lang w:val="tr-TR"/>
+        </w:rPr>
+        <w:t xml:space="preserve">              </w:t>
+      </w:r>
+      <w:r>
+        <w:rPr>
+          <w:noProof/>
+          <w:sz w:val="24"/>
+          <w:szCs w:val="24"/>
+          <w:lang w:val="tr-TR"/>
+        </w:rPr>
+        <w:t>Trend+LSTM</w:t>
+      </w:r>
+    </w:p>
+    <w:p>
+      <w:pPr>
+        <w:spacing w:after="0" w:line="240" w:lineRule="auto"/>
+        <w:jc w:val="center"/>
+        <w:rPr>
+          <w:noProof/>
+          <w:sz w:val="24"/>
+          <w:szCs w:val="24"/>
+          <w:lang w:val="tr-TR"/>
+        </w:rPr>
+      </w:pPr>
+      <w:r>
+        <w:rPr>
+          <w:noProof/>
+          <w:sz w:val="24"/>
+          <w:szCs w:val="24"/>
+          <w:lang w:val="tr-TR"/>
+        </w:rPr>
+        <w:t xml:space="preserve">                                         </w:t>
+      </w:r>
+      <w:r>
+        <w:rPr>
+          <w:noProof/>
+          <w:sz w:val="24"/>
+          <w:szCs w:val="24"/>
+          <w:lang w:val="tr-TR"/>
+        </w:rPr>
+        <w:t xml:space="preserve">                                                </w:t>
+      </w:r>
+      <w:r>
+        <w:rPr>
+          <w:noProof/>
+          <w:sz w:val="24"/>
+          <w:szCs w:val="24"/>
+          <w:lang w:val="tr-TR"/>
+        </w:rPr>
+        <w:t>Kalman+LSTM</w:t>
+      </w:r>
+    </w:p>
+    <w:p>
+      <w:pPr>
+        <w:spacing w:after="0" w:line="240" w:lineRule="auto"/>
+        <w:rPr>
+          <w:noProof/>
+          <w:sz w:val="24"/>
+          <w:szCs w:val="24"/>
+          <w:lang w:val="tr-TR"/>
+        </w:rPr>
+      </w:pPr>
+      <w:r>
+        <w:rPr>
+          <w:noProof/>
+          <w:sz w:val="24"/>
+          <w:szCs w:val="24"/>
+          <w:lang w:val="tr-TR"/>
+        </w:rPr>
+        <w:t xml:space="preserve">                                                 </w:t>
+      </w:r>
+      <w:r>
+        <w:rPr>
+          <w:noProof/>
+          <w:sz w:val="24"/>
+          <w:szCs w:val="24"/>
+          <w:lang w:val="tr-TR"/>
+        </w:rPr>
+        <w:t xml:space="preserve">│                </w:t>
+      </w:r>
+      <w:r>
+        <w:rPr>
+          <w:noProof/>
+          <w:sz w:val="24"/>
+          <w:szCs w:val="24"/>
+          <w:lang w:val="tr-TR"/>
+        </w:rPr>
+        <w:t xml:space="preserve">                    </w:t>
+      </w:r>
+      <w:r>
+        <w:rPr>
+          <w:noProof/>
+          <w:sz w:val="24"/>
+          <w:szCs w:val="24"/>
+          <w:lang w:val="tr-TR"/>
+        </w:rPr>
+        <w:t xml:space="preserve">│                 </w:t>
+      </w:r>
+      <w:r>
+        <w:rPr>
+          <w:noProof/>
+          <w:sz w:val="24"/>
+          <w:szCs w:val="24"/>
+          <w:lang w:val="tr-TR"/>
+        </w:rPr>
+        <w:t xml:space="preserve">                      </w:t>
+      </w:r>
+      <w:r>
+        <w:rPr>
+          <w:noProof/>
+          <w:sz w:val="24"/>
+          <w:szCs w:val="24"/>
+          <w:lang w:val="tr-TR"/>
+        </w:rPr>
+        <w:t>│</w:t>
+      </w:r>
+    </w:p>
+    <w:p>
+      <w:pPr>
+        <w:spacing w:after="0" w:line="240" w:lineRule="auto"/>
+        <w:jc w:val="center"/>
+        <w:rPr>
+          <w:noProof/>
+          <w:sz w:val="24"/>
+          <w:szCs w:val="24"/>
+          <w:lang w:val="tr-TR"/>
+        </w:rPr>
+      </w:pPr>
+      <w:r>
+        <w:rPr>
+          <w:noProof/>
+          <w:sz w:val="24"/>
+          <w:szCs w:val="24"/>
+          <w:lang w:val="tr-TR"/>
+        </w:rPr>
+        <w:t xml:space="preserve">         </w:t>
+      </w:r>
+      <w:r>
+        <w:rPr>
+          <w:noProof/>
+          <w:sz w:val="24"/>
+          <w:szCs w:val="24"/>
+          <w:lang w:val="tr-TR"/>
+        </w:rPr>
+        <w:t xml:space="preserve">  </w:t>
+      </w:r>
+      <w:r>
+        <w:rPr>
+          <w:noProof/>
+          <w:sz w:val="24"/>
+          <w:szCs w:val="24"/>
+          <w:lang w:val="tr-TR"/>
+        </w:rPr>
+        <w:t xml:space="preserve"> └────────────────</w:t>
+      </w:r>
+      <w:r>
+        <w:rPr>
+          <w:rFonts w:ascii="MS Gothic" w:eastAsia="MS Gothic" w:hAnsi="MS Gothic" w:cs="MS Gothic" w:hint="eastAsia"/>
+          <w:noProof/>
+          <w:sz w:val="24"/>
+          <w:szCs w:val="24"/>
+          <w:lang w:val="tr-TR"/>
+        </w:rPr>
+        <w:t>┼</w:t>
+      </w:r>
+      <w:r>
+        <w:rPr>
+          <w:rFonts w:ascii="Calibri" w:hAnsi="Calibri" w:cs="Calibri"/>
+          <w:noProof/>
+          <w:sz w:val="24"/>
+          <w:szCs w:val="24"/>
+          <w:lang w:val="tr-TR"/>
+        </w:rPr>
+        <w:t>─────────────────┘</w:t>
+      </w:r>
+    </w:p>
+    <w:p>
+      <w:pPr>
+        <w:spacing w:after="0" w:line="240" w:lineRule="auto"/>
+        <w:jc w:val="center"/>
+        <w:rPr>
+          <w:noProof/>
+          <w:sz w:val="24"/>
+          <w:szCs w:val="24"/>
+          <w:lang w:val="tr-TR"/>
+        </w:rPr>
+      </w:pPr>
+      <w:r>
+        <w:rPr>
+          <w:noProof/>
+          <w:sz w:val="24"/>
+          <w:szCs w:val="24"/>
+          <w:lang w:val="tr-TR"/>
+        </w:rPr>
+        <w:t xml:space="preserve">        </w:t>
+      </w:r>
+      <w:r>
+        <w:rPr>
+          <w:noProof/>
+          <w:sz w:val="24"/>
+          <w:szCs w:val="24"/>
+          <w:lang w:val="tr-TR"/>
+        </w:rPr>
+        <w:t xml:space="preserve"> </w:t>
+      </w:r>
+      <w:r>
+        <w:rPr>
+          <w:noProof/>
+          <w:sz w:val="24"/>
+          <w:szCs w:val="24"/>
+          <w:lang w:val="tr-TR"/>
+        </w:rPr>
+        <w:t>↓</w:t>
+      </w:r>
+    </w:p>
+    <w:p>
+      <w:pPr>
+        <w:spacing w:after="0" w:line="240" w:lineRule="auto"/>
+        <w:jc w:val="center"/>
+        <w:rPr>
+          <w:b/>
+          <w:bCs/>
+          <w:noProof/>
+          <w:sz w:val="24"/>
+          <w:szCs w:val="24"/>
+          <w:lang w:val="tr-TR"/>
+        </w:rPr>
+      </w:pPr>
+      <w:r>
+        <w:rPr>
+          <w:noProof/>
+          <w:sz w:val="24"/>
+          <w:szCs w:val="24"/>
+          <w:lang w:val="tr-TR"/>
+        </w:rPr>
+        <w:t xml:space="preserve">  </w:t>
+      </w:r>
+      <w:r>
+        <w:rPr>
+          <w:b/>
+          <w:bCs/>
+          <w:noProof/>
+          <w:sz w:val="24"/>
+          <w:szCs w:val="24"/>
+          <w:lang w:val="tr-TR"/>
+        </w:rPr>
+        <w:t>EvaluationResult</w:t>
+      </w:r>
+    </w:p>
+    <w:p>
+      <w:pPr>
+        <w:spacing w:after="0" w:line="240" w:lineRule="auto"/>
+        <w:rPr>
+          <w:b/>
+          <w:bCs/>
+          <w:noProof/>
+          <w:sz w:val="32"/>
+          <w:szCs w:val="32"/>
+          <w:u w:val="single"/>
+          <w:lang w:val="tr-TR"/>
+        </w:rPr>
+      </w:pPr>
+      <w:r>
+        <w:rPr>
+          <w:b/>
+          <w:bCs/>
+          <w:noProof/>
+          <w:sz w:val="32"/>
+          <w:szCs w:val="32"/>
+          <w:u w:val="single"/>
+          <w:lang w:val="tr-TR"/>
+        </w:rPr>
+        <w:lastRenderedPageBreak/>
+        <w:t xml:space="preserve">Expected </w:t>
+      </w:r>
+      <w:r>
+        <w:rPr>
+          <w:b/>
+          <w:bCs/>
+          <w:noProof/>
+          <w:sz w:val="32"/>
+          <w:szCs w:val="32"/>
+          <w:u w:val="single"/>
+          <w:lang w:val="tr-TR"/>
+        </w:rPr>
+        <w:t>A</w:t>
+      </w:r>
+      <w:r>
+        <w:rPr>
+          <w:b/>
+          <w:bCs/>
+          <w:noProof/>
+          <w:sz w:val="32"/>
+          <w:szCs w:val="32"/>
+          <w:u w:val="single"/>
+          <w:lang w:val="tr-TR"/>
+        </w:rPr>
+        <w:t>rchitecture</w:t>
+      </w:r>
+    </w:p>
+    <w:p>
+      <w:pPr>
+        <w:spacing w:after="0" w:line="240" w:lineRule="auto"/>
+        <w:rPr>
+          <w:noProof/>
+          <w:sz w:val="24"/>
+          <w:szCs w:val="24"/>
+          <w:lang w:val="tr-TR"/>
+        </w:rPr>
+      </w:pPr>
+    </w:p>
+    <w:p>
+      <w:pPr>
+        <w:spacing w:after="0" w:line="240" w:lineRule="auto"/>
+        <w:rPr>
+          <w:noProof/>
+          <w:sz w:val="24"/>
+          <w:szCs w:val="24"/>
+          <w:lang w:val="tr-TR"/>
+        </w:rPr>
+      </w:pPr>
+    </w:p>
+    <w:p>
+      <w:pPr>
+        <w:spacing w:after="0" w:line="240" w:lineRule="auto"/>
+        <w:rPr>
+          <w:noProof/>
+          <w:sz w:val="24"/>
+          <w:szCs w:val="24"/>
+          <w:lang w:val="tr-TR"/>
+        </w:rPr>
+      </w:pPr>
+      <w:r>
+        <w:rPr>
+          <w:noProof/>
+          <w:sz w:val="24"/>
+          <w:szCs w:val="24"/>
+          <w:lang w:val="tr-TR"/>
+        </w:rPr>
+        <w:t xml:space="preserve">TRAINING                         </w:t>
+      </w:r>
+      <w:r>
+        <w:rPr>
+          <w:noProof/>
+          <w:sz w:val="24"/>
+          <w:szCs w:val="24"/>
+          <w:lang w:val="tr-TR"/>
+        </w:rPr>
+        <w:t xml:space="preserve">           </w:t>
+      </w:r>
+      <w:r>
+        <w:rPr>
+          <w:noProof/>
+          <w:sz w:val="24"/>
+          <w:szCs w:val="24"/>
+          <w:lang w:val="tr-TR"/>
+        </w:rPr>
+        <w:t>VALIDATION</w:t>
+      </w:r>
+    </w:p>
+    <w:p>
+      <w:pPr>
+        <w:spacing w:after="0" w:line="240" w:lineRule="auto"/>
+        <w:rPr>
+          <w:noProof/>
+          <w:sz w:val="24"/>
+          <w:szCs w:val="24"/>
+          <w:lang w:val="tr-TR"/>
+        </w:rPr>
+      </w:pPr>
+      <w:r>
+        <w:rPr>
+          <w:noProof/>
+          <w:sz w:val="24"/>
+          <w:szCs w:val="24"/>
+          <w:lang w:val="tr-TR"/>
+        </w:rPr>
+        <w:t xml:space="preserve">────────                         </w:t>
+      </w:r>
+      <w:r>
+        <w:rPr>
+          <w:noProof/>
+          <w:sz w:val="24"/>
+          <w:szCs w:val="24"/>
+          <w:lang w:val="tr-TR"/>
+        </w:rPr>
+        <w:t xml:space="preserve">           </w:t>
+      </w:r>
+      <w:r>
+        <w:rPr>
+          <w:noProof/>
+          <w:sz w:val="24"/>
+          <w:szCs w:val="24"/>
+          <w:lang w:val="tr-TR"/>
+        </w:rPr>
+        <w:t>──────────</w:t>
+      </w:r>
+    </w:p>
+    <w:p>
+      <w:pPr>
+        <w:spacing w:after="0" w:line="240" w:lineRule="auto"/>
+        <w:rPr>
+          <w:noProof/>
+          <w:sz w:val="24"/>
+          <w:szCs w:val="24"/>
+          <w:lang w:val="tr-TR"/>
+        </w:rPr>
+      </w:pPr>
+    </w:p>
+    <w:p>
+      <w:pPr>
+        <w:spacing w:after="0" w:line="240" w:lineRule="auto"/>
+        <w:rPr>
+          <w:noProof/>
+          <w:sz w:val="24"/>
+          <w:szCs w:val="24"/>
+          <w:lang w:val="tr-TR"/>
+        </w:rPr>
+      </w:pPr>
+      <w:r>
+        <w:rPr>
+          <w:noProof/>
+          <w:sz w:val="24"/>
+          <w:szCs w:val="24"/>
+          <w:lang w:val="tr-TR"/>
+        </w:rPr>
+        <w:t xml:space="preserve">20.0                            </w:t>
+      </w:r>
+      <w:r>
+        <w:rPr>
+          <w:noProof/>
+          <w:sz w:val="24"/>
+          <w:szCs w:val="24"/>
+          <w:lang w:val="tr-TR"/>
+        </w:rPr>
+        <w:t xml:space="preserve">                 </w:t>
+      </w:r>
+      <w:r>
+        <w:rPr>
+          <w:noProof/>
+          <w:sz w:val="24"/>
+          <w:szCs w:val="24"/>
+          <w:lang w:val="tr-TR"/>
+        </w:rPr>
+        <w:t>30.0</w:t>
+      </w:r>
+    </w:p>
+    <w:p>
+      <w:pPr>
+        <w:spacing w:after="0" w:line="240" w:lineRule="auto"/>
+        <w:rPr>
+          <w:noProof/>
+          <w:sz w:val="24"/>
+          <w:szCs w:val="24"/>
+          <w:lang w:val="tr-TR"/>
+        </w:rPr>
+      </w:pPr>
+      <w:r>
+        <w:rPr>
+          <w:noProof/>
+          <w:sz w:val="24"/>
+          <w:szCs w:val="24"/>
+          <w:lang w:val="tr-TR"/>
+        </w:rPr>
+        <w:t xml:space="preserve">21.0                            </w:t>
+      </w:r>
+      <w:r>
+        <w:rPr>
+          <w:noProof/>
+          <w:sz w:val="24"/>
+          <w:szCs w:val="24"/>
+          <w:lang w:val="tr-TR"/>
+        </w:rPr>
+        <w:t xml:space="preserve">                 </w:t>
+      </w:r>
+      <w:r>
+        <w:rPr>
+          <w:noProof/>
+          <w:sz w:val="24"/>
+          <w:szCs w:val="24"/>
+          <w:lang w:val="tr-TR"/>
+        </w:rPr>
+        <w:t>31.0</w:t>
+      </w:r>
+    </w:p>
+    <w:p>
+      <w:pPr>
+        <w:spacing w:after="0" w:line="240" w:lineRule="auto"/>
+        <w:rPr>
+          <w:noProof/>
+          <w:sz w:val="24"/>
+          <w:szCs w:val="24"/>
+          <w:lang w:val="tr-TR"/>
+        </w:rPr>
+      </w:pPr>
+      <w:r>
+        <w:rPr>
+          <w:noProof/>
+          <w:sz w:val="24"/>
+          <w:szCs w:val="24"/>
+          <w:lang w:val="tr-TR"/>
+        </w:rPr>
+        <w:t>NaN  ──</w:t>
+      </w:r>
+      <w:r>
+        <w:rPr>
+          <w:rFonts w:ascii="Arial" w:hAnsi="Arial" w:cs="Arial"/>
+          <w:noProof/>
+          <w:sz w:val="24"/>
+          <w:szCs w:val="24"/>
+          <w:lang w:val="tr-TR"/>
+        </w:rPr>
+        <w:t>►</w:t>
+      </w:r>
+      <w:r>
+        <w:rPr>
+          <w:noProof/>
+          <w:sz w:val="24"/>
+          <w:szCs w:val="24"/>
+          <w:lang w:val="tr-TR"/>
+        </w:rPr>
+        <w:t xml:space="preserve"> interpolation          NaN  </w:t>
+      </w:r>
+      <w:r>
+        <w:rPr>
+          <w:rFonts w:ascii="Calibri" w:hAnsi="Calibri" w:cs="Calibri"/>
+          <w:noProof/>
+          <w:sz w:val="24"/>
+          <w:szCs w:val="24"/>
+          <w:lang w:val="tr-TR"/>
+        </w:rPr>
+        <w:t>──</w:t>
+      </w:r>
+      <w:r>
+        <w:rPr>
+          <w:rFonts w:ascii="Arial" w:hAnsi="Arial" w:cs="Arial"/>
+          <w:noProof/>
+          <w:sz w:val="24"/>
+          <w:szCs w:val="24"/>
+          <w:lang w:val="tr-TR"/>
+        </w:rPr>
+        <w:t>►</w:t>
+      </w:r>
+      <w:r>
+        <w:rPr>
+          <w:noProof/>
+          <w:sz w:val="24"/>
+          <w:szCs w:val="24"/>
+          <w:lang w:val="tr-TR"/>
+        </w:rPr>
+        <w:t xml:space="preserve"> ERROR</w:t>
+      </w:r>
+    </w:p>
+    <w:p>
+      <w:pPr>
+        <w:spacing w:after="0" w:line="240" w:lineRule="auto"/>
+        <w:rPr>
+          <w:noProof/>
+          <w:sz w:val="24"/>
+          <w:szCs w:val="24"/>
+          <w:lang w:val="tr-TR"/>
+        </w:rPr>
+      </w:pPr>
+      <w:r>
+        <w:rPr>
+          <w:noProof/>
+          <w:sz w:val="24"/>
+          <w:szCs w:val="24"/>
+          <w:lang w:val="tr-TR"/>
+        </w:rPr>
+        <w:t xml:space="preserve">23.0                            </w:t>
+      </w:r>
+      <w:r>
+        <w:rPr>
+          <w:noProof/>
+          <w:sz w:val="24"/>
+          <w:szCs w:val="24"/>
+          <w:lang w:val="tr-TR"/>
+        </w:rPr>
+        <w:t xml:space="preserve">                 </w:t>
+      </w:r>
+      <w:r>
+        <w:rPr>
+          <w:noProof/>
+          <w:sz w:val="24"/>
+          <w:szCs w:val="24"/>
+          <w:lang w:val="tr-TR"/>
+        </w:rPr>
+        <w:t>33.0</w:t>
+      </w:r>
+    </w:p>
+    <w:p>
+      <w:pPr>
+        <w:spacing w:after="0" w:line="240" w:lineRule="auto"/>
+        <w:rPr>
+          <w:noProof/>
+          <w:sz w:val="24"/>
+          <w:szCs w:val="24"/>
+          <w:lang w:val="tr-TR"/>
+        </w:rPr>
+      </w:pPr>
+      <w:r>
+        <w:rPr>
+          <w:noProof/>
+          <w:sz w:val="24"/>
+          <w:szCs w:val="24"/>
+          <w:lang w:val="tr-TR"/>
+        </w:rPr>
+        <w:t xml:space="preserve"> </w:t>
+      </w:r>
+      <w:r>
+        <w:rPr>
+          <w:noProof/>
+          <w:sz w:val="24"/>
+          <w:szCs w:val="24"/>
+          <w:lang w:val="tr-TR"/>
+        </w:rPr>
+        <w:t xml:space="preserve"> </w:t>
+      </w:r>
+      <w:r>
+        <w:rPr>
+          <w:noProof/>
+          <w:sz w:val="24"/>
+          <w:szCs w:val="24"/>
+          <w:lang w:val="tr-TR"/>
+        </w:rPr>
+        <w:t xml:space="preserve">│                               </w:t>
+      </w:r>
+      <w:r>
+        <w:rPr>
+          <w:noProof/>
+          <w:sz w:val="24"/>
+          <w:szCs w:val="24"/>
+          <w:lang w:val="tr-TR"/>
+        </w:rPr>
+        <w:t xml:space="preserve">                      </w:t>
+      </w:r>
+      <w:r>
+        <w:rPr>
+          <w:noProof/>
+          <w:sz w:val="24"/>
+          <w:szCs w:val="24"/>
+          <w:lang w:val="tr-TR"/>
+        </w:rPr>
+        <w:t>│</w:t>
+      </w:r>
+    </w:p>
+    <w:p>
+      <w:pPr>
+        <w:spacing w:after="0" w:line="240" w:lineRule="auto"/>
+        <w:rPr>
+          <w:noProof/>
+          <w:sz w:val="24"/>
+          <w:szCs w:val="24"/>
+          <w:lang w:val="tr-TR"/>
+        </w:rPr>
+      </w:pPr>
+      <w:r>
+        <w:rPr>
+          <w:noProof/>
+          <w:sz w:val="24"/>
+          <w:szCs w:val="24"/>
+          <w:lang w:val="tr-TR"/>
+        </w:rPr>
+        <w:t xml:space="preserve"> </w:t>
+      </w:r>
+      <w:r>
+        <w:rPr>
+          <w:rFonts w:ascii="Arial" w:hAnsi="Arial" w:cs="Arial"/>
+          <w:noProof/>
+          <w:sz w:val="24"/>
+          <w:szCs w:val="24"/>
+          <w:lang w:val="tr-TR"/>
+        </w:rPr>
+        <w:t>▼</w:t>
+      </w:r>
+      <w:r>
+        <w:rPr>
+          <w:noProof/>
+          <w:sz w:val="24"/>
+          <w:szCs w:val="24"/>
+          <w:lang w:val="tr-TR"/>
+        </w:rPr>
+        <w:t xml:space="preserve">                               </w:t>
+      </w:r>
+      <w:r>
+        <w:rPr>
+          <w:noProof/>
+          <w:sz w:val="24"/>
+          <w:szCs w:val="24"/>
+          <w:lang w:val="tr-TR"/>
+        </w:rPr>
+        <w:t xml:space="preserve">                     </w:t>
+      </w:r>
+      <w:r>
+        <w:rPr>
+          <w:rFonts w:ascii="Calibri" w:hAnsi="Calibri" w:cs="Calibri"/>
+          <w:noProof/>
+          <w:sz w:val="24"/>
+          <w:szCs w:val="24"/>
+          <w:lang w:val="tr-TR"/>
+        </w:rPr>
+        <w:t>│</w:t>
+      </w:r>
+    </w:p>
+    <w:p>
+      <w:pPr>
+        <w:spacing w:after="0" w:line="240" w:lineRule="auto"/>
+        <w:rPr>
+          <w:noProof/>
+          <w:sz w:val="24"/>
+          <w:szCs w:val="24"/>
+          <w:lang w:val="tr-TR"/>
+        </w:rPr>
+      </w:pPr>
+      <w:r>
+        <w:rPr>
+          <w:noProof/>
+          <w:sz w:val="24"/>
+          <w:szCs w:val="24"/>
+          <w:lang w:val="tr-TR"/>
+        </w:rPr>
+        <w:t xml:space="preserve">TemporalPreprocessor             </w:t>
+      </w:r>
+      <w:r>
+        <w:rPr>
+          <w:noProof/>
+          <w:sz w:val="24"/>
+          <w:szCs w:val="24"/>
+          <w:lang w:val="tr-TR"/>
+        </w:rPr>
+        <w:t xml:space="preserve">   </w:t>
+      </w:r>
+      <w:r>
+        <w:rPr>
+          <w:noProof/>
+          <w:sz w:val="24"/>
+          <w:szCs w:val="24"/>
+          <w:lang w:val="tr-TR"/>
+        </w:rPr>
+        <w:t>│</w:t>
+      </w:r>
+    </w:p>
+    <w:p>
+      <w:pPr>
+        <w:spacing w:after="0" w:line="240" w:lineRule="auto"/>
+        <w:rPr>
+          <w:noProof/>
+          <w:sz w:val="24"/>
+          <w:szCs w:val="24"/>
+          <w:lang w:val="tr-TR"/>
+        </w:rPr>
+      </w:pPr>
+      <w:r>
+        <w:rPr>
+          <w:noProof/>
+          <w:sz w:val="24"/>
+          <w:szCs w:val="24"/>
+          <w:lang w:val="tr-TR"/>
+        </w:rPr>
+        <w:t xml:space="preserve"> </w:t>
+      </w:r>
+      <w:r>
+        <w:rPr>
+          <w:noProof/>
+          <w:sz w:val="24"/>
+          <w:szCs w:val="24"/>
+          <w:lang w:val="tr-TR"/>
+        </w:rPr>
+        <w:t xml:space="preserve"> </w:t>
+      </w:r>
+      <w:r>
+        <w:rPr>
+          <w:noProof/>
+          <w:sz w:val="24"/>
+          <w:szCs w:val="24"/>
+          <w:lang w:val="tr-TR"/>
+        </w:rPr>
+        <w:t xml:space="preserve">│                               </w:t>
+      </w:r>
+      <w:r>
+        <w:rPr>
+          <w:noProof/>
+          <w:sz w:val="24"/>
+          <w:szCs w:val="24"/>
+          <w:lang w:val="tr-TR"/>
+        </w:rPr>
+        <w:t xml:space="preserve">                      </w:t>
+      </w:r>
+      <w:r>
+        <w:rPr>
+          <w:noProof/>
+          <w:sz w:val="24"/>
+          <w:szCs w:val="24"/>
+          <w:lang w:val="tr-TR"/>
+        </w:rPr>
+        <w:t>│</w:t>
+      </w:r>
+    </w:p>
+    <w:p>
+      <w:pPr>
+        <w:spacing w:after="0" w:line="240" w:lineRule="auto"/>
+        <w:rPr>
+          <w:noProof/>
+          <w:sz w:val="24"/>
+          <w:szCs w:val="24"/>
+          <w:lang w:val="tr-TR"/>
+        </w:rPr>
+      </w:pPr>
+      <w:r>
+        <w:rPr>
+          <w:noProof/>
+          <w:sz w:val="24"/>
+          <w:szCs w:val="24"/>
+          <w:lang w:val="tr-TR"/>
+        </w:rPr>
+        <w:t xml:space="preserve"> </w:t>
+      </w:r>
+      <w:r>
+        <w:rPr>
+          <w:rFonts w:ascii="Arial" w:hAnsi="Arial" w:cs="Arial"/>
+          <w:noProof/>
+          <w:sz w:val="24"/>
+          <w:szCs w:val="24"/>
+          <w:lang w:val="tr-TR"/>
+        </w:rPr>
+        <w:t>▼</w:t>
+      </w:r>
+      <w:r>
+        <w:rPr>
+          <w:noProof/>
+          <w:sz w:val="24"/>
+          <w:szCs w:val="24"/>
+          <w:lang w:val="tr-TR"/>
+        </w:rPr>
+        <w:t xml:space="preserve">                               </w:t>
+      </w:r>
+      <w:r>
+        <w:rPr>
+          <w:noProof/>
+          <w:sz w:val="24"/>
+          <w:szCs w:val="24"/>
+          <w:lang w:val="tr-TR"/>
+        </w:rPr>
+        <w:t xml:space="preserve">                     </w:t>
+      </w:r>
+      <w:r>
+        <w:rPr>
+          <w:rFonts w:ascii="Calibri" w:hAnsi="Calibri" w:cs="Calibri"/>
+          <w:noProof/>
+          <w:sz w:val="24"/>
+          <w:szCs w:val="24"/>
+          <w:lang w:val="tr-TR"/>
+        </w:rPr>
+        <w:t>│</w:t>
+      </w:r>
+    </w:p>
+    <w:p>
+      <w:pPr>
+        <w:spacing w:after="0" w:line="240" w:lineRule="auto"/>
+        <w:rPr>
+          <w:noProof/>
+          <w:sz w:val="24"/>
+          <w:szCs w:val="24"/>
+          <w:lang w:val="tr-TR"/>
+        </w:rPr>
+      </w:pPr>
+      <w:r>
+        <w:rPr>
+          <w:noProof/>
+          <w:sz w:val="24"/>
+          <w:szCs w:val="24"/>
+          <w:lang w:val="tr-TR"/>
+        </w:rPr>
+        <w:t xml:space="preserve">complete training data           </w:t>
+      </w:r>
+      <w:r>
+        <w:rPr>
+          <w:noProof/>
+          <w:sz w:val="24"/>
+          <w:szCs w:val="24"/>
+          <w:lang w:val="tr-TR"/>
+        </w:rPr>
+        <w:t xml:space="preserve">      </w:t>
+      </w:r>
+      <w:r>
+        <w:rPr>
+          <w:noProof/>
+          <w:sz w:val="24"/>
+          <w:szCs w:val="24"/>
+          <w:lang w:val="tr-TR"/>
+        </w:rPr>
+        <w:t>│</w:t>
+      </w:r>
+    </w:p>
+    <w:p>
+      <w:pPr>
+        <w:spacing w:after="0" w:line="240" w:lineRule="auto"/>
+        <w:rPr>
+          <w:noProof/>
+          <w:sz w:val="24"/>
+          <w:szCs w:val="24"/>
+          <w:lang w:val="tr-TR"/>
+        </w:rPr>
+      </w:pPr>
+      <w:r>
+        <w:rPr>
+          <w:noProof/>
+          <w:sz w:val="24"/>
+          <w:szCs w:val="24"/>
+          <w:lang w:val="tr-TR"/>
+        </w:rPr>
+        <w:t xml:space="preserve"> </w:t>
+      </w:r>
+      <w:r>
+        <w:rPr>
+          <w:noProof/>
+          <w:sz w:val="24"/>
+          <w:szCs w:val="24"/>
+          <w:lang w:val="tr-TR"/>
+        </w:rPr>
+        <w:t xml:space="preserve"> </w:t>
+      </w:r>
+      <w:r>
+        <w:rPr>
+          <w:noProof/>
+          <w:sz w:val="24"/>
+          <w:szCs w:val="24"/>
+          <w:lang w:val="tr-TR"/>
+        </w:rPr>
+        <w:t xml:space="preserve">│                               </w:t>
+      </w:r>
+      <w:r>
+        <w:rPr>
+          <w:noProof/>
+          <w:sz w:val="24"/>
+          <w:szCs w:val="24"/>
+          <w:lang w:val="tr-TR"/>
+        </w:rPr>
+        <w:t xml:space="preserve">                      </w:t>
+      </w:r>
+      <w:r>
+        <w:rPr>
+          <w:noProof/>
+          <w:sz w:val="24"/>
+          <w:szCs w:val="24"/>
+          <w:lang w:val="tr-TR"/>
+        </w:rPr>
+        <w:t>│</w:t>
+      </w:r>
+    </w:p>
+    <w:p>
+      <w:pPr>
+        <w:spacing w:after="0" w:line="240" w:lineRule="auto"/>
+        <w:rPr>
+          <w:noProof/>
+          <w:sz w:val="24"/>
+          <w:szCs w:val="24"/>
+          <w:lang w:val="tr-TR"/>
+        </w:rPr>
+      </w:pPr>
+      <w:r>
+        <w:rPr>
+          <w:noProof/>
+          <w:sz w:val="24"/>
+          <w:szCs w:val="24"/>
+          <w:lang w:val="tr-TR"/>
+        </w:rPr>
+        <w:t xml:space="preserve"> </w:t>
+      </w:r>
+      <w:r>
+        <w:rPr>
+          <w:rFonts w:ascii="Arial" w:hAnsi="Arial" w:cs="Arial"/>
+          <w:noProof/>
+          <w:sz w:val="24"/>
+          <w:szCs w:val="24"/>
+          <w:lang w:val="tr-TR"/>
+        </w:rPr>
+        <w:t>▼</w:t>
+      </w:r>
+      <w:r>
+        <w:rPr>
+          <w:noProof/>
+          <w:sz w:val="24"/>
+          <w:szCs w:val="24"/>
+          <w:lang w:val="tr-TR"/>
+        </w:rPr>
+        <w:t xml:space="preserve">                               </w:t>
+      </w:r>
+      <w:r>
+        <w:rPr>
+          <w:noProof/>
+          <w:sz w:val="24"/>
+          <w:szCs w:val="24"/>
+          <w:lang w:val="tr-TR"/>
+        </w:rPr>
+        <w:t xml:space="preserve">                     </w:t>
+      </w:r>
+      <w:r>
+        <w:rPr>
+          <w:rFonts w:ascii="Calibri" w:hAnsi="Calibri" w:cs="Calibri"/>
+          <w:noProof/>
+          <w:sz w:val="24"/>
+          <w:szCs w:val="24"/>
+          <w:lang w:val="tr-TR"/>
+        </w:rPr>
+        <w:t>│</w:t>
+      </w:r>
+    </w:p>
+    <w:p>
+      <w:pPr>
+        <w:spacing w:after="0" w:line="240" w:lineRule="auto"/>
+        <w:rPr>
+          <w:noProof/>
+          <w:sz w:val="24"/>
+          <w:szCs w:val="24"/>
+          <w:lang w:val="tr-TR"/>
+        </w:rPr>
+      </w:pPr>
+      <w:r>
+        <w:rPr>
+          <w:noProof/>
+          <w:sz w:val="24"/>
+          <w:szCs w:val="24"/>
+          <w:lang w:val="tr-TR"/>
+        </w:rPr>
+        <w:t xml:space="preserve">LSTM scaler                      </w:t>
+      </w:r>
+      <w:r>
+        <w:rPr>
+          <w:noProof/>
+          <w:sz w:val="24"/>
+          <w:szCs w:val="24"/>
+          <w:lang w:val="tr-TR"/>
+        </w:rPr>
+        <w:t xml:space="preserve">              </w:t>
+      </w:r>
+      <w:r>
+        <w:rPr>
+          <w:noProof/>
+          <w:sz w:val="24"/>
+          <w:szCs w:val="24"/>
+          <w:lang w:val="tr-TR"/>
+        </w:rPr>
+        <w:t>│</w:t>
+      </w:r>
+    </w:p>
+    <w:p>
+      <w:pPr>
+        <w:spacing w:after="0" w:line="240" w:lineRule="auto"/>
+        <w:rPr>
+          <w:noProof/>
+          <w:sz w:val="24"/>
+          <w:szCs w:val="24"/>
+          <w:lang w:val="tr-TR"/>
+        </w:rPr>
+      </w:pPr>
+      <w:r>
+        <w:rPr>
+          <w:noProof/>
+          <w:sz w:val="24"/>
+          <w:szCs w:val="24"/>
+          <w:lang w:val="tr-TR"/>
+        </w:rPr>
+        <w:t xml:space="preserve"> │                               </w:t>
+      </w:r>
+      <w:r>
+        <w:rPr>
+          <w:noProof/>
+          <w:sz w:val="24"/>
+          <w:szCs w:val="24"/>
+          <w:lang w:val="tr-TR"/>
+        </w:rPr>
+        <w:t xml:space="preserve">                       </w:t>
+      </w:r>
+      <w:r>
+        <w:rPr>
+          <w:noProof/>
+          <w:sz w:val="24"/>
+          <w:szCs w:val="24"/>
+          <w:lang w:val="tr-TR"/>
+        </w:rPr>
+        <w:t>│</w:t>
+      </w:r>
+    </w:p>
+    <w:p>
+      <w:pPr>
+        <w:spacing w:after="0" w:line="240" w:lineRule="auto"/>
+        <w:rPr>
+          <w:noProof/>
+          <w:sz w:val="24"/>
+          <w:szCs w:val="24"/>
+          <w:lang w:val="tr-TR"/>
+        </w:rPr>
+      </w:pPr>
+      <w:r>
+        <w:rPr>
+          <w:noProof/>
+          <w:sz w:val="24"/>
+          <w:szCs w:val="24"/>
+          <w:lang w:val="tr-TR"/>
+        </w:rPr>
+        <w:t xml:space="preserve">LSTM windows                     </w:t>
+      </w:r>
+      <w:r>
+        <w:rPr>
+          <w:noProof/>
+          <w:sz w:val="24"/>
+          <w:szCs w:val="24"/>
+          <w:lang w:val="tr-TR"/>
+        </w:rPr>
+        <w:t xml:space="preserve">         </w:t>
+      </w:r>
+      <w:r>
+        <w:rPr>
+          <w:noProof/>
+          <w:sz w:val="24"/>
+          <w:szCs w:val="24"/>
+          <w:lang w:val="tr-TR"/>
+        </w:rPr>
+        <w:t>│</w:t>
+      </w:r>
+    </w:p>
+    <w:p>
+      <w:pPr>
+        <w:spacing w:after="0" w:line="240" w:lineRule="auto"/>
+        <w:rPr>
+          <w:noProof/>
+          <w:sz w:val="24"/>
+          <w:szCs w:val="24"/>
+          <w:lang w:val="tr-TR"/>
+        </w:rPr>
+      </w:pPr>
+      <w:r>
+        <w:rPr>
+          <w:noProof/>
+          <w:sz w:val="24"/>
+          <w:szCs w:val="24"/>
+          <w:lang w:val="tr-TR"/>
+        </w:rPr>
+        <w:t xml:space="preserve"> │                               </w:t>
+      </w:r>
+      <w:r>
+        <w:rPr>
+          <w:noProof/>
+          <w:sz w:val="24"/>
+          <w:szCs w:val="24"/>
+          <w:lang w:val="tr-TR"/>
+        </w:rPr>
+        <w:t xml:space="preserve">                       </w:t>
+      </w:r>
+      <w:r>
+        <w:rPr>
+          <w:noProof/>
+          <w:sz w:val="24"/>
+          <w:szCs w:val="24"/>
+          <w:lang w:val="tr-TR"/>
+        </w:rPr>
+        <w:t>│</w:t>
+      </w:r>
+    </w:p>
+    <w:p>
+      <w:pPr>
+        <w:spacing w:after="0" w:line="240" w:lineRule="auto"/>
+        <w:rPr>
+          <w:noProof/>
+          <w:sz w:val="24"/>
+          <w:szCs w:val="24"/>
+          <w:lang w:val="tr-TR"/>
+        </w:rPr>
+      </w:pPr>
+      <w:r>
+        <w:rPr>
+          <w:noProof/>
+          <w:sz w:val="24"/>
+          <w:szCs w:val="24"/>
+          <w:lang w:val="tr-TR"/>
+        </w:rPr>
+        <w:t xml:space="preserve">LSTM.fit()                      </w:t>
+      </w:r>
+      <w:r>
+        <w:rPr>
+          <w:noProof/>
+          <w:sz w:val="24"/>
+          <w:szCs w:val="24"/>
+          <w:lang w:val="tr-TR"/>
+        </w:rPr>
+        <w:t xml:space="preserve">                </w:t>
+      </w:r>
+      <w:r>
+        <w:rPr>
+          <w:noProof/>
+          <w:sz w:val="24"/>
+          <w:szCs w:val="24"/>
+          <w:lang w:val="tr-TR"/>
+        </w:rPr>
+        <w:t xml:space="preserve"> </w:t>
+      </w:r>
+      <w:r>
+        <w:rPr>
+          <w:noProof/>
+          <w:sz w:val="24"/>
+          <w:szCs w:val="24"/>
+          <w:lang w:val="tr-TR"/>
+        </w:rPr>
+        <w:t xml:space="preserve"> </w:t>
+      </w:r>
+      <w:r>
+        <w:rPr>
+          <w:noProof/>
+          <w:sz w:val="24"/>
+          <w:szCs w:val="24"/>
+          <w:lang w:val="tr-TR"/>
+        </w:rPr>
+        <w:t>│</w:t>
+      </w:r>
+    </w:p>
+    <w:p>
+      <w:pPr>
+        <w:spacing w:after="0" w:line="240" w:lineRule="auto"/>
+        <w:rPr>
+          <w:noProof/>
+          <w:sz w:val="24"/>
+          <w:szCs w:val="24"/>
+          <w:lang w:val="tr-TR"/>
+        </w:rPr>
+      </w:pPr>
+      <w:r>
+        <w:rPr>
+          <w:noProof/>
+          <w:sz w:val="24"/>
+          <w:szCs w:val="24"/>
+          <w:lang w:val="tr-TR"/>
+        </w:rPr>
+        <w:t xml:space="preserve">                                 </w:t>
+      </w:r>
+      <w:r>
+        <w:rPr>
+          <w:noProof/>
+          <w:sz w:val="24"/>
+          <w:szCs w:val="24"/>
+          <w:lang w:val="tr-TR"/>
+        </w:rPr>
+        <w:t xml:space="preserve">                         </w:t>
+      </w:r>
+      <w:r>
+        <w:rPr>
+          <w:noProof/>
+          <w:sz w:val="24"/>
+          <w:szCs w:val="24"/>
+          <w:lang w:val="tr-TR"/>
+        </w:rPr>
+        <w:t>│</w:t>
+      </w:r>
+    </w:p>
+    <w:p>
+      <w:pPr>
+        <w:spacing w:after="0" w:line="240" w:lineRule="auto"/>
+        <w:rPr>
+          <w:noProof/>
+          <w:sz w:val="24"/>
+          <w:szCs w:val="24"/>
+          <w:lang w:val="tr-TR"/>
+        </w:rPr>
+      </w:pPr>
+      <w:r>
+        <w:rPr>
+          <w:noProof/>
+          <w:sz w:val="24"/>
+          <w:szCs w:val="24"/>
+          <w:lang w:val="tr-TR"/>
+        </w:rPr>
+        <w:t xml:space="preserve">                   </w:t>
+      </w:r>
+      <w:r>
+        <w:rPr>
+          <w:noProof/>
+          <w:sz w:val="24"/>
+          <w:szCs w:val="24"/>
+          <w:lang w:val="tr-TR"/>
+        </w:rPr>
+        <w:t xml:space="preserve">                              </w:t>
+      </w:r>
+      <w:r>
+        <w:rPr>
+          <w:noProof/>
+          <w:sz w:val="24"/>
+          <w:szCs w:val="24"/>
+          <w:lang w:val="tr-TR"/>
+        </w:rPr>
+        <w:t xml:space="preserve"> never preprocessed</w:t>
+      </w:r>
+    </w:p>
+    <w:p>
+      <w:pPr>
+        <w:spacing w:after="0" w:line="240" w:lineRule="auto"/>
+        <w:rPr>
+          <w:noProof/>
+          <w:sz w:val="24"/>
+          <w:szCs w:val="24"/>
+          <w:lang w:val="tr-TR"/>
+        </w:rPr>
+      </w:pPr>
+    </w:p>
+    <w:p>
+      <w:pPr>
+        <w:spacing w:after="0" w:line="240" w:lineRule="auto"/>
+        <w:rPr>
+          <w:noProof/>
+          <w:sz w:val="24"/>
+          <w:szCs w:val="24"/>
+          <w:lang w:val="tr-TR"/>
+        </w:rPr>
+      </w:pPr>
+    </w:p>
+    <w:p>
+      <w:pPr>
+        <w:spacing w:after="0" w:line="240" w:lineRule="auto"/>
+        <w:rPr>
+          <w:noProof/>
+          <w:sz w:val="24"/>
+          <w:szCs w:val="24"/>
+          <w:lang w:val="tr-TR"/>
+        </w:rPr>
+      </w:pPr>
+    </w:p>
+    <w:p>
+      <w:pPr>
+        <w:spacing w:after="0" w:line="240" w:lineRule="auto"/>
+        <w:jc w:val="center"/>
+        <w:rPr>
+          <w:b/>
+          <w:bCs/>
+          <w:noProof/>
+          <w:sz w:val="32"/>
+          <w:szCs w:val="32"/>
+          <w:u w:val="single"/>
+          <w:lang w:val="tr-TR"/>
+        </w:rPr>
+      </w:pPr>
+      <w:r>
+        <w:rPr>
+          <w:b/>
+          <w:bCs/>
+          <w:noProof/>
+          <w:sz w:val="32"/>
+          <w:szCs w:val="32"/>
+          <w:u w:val="single"/>
+          <w:lang w:val="tr-TR"/>
+        </w:rPr>
+        <w:t>A</w:t>
+      </w:r>
+      <w:r>
+        <w:rPr>
+          <w:b/>
+          <w:bCs/>
+          <w:noProof/>
+          <w:sz w:val="32"/>
+          <w:szCs w:val="32"/>
+          <w:u w:val="single"/>
+          <w:lang w:val="tr-TR"/>
+        </w:rPr>
+        <w:t>rchitecture</w:t>
+      </w:r>
+      <w:r>
+        <w:rPr>
+          <w:b/>
+          <w:bCs/>
+          <w:noProof/>
+          <w:sz w:val="32"/>
+          <w:szCs w:val="32"/>
+          <w:u w:val="single"/>
+          <w:lang w:val="tr-TR"/>
+        </w:rPr>
+        <w:t xml:space="preserve"> Symmetry</w:t>
+      </w:r>
+    </w:p>
+    <w:p>
+      <w:pPr>
+        <w:spacing w:after="0" w:line="240" w:lineRule="auto"/>
+        <w:rPr>
+          <w:noProof/>
+          <w:sz w:val="24"/>
+          <w:szCs w:val="24"/>
+          <w:lang w:val="tr-TR"/>
+        </w:rPr>
+      </w:pPr>
+    </w:p>
+    <w:p>
+      <w:pPr>
+        <w:spacing w:after="0" w:line="240" w:lineRule="auto"/>
+        <w:jc w:val="center"/>
+        <w:rPr>
+          <w:noProof/>
+          <w:sz w:val="24"/>
+          <w:szCs w:val="24"/>
+          <w:lang w:val="tr-TR"/>
+        </w:rPr>
+      </w:pPr>
+      <w:r>
+        <w:rPr>
+          <w:noProof/>
+          <w:sz w:val="24"/>
+          <w:szCs w:val="24"/>
+          <w:lang w:val="tr-TR"/>
+        </w:rPr>
+        <w:t xml:space="preserve">                     ForecastEvaluator</w:t>
+      </w:r>
+    </w:p>
+    <w:p>
+      <w:pPr>
+        <w:spacing w:after="0" w:line="240" w:lineRule="auto"/>
+        <w:jc w:val="center"/>
+        <w:rPr>
+          <w:noProof/>
+          <w:sz w:val="24"/>
+          <w:szCs w:val="24"/>
+          <w:lang w:val="tr-TR"/>
+        </w:rPr>
+      </w:pPr>
+      <w:r>
+        <w:rPr>
+          <w:noProof/>
+          <w:sz w:val="24"/>
+          <w:szCs w:val="24"/>
+          <w:lang w:val="tr-TR"/>
+        </w:rPr>
+        <w:t xml:space="preserve">                            │</w:t>
+      </w:r>
+    </w:p>
+    <w:p>
+      <w:pPr>
+        <w:spacing w:after="0" w:line="240" w:lineRule="auto"/>
+        <w:jc w:val="center"/>
+        <w:rPr>
+          <w:noProof/>
+          <w:sz w:val="24"/>
+          <w:szCs w:val="24"/>
+          <w:lang w:val="tr-TR"/>
+        </w:rPr>
+      </w:pPr>
+      <w:r>
+        <w:rPr>
+          <w:noProof/>
+          <w:sz w:val="24"/>
+          <w:szCs w:val="24"/>
+          <w:lang w:val="tr-TR"/>
+        </w:rPr>
+        <w:t xml:space="preserve">                 temporal holdout split</w:t>
+      </w:r>
+    </w:p>
+    <w:p>
+      <w:pPr>
+        <w:spacing w:after="0" w:line="240" w:lineRule="auto"/>
+        <w:jc w:val="center"/>
+        <w:rPr>
+          <w:noProof/>
+          <w:sz w:val="24"/>
+          <w:szCs w:val="24"/>
+          <w:lang w:val="tr-TR"/>
+        </w:rPr>
+      </w:pPr>
+      <w:r>
+        <w:rPr>
+          <w:noProof/>
+          <w:sz w:val="24"/>
+          <w:szCs w:val="24"/>
+          <w:lang w:val="tr-TR"/>
+        </w:rPr>
+        <w:t xml:space="preserve">                            │</w:t>
+      </w:r>
+    </w:p>
+    <w:p>
+      <w:pPr>
+        <w:spacing w:after="0" w:line="240" w:lineRule="auto"/>
+        <w:jc w:val="center"/>
+        <w:rPr>
+          <w:noProof/>
+          <w:sz w:val="24"/>
+          <w:szCs w:val="24"/>
+          <w:lang w:val="tr-TR"/>
+        </w:rPr>
+      </w:pPr>
+      <w:r>
+        <w:rPr>
+          <w:noProof/>
+          <w:sz w:val="24"/>
+          <w:szCs w:val="24"/>
+          <w:lang w:val="tr-TR"/>
+        </w:rPr>
+        <w:t xml:space="preserve">              TemporalPreprocessor(train)</w:t>
+      </w:r>
+    </w:p>
+    <w:p>
+      <w:pPr>
+        <w:spacing w:after="0" w:line="240" w:lineRule="auto"/>
+        <w:jc w:val="center"/>
+        <w:rPr>
+          <w:noProof/>
+          <w:sz w:val="24"/>
+          <w:szCs w:val="24"/>
+          <w:lang w:val="tr-TR"/>
+        </w:rPr>
+      </w:pPr>
+      <w:r>
+        <w:rPr>
+          <w:noProof/>
+          <w:sz w:val="24"/>
+          <w:szCs w:val="24"/>
+          <w:lang w:val="tr-TR"/>
+        </w:rPr>
+        <w:t xml:space="preserve">                 │</w:t>
+      </w:r>
+    </w:p>
+    <w:p>
+      <w:pPr>
+        <w:spacing w:after="0" w:line="240" w:lineRule="auto"/>
+        <w:jc w:val="center"/>
+        <w:rPr>
+          <w:noProof/>
+          <w:sz w:val="24"/>
+          <w:szCs w:val="24"/>
+          <w:lang w:val="tr-TR"/>
+        </w:rPr>
+      </w:pPr>
+      <w:r>
+        <w:rPr>
+          <w:noProof/>
+          <w:sz w:val="24"/>
+          <w:szCs w:val="24"/>
+          <w:lang w:val="tr-TR"/>
+        </w:rPr>
+        <w:t xml:space="preserve">                ┌───────────</w:t>
+      </w:r>
+      <w:r>
+        <w:rPr>
+          <w:rFonts w:ascii="MS Gothic" w:eastAsia="MS Gothic" w:hAnsi="MS Gothic" w:cs="MS Gothic" w:hint="eastAsia"/>
+          <w:noProof/>
+          <w:sz w:val="24"/>
+          <w:szCs w:val="24"/>
+          <w:lang w:val="tr-TR"/>
+        </w:rPr>
+        <w:t>┴</w:t>
+      </w:r>
+      <w:r>
+        <w:rPr>
+          <w:rFonts w:ascii="Calibri" w:hAnsi="Calibri" w:cs="Calibri"/>
+          <w:noProof/>
+          <w:sz w:val="24"/>
+          <w:szCs w:val="24"/>
+          <w:lang w:val="tr-TR"/>
+        </w:rPr>
+        <w:t>───────────┐</w:t>
+      </w:r>
+    </w:p>
+    <w:p>
+      <w:pPr>
+        <w:spacing w:after="0" w:line="240" w:lineRule="auto"/>
+        <w:rPr>
+          <w:noProof/>
+          <w:sz w:val="24"/>
+          <w:szCs w:val="24"/>
+          <w:lang w:val="tr-TR"/>
+        </w:rPr>
+      </w:pPr>
+      <w:r>
+        <w:rPr>
+          <w:noProof/>
+          <w:sz w:val="24"/>
+          <w:szCs w:val="24"/>
+          <w:lang w:val="tr-TR"/>
+        </w:rPr>
+        <w:t xml:space="preserve">                                                              </w:t>
+      </w:r>
+      <w:r>
+        <w:rPr>
+          <w:noProof/>
+          <w:sz w:val="24"/>
+          <w:szCs w:val="24"/>
+          <w:lang w:val="tr-TR"/>
+        </w:rPr>
+        <w:t xml:space="preserve">↓                       </w:t>
+      </w:r>
+      <w:r>
+        <w:rPr>
+          <w:noProof/>
+          <w:sz w:val="24"/>
+          <w:szCs w:val="24"/>
+          <w:lang w:val="tr-TR"/>
+        </w:rPr>
+        <w:t xml:space="preserve">                             </w:t>
+      </w:r>
+      <w:r>
+        <w:rPr>
+          <w:noProof/>
+          <w:sz w:val="24"/>
+          <w:szCs w:val="24"/>
+          <w:lang w:val="tr-TR"/>
+        </w:rPr>
+        <w:t>↓</w:t>
+      </w:r>
+    </w:p>
+    <w:p>
+      <w:pPr>
+        <w:spacing w:after="0" w:line="240" w:lineRule="auto"/>
+        <w:rPr>
+          <w:noProof/>
+          <w:sz w:val="24"/>
+          <w:szCs w:val="24"/>
+          <w:lang w:val="tr-TR"/>
+        </w:rPr>
+      </w:pPr>
+      <w:r>
+        <w:rPr>
+          <w:noProof/>
+          <w:sz w:val="24"/>
+          <w:szCs w:val="24"/>
+          <w:lang w:val="tr-TR"/>
+        </w:rPr>
+        <w:t xml:space="preserve">                                                          </w:t>
+      </w:r>
+      <w:r>
+        <w:rPr>
+          <w:noProof/>
+          <w:sz w:val="24"/>
+          <w:szCs w:val="24"/>
+          <w:lang w:val="tr-TR"/>
+        </w:rPr>
+        <w:t xml:space="preserve"> LSTM                   </w:t>
+      </w:r>
+      <w:r>
+        <w:rPr>
+          <w:noProof/>
+          <w:sz w:val="24"/>
+          <w:szCs w:val="24"/>
+          <w:lang w:val="tr-TR"/>
+        </w:rPr>
+        <w:t xml:space="preserve">                         </w:t>
+      </w:r>
+      <w:r>
+        <w:rPr>
+          <w:noProof/>
+          <w:sz w:val="24"/>
+          <w:szCs w:val="24"/>
+          <w:lang w:val="tr-TR"/>
+        </w:rPr>
+        <w:t xml:space="preserve"> </w:t>
+      </w:r>
+      <w:r>
+        <w:rPr>
+          <w:noProof/>
+          <w:sz w:val="24"/>
+          <w:szCs w:val="24"/>
+          <w:lang w:val="tr-TR"/>
+        </w:rPr>
+        <w:t xml:space="preserve"> </w:t>
+      </w:r>
+      <w:r>
+        <w:rPr>
+          <w:noProof/>
+          <w:sz w:val="24"/>
+          <w:szCs w:val="24"/>
+          <w:lang w:val="tr-TR"/>
+        </w:rPr>
+        <w:t>GRU</w:t>
+      </w:r>
+    </w:p>
+    <w:p>
+      <w:pPr>
+        <w:spacing w:after="0" w:line="240" w:lineRule="auto"/>
+        <w:rPr>
+          <w:noProof/>
+          <w:sz w:val="24"/>
+          <w:szCs w:val="24"/>
+          <w:lang w:val="tr-TR"/>
+        </w:rPr>
+      </w:pPr>
+      <w:r>
+        <w:rPr>
+          <w:noProof/>
+          <w:sz w:val="24"/>
+          <w:szCs w:val="24"/>
+          <w:lang w:val="tr-TR"/>
+        </w:rPr>
+        <w:t xml:space="preserve">                                                               </w:t>
+      </w:r>
+      <w:r>
+        <w:rPr>
+          <w:noProof/>
+          <w:sz w:val="24"/>
+          <w:szCs w:val="24"/>
+          <w:lang w:val="tr-TR"/>
+        </w:rPr>
+        <w:t xml:space="preserve">│                      </w:t>
+      </w:r>
+      <w:r>
+        <w:rPr>
+          <w:noProof/>
+          <w:sz w:val="24"/>
+          <w:szCs w:val="24"/>
+          <w:lang w:val="tr-TR"/>
+        </w:rPr>
+        <w:t xml:space="preserve">                             </w:t>
+      </w:r>
+      <w:r>
+        <w:rPr>
+          <w:noProof/>
+          <w:sz w:val="24"/>
+          <w:szCs w:val="24"/>
+          <w:lang w:val="tr-TR"/>
+        </w:rPr>
+        <w:t xml:space="preserve"> </w:t>
+      </w:r>
+      <w:r>
+        <w:rPr>
+          <w:noProof/>
+          <w:sz w:val="24"/>
+          <w:szCs w:val="24"/>
+          <w:lang w:val="tr-TR"/>
+        </w:rPr>
+        <w:t xml:space="preserve"> </w:t>
+      </w:r>
+      <w:r>
+        <w:rPr>
+          <w:noProof/>
+          <w:sz w:val="24"/>
+          <w:szCs w:val="24"/>
+          <w:lang w:val="tr-TR"/>
+        </w:rPr>
+        <w:t>│</w:t>
+      </w:r>
+    </w:p>
+    <w:p>
+      <w:pPr>
+        <w:spacing w:after="0" w:line="240" w:lineRule="auto"/>
+        <w:jc w:val="center"/>
+        <w:rPr>
+          <w:noProof/>
+          <w:sz w:val="24"/>
+          <w:szCs w:val="24"/>
+          <w:lang w:val="tr-TR"/>
+        </w:rPr>
+      </w:pPr>
+      <w:r>
+        <w:rPr>
+          <w:noProof/>
+          <w:sz w:val="24"/>
+          <w:szCs w:val="24"/>
+          <w:lang w:val="tr-TR"/>
+        </w:rPr>
+        <w:t xml:space="preserve">        scaler fit on train     scaler fit on train</w:t>
+      </w:r>
+    </w:p>
+    <w:p>
+      <w:pPr>
+        <w:spacing w:after="0" w:line="240" w:lineRule="auto"/>
+        <w:jc w:val="center"/>
+        <w:rPr>
+          <w:noProof/>
+          <w:sz w:val="24"/>
+          <w:szCs w:val="24"/>
+          <w:lang w:val="tr-TR"/>
+        </w:rPr>
+      </w:pPr>
+      <w:r>
+        <w:rPr>
+          <w:noProof/>
+          <w:sz w:val="24"/>
+          <w:szCs w:val="24"/>
+          <w:lang w:val="tr-TR"/>
+        </w:rPr>
+        <w:t xml:space="preserve">        windows from train      windows from train</w:t>
+      </w:r>
+    </w:p>
+    <w:p>
+      <w:pPr>
+        <w:spacing w:after="0" w:line="240" w:lineRule="auto"/>
+        <w:rPr>
+          <w:noProof/>
+          <w:sz w:val="24"/>
+          <w:szCs w:val="24"/>
+          <w:lang w:val="tr-TR"/>
+        </w:rPr>
+      </w:pPr>
+      <w:r>
+        <w:rPr>
+          <w:noProof/>
+          <w:sz w:val="24"/>
+          <w:szCs w:val="24"/>
+          <w:lang w:val="tr-TR"/>
+        </w:rPr>
+        <w:t xml:space="preserve">                                                               </w:t>
+      </w:r>
+      <w:r>
+        <w:rPr>
+          <w:noProof/>
+          <w:sz w:val="24"/>
+          <w:szCs w:val="24"/>
+          <w:lang w:val="tr-TR"/>
+        </w:rPr>
+        <w:t xml:space="preserve">│                       </w:t>
+      </w:r>
+      <w:r>
+        <w:rPr>
+          <w:noProof/>
+          <w:sz w:val="24"/>
+          <w:szCs w:val="24"/>
+          <w:lang w:val="tr-TR"/>
+        </w:rPr>
+        <w:t xml:space="preserve">                              </w:t>
+      </w:r>
+      <w:r>
+        <w:rPr>
+          <w:noProof/>
+          <w:sz w:val="24"/>
+          <w:szCs w:val="24"/>
+          <w:lang w:val="tr-TR"/>
+        </w:rPr>
+        <w:t>│</w:t>
+      </w:r>
+    </w:p>
+    <w:p>
+      <w:pPr>
+        <w:spacing w:after="0" w:line="240" w:lineRule="auto"/>
+        <w:jc w:val="center"/>
+        <w:rPr>
+          <w:noProof/>
+          <w:sz w:val="24"/>
+          <w:szCs w:val="24"/>
+          <w:lang w:val="tr-TR"/>
+        </w:rPr>
+      </w:pPr>
+      <w:r>
+        <w:rPr>
+          <w:noProof/>
+          <w:sz w:val="24"/>
+          <w:szCs w:val="24"/>
+          <w:lang w:val="tr-TR"/>
+        </w:rPr>
+        <w:t xml:space="preserve">                └───────────</w:t>
+      </w:r>
+      <w:r>
+        <w:rPr>
+          <w:rFonts w:ascii="MS Gothic" w:eastAsia="MS Gothic" w:hAnsi="MS Gothic" w:cs="MS Gothic" w:hint="eastAsia"/>
+          <w:noProof/>
+          <w:sz w:val="24"/>
+          <w:szCs w:val="24"/>
+          <w:lang w:val="tr-TR"/>
+        </w:rPr>
+        <w:t>┬</w:t>
+      </w:r>
+      <w:r>
+        <w:rPr>
+          <w:rFonts w:ascii="Calibri" w:hAnsi="Calibri" w:cs="Calibri"/>
+          <w:noProof/>
+          <w:sz w:val="24"/>
+          <w:szCs w:val="24"/>
+          <w:lang w:val="tr-TR"/>
+        </w:rPr>
+        <w:t>───────────┘</w:t>
+      </w:r>
+    </w:p>
+    <w:p>
+      <w:pPr>
+        <w:spacing w:after="0" w:line="240" w:lineRule="auto"/>
+        <w:jc w:val="center"/>
+        <w:rPr>
+          <w:noProof/>
+          <w:sz w:val="24"/>
+          <w:szCs w:val="24"/>
+          <w:lang w:val="tr-TR"/>
+        </w:rPr>
+      </w:pPr>
+      <w:r>
+        <w:rPr>
+          <w:noProof/>
+          <w:sz w:val="24"/>
+          <w:szCs w:val="24"/>
+          <w:lang w:val="tr-TR"/>
+        </w:rPr>
+        <w:t xml:space="preserve">                ↓</w:t>
+      </w:r>
+    </w:p>
+    <w:p>
+      <w:pPr>
+        <w:spacing w:after="0" w:line="240" w:lineRule="auto"/>
+        <w:jc w:val="center"/>
+        <w:rPr>
+          <w:noProof/>
+          <w:sz w:val="24"/>
+          <w:szCs w:val="24"/>
+          <w:lang w:val="tr-TR"/>
+        </w:rPr>
+      </w:pPr>
+      <w:r>
+        <w:rPr>
+          <w:noProof/>
+          <w:sz w:val="24"/>
+          <w:szCs w:val="24"/>
+          <w:lang w:val="tr-TR"/>
+        </w:rPr>
+        <w:t xml:space="preserve">                    EvaluationResult</w:t>
+      </w:r>
+    </w:p>
+    <w:p>
+      <w:pPr>
+        <w:spacing w:after="0" w:line="240" w:lineRule="auto"/>
+        <w:jc w:val="center"/>
+        <w:rPr>
+          <w:noProof/>
+          <w:sz w:val="24"/>
+          <w:szCs w:val="24"/>
+          <w:lang w:val="tr-TR"/>
+        </w:rPr>
+      </w:pPr>
+    </w:p>
+    <w:p>
+      <w:pPr>
+        <w:spacing w:after="0" w:line="240" w:lineRule="auto"/>
+        <w:jc w:val="center"/>
+        <w:rPr>
+          <w:b/>
+          <w:bCs/>
+          <w:noProof/>
+          <w:sz w:val="32"/>
+          <w:szCs w:val="32"/>
+          <w:u w:val="single"/>
+          <w:lang w:val="tr-TR"/>
+        </w:rPr>
+      </w:pPr>
+      <w:r>
+        <w:rPr>
+          <w:b/>
+          <w:bCs/>
+          <w:noProof/>
+          <w:sz w:val="32"/>
+          <w:szCs w:val="32"/>
+          <w:u w:val="single"/>
+          <w:lang w:val="tr-TR"/>
+        </w:rPr>
+        <w:lastRenderedPageBreak/>
+        <w:t>LinearTrendLSTM historical fitted contract</w:t>
+      </w:r>
+    </w:p>
+    <w:p>
+      <w:pPr>
+        <w:spacing w:after="0" w:line="240" w:lineRule="auto"/>
+        <w:jc w:val="center"/>
+        <w:rPr>
+          <w:b/>
+          <w:bCs/>
+          <w:noProof/>
+          <w:sz w:val="32"/>
+          <w:szCs w:val="32"/>
+          <w:u w:val="single"/>
+          <w:lang w:val="tr-TR"/>
+        </w:rPr>
+      </w:pPr>
+    </w:p>
+    <w:p>
+      <w:pPr>
+        <w:spacing w:after="0" w:line="240" w:lineRule="auto"/>
+        <w:jc w:val="center"/>
+        <w:rPr>
+          <w:noProof/>
+          <w:sz w:val="24"/>
+          <w:szCs w:val="24"/>
+          <w:lang w:val="tr-TR"/>
+        </w:rPr>
+      </w:pPr>
+      <w:r>
+        <w:rPr>
+          <w:noProof/>
+          <w:sz w:val="24"/>
+          <w:szCs w:val="24"/>
+          <w:lang w:val="tr-TR"/>
+        </w:rPr>
+        <w:t>The correct historical relationship is:</w:t>
+      </w:r>
+    </w:p>
+    <w:p>
+      <w:pPr>
+        <w:spacing w:after="0" w:line="240" w:lineRule="auto"/>
+        <w:jc w:val="center"/>
+        <w:rPr>
+          <w:noProof/>
+          <w:sz w:val="24"/>
+          <w:szCs w:val="24"/>
+          <w:lang w:val="tr-TR"/>
+        </w:rPr>
+      </w:pPr>
+      <m:oMathPara>
+        <m:oMath>
+          <m:sSub>
+            <m:sSubPr>
+              <m:ctrlPr>
+                <w:rPr>
+                  <w:rFonts w:ascii="Cambria Math" w:hAnsi="Cambria Math"/>
+                  <w:noProof/>
+                  <w:sz w:val="24"/>
+                  <w:szCs w:val="24"/>
+                  <w:lang w:val="tr-TR"/>
+                </w:rPr>
+              </m:ctrlPr>
+            </m:sSubPr>
+            <m:e>
+              <m:acc>
+                <m:accPr>
+                  <m:ctrlPr>
+                    <w:rPr>
+                      <w:rFonts w:ascii="Cambria Math" w:hAnsi="Cambria Math"/>
+                      <w:noProof/>
+                      <w:sz w:val="24"/>
+                      <w:szCs w:val="24"/>
+                      <w:lang w:val="tr-TR"/>
+                    </w:rPr>
+                  </m:ctrlPr>
+                </m:accPr>
+                <m:e>
+                  <m:r>
+                    <w:rPr>
+                      <w:rFonts w:ascii="Cambria Math" w:hAnsi="Cambria Math"/>
+                      <w:noProof/>
+                      <w:sz w:val="24"/>
+                      <w:szCs w:val="24"/>
+                      <w:lang w:val="tr-TR"/>
+                    </w:rPr>
+                    <m:t>y</m:t>
+                  </m:r>
+                </m:e>
+              </m:acc>
+            </m:e>
+            <m:sub>
+              <m:r>
+                <w:rPr>
+                  <w:rFonts w:ascii="Cambria Math" w:hAnsi="Cambria Math"/>
+                  <w:noProof/>
+                  <w:sz w:val="24"/>
+                  <w:szCs w:val="24"/>
+                  <w:lang w:val="tr-TR"/>
+                </w:rPr>
+                <m:t>t</m:t>
+              </m:r>
+            </m:sub>
+          </m:sSub>
+          <m:r>
+            <w:rPr>
+              <w:rFonts w:ascii="Cambria Math" w:hAnsi="Cambria Math"/>
+              <w:noProof/>
+              <w:sz w:val="24"/>
+              <w:szCs w:val="24"/>
+              <w:lang w:val="tr-TR"/>
+            </w:rPr>
+            <m:t>=</m:t>
+          </m:r>
+          <m:sSub>
+            <m:sSubPr>
+              <m:ctrlPr>
+                <w:rPr>
+                  <w:rFonts w:ascii="Cambria Math" w:hAnsi="Cambria Math"/>
+                  <w:noProof/>
+                  <w:sz w:val="24"/>
+                  <w:szCs w:val="24"/>
+                  <w:lang w:val="tr-TR"/>
+                </w:rPr>
+              </m:ctrlPr>
+            </m:sSubPr>
+            <m:e>
+              <m:acc>
+                <m:accPr>
+                  <m:ctrlPr>
+                    <w:rPr>
+                      <w:rFonts w:ascii="Cambria Math" w:hAnsi="Cambria Math"/>
+                      <w:noProof/>
+                      <w:sz w:val="24"/>
+                      <w:szCs w:val="24"/>
+                      <w:lang w:val="tr-TR"/>
+                    </w:rPr>
+                  </m:ctrlPr>
+                </m:accPr>
+                <m:e>
+                  <m:r>
+                    <w:rPr>
+                      <w:rFonts w:ascii="Cambria Math" w:hAnsi="Cambria Math"/>
+                      <w:noProof/>
+                      <w:sz w:val="24"/>
+                      <w:szCs w:val="24"/>
+                      <w:lang w:val="tr-TR"/>
+                    </w:rPr>
+                    <m:t>T</m:t>
+                  </m:r>
+                </m:e>
+              </m:acc>
+            </m:e>
+            <m:sub>
+              <m:r>
+                <w:rPr>
+                  <w:rFonts w:ascii="Cambria Math" w:hAnsi="Cambria Math"/>
+                  <w:noProof/>
+                  <w:sz w:val="24"/>
+                  <w:szCs w:val="24"/>
+                  <w:lang w:val="tr-TR"/>
+                </w:rPr>
+                <m:t>t</m:t>
+              </m:r>
+            </m:sub>
+          </m:sSub>
+          <m:r>
+            <w:rPr>
+              <w:rFonts w:ascii="Cambria Math" w:hAnsi="Cambria Math"/>
+              <w:noProof/>
+              <w:sz w:val="24"/>
+              <w:szCs w:val="24"/>
+              <w:lang w:val="tr-TR"/>
+            </w:rPr>
+            <m:t>+</m:t>
+          </m:r>
+          <m:sSub>
+            <m:sSubPr>
+              <m:ctrlPr>
+                <w:rPr>
+                  <w:rFonts w:ascii="Cambria Math" w:hAnsi="Cambria Math"/>
+                  <w:noProof/>
+                  <w:sz w:val="24"/>
+                  <w:szCs w:val="24"/>
+                  <w:lang w:val="tr-TR"/>
+                </w:rPr>
+              </m:ctrlPr>
+            </m:sSubPr>
+            <m:e>
+              <m:acc>
+                <m:accPr>
+                  <m:ctrlPr>
+                    <w:rPr>
+                      <w:rFonts w:ascii="Cambria Math" w:hAnsi="Cambria Math"/>
+                      <w:noProof/>
+                      <w:sz w:val="24"/>
+                      <w:szCs w:val="24"/>
+                      <w:lang w:val="tr-TR"/>
+                    </w:rPr>
+                  </m:ctrlPr>
+                </m:accPr>
+                <m:e>
+                  <m:r>
+                    <w:rPr>
+                      <w:rFonts w:ascii="Cambria Math" w:hAnsi="Cambria Math"/>
+                      <w:noProof/>
+                      <w:sz w:val="24"/>
+                      <w:szCs w:val="24"/>
+                      <w:lang w:val="tr-TR"/>
+                    </w:rPr>
+                    <m:t>r</m:t>
+                  </m:r>
+                </m:e>
+              </m:acc>
+            </m:e>
+            <m:sub>
+              <m:r>
+                <w:rPr>
+                  <w:rFonts w:ascii="Cambria Math" w:hAnsi="Cambria Math"/>
+                  <w:noProof/>
+                  <w:sz w:val="24"/>
+                  <w:szCs w:val="24"/>
+                  <w:lang w:val="tr-TR"/>
+                </w:rPr>
+                <m:t>t</m:t>
+              </m:r>
+            </m:sub>
+          </m:sSub>
+          <m:r>
+            <w:rPr>
+              <w:noProof/>
+              <w:sz w:val="24"/>
+              <w:szCs w:val="24"/>
+              <w:lang w:val="tr-TR"/>
+            </w:rPr>
+            <w:br/>
+          </m:r>
+        </m:oMath>
+      </m:oMathPara>
+    </w:p>
+    <w:p>
+      <w:pPr>
+        <w:spacing w:after="0" w:line="240" w:lineRule="auto"/>
+        <w:jc w:val="center"/>
+        <w:rPr>
+          <w:noProof/>
+          <w:sz w:val="24"/>
+          <w:szCs w:val="24"/>
+          <w:lang w:val="tr-TR"/>
+        </w:rPr>
+      </w:pPr>
+      <w:r>
+        <w:rPr>
+          <w:noProof/>
+          <w:sz w:val="24"/>
+          <w:szCs w:val="24"/>
+          <w:lang w:val="tr-TR"/>
+        </w:rPr>
+        <w:t>where the linear trend is available for every training observation, while the residual LSTM fitted values begin only after its window.</w:t>
+      </w:r>
+    </w:p>
+    <w:p>
+      <w:pPr>
+        <w:spacing w:after="0" w:line="240" w:lineRule="auto"/>
+        <w:jc w:val="center"/>
+        <w:rPr>
+          <w:noProof/>
+          <w:sz w:val="24"/>
+          <w:szCs w:val="24"/>
+          <w:lang w:val="tr-TR"/>
+        </w:rPr>
+      </w:pPr>
+      <w:r>
+        <w:rPr>
+          <w:noProof/>
+          <w:sz w:val="24"/>
+          <w:szCs w:val="24"/>
+          <w:lang w:val="tr-TR"/>
+        </w:rPr>
+        <w:t>Therefore, with window=4, the desired structure is:</w:t>
+      </w:r>
+    </w:p>
+    <w:p>
+      <w:pPr>
+        <w:spacing w:after="0" w:line="240" w:lineRule="auto"/>
+        <w:jc w:val="center"/>
+        <w:rPr>
+          <w:noProof/>
+          <w:sz w:val="24"/>
+          <w:szCs w:val="24"/>
+          <w:lang w:val="tr-TR"/>
+        </w:rPr>
+      </w:pPr>
+    </w:p>
+    <w:p>
+      <w:pPr>
+        <w:spacing w:after="0" w:line="240" w:lineRule="auto"/>
+        <w:jc w:val="center"/>
+        <w:rPr>
+          <w:noProof/>
+          <w:sz w:val="24"/>
+          <w:szCs w:val="24"/>
+          <w:lang w:val="tr-TR"/>
+        </w:rPr>
+      </w:pPr>
+      <w:r>
+        <w:rPr>
+          <w:noProof/>
+          <w:sz w:val="24"/>
+          <w:szCs w:val="24"/>
+          <w:lang w:val="tr-TR"/>
+        </w:rPr>
+        <w:t>Trend fitted:     T0    T1    T2    T3    T4    T5    ...</w:t>
+      </w:r>
+    </w:p>
+    <w:p>
+      <w:pPr>
+        <w:spacing w:after="0" w:line="240" w:lineRule="auto"/>
+        <w:jc w:val="center"/>
+        <w:rPr>
+          <w:noProof/>
+          <w:sz w:val="24"/>
+          <w:szCs w:val="24"/>
+          <w:lang w:val="tr-TR"/>
+        </w:rPr>
+      </w:pPr>
+      <w:r>
+        <w:rPr>
+          <w:noProof/>
+          <w:sz w:val="24"/>
+          <w:szCs w:val="24"/>
+          <w:lang w:val="tr-TR"/>
+        </w:rPr>
+        <w:t>Residual fitted: NaN   NaN   NaN   NaN   R4    R5    ...</w:t>
+      </w:r>
+    </w:p>
+    <w:p>
+      <w:pPr>
+        <w:spacing w:after="0" w:line="240" w:lineRule="auto"/>
+        <w:jc w:val="center"/>
+        <w:rPr>
+          <w:noProof/>
+          <w:sz w:val="24"/>
+          <w:szCs w:val="24"/>
+          <w:lang w:val="tr-TR"/>
+        </w:rPr>
+      </w:pPr>
+      <w:r>
+        <w:rPr>
+          <w:noProof/>
+          <w:sz w:val="24"/>
+          <w:szCs w:val="24"/>
+          <w:lang w:val="tr-TR"/>
+        </w:rPr>
+        <w:t>Hybrid fitted:   NaN   NaN   NaN   NaN   T4+R4 T5+R5 ...</w:t>
+      </w:r>
+    </w:p>
+    <w:p>
+      <w:pPr>
+        <w:spacing w:after="0" w:line="240" w:lineRule="auto"/>
+        <w:jc w:val="center"/>
+        <w:rPr>
+          <w:noProof/>
+          <w:sz w:val="24"/>
+          <w:szCs w:val="24"/>
+          <w:lang w:val="tr-TR"/>
+        </w:rPr>
+      </w:pPr>
+    </w:p>
+    <w:p>
+      <w:pPr>
+        <w:spacing w:after="0" w:line="240" w:lineRule="auto"/>
+        <w:jc w:val="center"/>
+        <w:rPr>
+          <w:noProof/>
+          <w:sz w:val="24"/>
+          <w:szCs w:val="24"/>
+        </w:rPr>
+      </w:pPr>
+      <w:r>
+        <w:rPr>
+          <w:noProof/>
+          <w:sz w:val="24"/>
+          <w:szCs w:val="24"/>
+        </w:rPr>
+        <w:t>That is scientifically preferable to filling the first four points with trend-only values, because those would not represent the fitted output of the complete hybrid model.</w:t>
+      </w:r>
+    </w:p>
+    <w:p>
+      <w:pPr>
+        <w:spacing w:after="0" w:line="240" w:lineRule="auto"/>
+        <w:jc w:val="center"/>
+        <w:rPr>
+          <w:noProof/>
+          <w:sz w:val="24"/>
+          <w:szCs w:val="24"/>
+        </w:rPr>
+      </w:pPr>
+    </w:p>
+    <w:p>
+      <w:pPr>
+        <w:spacing w:after="0" w:line="240" w:lineRule="auto"/>
+        <w:jc w:val="center"/>
+        <w:rPr>
+          <w:noProof/>
+          <w:sz w:val="24"/>
+          <w:szCs w:val="24"/>
+        </w:rPr>
+      </w:pPr>
+    </w:p>
+    <w:p>
+      <w:pPr>
+        <w:spacing w:after="0" w:line="240" w:lineRule="auto"/>
+        <w:jc w:val="center"/>
+        <w:rPr>
+          <w:noProof/>
+          <w:sz w:val="24"/>
+          <w:szCs w:val="24"/>
+        </w:rPr>
+      </w:pPr>
+    </w:p>
+    <w:p>
+      <w:pPr>
+        <w:spacing w:after="0" w:line="240" w:lineRule="auto"/>
+        <w:jc w:val="center"/>
+        <w:rPr>
+          <w:noProof/>
+          <w:sz w:val="24"/>
+          <w:szCs w:val="24"/>
+        </w:rPr>
+      </w:pPr>
+    </w:p>
+    <w:p>
+      <w:pPr>
+        <w:spacing w:after="0" w:line="240" w:lineRule="auto"/>
+        <w:jc w:val="center"/>
+        <w:rPr>
+          <w:b/>
+          <w:bCs/>
+          <w:noProof/>
+          <w:sz w:val="24"/>
+          <w:szCs w:val="24"/>
+          <w:lang w:val="tr-TR"/>
+        </w:rPr>
+      </w:pPr>
+      <w:r>
+        <w:rPr>
+          <w:noProof/>
+          <w:sz w:val="24"/>
+          <w:szCs w:val="24"/>
+          <w:lang w:val="tr-TR"/>
+        </w:rPr>
+        <w:t xml:space="preserve">             </w:t>
+      </w:r>
+      <w:r>
+        <w:rPr>
+          <w:b/>
+          <w:bCs/>
+          <w:noProof/>
+          <w:sz w:val="24"/>
+          <w:szCs w:val="24"/>
+          <w:lang w:val="tr-TR"/>
+        </w:rPr>
+        <w:t>Historical period</w:t>
+      </w:r>
+    </w:p>
+    <w:p>
+      <w:pPr>
+        <w:spacing w:after="0" w:line="240" w:lineRule="auto"/>
+        <w:jc w:val="center"/>
+        <w:rPr>
+          <w:noProof/>
+          <w:sz w:val="24"/>
+          <w:szCs w:val="24"/>
+          <w:lang w:val="tr-TR"/>
+        </w:rPr>
+      </w:pPr>
+      <w:r>
+        <w:rPr>
+          <w:noProof/>
+          <w:sz w:val="24"/>
+          <w:szCs w:val="24"/>
+          <w:lang w:val="tr-TR"/>
+        </w:rPr>
+        <w:t xml:space="preserve">    ┌──────────────────────────────────┐</w:t>
+      </w:r>
+    </w:p>
+    <w:p>
+      <w:pPr>
+        <w:spacing w:after="0" w:line="240" w:lineRule="auto"/>
+        <w:jc w:val="center"/>
+        <w:rPr>
+          <w:noProof/>
+          <w:sz w:val="24"/>
+          <w:szCs w:val="24"/>
+          <w:lang w:val="tr-TR"/>
+        </w:rPr>
+      </w:pPr>
+    </w:p>
+    <w:p>
+      <w:pPr>
+        <w:spacing w:after="0" w:line="240" w:lineRule="auto"/>
+        <w:jc w:val="center"/>
+        <w:rPr>
+          <w:noProof/>
+          <w:sz w:val="24"/>
+          <w:szCs w:val="24"/>
+          <w:lang w:val="tr-TR"/>
+        </w:rPr>
+      </w:pPr>
+      <w:r>
+        <w:rPr>
+          <w:noProof/>
+          <w:sz w:val="24"/>
+          <w:szCs w:val="24"/>
+          <w:lang w:val="tr-TR"/>
+        </w:rPr>
+        <w:t xml:space="preserve">      </w:t>
+      </w:r>
+      <w:r>
+        <w:rPr>
+          <w:noProof/>
+          <w:sz w:val="24"/>
+          <w:szCs w:val="24"/>
+          <w:lang w:val="tr-TR"/>
+        </w:rPr>
+        <w:t>Trend       ────────────────────────────</w:t>
+      </w:r>
+    </w:p>
+    <w:p>
+      <w:pPr>
+        <w:spacing w:after="0" w:line="240" w:lineRule="auto"/>
+        <w:jc w:val="center"/>
+        <w:rPr>
+          <w:noProof/>
+          <w:sz w:val="24"/>
+          <w:szCs w:val="24"/>
+          <w:lang w:val="tr-TR"/>
+        </w:rPr>
+      </w:pPr>
+      <w:r>
+        <w:rPr>
+          <w:noProof/>
+          <w:sz w:val="24"/>
+          <w:szCs w:val="24"/>
+          <w:lang w:val="tr-TR"/>
+        </w:rPr>
+        <w:t>Residual    × × × × ───────────────────</w:t>
+      </w:r>
+    </w:p>
+    <w:p>
+      <w:pPr>
+        <w:spacing w:after="0" w:line="240" w:lineRule="auto"/>
+        <w:jc w:val="center"/>
+        <w:rPr>
+          <w:noProof/>
+          <w:sz w:val="24"/>
+          <w:szCs w:val="24"/>
+          <w:lang w:val="tr-TR"/>
+        </w:rPr>
+      </w:pPr>
+      <w:r>
+        <w:rPr>
+          <w:noProof/>
+          <w:sz w:val="24"/>
+          <w:szCs w:val="24"/>
+          <w:lang w:val="tr-TR"/>
+        </w:rPr>
+        <w:t>Hybrid      × × × × ───────────────────</w:t>
+      </w:r>
+    </w:p>
+    <w:p>
+      <w:pPr>
+        <w:spacing w:after="0" w:line="240" w:lineRule="auto"/>
+        <w:jc w:val="center"/>
+        <w:rPr>
+          <w:noProof/>
+          <w:sz w:val="24"/>
+          <w:szCs w:val="24"/>
+          <w:lang w:val="tr-TR"/>
+        </w:rPr>
+      </w:pPr>
+      <w:r>
+        <w:rPr>
+          <w:noProof/>
+          <w:sz w:val="24"/>
+          <w:szCs w:val="24"/>
+          <w:lang w:val="tr-TR"/>
+        </w:rPr>
+        <w:t xml:space="preserve">            ↑</w:t>
+      </w:r>
+    </w:p>
+    <w:p>
+      <w:pPr>
+        <w:spacing w:after="0" w:line="240" w:lineRule="auto"/>
+        <w:jc w:val="center"/>
+        <w:rPr>
+          <w:noProof/>
+          <w:sz w:val="24"/>
+          <w:szCs w:val="24"/>
+          <w:lang w:val="tr-TR"/>
+        </w:rPr>
+      </w:pPr>
+      <w:r>
+        <w:rPr>
+          <w:noProof/>
+          <w:sz w:val="24"/>
+          <w:szCs w:val="24"/>
+          <w:lang w:val="tr-TR"/>
+        </w:rPr>
+        <w:t xml:space="preserve">          window=4</w:t>
+      </w:r>
+    </w:p>
+    <w:p>
+      <w:pPr>
+        <w:spacing w:after="0" w:line="240" w:lineRule="auto"/>
+        <w:jc w:val="center"/>
+        <w:rPr>
+          <w:noProof/>
+          <w:sz w:val="24"/>
+          <w:szCs w:val="24"/>
+          <w:lang w:val="tr-TR"/>
+        </w:rPr>
+      </w:pPr>
+    </w:p>
+    <w:p>
+      <w:pPr>
+        <w:spacing w:after="0" w:line="240" w:lineRule="auto"/>
+        <w:jc w:val="center"/>
+        <w:rPr>
+          <w:noProof/>
+          <w:sz w:val="24"/>
+          <w:szCs w:val="24"/>
+          <w:lang w:val="tr-TR"/>
+        </w:rPr>
+      </w:pPr>
+    </w:p>
+    <w:p>
+      <w:pPr>
+        <w:spacing w:after="0" w:line="240" w:lineRule="auto"/>
+        <w:jc w:val="center"/>
+        <w:rPr>
+          <w:noProof/>
+          <w:sz w:val="24"/>
+          <w:szCs w:val="24"/>
+          <w:lang w:val="tr-TR"/>
+        </w:rPr>
+      </w:pPr>
+    </w:p>
+    <w:p>
+      <w:pPr>
+        <w:spacing w:after="0" w:line="240" w:lineRule="auto"/>
+        <w:jc w:val="center"/>
+        <w:rPr>
+          <w:noProof/>
+          <w:sz w:val="24"/>
+          <w:szCs w:val="24"/>
+          <w:lang w:val="tr-TR"/>
+        </w:rPr>
+      </w:pPr>
+    </w:p>
+    <w:p>
+      <w:pPr>
+        <w:spacing w:after="0" w:line="240" w:lineRule="auto"/>
+        <w:jc w:val="center"/>
+        <w:rPr>
+          <w:noProof/>
+          <w:sz w:val="24"/>
+          <w:szCs w:val="24"/>
+          <w:lang w:val="tr-TR"/>
+        </w:rPr>
+      </w:pPr>
+    </w:p>
+    <w:p>
+      <w:pPr>
+        <w:spacing w:after="0" w:line="240" w:lineRule="auto"/>
+        <w:jc w:val="center"/>
+        <w:rPr>
+          <w:noProof/>
+          <w:sz w:val="24"/>
+          <w:szCs w:val="24"/>
+          <w:lang w:val="tr-TR"/>
+        </w:rPr>
+      </w:pPr>
+    </w:p>
+    <w:p>
+      <w:pPr>
+        <w:spacing w:after="0" w:line="240" w:lineRule="auto"/>
+        <w:jc w:val="center"/>
+        <w:rPr>
+          <w:noProof/>
+          <w:sz w:val="24"/>
+          <w:szCs w:val="24"/>
+          <w:lang w:val="tr-TR"/>
+        </w:rPr>
+      </w:pPr>
+    </w:p>
+    <w:p>
+      <w:pPr>
+        <w:spacing w:after="0" w:line="240" w:lineRule="auto"/>
+        <w:jc w:val="center"/>
+        <w:rPr>
+          <w:noProof/>
+          <w:sz w:val="24"/>
+          <w:szCs w:val="24"/>
+          <w:lang w:val="tr-TR"/>
+        </w:rPr>
+      </w:pPr>
+    </w:p>
+    <w:p>
+      <w:pPr>
+        <w:spacing w:after="0" w:line="240" w:lineRule="auto"/>
+        <w:jc w:val="center"/>
+        <w:rPr>
+          <w:noProof/>
+          <w:sz w:val="24"/>
+          <w:szCs w:val="24"/>
+          <w:lang w:val="tr-TR"/>
+        </w:rPr>
+      </w:pPr>
+    </w:p>
+    <w:p>
+      <w:pPr>
+        <w:spacing w:after="0" w:line="240" w:lineRule="auto"/>
+        <w:jc w:val="center"/>
+        <w:rPr>
+          <w:noProof/>
+          <w:sz w:val="24"/>
+          <w:szCs w:val="24"/>
+          <w:lang w:val="tr-TR"/>
+        </w:rPr>
+      </w:pPr>
+    </w:p>
+    <w:p>
+      <w:pPr>
+        <w:spacing w:after="0" w:line="240" w:lineRule="auto"/>
+        <w:jc w:val="center"/>
+        <w:rPr>
+          <w:noProof/>
+          <w:sz w:val="24"/>
+          <w:szCs w:val="24"/>
+          <w:lang w:val="tr-TR"/>
+        </w:rPr>
+      </w:pPr>
+    </w:p>
+    <w:p>
+      <w:pPr>
+        <w:spacing w:after="0" w:line="240" w:lineRule="auto"/>
+        <w:jc w:val="center"/>
+        <w:rPr>
+          <w:noProof/>
+          <w:sz w:val="24"/>
+          <w:szCs w:val="24"/>
+          <w:lang w:val="tr-TR"/>
+        </w:rPr>
+      </w:pPr>
+    </w:p>
+    <w:p>
+      <w:pPr>
+        <w:spacing w:after="0" w:line="240" w:lineRule="auto"/>
+        <w:jc w:val="center"/>
+        <w:rPr>
+          <w:noProof/>
+          <w:sz w:val="24"/>
+          <w:szCs w:val="24"/>
+          <w:lang w:val="tr-TR"/>
+        </w:rPr>
+      </w:pPr>
+    </w:p>
+    <w:p>
+      <w:pPr>
+        <w:spacing w:after="0" w:line="240" w:lineRule="auto"/>
+        <w:jc w:val="center"/>
+        <w:rPr>
+          <w:noProof/>
+          <w:sz w:val="24"/>
+          <w:szCs w:val="24"/>
+          <w:lang w:val="tr-TR"/>
+        </w:rPr>
+      </w:pPr>
+    </w:p>
+    <w:p>
+      <w:pPr>
+        <w:spacing w:after="0" w:line="240" w:lineRule="auto"/>
+        <w:jc w:val="center"/>
+        <w:rPr>
+          <w:noProof/>
+          <w:sz w:val="24"/>
+          <w:szCs w:val="24"/>
+          <w:lang w:val="tr-TR"/>
+        </w:rPr>
+      </w:pPr>
+    </w:p>
+    <w:p>
+      <w:pPr>
+        <w:spacing w:after="0" w:line="240" w:lineRule="auto"/>
+        <w:jc w:val="center"/>
+        <w:rPr>
+          <w:noProof/>
+          <w:sz w:val="24"/>
+          <w:szCs w:val="24"/>
+          <w:lang w:val="tr-TR"/>
+        </w:rPr>
+      </w:pPr>
+    </w:p>
+    <w:p>
+      <w:pPr>
+        <w:spacing w:after="0" w:line="240" w:lineRule="auto"/>
+        <w:jc w:val="center"/>
+        <w:rPr>
+          <w:noProof/>
+          <w:sz w:val="24"/>
+          <w:szCs w:val="24"/>
+          <w:lang w:val="tr-TR"/>
+        </w:rPr>
+      </w:pPr>
+    </w:p>
+    <w:p>
+      <w:pPr>
+        <w:spacing w:after="0" w:line="240" w:lineRule="auto"/>
+        <w:jc w:val="center"/>
+        <w:rPr>
+          <w:noProof/>
+          <w:sz w:val="24"/>
+          <w:szCs w:val="24"/>
+          <w:lang w:val="tr-TR"/>
+        </w:rPr>
+      </w:pPr>
+    </w:p>
+    <w:p>
+      <w:pPr>
+        <w:spacing w:after="0" w:line="240" w:lineRule="auto"/>
+        <w:jc w:val="center"/>
+        <w:rPr>
+          <w:noProof/>
+          <w:sz w:val="24"/>
+          <w:szCs w:val="24"/>
+          <w:lang w:val="tr-TR"/>
+        </w:rPr>
+      </w:pPr>
+    </w:p>
+    <w:p>
+      <w:pPr>
+        <w:spacing w:after="0" w:line="240" w:lineRule="auto"/>
+        <w:jc w:val="center"/>
+        <w:rPr>
+          <w:noProof/>
+          <w:sz w:val="24"/>
+          <w:szCs w:val="24"/>
+          <w:lang w:val="tr-TR"/>
+        </w:rPr>
+      </w:pPr>
+      <w:r>
+        <w:rPr>
+          <w:noProof/>
+          <w:sz w:val="24"/>
+          <w:szCs w:val="24"/>
+          <w:lang w:val="tr-TR"/>
+        </w:rPr>
+        <w:lastRenderedPageBreak/>
+        <w:t xml:space="preserve">                 </w:t>
+      </w:r>
+      <w:r>
+        <w:rPr>
+          <w:b/>
+          <w:bCs/>
+          <w:noProof/>
+          <w:sz w:val="32"/>
+          <w:szCs w:val="32"/>
+          <w:lang w:val="tr-TR"/>
+        </w:rPr>
+        <w:t>LinearTrendLSTM</w:t>
+      </w:r>
+      <w:r>
+        <w:rPr>
+          <w:b/>
+          <w:bCs/>
+          <w:noProof/>
+          <w:sz w:val="24"/>
+          <w:szCs w:val="24"/>
+          <w:lang w:val="tr-TR"/>
+        </w:rPr>
+        <w:t xml:space="preserve"> </w:t>
+      </w:r>
+      <w:r>
+        <w:rPr>
+          <w:noProof/>
+          <w:sz w:val="24"/>
+          <w:szCs w:val="24"/>
+          <w:lang w:val="tr-TR"/>
+        </w:rPr>
+        <w:t xml:space="preserve">         </w:t>
+      </w:r>
+      <w:r>
+        <w:rPr>
+          <w:b/>
+          <w:bCs/>
+          <w:noProof/>
+          <w:sz w:val="32"/>
+          <w:szCs w:val="32"/>
+          <w:lang w:val="tr-TR"/>
+        </w:rPr>
+        <w:t>KalmanLSTM</w:t>
+      </w:r>
+    </w:p>
+    <w:p>
+      <w:pPr>
+        <w:spacing w:after="0" w:line="240" w:lineRule="auto"/>
+        <w:jc w:val="center"/>
+        <w:rPr>
+          <w:noProof/>
+          <w:sz w:val="24"/>
+          <w:szCs w:val="24"/>
+          <w:lang w:val="tr-TR"/>
+        </w:rPr>
+      </w:pPr>
+      <w:r>
+        <w:rPr>
+          <w:noProof/>
+          <w:sz w:val="24"/>
+          <w:szCs w:val="24"/>
+          <w:lang w:val="tr-TR"/>
+        </w:rPr>
+        <w:t xml:space="preserve">                        │                      │</w:t>
+      </w:r>
+    </w:p>
+    <w:p>
+      <w:pPr>
+        <w:spacing w:after="0" w:line="240" w:lineRule="auto"/>
+        <w:rPr>
+          <w:noProof/>
+          <w:sz w:val="24"/>
+          <w:szCs w:val="24"/>
+          <w:lang w:val="tr-TR"/>
+        </w:rPr>
+      </w:pPr>
+      <w:r>
+        <w:rPr>
+          <w:noProof/>
+          <w:sz w:val="24"/>
+          <w:szCs w:val="24"/>
+          <w:lang w:val="tr-TR"/>
+        </w:rPr>
+        <w:t xml:space="preserve">                                </w:t>
+      </w:r>
+      <w:r>
+        <w:rPr>
+          <w:noProof/>
+          <w:sz w:val="24"/>
+          <w:szCs w:val="24"/>
+          <w:lang w:val="tr-TR"/>
+        </w:rPr>
+        <w:t xml:space="preserve">processed dataset </w:t>
+      </w:r>
+      <w:r>
+        <w:rPr>
+          <w:noProof/>
+          <w:sz w:val="24"/>
+          <w:szCs w:val="24"/>
+          <w:lang w:val="tr-TR"/>
+        </w:rPr>
+        <w:t xml:space="preserve">  </w:t>
+      </w:r>
+      <w:r>
+        <w:rPr>
+          <w:noProof/>
+          <w:sz w:val="24"/>
+          <w:szCs w:val="24"/>
+          <w:lang w:val="tr-TR"/>
+        </w:rPr>
+        <w:t>──────</w:t>
+      </w:r>
+      <w:r>
+        <w:rPr>
+          <w:rFonts w:ascii="MS Gothic" w:eastAsia="MS Gothic" w:hAnsi="MS Gothic" w:cs="MS Gothic" w:hint="eastAsia"/>
+          <w:noProof/>
+          <w:sz w:val="24"/>
+          <w:szCs w:val="24"/>
+          <w:lang w:val="tr-TR"/>
+        </w:rPr>
+        <w:t>┼</w:t>
+      </w:r>
+      <w:r>
+        <w:rPr>
+          <w:rFonts w:ascii="Calibri" w:hAnsi="Calibri" w:cs="Calibri"/>
+          <w:noProof/>
+          <w:sz w:val="24"/>
+          <w:szCs w:val="24"/>
+          <w:lang w:val="tr-TR"/>
+        </w:rPr>
+        <w:t>─────────</w:t>
+      </w:r>
+      <w:r>
+        <w:rPr>
+          <w:rFonts w:ascii="MS Gothic" w:eastAsia="MS Gothic" w:hAnsi="MS Gothic" w:cs="MS Gothic" w:hint="eastAsia"/>
+          <w:noProof/>
+          <w:sz w:val="24"/>
+          <w:szCs w:val="24"/>
+          <w:lang w:val="tr-TR"/>
+        </w:rPr>
+        <w:t>┤</w:t>
+      </w:r>
+    </w:p>
+    <w:p>
+      <w:pPr>
+        <w:spacing w:after="0" w:line="240" w:lineRule="auto"/>
+        <w:jc w:val="center"/>
+        <w:rPr>
+          <w:noProof/>
+          <w:sz w:val="24"/>
+          <w:szCs w:val="24"/>
+          <w:lang w:val="tr-TR"/>
+        </w:rPr>
+      </w:pPr>
+      <w:r>
+        <w:rPr>
+          <w:noProof/>
+          <w:sz w:val="24"/>
+          <w:szCs w:val="24"/>
+          <w:lang w:val="tr-TR"/>
+        </w:rPr>
+        <w:t xml:space="preserve">                        ↓                      ↓</w:t>
+      </w:r>
+    </w:p>
+    <w:p>
+      <w:pPr>
+        <w:spacing w:after="0" w:line="240" w:lineRule="auto"/>
+        <w:jc w:val="center"/>
+        <w:rPr>
+          <w:noProof/>
+          <w:sz w:val="24"/>
+          <w:szCs w:val="24"/>
+          <w:lang w:val="tr-TR"/>
+        </w:rPr>
+      </w:pPr>
+      <w:r>
+        <w:rPr>
+          <w:noProof/>
+          <w:sz w:val="24"/>
+          <w:szCs w:val="24"/>
+          <w:lang w:val="tr-TR"/>
+        </w:rPr>
+        <w:t xml:space="preserve">                ForecastEvaluator      ForecastEvaluator</w:t>
+      </w:r>
+    </w:p>
+    <w:p>
+      <w:pPr>
+        <w:spacing w:after="0" w:line="240" w:lineRule="auto"/>
+        <w:jc w:val="center"/>
+        <w:rPr>
+          <w:noProof/>
+          <w:sz w:val="24"/>
+          <w:szCs w:val="24"/>
+          <w:lang w:val="tr-TR"/>
+        </w:rPr>
+      </w:pPr>
+      <w:r>
+        <w:rPr>
+          <w:noProof/>
+          <w:sz w:val="24"/>
+          <w:szCs w:val="24"/>
+          <w:lang w:val="tr-TR"/>
+        </w:rPr>
+        <w:t xml:space="preserve">                        │                      │</w:t>
+      </w:r>
+    </w:p>
+    <w:p>
+      <w:pPr>
+        <w:spacing w:after="0" w:line="240" w:lineRule="auto"/>
+        <w:jc w:val="center"/>
+        <w:rPr>
+          <w:noProof/>
+          <w:sz w:val="24"/>
+          <w:szCs w:val="24"/>
+          <w:lang w:val="tr-TR"/>
+        </w:rPr>
+      </w:pPr>
+      <w:r>
+        <w:rPr>
+          <w:noProof/>
+          <w:sz w:val="24"/>
+          <w:szCs w:val="24"/>
+          <w:lang w:val="tr-TR"/>
+        </w:rPr>
+        <w:t xml:space="preserve">                 holdout metrics        holdout metrics</w:t>
+      </w:r>
+    </w:p>
+    <w:p>
+      <w:pPr>
+        <w:spacing w:after="0" w:line="240" w:lineRule="auto"/>
+        <w:jc w:val="center"/>
+        <w:rPr>
+          <w:noProof/>
+          <w:sz w:val="24"/>
+          <w:szCs w:val="24"/>
+          <w:lang w:val="tr-TR"/>
+        </w:rPr>
+      </w:pPr>
+      <w:r>
+        <w:rPr>
+          <w:noProof/>
+          <w:sz w:val="24"/>
+          <w:szCs w:val="24"/>
+          <w:lang w:val="tr-TR"/>
+        </w:rPr>
+        <w:t xml:space="preserve">                        │                      │</w:t>
+      </w:r>
+    </w:p>
+    <w:p>
+      <w:pPr>
+        <w:spacing w:after="0" w:line="240" w:lineRule="auto"/>
+        <w:jc w:val="center"/>
+        <w:rPr>
+          <w:noProof/>
+          <w:sz w:val="24"/>
+          <w:szCs w:val="24"/>
+          <w:lang w:val="tr-TR"/>
+        </w:rPr>
+      </w:pPr>
+      <w:r>
+        <w:rPr>
+          <w:noProof/>
+          <w:sz w:val="24"/>
+          <w:szCs w:val="24"/>
+          <w:lang w:val="tr-TR"/>
+        </w:rPr>
+        <w:t xml:space="preserve">                  fresh final model      fresh final model</w:t>
+      </w:r>
+    </w:p>
+    <w:p>
+      <w:pPr>
+        <w:spacing w:after="0" w:line="240" w:lineRule="auto"/>
+        <w:jc w:val="center"/>
+        <w:rPr>
+          <w:noProof/>
+          <w:sz w:val="24"/>
+          <w:szCs w:val="24"/>
+          <w:lang w:val="tr-TR"/>
+        </w:rPr>
+      </w:pPr>
+      <w:r>
+        <w:rPr>
+          <w:noProof/>
+          <w:sz w:val="24"/>
+          <w:szCs w:val="24"/>
+          <w:lang w:val="tr-TR"/>
+        </w:rPr>
+        <w:t xml:space="preserve">                        │                      │</w:t>
+      </w:r>
+    </w:p>
+    <w:p>
+      <w:pPr>
+        <w:spacing w:after="0" w:line="240" w:lineRule="auto"/>
+        <w:jc w:val="center"/>
+        <w:rPr>
+          <w:noProof/>
+          <w:sz w:val="24"/>
+          <w:szCs w:val="24"/>
+          <w:lang w:val="tr-TR"/>
+        </w:rPr>
+      </w:pPr>
+      <w:r>
+        <w:rPr>
+          <w:noProof/>
+          <w:sz w:val="24"/>
+          <w:szCs w:val="24"/>
+          <w:lang w:val="tr-TR"/>
+        </w:rPr>
+        <w:t xml:space="preserve">                    full-data fit          full-data fit</w:t>
+      </w:r>
+    </w:p>
+    <w:p>
+      <w:pPr>
+        <w:spacing w:after="0" w:line="240" w:lineRule="auto"/>
+        <w:jc w:val="center"/>
+        <w:rPr>
+          <w:noProof/>
+          <w:sz w:val="24"/>
+          <w:szCs w:val="24"/>
+          <w:lang w:val="tr-TR"/>
+        </w:rPr>
+      </w:pPr>
+      <w:r>
+        <w:rPr>
+          <w:noProof/>
+          <w:sz w:val="24"/>
+          <w:szCs w:val="24"/>
+          <w:lang w:val="tr-TR"/>
+        </w:rPr>
+        <w:t xml:space="preserve">                        │                      │</w:t>
+      </w:r>
+    </w:p>
+    <w:p>
+      <w:pPr>
+        <w:spacing w:after="0" w:line="240" w:lineRule="auto"/>
+        <w:jc w:val="center"/>
+        <w:rPr>
+          <w:noProof/>
+          <w:sz w:val="24"/>
+          <w:szCs w:val="24"/>
+          <w:lang w:val="tr-TR"/>
+        </w:rPr>
+      </w:pPr>
+      <w:r>
+        <w:rPr>
+          <w:noProof/>
+          <w:sz w:val="24"/>
+          <w:szCs w:val="24"/>
+          <w:lang w:val="tr-TR"/>
+        </w:rPr>
+        <w:t xml:space="preserve">                     forecast               forecast</w:t>
+      </w:r>
+    </w:p>
+    <w:p>
+      <w:pPr>
+        <w:spacing w:after="0" w:line="240" w:lineRule="auto"/>
+        <w:jc w:val="center"/>
+        <w:rPr>
+          <w:noProof/>
+          <w:sz w:val="24"/>
+          <w:szCs w:val="24"/>
+          <w:lang w:val="tr-TR"/>
+        </w:rPr>
+      </w:pPr>
+      <w:r>
+        <w:rPr>
+          <w:noProof/>
+          <w:sz w:val="24"/>
+          <w:szCs w:val="24"/>
+          <w:lang w:val="tr-TR"/>
+        </w:rPr>
+        <w:t xml:space="preserve">                        │                      │</w:t>
+      </w:r>
+    </w:p>
+    <w:p>
+      <w:pPr>
+        <w:spacing w:after="0" w:line="240" w:lineRule="auto"/>
+        <w:jc w:val="center"/>
+        <w:rPr>
+          <w:noProof/>
+          <w:sz w:val="24"/>
+          <w:szCs w:val="24"/>
+          <w:lang w:val="tr-TR"/>
+        </w:rPr>
+      </w:pPr>
+      <w:r>
+        <w:rPr>
+          <w:noProof/>
+          <w:sz w:val="24"/>
+          <w:szCs w:val="24"/>
+          <w:lang w:val="tr-TR"/>
+        </w:rPr>
+        <w:t xml:space="preserve">                   diagnostics            diagnostics</w:t>
+      </w:r>
+    </w:p>
+    <w:p>
+      <w:pPr>
+        <w:spacing w:after="0" w:line="240" w:lineRule="auto"/>
+        <w:jc w:val="center"/>
+        <w:rPr>
+          <w:noProof/>
+          <w:sz w:val="24"/>
+          <w:szCs w:val="24"/>
+          <w:lang w:val="tr-TR"/>
+        </w:rPr>
+      </w:pPr>
+      <w:r>
+        <w:rPr>
+          <w:noProof/>
+          <w:sz w:val="24"/>
+          <w:szCs w:val="24"/>
+          <w:lang w:val="tr-TR"/>
+        </w:rPr>
+        <w:t xml:space="preserve">                        │                      │</w:t>
+      </w:r>
+    </w:p>
+    <w:p>
+      <w:pPr>
+        <w:spacing w:after="0" w:line="240" w:lineRule="auto"/>
+        <w:jc w:val="center"/>
+        <w:rPr>
+          <w:noProof/>
+          <w:sz w:val="24"/>
+          <w:szCs w:val="24"/>
+          <w:lang w:val="tr-TR"/>
+        </w:rPr>
+      </w:pPr>
+      <w:r>
+        <w:rPr>
+          <w:noProof/>
+          <w:sz w:val="24"/>
+          <w:szCs w:val="24"/>
+          <w:lang w:val="tr-TR"/>
+        </w:rPr>
+        <w:t xml:space="preserve">                standard artifacts     standard artifacts</w:t>
+      </w:r>
+    </w:p>
+    <w:p>
+      <w:pPr>
+        <w:spacing w:after="0" w:line="240" w:lineRule="auto"/>
+        <w:jc w:val="center"/>
+        <w:rPr>
+          <w:noProof/>
+          <w:sz w:val="24"/>
+          <w:szCs w:val="24"/>
+          <w:lang w:val="tr-TR"/>
+        </w:rPr>
+      </w:pPr>
+    </w:p>
+    <w:p>
+      <w:pPr>
+        <w:spacing w:after="0" w:line="240" w:lineRule="auto"/>
+        <w:jc w:val="center"/>
+        <w:rPr>
+          <w:noProof/>
+          <w:sz w:val="24"/>
+          <w:szCs w:val="24"/>
+          <w:lang w:val="tr-TR"/>
+        </w:rPr>
+      </w:pPr>
+    </w:p>
+    <w:p>
+      <w:pPr>
+        <w:spacing w:after="0" w:line="240" w:lineRule="auto"/>
+        <w:jc w:val="center"/>
+        <w:rPr>
+          <w:noProof/>
+          <w:sz w:val="24"/>
+          <w:szCs w:val="24"/>
+          <w:lang w:val="tr-TR"/>
+        </w:rPr>
+      </w:pPr>
+    </w:p>
+    <w:p>
+      <w:pPr>
+        <w:spacing w:after="0" w:line="240" w:lineRule="auto"/>
+        <w:jc w:val="center"/>
+        <w:rPr>
+          <w:noProof/>
+          <w:sz w:val="24"/>
+          <w:szCs w:val="24"/>
+          <w:lang w:val="tr-TR"/>
+        </w:rPr>
+      </w:pPr>
+    </w:p>
+    <w:p>
+      <w:pPr>
+        <w:spacing w:after="0" w:line="240" w:lineRule="auto"/>
+        <w:jc w:val="center"/>
+        <w:rPr>
+          <w:noProof/>
+          <w:sz w:val="24"/>
+          <w:szCs w:val="24"/>
+          <w:lang w:val="tr-TR"/>
+        </w:rPr>
+      </w:pPr>
+    </w:p>
+    <w:p>
+      <w:pPr>
+        <w:spacing w:after="0" w:line="240" w:lineRule="auto"/>
+        <w:jc w:val="center"/>
+        <w:rPr>
+          <w:b/>
+          <w:bCs/>
+          <w:noProof/>
+          <w:sz w:val="32"/>
+          <w:szCs w:val="32"/>
+          <w:lang w:val="tr-TR"/>
+        </w:rPr>
+      </w:pPr>
+      <w:r>
+        <w:rPr>
+          <w:b/>
+          <w:bCs/>
+          <w:noProof/>
+          <w:sz w:val="32"/>
+          <w:szCs w:val="32"/>
+          <w:lang w:val="tr-TR"/>
+        </w:rPr>
+        <w:t xml:space="preserve">                 Standard Hybrid Artifact Contract</w:t>
+      </w:r>
+    </w:p>
+    <w:p>
+      <w:pPr>
+        <w:spacing w:after="0" w:line="240" w:lineRule="auto"/>
+        <w:jc w:val="center"/>
+        <w:rPr>
+          <w:noProof/>
+          <w:sz w:val="24"/>
+          <w:szCs w:val="24"/>
+          <w:lang w:val="tr-TR"/>
+        </w:rPr>
+      </w:pPr>
+      <w:r>
+        <w:rPr>
+          <w:noProof/>
+          <w:sz w:val="24"/>
+          <w:szCs w:val="24"/>
+          <w:lang w:val="tr-TR"/>
+        </w:rPr>
+        <w:t xml:space="preserve">                │</w:t>
+      </w:r>
+    </w:p>
+    <w:p>
+      <w:pPr>
+        <w:spacing w:after="0" w:line="240" w:lineRule="auto"/>
+        <w:jc w:val="center"/>
+        <w:rPr>
+          <w:noProof/>
+          <w:sz w:val="24"/>
+          <w:szCs w:val="24"/>
+          <w:lang w:val="tr-TR"/>
+        </w:rPr>
+      </w:pPr>
+      <w:r>
+        <w:rPr>
+          <w:noProof/>
+          <w:sz w:val="24"/>
+          <w:szCs w:val="24"/>
+          <w:lang w:val="tr-TR"/>
+        </w:rPr>
+        <w:t xml:space="preserve">                ┌─────────────</w:t>
+      </w:r>
+      <w:r>
+        <w:rPr>
+          <w:rFonts w:ascii="MS Gothic" w:eastAsia="MS Gothic" w:hAnsi="MS Gothic" w:cs="MS Gothic" w:hint="eastAsia"/>
+          <w:noProof/>
+          <w:sz w:val="24"/>
+          <w:szCs w:val="24"/>
+          <w:lang w:val="tr-TR"/>
+        </w:rPr>
+        <w:t>┴</w:t>
+      </w:r>
+      <w:r>
+        <w:rPr>
+          <w:rFonts w:ascii="Calibri" w:hAnsi="Calibri" w:cs="Calibri"/>
+          <w:noProof/>
+          <w:sz w:val="24"/>
+          <w:szCs w:val="24"/>
+          <w:lang w:val="tr-TR"/>
+        </w:rPr>
+        <w:t>─────────────┐</w:t>
+      </w:r>
+    </w:p>
+    <w:p>
+      <w:pPr>
+        <w:spacing w:after="0" w:line="240" w:lineRule="auto"/>
+        <w:jc w:val="center"/>
+        <w:rPr>
+          <w:noProof/>
+          <w:sz w:val="24"/>
+          <w:szCs w:val="24"/>
+          <w:lang w:val="tr-TR"/>
+        </w:rPr>
+      </w:pPr>
+      <w:r>
+        <w:rPr>
+          <w:noProof/>
+          <w:sz w:val="24"/>
+          <w:szCs w:val="24"/>
+          <w:lang w:val="tr-TR"/>
+        </w:rPr>
+        <w:t xml:space="preserve">                │                          </w:t>
+      </w:r>
+      <w:r>
+        <w:rPr>
+          <w:noProof/>
+          <w:sz w:val="24"/>
+          <w:szCs w:val="24"/>
+          <w:lang w:val="tr-TR"/>
+        </w:rPr>
+        <w:t xml:space="preserve">                                   </w:t>
+      </w:r>
+      <w:r>
+        <w:rPr>
+          <w:noProof/>
+          <w:sz w:val="24"/>
+          <w:szCs w:val="24"/>
+          <w:lang w:val="tr-TR"/>
+        </w:rPr>
+        <w:t xml:space="preserve"> │</w:t>
+      </w:r>
+    </w:p>
+    <w:p>
+      <w:pPr>
+        <w:spacing w:after="0" w:line="240" w:lineRule="auto"/>
+        <w:jc w:val="center"/>
+        <w:rPr>
+          <w:noProof/>
+          <w:sz w:val="24"/>
+          <w:szCs w:val="24"/>
+          <w:lang w:val="tr-TR"/>
+        </w:rPr>
+      </w:pPr>
+      <w:r>
+        <w:rPr>
+          <w:noProof/>
+          <w:sz w:val="24"/>
+          <w:szCs w:val="24"/>
+          <w:lang w:val="tr-TR"/>
+        </w:rPr>
+        <w:t xml:space="preserve">       LinearTrendLSTM                 </w:t>
+      </w:r>
+      <w:r>
+        <w:rPr>
+          <w:noProof/>
+          <w:sz w:val="24"/>
+          <w:szCs w:val="24"/>
+          <w:lang w:val="tr-TR"/>
+        </w:rPr>
+        <w:t xml:space="preserve">                     </w:t>
+      </w:r>
+      <w:r>
+        <w:rPr>
+          <w:noProof/>
+          <w:sz w:val="24"/>
+          <w:szCs w:val="24"/>
+          <w:lang w:val="tr-TR"/>
+        </w:rPr>
+        <w:t>KalmanLSTM</w:t>
+      </w:r>
+    </w:p>
+    <w:p>
+      <w:pPr>
+        <w:spacing w:after="0" w:line="240" w:lineRule="auto"/>
+        <w:jc w:val="center"/>
+        <w:rPr>
+          <w:noProof/>
+          <w:sz w:val="24"/>
+          <w:szCs w:val="24"/>
+          <w:lang w:val="tr-TR"/>
+        </w:rPr>
+      </w:pPr>
+      <w:r>
+        <w:rPr>
+          <w:noProof/>
+          <w:sz w:val="24"/>
+          <w:szCs w:val="24"/>
+          <w:lang w:val="tr-TR"/>
+        </w:rPr>
+        <w:t xml:space="preserve">                │                           </w:t>
+      </w:r>
+      <w:r>
+        <w:rPr>
+          <w:noProof/>
+          <w:sz w:val="24"/>
+          <w:szCs w:val="24"/>
+          <w:lang w:val="tr-TR"/>
+        </w:rPr>
+        <w:t xml:space="preserve">                                    </w:t>
+      </w:r>
+      <w:r>
+        <w:rPr>
+          <w:noProof/>
+          <w:sz w:val="24"/>
+          <w:szCs w:val="24"/>
+          <w:lang w:val="tr-TR"/>
+        </w:rPr>
+        <w:t>│</w:t>
+      </w:r>
+    </w:p>
+    <w:p>
+      <w:pPr>
+        <w:spacing w:after="0" w:line="240" w:lineRule="auto"/>
+        <w:jc w:val="center"/>
+        <w:rPr>
+          <w:noProof/>
+          <w:sz w:val="24"/>
+          <w:szCs w:val="24"/>
+          <w:lang w:val="tr-TR"/>
+        </w:rPr>
+      </w:pPr>
+      <w:r>
+        <w:rPr>
+          <w:noProof/>
+          <w:sz w:val="24"/>
+          <w:szCs w:val="24"/>
+          <w:lang w:val="tr-TR"/>
+        </w:rPr>
+        <w:t xml:space="preserve">                └─────────────</w:t>
+      </w:r>
+      <w:r>
+        <w:rPr>
+          <w:rFonts w:ascii="MS Gothic" w:eastAsia="MS Gothic" w:hAnsi="MS Gothic" w:cs="MS Gothic" w:hint="eastAsia"/>
+          <w:noProof/>
+          <w:sz w:val="24"/>
+          <w:szCs w:val="24"/>
+          <w:lang w:val="tr-TR"/>
+        </w:rPr>
+        <w:t>┬</w:t>
+      </w:r>
+      <w:r>
+        <w:rPr>
+          <w:rFonts w:ascii="Calibri" w:hAnsi="Calibri" w:cs="Calibri"/>
+          <w:noProof/>
+          <w:sz w:val="24"/>
+          <w:szCs w:val="24"/>
+          <w:lang w:val="tr-TR"/>
+        </w:rPr>
+        <w:t>─────────────┘</w:t>
+      </w:r>
+    </w:p>
+    <w:p>
+      <w:pPr>
+        <w:spacing w:after="0" w:line="240" w:lineRule="auto"/>
+        <w:jc w:val="center"/>
+        <w:rPr>
+          <w:noProof/>
+          <w:sz w:val="24"/>
+          <w:szCs w:val="24"/>
+          <w:lang w:val="tr-TR"/>
+        </w:rPr>
+      </w:pPr>
+      <w:r>
+        <w:rPr>
+          <w:noProof/>
+          <w:sz w:val="24"/>
+          <w:szCs w:val="24"/>
+          <w:lang w:val="tr-TR"/>
+        </w:rPr>
+        <w:t xml:space="preserve">                │</w:t>
+      </w:r>
+    </w:p>
+    <w:p>
+      <w:pPr>
+        <w:spacing w:after="0" w:line="240" w:lineRule="auto"/>
+        <w:jc w:val="center"/>
+        <w:rPr>
+          <w:noProof/>
+          <w:sz w:val="24"/>
+          <w:szCs w:val="24"/>
+          <w:lang w:val="tr-TR"/>
+        </w:rPr>
+      </w:pPr>
+      <w:r>
+        <w:rPr>
+          <w:noProof/>
+          <w:sz w:val="24"/>
+          <w:szCs w:val="24"/>
+          <w:lang w:val="tr-TR"/>
+        </w:rPr>
+        <w:t xml:space="preserve">        forecast / evaluation / experiment</w:t>
+      </w:r>
+    </w:p>
+    <w:p>
+      <w:pPr>
+        <w:spacing w:after="0" w:line="240" w:lineRule="auto"/>
+        <w:jc w:val="center"/>
+        <w:rPr>
+          <w:noProof/>
+          <w:sz w:val="24"/>
+          <w:szCs w:val="24"/>
+          <w:lang w:val="tr-TR"/>
+        </w:rPr>
+      </w:pPr>
+      <w:r>
+        <w:rPr>
+          <w:noProof/>
+          <w:sz w:val="24"/>
+          <w:szCs w:val="24"/>
+          <w:lang w:val="tr-TR"/>
+        </w:rPr>
+        <w:t xml:space="preserve">          report / log / figure / loader</w:t>
+      </w:r>
+    </w:p>
+    <w:p>
+      <w:pPr>
+        <w:spacing w:after="0" w:line="240" w:lineRule="auto"/>
+        <w:jc w:val="center"/>
+        <w:rPr>
+          <w:noProof/>
+          <w:sz w:val="24"/>
+          <w:szCs w:val="24"/>
+          <w:lang w:val="tr-TR"/>
+        </w:rPr>
+      </w:pPr>
+    </w:p>
+    <w:p>
+      <w:pPr>
+        <w:rPr>
+          <w:noProof/>
+          <w:sz w:val="24"/>
+          <w:szCs w:val="24"/>
+          <w:lang w:val="tr-TR"/>
+        </w:rPr>
+      </w:pPr>
+      <w:r>
+        <w:rPr>
+          <w:noProof/>
+          <w:sz w:val="24"/>
+          <w:szCs w:val="24"/>
+          <w:lang w:val="tr-TR"/>
+        </w:rPr>
+        <w:br w:type="page"/>
+      </w:r>
+    </w:p>
+    <w:tbl>
+      <w:tblPr>
+        <w:tblW w:w="0" w:type="auto"/>
+        <w:tblCellSpacing w:w="15" w:type="dxa"/>
+        <w:tblCellMar>
+          <w:top w:w="15" w:type="dxa"/>
+          <w:left w:w="15" w:type="dxa"/>
+          <w:bottom w:w="15" w:type="dxa"/>
+          <w:right w:w="15" w:type="dxa"/>
+        </w:tblCellMar>
+        <w:tblLook w:val="04A0" w:firstRow="1" w:lastRow="0" w:firstColumn="1" w:lastColumn="0" w:noHBand="0" w:noVBand="1"/>
+      </w:tblPr>
+      <w:tblGrid>
+        <w:gridCol w:w="1082"/>
+        <w:gridCol w:w="6057"/>
+        <w:gridCol w:w="808"/>
+      </w:tblGrid>
+      <w:tr>
+        <w:trPr>
+          <w:tblHeader/>
+          <w:tblCellSpacing w:w="15" w:type="dxa"/>
+        </w:trPr>
+        <w:tc>
+          <w:tcPr>
+            <w:tcW w:w="0" w:type="auto"/>
+            <w:vAlign w:val="center"/>
+            <w:hideMark/>
+          </w:tcPr>
+          <w:p>
+            <w:pPr>
+              <w:spacing w:after="0" w:line="240" w:lineRule="auto"/>
+              <w:rPr>
+                <w:b/>
+                <w:bCs/>
+                <w:noProof/>
+                <w:sz w:val="24"/>
+                <w:szCs w:val="24"/>
+                <w:lang w:val="tr-TR"/>
+              </w:rPr>
+            </w:pPr>
+            <w:r>
+              <w:rPr>
+                <w:b/>
+                <w:bCs/>
+                <w:noProof/>
+                <w:sz w:val="24"/>
+                <w:szCs w:val="24"/>
+                <w:lang w:val="tr-TR"/>
+              </w:rPr>
+              <w:lastRenderedPageBreak/>
+              <w:t>Milestone</w:t>
+            </w:r>
+          </w:p>
+        </w:tc>
+        <w:tc>
+          <w:tcPr>
+            <w:tcW w:w="0" w:type="auto"/>
+            <w:vAlign w:val="center"/>
+            <w:hideMark/>
+          </w:tcPr>
+          <w:p>
+            <w:pPr>
+              <w:spacing w:after="0" w:line="240" w:lineRule="auto"/>
+              <w:rPr>
+                <w:b/>
+                <w:bCs/>
+                <w:noProof/>
+                <w:sz w:val="24"/>
+                <w:szCs w:val="24"/>
+                <w:lang w:val="tr-TR"/>
+              </w:rPr>
+            </w:pPr>
+            <w:r>
+              <w:rPr>
+                <w:b/>
+                <w:bCs/>
+                <w:noProof/>
+                <w:sz w:val="24"/>
+                <w:szCs w:val="24"/>
+                <w:lang w:val="tr-TR"/>
+              </w:rPr>
+              <w:t>Scope</w:t>
+            </w:r>
+          </w:p>
+        </w:tc>
+        <w:tc>
+          <w:tcPr>
+            <w:tcW w:w="0" w:type="auto"/>
+            <w:vAlign w:val="center"/>
+            <w:hideMark/>
+          </w:tcPr>
+          <w:p>
+            <w:pPr>
+              <w:spacing w:after="0" w:line="240" w:lineRule="auto"/>
+              <w:rPr>
+                <w:b/>
+                <w:bCs/>
+                <w:noProof/>
+                <w:sz w:val="24"/>
+                <w:szCs w:val="24"/>
+                <w:lang w:val="tr-TR"/>
+              </w:rPr>
+            </w:pPr>
+            <w:r>
+              <w:rPr>
+                <w:b/>
+                <w:bCs/>
+                <w:noProof/>
+                <w:sz w:val="24"/>
+                <w:szCs w:val="24"/>
+                <w:lang w:val="tr-TR"/>
+              </w:rPr>
+              <w:t>Status</w:t>
+            </w:r>
+          </w:p>
+        </w:tc>
+      </w:tr>
+      <w:tr>
+        <w:trPr>
+          <w:tblCellSpacing w:w="15" w:type="dxa"/>
+        </w:trPr>
+        <w:tc>
+          <w:tcPr>
+            <w:tcW w:w="0" w:type="auto"/>
+            <w:vAlign w:val="center"/>
+            <w:hideMark/>
+          </w:tcPr>
+          <w:p>
+            <w:pPr>
+              <w:spacing w:after="0" w:line="240" w:lineRule="auto"/>
+              <w:rPr>
+                <w:noProof/>
+                <w:sz w:val="24"/>
+                <w:szCs w:val="24"/>
+                <w:lang w:val="tr-TR"/>
+              </w:rPr>
+            </w:pPr>
+            <w:r>
+              <w:rPr>
+                <w:noProof/>
+                <w:sz w:val="24"/>
+                <w:szCs w:val="24"/>
+                <w:lang w:val="tr-TR"/>
+              </w:rPr>
+              <w:t>13.1</w:t>
+            </w:r>
+          </w:p>
+        </w:tc>
+        <w:tc>
+          <w:tcPr>
+            <w:tcW w:w="0" w:type="auto"/>
+            <w:vAlign w:val="center"/>
+            <w:hideMark/>
+          </w:tcPr>
+          <w:p>
+            <w:pPr>
+              <w:spacing w:after="0" w:line="240" w:lineRule="auto"/>
+              <w:rPr>
+                <w:noProof/>
+                <w:sz w:val="24"/>
+                <w:szCs w:val="24"/>
+                <w:lang w:val="tr-TR"/>
+              </w:rPr>
+            </w:pPr>
+            <w:r>
+              <w:rPr>
+                <w:noProof/>
+                <w:sz w:val="24"/>
+                <w:szCs w:val="24"/>
+                <w:lang w:val="tr-TR"/>
+              </w:rPr>
+              <w:t>Neural/hybrid contract audit</w:t>
+            </w:r>
+          </w:p>
+        </w:tc>
+        <w:tc>
+          <w:tcPr>
+            <w:tcW w:w="0" w:type="auto"/>
+            <w:vAlign w:val="center"/>
+            <w:hideMark/>
+          </w:tcPr>
+          <w:p>
+            <w:pPr>
+              <w:spacing w:after="0" w:line="240" w:lineRule="auto"/>
+              <w:rPr>
+                <w:noProof/>
+                <w:sz w:val="24"/>
+                <w:szCs w:val="24"/>
+                <w:lang w:val="tr-TR"/>
+              </w:rPr>
+            </w:pPr>
+            <w:r>
+              <w:rPr>
+                <w:rFonts w:ascii="Segoe UI Symbol" w:hAnsi="Segoe UI Symbol" w:cs="Segoe UI Symbol"/>
+                <w:noProof/>
+                <w:sz w:val="24"/>
+                <w:szCs w:val="24"/>
+                <w:lang w:val="tr-TR"/>
+              </w:rPr>
+              <w:t>✓</w:t>
+            </w:r>
+          </w:p>
+        </w:tc>
+      </w:tr>
+      <w:tr>
+        <w:trPr>
+          <w:tblCellSpacing w:w="15" w:type="dxa"/>
+        </w:trPr>
+        <w:tc>
+          <w:tcPr>
+            <w:tcW w:w="0" w:type="auto"/>
+            <w:vAlign w:val="center"/>
+            <w:hideMark/>
+          </w:tcPr>
+          <w:p>
+            <w:pPr>
+              <w:spacing w:after="0" w:line="240" w:lineRule="auto"/>
+              <w:rPr>
+                <w:noProof/>
+                <w:sz w:val="24"/>
+                <w:szCs w:val="24"/>
+                <w:lang w:val="tr-TR"/>
+              </w:rPr>
+            </w:pPr>
+            <w:r>
+              <w:rPr>
+                <w:noProof/>
+                <w:sz w:val="24"/>
+                <w:szCs w:val="24"/>
+                <w:lang w:val="tr-TR"/>
+              </w:rPr>
+              <w:t>13.2</w:t>
+            </w:r>
+          </w:p>
+        </w:tc>
+        <w:tc>
+          <w:tcPr>
+            <w:tcW w:w="0" w:type="auto"/>
+            <w:vAlign w:val="center"/>
+            <w:hideMark/>
+          </w:tcPr>
+          <w:p>
+            <w:pPr>
+              <w:spacing w:after="0" w:line="240" w:lineRule="auto"/>
+              <w:rPr>
+                <w:noProof/>
+                <w:sz w:val="24"/>
+                <w:szCs w:val="24"/>
+                <w:lang w:val="tr-TR"/>
+              </w:rPr>
+            </w:pPr>
+            <w:r>
+              <w:rPr>
+                <w:noProof/>
+                <w:sz w:val="24"/>
+                <w:szCs w:val="24"/>
+                <w:lang w:val="tr-TR"/>
+              </w:rPr>
+              <w:t>Neural infrastructure hardening</w:t>
+            </w:r>
+          </w:p>
+        </w:tc>
+        <w:tc>
+          <w:tcPr>
+            <w:tcW w:w="0" w:type="auto"/>
+            <w:vAlign w:val="center"/>
+            <w:hideMark/>
+          </w:tcPr>
+          <w:p>
+            <w:pPr>
+              <w:spacing w:after="0" w:line="240" w:lineRule="auto"/>
+              <w:rPr>
+                <w:noProof/>
+                <w:sz w:val="24"/>
+                <w:szCs w:val="24"/>
+                <w:lang w:val="tr-TR"/>
+              </w:rPr>
+            </w:pPr>
+            <w:r>
+              <w:rPr>
+                <w:rFonts w:ascii="Segoe UI Symbol" w:hAnsi="Segoe UI Symbol" w:cs="Segoe UI Symbol"/>
+                <w:noProof/>
+                <w:sz w:val="24"/>
+                <w:szCs w:val="24"/>
+                <w:lang w:val="tr-TR"/>
+              </w:rPr>
+              <w:t>✓</w:t>
+            </w:r>
+          </w:p>
+        </w:tc>
+      </w:tr>
+      <w:tr>
+        <w:trPr>
+          <w:tblCellSpacing w:w="15" w:type="dxa"/>
+        </w:trPr>
+        <w:tc>
+          <w:tcPr>
+            <w:tcW w:w="0" w:type="auto"/>
+            <w:vAlign w:val="center"/>
+            <w:hideMark/>
+          </w:tcPr>
+          <w:p>
+            <w:pPr>
+              <w:spacing w:after="0" w:line="240" w:lineRule="auto"/>
+              <w:rPr>
+                <w:noProof/>
+                <w:sz w:val="24"/>
+                <w:szCs w:val="24"/>
+                <w:lang w:val="tr-TR"/>
+              </w:rPr>
+            </w:pPr>
+            <w:r>
+              <w:rPr>
+                <w:noProof/>
+                <w:sz w:val="24"/>
+                <w:szCs w:val="24"/>
+                <w:lang w:val="tr-TR"/>
+              </w:rPr>
+              <w:t>13.3</w:t>
+            </w:r>
+          </w:p>
+        </w:tc>
+        <w:tc>
+          <w:tcPr>
+            <w:tcW w:w="0" w:type="auto"/>
+            <w:vAlign w:val="center"/>
+            <w:hideMark/>
+          </w:tcPr>
+          <w:p>
+            <w:pPr>
+              <w:spacing w:after="0" w:line="240" w:lineRule="auto"/>
+              <w:rPr>
+                <w:noProof/>
+                <w:sz w:val="24"/>
+                <w:szCs w:val="24"/>
+                <w:lang w:val="tr-TR"/>
+              </w:rPr>
+            </w:pPr>
+            <w:r>
+              <w:rPr>
+                <w:noProof/>
+                <w:sz w:val="24"/>
+                <w:szCs w:val="24"/>
+                <w:lang w:val="tr-TR"/>
+              </w:rPr>
+              <w:t>LSTM standardized evaluation</w:t>
+            </w:r>
+          </w:p>
+        </w:tc>
+        <w:tc>
+          <w:tcPr>
+            <w:tcW w:w="0" w:type="auto"/>
+            <w:vAlign w:val="center"/>
+            <w:hideMark/>
+          </w:tcPr>
+          <w:p>
+            <w:pPr>
+              <w:spacing w:after="0" w:line="240" w:lineRule="auto"/>
+              <w:rPr>
+                <w:noProof/>
+                <w:sz w:val="24"/>
+                <w:szCs w:val="24"/>
+                <w:lang w:val="tr-TR"/>
+              </w:rPr>
+            </w:pPr>
+            <w:r>
+              <w:rPr>
+                <w:rFonts w:ascii="Segoe UI Symbol" w:hAnsi="Segoe UI Symbol" w:cs="Segoe UI Symbol"/>
+                <w:noProof/>
+                <w:sz w:val="24"/>
+                <w:szCs w:val="24"/>
+                <w:lang w:val="tr-TR"/>
+              </w:rPr>
+              <w:t>✓</w:t>
+            </w:r>
+          </w:p>
+        </w:tc>
+      </w:tr>
+      <w:tr>
+        <w:trPr>
+          <w:tblCellSpacing w:w="15" w:type="dxa"/>
+        </w:trPr>
+        <w:tc>
+          <w:tcPr>
+            <w:tcW w:w="0" w:type="auto"/>
+            <w:vAlign w:val="center"/>
+            <w:hideMark/>
+          </w:tcPr>
+          <w:p>
+            <w:pPr>
+              <w:spacing w:after="0" w:line="240" w:lineRule="auto"/>
+              <w:rPr>
+                <w:noProof/>
+                <w:sz w:val="24"/>
+                <w:szCs w:val="24"/>
+                <w:lang w:val="tr-TR"/>
+              </w:rPr>
+            </w:pPr>
+            <w:r>
+              <w:rPr>
+                <w:noProof/>
+                <w:sz w:val="24"/>
+                <w:szCs w:val="24"/>
+                <w:lang w:val="tr-TR"/>
+              </w:rPr>
+              <w:t>13.4</w:t>
+            </w:r>
+          </w:p>
+        </w:tc>
+        <w:tc>
+          <w:tcPr>
+            <w:tcW w:w="0" w:type="auto"/>
+            <w:vAlign w:val="center"/>
+            <w:hideMark/>
+          </w:tcPr>
+          <w:p>
+            <w:pPr>
+              <w:spacing w:after="0" w:line="240" w:lineRule="auto"/>
+              <w:rPr>
+                <w:noProof/>
+                <w:sz w:val="24"/>
+                <w:szCs w:val="24"/>
+                <w:lang w:val="tr-TR"/>
+              </w:rPr>
+            </w:pPr>
+            <w:r>
+              <w:rPr>
+                <w:noProof/>
+                <w:sz w:val="24"/>
+                <w:szCs w:val="24"/>
+                <w:lang w:val="tr-TR"/>
+              </w:rPr>
+              <w:t>GRU standardized evaluation</w:t>
+            </w:r>
+          </w:p>
+        </w:tc>
+        <w:tc>
+          <w:tcPr>
+            <w:tcW w:w="0" w:type="auto"/>
+            <w:vAlign w:val="center"/>
+            <w:hideMark/>
+          </w:tcPr>
+          <w:p>
+            <w:pPr>
+              <w:spacing w:after="0" w:line="240" w:lineRule="auto"/>
+              <w:rPr>
+                <w:noProof/>
+                <w:sz w:val="24"/>
+                <w:szCs w:val="24"/>
+                <w:lang w:val="tr-TR"/>
+              </w:rPr>
+            </w:pPr>
+            <w:r>
+              <w:rPr>
+                <w:rFonts w:ascii="Segoe UI Symbol" w:hAnsi="Segoe UI Symbol" w:cs="Segoe UI Symbol"/>
+                <w:noProof/>
+                <w:sz w:val="24"/>
+                <w:szCs w:val="24"/>
+                <w:lang w:val="tr-TR"/>
+              </w:rPr>
+              <w:t>✓</w:t>
+            </w:r>
+          </w:p>
+        </w:tc>
+      </w:tr>
+      <w:tr>
+        <w:trPr>
+          <w:tblCellSpacing w:w="15" w:type="dxa"/>
+        </w:trPr>
+        <w:tc>
+          <w:tcPr>
+            <w:tcW w:w="0" w:type="auto"/>
+            <w:vAlign w:val="center"/>
+            <w:hideMark/>
+          </w:tcPr>
+          <w:p>
+            <w:pPr>
+              <w:spacing w:after="0" w:line="240" w:lineRule="auto"/>
+              <w:rPr>
+                <w:noProof/>
+                <w:sz w:val="24"/>
+                <w:szCs w:val="24"/>
+                <w:lang w:val="tr-TR"/>
+              </w:rPr>
+            </w:pPr>
+            <w:r>
+              <w:rPr>
+                <w:noProof/>
+                <w:sz w:val="24"/>
+                <w:szCs w:val="24"/>
+                <w:lang w:val="tr-TR"/>
+              </w:rPr>
+              <w:t>13.5</w:t>
+            </w:r>
+          </w:p>
+        </w:tc>
+        <w:tc>
+          <w:tcPr>
+            <w:tcW w:w="0" w:type="auto"/>
+            <w:vAlign w:val="center"/>
+            <w:hideMark/>
+          </w:tcPr>
+          <w:p>
+            <w:pPr>
+              <w:spacing w:after="0" w:line="240" w:lineRule="auto"/>
+              <w:rPr>
+                <w:noProof/>
+                <w:sz w:val="24"/>
+                <w:szCs w:val="24"/>
+                <w:lang w:val="tr-TR"/>
+              </w:rPr>
+            </w:pPr>
+            <w:r>
+              <w:rPr>
+                <w:noProof/>
+                <w:sz w:val="24"/>
+                <w:szCs w:val="24"/>
+                <w:lang w:val="tr-TR"/>
+              </w:rPr>
+              <w:t>Hybrid contract hardening</w:t>
+            </w:r>
+          </w:p>
+        </w:tc>
+        <w:tc>
+          <w:tcPr>
+            <w:tcW w:w="0" w:type="auto"/>
+            <w:vAlign w:val="center"/>
+            <w:hideMark/>
+          </w:tcPr>
+          <w:p>
+            <w:pPr>
+              <w:spacing w:after="0" w:line="240" w:lineRule="auto"/>
+              <w:rPr>
+                <w:noProof/>
+                <w:sz w:val="24"/>
+                <w:szCs w:val="24"/>
+                <w:lang w:val="tr-TR"/>
+              </w:rPr>
+            </w:pPr>
+            <w:r>
+              <w:rPr>
+                <w:rFonts w:ascii="Segoe UI Symbol" w:hAnsi="Segoe UI Symbol" w:cs="Segoe UI Symbol"/>
+                <w:noProof/>
+                <w:sz w:val="24"/>
+                <w:szCs w:val="24"/>
+                <w:lang w:val="tr-TR"/>
+              </w:rPr>
+              <w:t>✓</w:t>
+            </w:r>
+          </w:p>
+        </w:tc>
+      </w:tr>
+      <w:tr>
+        <w:trPr>
+          <w:tblCellSpacing w:w="15" w:type="dxa"/>
+        </w:trPr>
+        <w:tc>
+          <w:tcPr>
+            <w:tcW w:w="0" w:type="auto"/>
+            <w:vAlign w:val="center"/>
+            <w:hideMark/>
+          </w:tcPr>
+          <w:p>
+            <w:pPr>
+              <w:spacing w:after="0" w:line="240" w:lineRule="auto"/>
+              <w:rPr>
+                <w:noProof/>
+                <w:sz w:val="24"/>
+                <w:szCs w:val="24"/>
+                <w:lang w:val="tr-TR"/>
+              </w:rPr>
+            </w:pPr>
+            <w:r>
+              <w:rPr>
+                <w:noProof/>
+                <w:sz w:val="24"/>
+                <w:szCs w:val="24"/>
+                <w:lang w:val="tr-TR"/>
+              </w:rPr>
+              <w:t>13.6</w:t>
+            </w:r>
+          </w:p>
+        </w:tc>
+        <w:tc>
+          <w:tcPr>
+            <w:tcW w:w="0" w:type="auto"/>
+            <w:vAlign w:val="center"/>
+            <w:hideMark/>
+          </w:tcPr>
+          <w:p>
+            <w:pPr>
+              <w:spacing w:after="0" w:line="240" w:lineRule="auto"/>
+              <w:rPr>
+                <w:noProof/>
+                <w:sz w:val="24"/>
+                <w:szCs w:val="24"/>
+                <w:lang w:val="tr-TR"/>
+              </w:rPr>
+            </w:pPr>
+            <w:r>
+              <w:rPr>
+                <w:noProof/>
+                <w:sz w:val="24"/>
+                <w:szCs w:val="24"/>
+                <w:lang w:val="tr-TR"/>
+              </w:rPr>
+              <w:t>Hybrid evaluator integration</w:t>
+            </w:r>
+          </w:p>
+        </w:tc>
+        <w:tc>
+          <w:tcPr>
+            <w:tcW w:w="0" w:type="auto"/>
+            <w:vAlign w:val="center"/>
+            <w:hideMark/>
+          </w:tcPr>
+          <w:p>
+            <w:pPr>
+              <w:spacing w:after="0" w:line="240" w:lineRule="auto"/>
+              <w:rPr>
+                <w:noProof/>
+                <w:sz w:val="24"/>
+                <w:szCs w:val="24"/>
+                <w:lang w:val="tr-TR"/>
+              </w:rPr>
+            </w:pPr>
+            <w:r>
+              <w:rPr>
+                <w:rFonts w:ascii="Segoe UI Symbol" w:hAnsi="Segoe UI Symbol" w:cs="Segoe UI Symbol"/>
+                <w:noProof/>
+                <w:sz w:val="24"/>
+                <w:szCs w:val="24"/>
+                <w:lang w:val="tr-TR"/>
+              </w:rPr>
+              <w:t>✓</w:t>
+            </w:r>
+          </w:p>
+        </w:tc>
+      </w:tr>
+      <w:tr>
+        <w:trPr>
+          <w:tblCellSpacing w:w="15" w:type="dxa"/>
+        </w:trPr>
+        <w:tc>
+          <w:tcPr>
+            <w:tcW w:w="0" w:type="auto"/>
+            <w:vAlign w:val="center"/>
+            <w:hideMark/>
+          </w:tcPr>
+          <w:p>
+            <w:pPr>
+              <w:spacing w:after="0" w:line="240" w:lineRule="auto"/>
+              <w:rPr>
+                <w:noProof/>
+                <w:sz w:val="24"/>
+                <w:szCs w:val="24"/>
+                <w:lang w:val="tr-TR"/>
+              </w:rPr>
+            </w:pPr>
+            <w:r>
+              <w:rPr>
+                <w:noProof/>
+                <w:sz w:val="24"/>
+                <w:szCs w:val="24"/>
+                <w:lang w:val="tr-TR"/>
+              </w:rPr>
+              <w:t>13.7A</w:t>
+            </w:r>
+          </w:p>
+        </w:tc>
+        <w:tc>
+          <w:tcPr>
+            <w:tcW w:w="0" w:type="auto"/>
+            <w:vAlign w:val="center"/>
+            <w:hideMark/>
+          </w:tcPr>
+          <w:p>
+            <w:pPr>
+              <w:spacing w:after="0" w:line="240" w:lineRule="auto"/>
+              <w:rPr>
+                <w:noProof/>
+                <w:sz w:val="24"/>
+                <w:szCs w:val="24"/>
+                <w:lang w:val="tr-TR"/>
+              </w:rPr>
+            </w:pPr>
+            <w:r>
+              <w:rPr>
+                <w:noProof/>
+                <w:sz w:val="24"/>
+                <w:szCs w:val="24"/>
+                <w:lang w:val="tr-TR"/>
+              </w:rPr>
+              <w:t>Standardized LSTM demo</w:t>
+            </w:r>
+          </w:p>
+        </w:tc>
+        <w:tc>
+          <w:tcPr>
+            <w:tcW w:w="0" w:type="auto"/>
+            <w:vAlign w:val="center"/>
+            <w:hideMark/>
+          </w:tcPr>
+          <w:p>
+            <w:pPr>
+              <w:spacing w:after="0" w:line="240" w:lineRule="auto"/>
+              <w:rPr>
+                <w:noProof/>
+                <w:sz w:val="24"/>
+                <w:szCs w:val="24"/>
+                <w:lang w:val="tr-TR"/>
+              </w:rPr>
+            </w:pPr>
+            <w:r>
+              <w:rPr>
+                <w:rFonts w:ascii="Segoe UI Symbol" w:hAnsi="Segoe UI Symbol" w:cs="Segoe UI Symbol"/>
+                <w:noProof/>
+                <w:sz w:val="24"/>
+                <w:szCs w:val="24"/>
+                <w:lang w:val="tr-TR"/>
+              </w:rPr>
+              <w:t>✓</w:t>
+            </w:r>
+          </w:p>
+        </w:tc>
+      </w:tr>
+      <w:tr>
+        <w:trPr>
+          <w:tblCellSpacing w:w="15" w:type="dxa"/>
+        </w:trPr>
+        <w:tc>
+          <w:tcPr>
+            <w:tcW w:w="0" w:type="auto"/>
+            <w:vAlign w:val="center"/>
+            <w:hideMark/>
+          </w:tcPr>
+          <w:p>
+            <w:pPr>
+              <w:spacing w:after="0" w:line="240" w:lineRule="auto"/>
+              <w:rPr>
+                <w:noProof/>
+                <w:sz w:val="24"/>
+                <w:szCs w:val="24"/>
+                <w:lang w:val="tr-TR"/>
+              </w:rPr>
+            </w:pPr>
+            <w:r>
+              <w:rPr>
+                <w:noProof/>
+                <w:sz w:val="24"/>
+                <w:szCs w:val="24"/>
+                <w:lang w:val="tr-TR"/>
+              </w:rPr>
+              <w:t>13.7B</w:t>
+            </w:r>
+          </w:p>
+        </w:tc>
+        <w:tc>
+          <w:tcPr>
+            <w:tcW w:w="0" w:type="auto"/>
+            <w:vAlign w:val="center"/>
+            <w:hideMark/>
+          </w:tcPr>
+          <w:p>
+            <w:pPr>
+              <w:spacing w:after="0" w:line="240" w:lineRule="auto"/>
+              <w:rPr>
+                <w:noProof/>
+                <w:sz w:val="24"/>
+                <w:szCs w:val="24"/>
+                <w:lang w:val="tr-TR"/>
+              </w:rPr>
+            </w:pPr>
+            <w:r>
+              <w:rPr>
+                <w:noProof/>
+                <w:sz w:val="24"/>
+                <w:szCs w:val="24"/>
+                <w:lang w:val="tr-TR"/>
+              </w:rPr>
+              <w:t>Standardized GRU demo</w:t>
+            </w:r>
+          </w:p>
+        </w:tc>
+        <w:tc>
+          <w:tcPr>
+            <w:tcW w:w="0" w:type="auto"/>
+            <w:vAlign w:val="center"/>
+            <w:hideMark/>
+          </w:tcPr>
+          <w:p>
+            <w:pPr>
+              <w:spacing w:after="0" w:line="240" w:lineRule="auto"/>
+              <w:rPr>
+                <w:noProof/>
+                <w:sz w:val="24"/>
+                <w:szCs w:val="24"/>
+                <w:lang w:val="tr-TR"/>
+              </w:rPr>
+            </w:pPr>
+            <w:r>
+              <w:rPr>
+                <w:rFonts w:ascii="Segoe UI Symbol" w:hAnsi="Segoe UI Symbol" w:cs="Segoe UI Symbol"/>
+                <w:noProof/>
+                <w:sz w:val="24"/>
+                <w:szCs w:val="24"/>
+                <w:lang w:val="tr-TR"/>
+              </w:rPr>
+              <w:t>✓</w:t>
+            </w:r>
+          </w:p>
+        </w:tc>
+      </w:tr>
+      <w:tr>
+        <w:trPr>
+          <w:tblCellSpacing w:w="15" w:type="dxa"/>
+        </w:trPr>
+        <w:tc>
+          <w:tcPr>
+            <w:tcW w:w="0" w:type="auto"/>
+            <w:vAlign w:val="center"/>
+            <w:hideMark/>
+          </w:tcPr>
+          <w:p>
+            <w:pPr>
+              <w:spacing w:after="0" w:line="240" w:lineRule="auto"/>
+              <w:rPr>
+                <w:noProof/>
+                <w:sz w:val="24"/>
+                <w:szCs w:val="24"/>
+                <w:lang w:val="tr-TR"/>
+              </w:rPr>
+            </w:pPr>
+            <w:r>
+              <w:rPr>
+                <w:noProof/>
+                <w:sz w:val="24"/>
+                <w:szCs w:val="24"/>
+                <w:lang w:val="tr-TR"/>
+              </w:rPr>
+              <w:t>13.7C</w:t>
+            </w:r>
+          </w:p>
+        </w:tc>
+        <w:tc>
+          <w:tcPr>
+            <w:tcW w:w="0" w:type="auto"/>
+            <w:vAlign w:val="center"/>
+            <w:hideMark/>
+          </w:tcPr>
+          <w:p>
+            <w:pPr>
+              <w:spacing w:after="0" w:line="240" w:lineRule="auto"/>
+              <w:rPr>
+                <w:noProof/>
+                <w:sz w:val="24"/>
+                <w:szCs w:val="24"/>
+                <w:lang w:val="tr-TR"/>
+              </w:rPr>
+            </w:pPr>
+            <w:r>
+              <w:rPr>
+                <w:noProof/>
+                <w:sz w:val="24"/>
+                <w:szCs w:val="24"/>
+                <w:lang w:val="tr-TR"/>
+              </w:rPr>
+              <w:t>Standardized LinearTrendLSTM demo + diagnostics + artifacts</w:t>
+            </w:r>
+          </w:p>
+        </w:tc>
+        <w:tc>
+          <w:tcPr>
+            <w:tcW w:w="0" w:type="auto"/>
+            <w:vAlign w:val="center"/>
+            <w:hideMark/>
+          </w:tcPr>
+          <w:p>
+            <w:pPr>
+              <w:spacing w:after="0" w:line="240" w:lineRule="auto"/>
+              <w:rPr>
+                <w:noProof/>
+                <w:sz w:val="24"/>
+                <w:szCs w:val="24"/>
+                <w:lang w:val="tr-TR"/>
+              </w:rPr>
+            </w:pPr>
+            <w:r>
+              <w:rPr>
+                <w:rFonts w:ascii="Segoe UI Symbol" w:hAnsi="Segoe UI Symbol" w:cs="Segoe UI Symbol"/>
+                <w:noProof/>
+                <w:sz w:val="24"/>
+                <w:szCs w:val="24"/>
+                <w:lang w:val="tr-TR"/>
+              </w:rPr>
+              <w:t>✓</w:t>
+            </w:r>
+          </w:p>
+        </w:tc>
+      </w:tr>
+      <w:tr>
+        <w:trPr>
+          <w:tblCellSpacing w:w="15" w:type="dxa"/>
+        </w:trPr>
+        <w:tc>
+          <w:tcPr>
+            <w:tcW w:w="0" w:type="auto"/>
+            <w:vAlign w:val="center"/>
+            <w:hideMark/>
+          </w:tcPr>
+          <w:p>
+            <w:pPr>
+              <w:spacing w:after="0" w:line="240" w:lineRule="auto"/>
+              <w:rPr>
+                <w:noProof/>
+                <w:sz w:val="24"/>
+                <w:szCs w:val="24"/>
+                <w:lang w:val="tr-TR"/>
+              </w:rPr>
+            </w:pPr>
+            <w:r>
+              <w:rPr>
+                <w:noProof/>
+                <w:sz w:val="24"/>
+                <w:szCs w:val="24"/>
+                <w:lang w:val="tr-TR"/>
+              </w:rPr>
+              <w:t>13.7D</w:t>
+            </w:r>
+          </w:p>
+        </w:tc>
+        <w:tc>
+          <w:tcPr>
+            <w:tcW w:w="0" w:type="auto"/>
+            <w:vAlign w:val="center"/>
+            <w:hideMark/>
+          </w:tcPr>
+          <w:p>
+            <w:pPr>
+              <w:spacing w:after="0" w:line="240" w:lineRule="auto"/>
+              <w:rPr>
+                <w:noProof/>
+                <w:sz w:val="24"/>
+                <w:szCs w:val="24"/>
+                <w:lang w:val="tr-TR"/>
+              </w:rPr>
+            </w:pPr>
+            <w:r>
+              <w:rPr>
+                <w:noProof/>
+                <w:sz w:val="24"/>
+                <w:szCs w:val="24"/>
+                <w:lang w:val="tr-TR"/>
+              </w:rPr>
+              <w:t>Standardized KalmanLSTM demo + fitted contract + artifacts</w:t>
+            </w:r>
+          </w:p>
+        </w:tc>
+        <w:tc>
+          <w:tcPr>
+            <w:tcW w:w="0" w:type="auto"/>
+            <w:vAlign w:val="center"/>
+            <w:hideMark/>
+          </w:tcPr>
+          <w:p>
+            <w:pPr>
+              <w:spacing w:after="0" w:line="240" w:lineRule="auto"/>
+              <w:rPr>
+                <w:noProof/>
+                <w:sz w:val="24"/>
+                <w:szCs w:val="24"/>
+                <w:lang w:val="tr-TR"/>
+              </w:rPr>
+            </w:pPr>
+            <w:r>
+              <w:rPr>
+                <w:rFonts w:ascii="Segoe UI Symbol" w:hAnsi="Segoe UI Symbol" w:cs="Segoe UI Symbol"/>
+                <w:noProof/>
+                <w:sz w:val="24"/>
+                <w:szCs w:val="24"/>
+                <w:lang w:val="tr-TR"/>
+              </w:rPr>
+              <w:t>✓</w:t>
+            </w:r>
+          </w:p>
+        </w:tc>
+      </w:tr>
+      <w:tr>
+        <w:trPr>
+          <w:tblCellSpacing w:w="15" w:type="dxa"/>
+        </w:trPr>
+        <w:tc>
+          <w:tcPr>
+            <w:tcW w:w="0" w:type="auto"/>
+            <w:vAlign w:val="center"/>
+            <w:hideMark/>
+          </w:tcPr>
+          <w:p>
+            <w:pPr>
+              <w:spacing w:after="0" w:line="240" w:lineRule="auto"/>
+              <w:rPr>
+                <w:noProof/>
+                <w:sz w:val="24"/>
+                <w:szCs w:val="24"/>
+                <w:lang w:val="tr-TR"/>
+              </w:rPr>
+            </w:pPr>
+            <w:r>
+              <w:rPr>
+                <w:noProof/>
+                <w:sz w:val="24"/>
+                <w:szCs w:val="24"/>
+                <w:lang w:val="tr-TR"/>
+              </w:rPr>
+              <w:t>13.7E</w:t>
+            </w:r>
+          </w:p>
+        </w:tc>
+        <w:tc>
+          <w:tcPr>
+            <w:tcW w:w="0" w:type="auto"/>
+            <w:vAlign w:val="center"/>
+            <w:hideMark/>
+          </w:tcPr>
+          <w:p>
+            <w:pPr>
+              <w:spacing w:after="0" w:line="240" w:lineRule="auto"/>
+              <w:rPr>
+                <w:noProof/>
+                <w:sz w:val="24"/>
+                <w:szCs w:val="24"/>
+                <w:lang w:val="tr-TR"/>
+              </w:rPr>
+            </w:pPr>
+            <w:r>
+              <w:rPr>
+                <w:noProof/>
+                <w:sz w:val="24"/>
+                <w:szCs w:val="24"/>
+                <w:lang w:val="tr-TR"/>
+              </w:rPr>
+              <w:t>Final review / Sprint closure</w:t>
+            </w:r>
+          </w:p>
+        </w:tc>
+        <w:tc>
+          <w:tcPr>
+            <w:tcW w:w="0" w:type="auto"/>
+            <w:vAlign w:val="center"/>
+            <w:hideMark/>
+          </w:tcPr>
+          <w:p>
+            <w:pPr>
+              <w:spacing w:after="0" w:line="240" w:lineRule="auto"/>
+              <w:rPr>
+                <w:noProof/>
+                <w:sz w:val="24"/>
+                <w:szCs w:val="24"/>
+                <w:lang w:val="tr-TR"/>
+              </w:rPr>
+            </w:pPr>
+            <w:r>
+              <w:rPr>
+                <w:b/>
+                <w:bCs/>
+                <w:noProof/>
+                <w:sz w:val="24"/>
+                <w:szCs w:val="24"/>
+                <w:lang w:val="tr-TR"/>
+              </w:rPr>
+              <w:t>current</w:t>
+            </w:r>
+          </w:p>
+        </w:tc>
+      </w:tr>
+    </w:tbl>
+    <w:p>
+      <w:pPr>
+        <w:spacing w:after="0" w:line="240" w:lineRule="auto"/>
+        <w:rPr>
+          <w:noProof/>
+          <w:sz w:val="24"/>
+          <w:szCs w:val="24"/>
+          <w:lang w:val="tr-TR"/>
+        </w:rPr>
+      </w:pPr>
+    </w:p>
+    <w:p>
+      <w:pPr>
+        <w:spacing w:after="0" w:line="240" w:lineRule="auto"/>
+        <w:rPr>
+          <w:noProof/>
+          <w:sz w:val="24"/>
+          <w:szCs w:val="24"/>
+          <w:lang w:val="tr-TR"/>
+        </w:rPr>
+      </w:pPr>
+    </w:p>
+    <w:p>
+      <w:pPr>
+        <w:spacing w:after="0" w:line="240" w:lineRule="auto"/>
+        <w:rPr>
+          <w:noProof/>
+          <w:sz w:val="24"/>
+          <w:szCs w:val="24"/>
+          <w:lang w:val="tr-TR"/>
+        </w:rPr>
+      </w:pPr>
+      <w:r>
+        <w:rPr>
+          <w:noProof/>
+          <w:sz w:val="24"/>
+          <w:szCs w:val="24"/>
+          <w:lang w:val="tr-TR"/>
+        </w:rPr>
+        <w:t>Processed BatteryDataset</w:t>
+      </w:r>
+    </w:p>
+    <w:p>
+      <w:pPr>
+        <w:spacing w:after="0" w:line="240" w:lineRule="auto"/>
+        <w:rPr>
+          <w:noProof/>
+          <w:sz w:val="24"/>
+          <w:szCs w:val="24"/>
+          <w:lang w:val="tr-TR"/>
+        </w:rPr>
+      </w:pPr>
+      <w:r>
+        <w:rPr>
+          <w:noProof/>
+          <w:sz w:val="24"/>
+          <w:szCs w:val="24"/>
+          <w:lang w:val="tr-TR"/>
+        </w:rPr>
+        <w:t xml:space="preserve">        │</w:t>
+      </w:r>
+    </w:p>
+    <w:p>
+      <w:pPr>
+        <w:spacing w:after="0" w:line="240" w:lineRule="auto"/>
+        <w:rPr>
+          <w:noProof/>
+          <w:sz w:val="24"/>
+          <w:szCs w:val="24"/>
+          <w:lang w:val="tr-TR"/>
+        </w:rPr>
+      </w:pPr>
+      <w:r>
+        <w:rPr>
+          <w:noProof/>
+          <w:sz w:val="24"/>
+          <w:szCs w:val="24"/>
+          <w:lang w:val="tr-TR"/>
+        </w:rPr>
+        <w:t xml:space="preserve">        </w:t>
+      </w:r>
+      <w:r>
+        <w:rPr>
+          <w:rFonts w:ascii="Arial" w:hAnsi="Arial" w:cs="Arial"/>
+          <w:noProof/>
+          <w:sz w:val="24"/>
+          <w:szCs w:val="24"/>
+          <w:lang w:val="tr-TR"/>
+        </w:rPr>
+        <w:t>▼</w:t>
+      </w:r>
+    </w:p>
+    <w:p>
+      <w:pPr>
+        <w:spacing w:after="0" w:line="240" w:lineRule="auto"/>
+        <w:rPr>
+          <w:noProof/>
+          <w:sz w:val="24"/>
+          <w:szCs w:val="24"/>
+          <w:lang w:val="tr-TR"/>
+        </w:rPr>
+      </w:pPr>
+      <w:r>
+        <w:rPr>
+          <w:noProof/>
+          <w:sz w:val="24"/>
+          <w:szCs w:val="24"/>
+          <w:lang w:val="tr-TR"/>
+        </w:rPr>
+        <w:t>ForecastEvaluator</w:t>
+      </w:r>
+    </w:p>
+    <w:p>
+      <w:pPr>
+        <w:spacing w:after="0" w:line="240" w:lineRule="auto"/>
+        <w:rPr>
+          <w:noProof/>
+          <w:sz w:val="24"/>
+          <w:szCs w:val="24"/>
+          <w:lang w:val="tr-TR"/>
+        </w:rPr>
+      </w:pPr>
+      <w:r>
+        <w:rPr>
+          <w:noProof/>
+          <w:sz w:val="24"/>
+          <w:szCs w:val="24"/>
+          <w:lang w:val="tr-TR"/>
+        </w:rPr>
+        <w:t xml:space="preserve">        │</w:t>
+      </w:r>
+    </w:p>
+    <w:p>
+      <w:pPr>
+        <w:spacing w:after="0" w:line="240" w:lineRule="auto"/>
+        <w:rPr>
+          <w:noProof/>
+          <w:sz w:val="24"/>
+          <w:szCs w:val="24"/>
+          <w:lang w:val="tr-TR"/>
+        </w:rPr>
+      </w:pPr>
+      <w:r>
+        <w:rPr>
+          <w:noProof/>
+          <w:sz w:val="24"/>
+          <w:szCs w:val="24"/>
+          <w:lang w:val="tr-TR"/>
+        </w:rPr>
+        <w:t xml:space="preserve">        </w:t>
+      </w:r>
+      <w:r>
+        <w:rPr>
+          <w:rFonts w:ascii="MS Gothic" w:eastAsia="MS Gothic" w:hAnsi="MS Gothic" w:cs="MS Gothic" w:hint="eastAsia"/>
+          <w:noProof/>
+          <w:sz w:val="24"/>
+          <w:szCs w:val="24"/>
+          <w:lang w:val="tr-TR"/>
+        </w:rPr>
+        <w:t>├</w:t>
+      </w:r>
+      <w:r>
+        <w:rPr>
+          <w:rFonts w:ascii="Calibri" w:hAnsi="Calibri" w:cs="Calibri"/>
+          <w:noProof/>
+          <w:sz w:val="24"/>
+          <w:szCs w:val="24"/>
+          <w:lang w:val="tr-TR"/>
+        </w:rPr>
+        <w:t>──</w:t>
+      </w:r>
+      <w:r>
+        <w:rPr>
+          <w:noProof/>
+          <w:sz w:val="24"/>
+          <w:szCs w:val="24"/>
+          <w:lang w:val="tr-TR"/>
+        </w:rPr>
+        <w:t xml:space="preserve"> holdout split FIRST</w:t>
+      </w:r>
+    </w:p>
+    <w:p>
+      <w:pPr>
+        <w:spacing w:after="0" w:line="240" w:lineRule="auto"/>
+        <w:rPr>
+          <w:noProof/>
+          <w:sz w:val="24"/>
+          <w:szCs w:val="24"/>
+          <w:lang w:val="tr-TR"/>
+        </w:rPr>
+      </w:pPr>
+      <w:r>
+        <w:rPr>
+          <w:noProof/>
+          <w:sz w:val="24"/>
+          <w:szCs w:val="24"/>
+          <w:lang w:val="tr-TR"/>
+        </w:rPr>
+        <w:t xml:space="preserve">        │</w:t>
+      </w:r>
+    </w:p>
+    <w:p>
+      <w:pPr>
+        <w:spacing w:after="0" w:line="240" w:lineRule="auto"/>
+        <w:rPr>
+          <w:noProof/>
+          <w:sz w:val="24"/>
+          <w:szCs w:val="24"/>
+          <w:lang w:val="tr-TR"/>
+        </w:rPr>
+      </w:pPr>
+      <w:r>
+        <w:rPr>
+          <w:noProof/>
+          <w:sz w:val="24"/>
+          <w:szCs w:val="24"/>
+          <w:lang w:val="tr-TR"/>
+        </w:rPr>
+        <w:t xml:space="preserve">        </w:t>
+      </w:r>
+      <w:r>
+        <w:rPr>
+          <w:rFonts w:ascii="Arial" w:hAnsi="Arial" w:cs="Arial"/>
+          <w:noProof/>
+          <w:sz w:val="24"/>
+          <w:szCs w:val="24"/>
+          <w:lang w:val="tr-TR"/>
+        </w:rPr>
+        <w:t>▼</w:t>
+      </w:r>
+    </w:p>
+    <w:p>
+      <w:pPr>
+        <w:spacing w:after="0" w:line="240" w:lineRule="auto"/>
+        <w:rPr>
+          <w:noProof/>
+          <w:sz w:val="24"/>
+          <w:szCs w:val="24"/>
+          <w:lang w:val="tr-TR"/>
+        </w:rPr>
+      </w:pPr>
+      <w:r>
+        <w:rPr>
+          <w:noProof/>
+          <w:sz w:val="24"/>
+          <w:szCs w:val="24"/>
+          <w:lang w:val="tr-TR"/>
+        </w:rPr>
+        <w:t>TemporalPreprocessor</w:t>
+      </w:r>
+    </w:p>
+    <w:p>
+      <w:pPr>
+        <w:spacing w:after="0" w:line="240" w:lineRule="auto"/>
+        <w:rPr>
+          <w:noProof/>
+          <w:sz w:val="24"/>
+          <w:szCs w:val="24"/>
+          <w:lang w:val="tr-TR"/>
+        </w:rPr>
+      </w:pPr>
+      <w:r>
+        <w:rPr>
+          <w:noProof/>
+          <w:sz w:val="24"/>
+          <w:szCs w:val="24"/>
+          <w:lang w:val="tr-TR"/>
+        </w:rPr>
+        <w:t>(training partition only)</w:t>
+      </w:r>
+    </w:p>
+    <w:p>
+      <w:pPr>
+        <w:spacing w:after="0" w:line="240" w:lineRule="auto"/>
+        <w:rPr>
+          <w:noProof/>
+          <w:sz w:val="24"/>
+          <w:szCs w:val="24"/>
+          <w:lang w:val="tr-TR"/>
+        </w:rPr>
+      </w:pPr>
+      <w:r>
+        <w:rPr>
+          <w:noProof/>
+          <w:sz w:val="24"/>
+          <w:szCs w:val="24"/>
+          <w:lang w:val="tr-TR"/>
+        </w:rPr>
+        <w:t xml:space="preserve">        │</w:t>
+      </w:r>
+    </w:p>
+    <w:p>
+      <w:pPr>
+        <w:spacing w:after="0" w:line="240" w:lineRule="auto"/>
+        <w:rPr>
+          <w:noProof/>
+          <w:sz w:val="24"/>
+          <w:szCs w:val="24"/>
+          <w:lang w:val="tr-TR"/>
+        </w:rPr>
+      </w:pPr>
+      <w:r>
+        <w:rPr>
+          <w:noProof/>
+          <w:sz w:val="24"/>
+          <w:szCs w:val="24"/>
+          <w:lang w:val="tr-TR"/>
+        </w:rPr>
+        <w:t xml:space="preserve">        </w:t>
+      </w:r>
+      <w:r>
+        <w:rPr>
+          <w:rFonts w:ascii="Arial" w:hAnsi="Arial" w:cs="Arial"/>
+          <w:noProof/>
+          <w:sz w:val="24"/>
+          <w:szCs w:val="24"/>
+          <w:lang w:val="tr-TR"/>
+        </w:rPr>
+        <w:t>▼</w:t>
+      </w:r>
+    </w:p>
+    <w:p>
+      <w:pPr>
+        <w:spacing w:after="0" w:line="240" w:lineRule="auto"/>
+        <w:rPr>
+          <w:noProof/>
+          <w:sz w:val="24"/>
+          <w:szCs w:val="24"/>
+          <w:lang w:val="tr-TR"/>
+        </w:rPr>
+      </w:pPr>
+      <w:r>
+        <w:rPr>
+          <w:noProof/>
+          <w:sz w:val="24"/>
+          <w:szCs w:val="24"/>
+          <w:lang w:val="tr-TR"/>
+        </w:rPr>
+        <w:t>Model.fit(training)</w:t>
+      </w:r>
+    </w:p>
+    <w:p>
+      <w:pPr>
+        <w:spacing w:after="0" w:line="240" w:lineRule="auto"/>
+        <w:rPr>
+          <w:noProof/>
+          <w:sz w:val="24"/>
+          <w:szCs w:val="24"/>
+          <w:lang w:val="tr-TR"/>
+        </w:rPr>
+      </w:pPr>
+      <w:r>
+        <w:rPr>
+          <w:noProof/>
+          <w:sz w:val="24"/>
+          <w:szCs w:val="24"/>
+          <w:lang w:val="tr-TR"/>
+        </w:rPr>
+        <w:t xml:space="preserve">        │</w:t>
+      </w:r>
+    </w:p>
+    <w:p>
+      <w:pPr>
+        <w:spacing w:after="0" w:line="240" w:lineRule="auto"/>
+        <w:rPr>
+          <w:noProof/>
+          <w:sz w:val="24"/>
+          <w:szCs w:val="24"/>
+          <w:lang w:val="tr-TR"/>
+        </w:rPr>
+      </w:pPr>
+      <w:r>
+        <w:rPr>
+          <w:noProof/>
+          <w:sz w:val="24"/>
+          <w:szCs w:val="24"/>
+          <w:lang w:val="tr-TR"/>
+        </w:rPr>
+        <w:t xml:space="preserve">        </w:t>
+      </w:r>
+      <w:r>
+        <w:rPr>
+          <w:rFonts w:ascii="Arial" w:hAnsi="Arial" w:cs="Arial"/>
+          <w:noProof/>
+          <w:sz w:val="24"/>
+          <w:szCs w:val="24"/>
+          <w:lang w:val="tr-TR"/>
+        </w:rPr>
+        <w:t>▼</w:t>
+      </w:r>
+    </w:p>
+    <w:p>
+      <w:pPr>
+        <w:spacing w:after="0" w:line="240" w:lineRule="auto"/>
+        <w:rPr>
+          <w:noProof/>
+          <w:sz w:val="24"/>
+          <w:szCs w:val="24"/>
+          <w:lang w:val="tr-TR"/>
+        </w:rPr>
+      </w:pPr>
+      <w:r>
+        <w:rPr>
+          <w:noProof/>
+          <w:sz w:val="24"/>
+          <w:szCs w:val="24"/>
+          <w:lang w:val="tr-TR"/>
+        </w:rPr>
+        <w:t>Model.predict(validation horizon)</w:t>
+      </w:r>
+    </w:p>
+    <w:p>
+      <w:pPr>
+        <w:spacing w:after="0" w:line="240" w:lineRule="auto"/>
+        <w:rPr>
+          <w:noProof/>
+          <w:sz w:val="24"/>
+          <w:szCs w:val="24"/>
+          <w:lang w:val="tr-TR"/>
+        </w:rPr>
+      </w:pPr>
+      <w:r>
+        <w:rPr>
+          <w:noProof/>
+          <w:sz w:val="24"/>
+          <w:szCs w:val="24"/>
+          <w:lang w:val="tr-TR"/>
+        </w:rPr>
+        <w:t xml:space="preserve">        │</w:t>
+      </w:r>
+    </w:p>
+    <w:p>
+      <w:pPr>
+        <w:spacing w:after="0" w:line="240" w:lineRule="auto"/>
+        <w:rPr>
+          <w:noProof/>
+          <w:sz w:val="24"/>
+          <w:szCs w:val="24"/>
+          <w:lang w:val="tr-TR"/>
+        </w:rPr>
+      </w:pPr>
+      <w:r>
+        <w:rPr>
+          <w:noProof/>
+          <w:sz w:val="24"/>
+          <w:szCs w:val="24"/>
+          <w:lang w:val="tr-TR"/>
+        </w:rPr>
+        <w:t xml:space="preserve">        </w:t>
+      </w:r>
+      <w:r>
+        <w:rPr>
+          <w:rFonts w:ascii="Arial" w:hAnsi="Arial" w:cs="Arial"/>
+          <w:noProof/>
+          <w:sz w:val="24"/>
+          <w:szCs w:val="24"/>
+          <w:lang w:val="tr-TR"/>
+        </w:rPr>
+        <w:t>▼</w:t>
+      </w:r>
+    </w:p>
+    <w:p>
+      <w:pPr>
+        <w:spacing w:after="0" w:line="240" w:lineRule="auto"/>
+        <w:rPr>
+          <w:noProof/>
+          <w:sz w:val="24"/>
+          <w:szCs w:val="24"/>
+          <w:lang w:val="tr-TR"/>
+        </w:rPr>
+      </w:pPr>
+      <w:r>
+        <w:rPr>
+          <w:noProof/>
+          <w:sz w:val="24"/>
+          <w:szCs w:val="24"/>
+          <w:lang w:val="tr-TR"/>
+        </w:rPr>
+        <w:t>EvaluationResult</w:t>
+      </w:r>
+    </w:p>
+    <w:p>
+      <w:pPr>
+        <w:spacing w:after="0" w:line="240" w:lineRule="auto"/>
+        <w:rPr>
+          <w:noProof/>
+          <w:sz w:val="24"/>
+          <w:szCs w:val="24"/>
+          <w:lang w:val="tr-TR"/>
+        </w:rPr>
+      </w:pPr>
+      <w:r>
+        <w:rPr>
+          <w:noProof/>
+          <w:sz w:val="24"/>
+          <w:szCs w:val="24"/>
+          <w:lang w:val="tr-TR"/>
+        </w:rPr>
+        <w:t xml:space="preserve"> RMSE / MAE / MAPE</w:t>
+      </w:r>
+    </w:p>
+    <w:p>
+      <w:pPr>
+        <w:spacing w:after="0" w:line="240" w:lineRule="auto"/>
+        <w:rPr>
+          <w:noProof/>
+          <w:sz w:val="24"/>
+          <w:szCs w:val="24"/>
+          <w:lang w:val="tr-TR"/>
+        </w:rPr>
+      </w:pPr>
+    </w:p>
+    <w:p>
+      <w:pPr>
+        <w:spacing w:after="0" w:line="240" w:lineRule="auto"/>
+        <w:rPr>
+          <w:noProof/>
+          <w:sz w:val="24"/>
+          <w:szCs w:val="24"/>
+          <w:lang w:val="tr-TR"/>
+        </w:rPr>
+      </w:pPr>
+      <w:r>
+        <w:rPr>
+          <w:noProof/>
+          <w:sz w:val="24"/>
+          <w:szCs w:val="24"/>
+          <w:lang w:val="tr-TR"/>
+        </w:rPr>
+        <w:t>Full processed dataset</w:t>
+      </w:r>
+    </w:p>
+    <w:p>
+      <w:pPr>
+        <w:spacing w:after="0" w:line="240" w:lineRule="auto"/>
+        <w:rPr>
+          <w:noProof/>
+          <w:sz w:val="24"/>
+          <w:szCs w:val="24"/>
+          <w:lang w:val="tr-TR"/>
+        </w:rPr>
+      </w:pPr>
+      <w:r>
+        <w:rPr>
+          <w:noProof/>
+          <w:sz w:val="24"/>
+          <w:szCs w:val="24"/>
+          <w:lang w:val="tr-TR"/>
+        </w:rPr>
+        <w:t xml:space="preserve">        │</w:t>
+      </w:r>
+    </w:p>
+    <w:p>
+      <w:pPr>
+        <w:spacing w:after="0" w:line="240" w:lineRule="auto"/>
+        <w:rPr>
+          <w:noProof/>
+          <w:sz w:val="24"/>
+          <w:szCs w:val="24"/>
+          <w:lang w:val="tr-TR"/>
+        </w:rPr>
+      </w:pPr>
+      <w:r>
+        <w:rPr>
+          <w:noProof/>
+          <w:sz w:val="24"/>
+          <w:szCs w:val="24"/>
+          <w:lang w:val="tr-TR"/>
+        </w:rPr>
+        <w:t>TemporalPreprocessor</w:t>
+      </w:r>
+    </w:p>
+    <w:p>
+      <w:pPr>
+        <w:spacing w:after="0" w:line="240" w:lineRule="auto"/>
+        <w:rPr>
+          <w:noProof/>
+          <w:sz w:val="24"/>
+          <w:szCs w:val="24"/>
+          <w:lang w:val="tr-TR"/>
+        </w:rPr>
+      </w:pPr>
+      <w:r>
+        <w:rPr>
+          <w:noProof/>
+          <w:sz w:val="24"/>
+          <w:szCs w:val="24"/>
+          <w:lang w:val="tr-TR"/>
+        </w:rPr>
+        <w:t xml:space="preserve">        │</w:t>
+      </w:r>
+    </w:p>
+    <w:p>
+      <w:pPr>
+        <w:spacing w:after="0" w:line="240" w:lineRule="auto"/>
+        <w:rPr>
+          <w:noProof/>
+          <w:sz w:val="24"/>
+          <w:szCs w:val="24"/>
+          <w:lang w:val="tr-TR"/>
+        </w:rPr>
+      </w:pPr>
+      <w:r>
+        <w:rPr>
+          <w:noProof/>
+          <w:sz w:val="24"/>
+          <w:szCs w:val="24"/>
+          <w:lang w:val="tr-TR"/>
+        </w:rPr>
+        <w:t>fresh model instance</w:t>
+      </w:r>
+    </w:p>
+    <w:p>
+      <w:pPr>
+        <w:spacing w:after="0" w:line="240" w:lineRule="auto"/>
+        <w:rPr>
+          <w:noProof/>
+          <w:sz w:val="24"/>
+          <w:szCs w:val="24"/>
+          <w:lang w:val="tr-TR"/>
+        </w:rPr>
+      </w:pPr>
+      <w:r>
+        <w:rPr>
+          <w:noProof/>
+          <w:sz w:val="24"/>
+          <w:szCs w:val="24"/>
+          <w:lang w:val="tr-TR"/>
+        </w:rPr>
+        <w:t xml:space="preserve">        │</w:t>
+      </w:r>
+    </w:p>
+    <w:p>
+      <w:pPr>
+        <w:spacing w:after="0" w:line="240" w:lineRule="auto"/>
+        <w:rPr>
+          <w:noProof/>
+          <w:sz w:val="24"/>
+          <w:szCs w:val="24"/>
+          <w:lang w:val="tr-TR"/>
+        </w:rPr>
+      </w:pPr>
+      <w:r>
+        <w:rPr>
+          <w:noProof/>
+          <w:sz w:val="24"/>
+          <w:szCs w:val="24"/>
+          <w:lang w:val="tr-TR"/>
+        </w:rPr>
+        <w:t>fit</w:t>
+      </w:r>
+    </w:p>
+    <w:p>
+      <w:pPr>
+        <w:spacing w:after="0" w:line="240" w:lineRule="auto"/>
+        <w:rPr>
+          <w:noProof/>
+          <w:sz w:val="24"/>
+          <w:szCs w:val="24"/>
+          <w:lang w:val="tr-TR"/>
+        </w:rPr>
+      </w:pPr>
+      <w:r>
+        <w:rPr>
+          <w:noProof/>
+          <w:sz w:val="24"/>
+          <w:szCs w:val="24"/>
+          <w:lang w:val="tr-TR"/>
+        </w:rPr>
+        <w:t xml:space="preserve">        │</w:t>
+      </w:r>
+    </w:p>
+    <w:p>
+      <w:pPr>
+        <w:spacing w:after="0" w:line="240" w:lineRule="auto"/>
+        <w:rPr>
+          <w:noProof/>
+          <w:sz w:val="24"/>
+          <w:szCs w:val="24"/>
+          <w:lang w:val="tr-TR"/>
+        </w:rPr>
+      </w:pPr>
+      <w:r>
+        <w:rPr>
+          <w:noProof/>
+          <w:sz w:val="24"/>
+          <w:szCs w:val="24"/>
+          <w:lang w:val="tr-TR"/>
+        </w:rPr>
+        <w:t>F</w:t>
+      </w:r>
+      <w:r>
+        <w:rPr>
+          <w:noProof/>
+          <w:sz w:val="24"/>
+          <w:szCs w:val="24"/>
+          <w:lang w:val="tr-TR"/>
+        </w:rPr>
+        <w:t>orecast</w:t>
+      </w:r>
+    </w:p>
+    <w:p>
+      <w:pPr>
+        <w:spacing w:after="0" w:line="240" w:lineRule="auto"/>
+        <w:rPr>
+          <w:noProof/>
+          <w:sz w:val="24"/>
+          <w:szCs w:val="24"/>
+          <w:lang w:val="tr-TR"/>
+        </w:rPr>
+      </w:pPr>
+      <w:r>
+        <w:rPr>
+          <w:noProof/>
+          <w:sz w:val="24"/>
+          <w:szCs w:val="24"/>
+          <w:lang w:val="tr-TR"/>
+        </w:rPr>
+        <w:lastRenderedPageBreak/>
+        <w:t>BatteryDataset</w:t>
+      </w:r>
+    </w:p>
+    <w:p>
+      <w:pPr>
+        <w:spacing w:after="0" w:line="240" w:lineRule="auto"/>
+        <w:rPr>
+          <w:noProof/>
+          <w:sz w:val="24"/>
+          <w:szCs w:val="24"/>
+          <w:lang w:val="tr-TR"/>
+        </w:rPr>
+      </w:pPr>
+      <w:r>
+        <w:rPr>
+          <w:noProof/>
+          <w:sz w:val="24"/>
+          <w:szCs w:val="24"/>
+          <w:lang w:val="tr-TR"/>
+        </w:rPr>
+        <w:t xml:space="preserve">   ↓</w:t>
+      </w:r>
+    </w:p>
+    <w:p>
+      <w:pPr>
+        <w:spacing w:after="0" w:line="240" w:lineRule="auto"/>
+        <w:rPr>
+          <w:noProof/>
+          <w:sz w:val="24"/>
+          <w:szCs w:val="24"/>
+          <w:lang w:val="tr-TR"/>
+        </w:rPr>
+      </w:pPr>
+      <w:r>
+        <w:rPr>
+          <w:noProof/>
+          <w:sz w:val="24"/>
+          <w:szCs w:val="24"/>
+          <w:lang w:val="tr-TR"/>
+        </w:rPr>
+        <w:t>training-only scaling</w:t>
+      </w:r>
+    </w:p>
+    <w:p>
+      <w:pPr>
+        <w:spacing w:after="0" w:line="240" w:lineRule="auto"/>
+        <w:rPr>
+          <w:noProof/>
+          <w:sz w:val="24"/>
+          <w:szCs w:val="24"/>
+          <w:lang w:val="tr-TR"/>
+        </w:rPr>
+      </w:pPr>
+      <w:r>
+        <w:rPr>
+          <w:noProof/>
+          <w:sz w:val="24"/>
+          <w:szCs w:val="24"/>
+          <w:lang w:val="tr-TR"/>
+        </w:rPr>
+        <w:t xml:space="preserve">   ↓</w:t>
+      </w:r>
+    </w:p>
+    <w:p>
+      <w:pPr>
+        <w:spacing w:after="0" w:line="240" w:lineRule="auto"/>
+        <w:rPr>
+          <w:noProof/>
+          <w:sz w:val="24"/>
+          <w:szCs w:val="24"/>
+          <w:lang w:val="tr-TR"/>
+        </w:rPr>
+      </w:pPr>
+      <w:r>
+        <w:rPr>
+          <w:noProof/>
+          <w:sz w:val="24"/>
+          <w:szCs w:val="24"/>
+          <w:lang w:val="tr-TR"/>
+        </w:rPr>
+        <w:t>WindowGenerator</w:t>
+      </w:r>
+    </w:p>
+    <w:p>
+      <w:pPr>
+        <w:spacing w:after="0" w:line="240" w:lineRule="auto"/>
+        <w:rPr>
+          <w:noProof/>
+          <w:sz w:val="24"/>
+          <w:szCs w:val="24"/>
+          <w:lang w:val="tr-TR"/>
+        </w:rPr>
+      </w:pPr>
+      <w:r>
+        <w:rPr>
+          <w:noProof/>
+          <w:sz w:val="24"/>
+          <w:szCs w:val="24"/>
+          <w:lang w:val="tr-TR"/>
+        </w:rPr>
+        <w:t xml:space="preserve">   ↓</w:t>
+      </w:r>
+    </w:p>
+    <w:p>
+      <w:pPr>
+        <w:spacing w:after="0" w:line="240" w:lineRule="auto"/>
+        <w:rPr>
+          <w:noProof/>
+          <w:sz w:val="24"/>
+          <w:szCs w:val="24"/>
+          <w:lang w:val="tr-TR"/>
+        </w:rPr>
+      </w:pPr>
+      <w:r>
+        <w:rPr>
+          <w:noProof/>
+          <w:sz w:val="24"/>
+          <w:szCs w:val="24"/>
+          <w:lang w:val="tr-TR"/>
+        </w:rPr>
+        <w:t>neural fit</w:t>
+      </w:r>
+    </w:p>
+    <w:p>
+      <w:pPr>
+        <w:spacing w:after="0" w:line="240" w:lineRule="auto"/>
+        <w:rPr>
+          <w:noProof/>
+          <w:sz w:val="24"/>
+          <w:szCs w:val="24"/>
+          <w:lang w:val="tr-TR"/>
+        </w:rPr>
+      </w:pPr>
+      <w:r>
+        <w:rPr>
+          <w:noProof/>
+          <w:sz w:val="24"/>
+          <w:szCs w:val="24"/>
+          <w:lang w:val="tr-TR"/>
+        </w:rPr>
+        <w:t xml:space="preserve">   ↓</w:t>
+      </w:r>
+    </w:p>
+    <w:p>
+      <w:pPr>
+        <w:spacing w:after="0" w:line="240" w:lineRule="auto"/>
+        <w:rPr>
+          <w:noProof/>
+          <w:sz w:val="24"/>
+          <w:szCs w:val="24"/>
+          <w:lang w:val="tr-TR"/>
+        </w:rPr>
+      </w:pPr>
+      <w:r>
+        <w:rPr>
+          <w:noProof/>
+          <w:sz w:val="24"/>
+          <w:szCs w:val="24"/>
+          <w:lang w:val="tr-TR"/>
+        </w:rPr>
+        <w:t>historical fitted values</w:t>
+      </w:r>
+    </w:p>
+    <w:p>
+      <w:pPr>
+        <w:spacing w:after="0" w:line="240" w:lineRule="auto"/>
+        <w:rPr>
+          <w:noProof/>
+          <w:sz w:val="24"/>
+          <w:szCs w:val="24"/>
+          <w:lang w:val="tr-TR"/>
+        </w:rPr>
+      </w:pPr>
+      <w:r>
+        <w:rPr>
+          <w:noProof/>
+          <w:sz w:val="24"/>
+          <w:szCs w:val="24"/>
+          <w:lang w:val="tr-TR"/>
+        </w:rPr>
+        <w:t xml:space="preserve">   ↓</w:t>
+      </w:r>
+    </w:p>
+    <w:p>
+      <w:pPr>
+        <w:spacing w:after="0" w:line="240" w:lineRule="auto"/>
+        <w:rPr>
+          <w:noProof/>
+          <w:sz w:val="24"/>
+          <w:szCs w:val="24"/>
+          <w:lang w:val="tr-TR"/>
+        </w:rPr>
+      </w:pPr>
+      <w:r>
+        <w:rPr>
+          <w:noProof/>
+          <w:sz w:val="24"/>
+          <w:szCs w:val="24"/>
+          <w:lang w:val="tr-TR"/>
+        </w:rPr>
+        <w:t>recursive forecast</w:t>
+      </w:r>
+    </w:p>
+    <w:p>
+      <w:pPr>
+        <w:spacing w:after="0" w:line="240" w:lineRule="auto"/>
+        <w:rPr>
+          <w:noProof/>
+          <w:sz w:val="24"/>
+          <w:szCs w:val="24"/>
+          <w:lang w:val="tr-TR"/>
+        </w:rPr>
+      </w:pPr>
+      <w:r>
+        <w:rPr>
+          <w:noProof/>
+          <w:sz w:val="24"/>
+          <w:szCs w:val="24"/>
+          <w:lang w:val="tr-TR"/>
+        </w:rPr>
+        <w:t xml:space="preserve">   ↓</w:t>
+      </w:r>
+    </w:p>
+    <w:p>
+      <w:pPr>
+        <w:spacing w:after="0" w:line="240" w:lineRule="auto"/>
+        <w:rPr>
+          <w:noProof/>
+          <w:sz w:val="24"/>
+          <w:szCs w:val="24"/>
+          <w:lang w:val="tr-TR"/>
+        </w:rPr>
+      </w:pPr>
+      <w:r>
+        <w:rPr>
+          <w:noProof/>
+          <w:sz w:val="24"/>
+          <w:szCs w:val="24"/>
+          <w:lang w:val="tr-TR"/>
+        </w:rPr>
+        <w:t>ForecastResult</w:t>
+      </w:r>
+    </w:p>
+    <w:p>
+      <w:pPr>
+        <w:spacing w:after="0" w:line="240" w:lineRule="auto"/>
+        <w:rPr>
+          <w:noProof/>
+          <w:sz w:val="24"/>
+          <w:szCs w:val="24"/>
+          <w:lang w:val="tr-TR"/>
+        </w:rPr>
+      </w:pPr>
+    </w:p>
+    <w:p>
+      <w:pPr>
+        <w:spacing w:after="0" w:line="240" w:lineRule="auto"/>
+        <w:rPr>
+          <w:noProof/>
+          <w:sz w:val="24"/>
+          <w:szCs w:val="24"/>
+          <w:lang w:val="tr-TR"/>
+        </w:rPr>
+      </w:pPr>
+    </w:p>
+    <w:p>
+      <w:pPr>
+        <w:spacing w:after="0" w:line="240" w:lineRule="auto"/>
+        <w:rPr>
+          <w:noProof/>
+          <w:sz w:val="24"/>
+          <w:szCs w:val="24"/>
+          <w:lang w:val="tr-TR"/>
+        </w:rPr>
+      </w:pPr>
+      <w:r>
+        <w:rPr>
+          <w:noProof/>
+          <w:sz w:val="24"/>
+          <w:szCs w:val="24"/>
+          <w:lang w:val="tr-TR"/>
+        </w:rPr>
+        <w:t>window = w</w:t>
+      </w:r>
+    </w:p>
+    <w:p>
+      <w:pPr>
+        <w:spacing w:after="0" w:line="240" w:lineRule="auto"/>
+        <w:rPr>
+          <w:noProof/>
+          <w:sz w:val="24"/>
+          <w:szCs w:val="24"/>
+          <w:lang w:val="tr-TR"/>
+        </w:rPr>
+      </w:pPr>
+    </w:p>
+    <w:p>
+      <w:pPr>
+        <w:spacing w:after="0" w:line="240" w:lineRule="auto"/>
+        <w:rPr>
+          <w:noProof/>
+          <w:sz w:val="24"/>
+          <w:szCs w:val="24"/>
+          <w:lang w:val="tr-TR"/>
+        </w:rPr>
+      </w:pPr>
+      <w:r>
+        <w:rPr>
+          <w:noProof/>
+          <w:sz w:val="24"/>
+          <w:szCs w:val="24"/>
+          <w:lang w:val="tr-TR"/>
+        </w:rPr>
+        <w:t>historical fitted:</w:t>
+      </w:r>
+    </w:p>
+    <w:p>
+      <w:pPr>
+        <w:spacing w:after="0" w:line="240" w:lineRule="auto"/>
+        <w:rPr>
+          <w:noProof/>
+          <w:sz w:val="24"/>
+          <w:szCs w:val="24"/>
+          <w:lang w:val="tr-TR"/>
+        </w:rPr>
+      </w:pPr>
+      <w:r>
+        <w:rPr>
+          <w:noProof/>
+          <w:sz w:val="24"/>
+          <w:szCs w:val="24"/>
+          <w:lang w:val="tr-TR"/>
+        </w:rPr>
+        <w:t>[NaN ... NaN] [model fitted values ...]</w:t>
+      </w:r>
+    </w:p>
+    <w:p>
+      <w:pPr>
+        <w:spacing w:after="0" w:line="240" w:lineRule="auto"/>
+        <w:rPr>
+          <w:noProof/>
+          <w:sz w:val="24"/>
+          <w:szCs w:val="24"/>
+          <w:lang w:val="tr-TR"/>
+        </w:rPr>
+      </w:pPr>
+      <w:r>
+        <w:rPr>
+          <w:noProof/>
+          <w:sz w:val="24"/>
+          <w:szCs w:val="24"/>
+          <w:lang w:val="tr-TR"/>
+        </w:rPr>
+        <w:t xml:space="preserve"> └── w ─────┘</w:t>
+      </w:r>
+    </w:p>
+    <w:p>
+      <w:pPr>
+        <w:spacing w:after="0" w:line="240" w:lineRule="auto"/>
+        <w:rPr>
+          <w:noProof/>
+          <w:sz w:val="24"/>
+          <w:szCs w:val="24"/>
+          <w:lang w:val="tr-TR"/>
+        </w:rPr>
+      </w:pPr>
+    </w:p>
+    <w:p>
+      <w:pPr>
+        <w:spacing w:after="0" w:line="240" w:lineRule="auto"/>
+        <w:rPr>
+          <w:noProof/>
+          <w:sz w:val="24"/>
+          <w:szCs w:val="24"/>
+          <w:lang w:val="tr-TR"/>
+        </w:rPr>
+      </w:pPr>
+    </w:p>
+    <w:p>
+      <w:pPr>
+        <w:spacing w:after="0" w:line="240" w:lineRule="auto"/>
+        <w:rPr>
+          <w:noProof/>
+          <w:sz w:val="24"/>
+          <w:szCs w:val="24"/>
+          <w:lang w:val="tr-TR"/>
+        </w:rPr>
+      </w:pPr>
+      <w:r>
+        <w:rPr>
+          <w:noProof/>
+          <w:sz w:val="24"/>
+          <w:szCs w:val="24"/>
+          <w:lang w:val="tr-TR"/>
+        </w:rPr>
+        <w:t>measurement</w:t>
+      </w:r>
+    </w:p>
+    <w:p>
+      <w:pPr>
+        <w:spacing w:after="0" w:line="240" w:lineRule="auto"/>
+        <w:rPr>
+          <w:noProof/>
+          <w:sz w:val="24"/>
+          <w:szCs w:val="24"/>
+          <w:lang w:val="tr-TR"/>
+        </w:rPr>
+      </w:pPr>
+      <w:r>
+        <w:rPr>
+          <w:noProof/>
+          <w:sz w:val="24"/>
+          <w:szCs w:val="24"/>
+          <w:lang w:val="tr-TR"/>
+        </w:rPr>
+        <w:t xml:space="preserve">    │</w:t>
+      </w:r>
+    </w:p>
+    <w:p>
+      <w:pPr>
+        <w:spacing w:after="0" w:line="240" w:lineRule="auto"/>
+        <w:rPr>
+          <w:noProof/>
+          <w:sz w:val="24"/>
+          <w:szCs w:val="24"/>
+          <w:lang w:val="tr-TR"/>
+        </w:rPr>
+      </w:pPr>
+      <w:r>
+        <w:rPr>
+          <w:noProof/>
+          <w:sz w:val="24"/>
+          <w:szCs w:val="24"/>
+          <w:lang w:val="tr-TR"/>
+        </w:rPr>
+        <w:t xml:space="preserve">    </w:t>
+      </w:r>
+      <w:r>
+        <w:rPr>
+          <w:rFonts w:ascii="MS Gothic" w:eastAsia="MS Gothic" w:hAnsi="MS Gothic" w:cs="MS Gothic" w:hint="eastAsia"/>
+          <w:noProof/>
+          <w:sz w:val="24"/>
+          <w:szCs w:val="24"/>
+          <w:lang w:val="tr-TR"/>
+        </w:rPr>
+        <w:t>├</w:t>
+      </w:r>
+      <w:r>
+        <w:rPr>
+          <w:rFonts w:ascii="Calibri" w:hAnsi="Calibri" w:cs="Calibri"/>
+          <w:noProof/>
+          <w:sz w:val="24"/>
+          <w:szCs w:val="24"/>
+          <w:lang w:val="tr-TR"/>
+        </w:rPr>
+        <w:t>──────────────</w:t>
+      </w:r>
+      <w:r>
+        <w:rPr>
+          <w:rFonts w:ascii="Arial" w:hAnsi="Arial" w:cs="Arial"/>
+          <w:noProof/>
+          <w:sz w:val="24"/>
+          <w:szCs w:val="24"/>
+          <w:lang w:val="tr-TR"/>
+        </w:rPr>
+        <w:t>►</w:t>
+      </w:r>
+      <w:r>
+        <w:rPr>
+          <w:noProof/>
+          <w:sz w:val="24"/>
+          <w:szCs w:val="24"/>
+          <w:lang w:val="tr-TR"/>
+        </w:rPr>
+        <w:t xml:space="preserve"> trend component</w:t>
+      </w:r>
+    </w:p>
+    <w:p>
+      <w:pPr>
+        <w:spacing w:after="0" w:line="240" w:lineRule="auto"/>
+        <w:rPr>
+          <w:noProof/>
+          <w:sz w:val="24"/>
+          <w:szCs w:val="24"/>
+          <w:lang w:val="tr-TR"/>
+        </w:rPr>
+      </w:pPr>
+      <w:r>
+        <w:rPr>
+          <w:noProof/>
+          <w:sz w:val="24"/>
+          <w:szCs w:val="24"/>
+          <w:lang w:val="tr-TR"/>
+        </w:rPr>
+        <w:t xml:space="preserve">    │</w:t>
+      </w:r>
+    </w:p>
+    <w:p>
+      <w:pPr>
+        <w:spacing w:after="0" w:line="240" w:lineRule="auto"/>
+        <w:rPr>
+          <w:noProof/>
+          <w:sz w:val="24"/>
+          <w:szCs w:val="24"/>
+          <w:lang w:val="tr-TR"/>
+        </w:rPr>
+      </w:pPr>
+      <w:r>
+        <w:rPr>
+          <w:noProof/>
+          <w:sz w:val="24"/>
+          <w:szCs w:val="24"/>
+          <w:lang w:val="tr-TR"/>
+        </w:rPr>
+        <w:t xml:space="preserve">    └──────────────</w:t>
+      </w:r>
+      <w:r>
+        <w:rPr>
+          <w:rFonts w:ascii="Arial" w:hAnsi="Arial" w:cs="Arial"/>
+          <w:noProof/>
+          <w:sz w:val="24"/>
+          <w:szCs w:val="24"/>
+          <w:lang w:val="tr-TR"/>
+        </w:rPr>
+        <w:t>►</w:t>
+      </w:r>
+      <w:r>
+        <w:rPr>
+          <w:noProof/>
+          <w:sz w:val="24"/>
+          <w:szCs w:val="24"/>
+          <w:lang w:val="tr-TR"/>
+        </w:rPr>
+        <w:t xml:space="preserve"> residual</w:t>
+      </w:r>
+    </w:p>
+    <w:p>
+      <w:pPr>
+        <w:spacing w:after="0" w:line="240" w:lineRule="auto"/>
+        <w:rPr>
+          <w:noProof/>
+          <w:sz w:val="24"/>
+          <w:szCs w:val="24"/>
+          <w:lang w:val="tr-TR"/>
+        </w:rPr>
+      </w:pPr>
+      <w:r>
+        <w:rPr>
+          <w:noProof/>
+          <w:sz w:val="24"/>
+          <w:szCs w:val="24"/>
+          <w:lang w:val="tr-TR"/>
+        </w:rPr>
+        <w:t xml:space="preserve">                         │</w:t>
+      </w:r>
+    </w:p>
+    <w:p>
+      <w:pPr>
+        <w:spacing w:after="0" w:line="240" w:lineRule="auto"/>
+        <w:rPr>
+          <w:noProof/>
+          <w:sz w:val="24"/>
+          <w:szCs w:val="24"/>
+          <w:lang w:val="tr-TR"/>
+        </w:rPr>
+      </w:pPr>
+      <w:r>
+        <w:rPr>
+          <w:noProof/>
+          <w:sz w:val="24"/>
+          <w:szCs w:val="24"/>
+          <w:lang w:val="tr-TR"/>
+        </w:rPr>
+        <w:t xml:space="preserve">                         </w:t>
+      </w:r>
+      <w:r>
+        <w:rPr>
+          <w:rFonts w:ascii="Arial" w:hAnsi="Arial" w:cs="Arial"/>
+          <w:noProof/>
+          <w:sz w:val="24"/>
+          <w:szCs w:val="24"/>
+          <w:lang w:val="tr-TR"/>
+        </w:rPr>
+        <w:t>▼</w:t>
+      </w:r>
+    </w:p>
+    <w:p>
+      <w:pPr>
+        <w:spacing w:after="0" w:line="240" w:lineRule="auto"/>
+        <w:rPr>
+          <w:noProof/>
+          <w:sz w:val="24"/>
+          <w:szCs w:val="24"/>
+          <w:lang w:val="tr-TR"/>
+        </w:rPr>
+      </w:pPr>
+      <w:r>
+        <w:rPr>
+          <w:noProof/>
+          <w:sz w:val="24"/>
+          <w:szCs w:val="24"/>
+          <w:lang w:val="tr-TR"/>
+        </w:rPr>
+        <w:t xml:space="preserve">                       LSTM</w:t>
+      </w:r>
+    </w:p>
+    <w:p>
+      <w:pPr>
+        <w:spacing w:after="0" w:line="240" w:lineRule="auto"/>
+        <w:rPr>
+          <w:noProof/>
+          <w:sz w:val="24"/>
+          <w:szCs w:val="24"/>
+          <w:lang w:val="tr-TR"/>
+        </w:rPr>
+      </w:pPr>
+      <w:r>
+        <w:rPr>
+          <w:noProof/>
+          <w:sz w:val="24"/>
+          <w:szCs w:val="24"/>
+          <w:lang w:val="tr-TR"/>
+        </w:rPr>
+        <w:t xml:space="preserve">                         │</w:t>
+      </w:r>
+    </w:p>
+    <w:p>
+      <w:pPr>
+        <w:spacing w:after="0" w:line="240" w:lineRule="auto"/>
+        <w:rPr>
+          <w:noProof/>
+          <w:sz w:val="24"/>
+          <w:szCs w:val="24"/>
+          <w:lang w:val="tr-TR"/>
+        </w:rPr>
+      </w:pPr>
+      <w:r>
+        <w:rPr>
+          <w:noProof/>
+          <w:sz w:val="24"/>
+          <w:szCs w:val="24"/>
+          <w:lang w:val="tr-TR"/>
+        </w:rPr>
+        <w:t xml:space="preserve">                         </w:t>
+      </w:r>
+      <w:r>
+        <w:rPr>
+          <w:rFonts w:ascii="Arial" w:hAnsi="Arial" w:cs="Arial"/>
+          <w:noProof/>
+          <w:sz w:val="24"/>
+          <w:szCs w:val="24"/>
+          <w:lang w:val="tr-TR"/>
+        </w:rPr>
+        <w:t>▼</w:t>
+      </w:r>
+    </w:p>
+    <w:p>
+      <w:pPr>
+        <w:spacing w:after="0" w:line="240" w:lineRule="auto"/>
+        <w:rPr>
+          <w:noProof/>
+          <w:sz w:val="24"/>
+          <w:szCs w:val="24"/>
+          <w:lang w:val="tr-TR"/>
+        </w:rPr>
+      </w:pPr>
+      <w:r>
+        <w:rPr>
+          <w:noProof/>
+          <w:sz w:val="24"/>
+          <w:szCs w:val="24"/>
+          <w:lang w:val="tr-TR"/>
+        </w:rPr>
+        <w:t xml:space="preserve">                  residual forecast</w:t>
+      </w:r>
+    </w:p>
+    <w:p>
+      <w:pPr>
+        <w:spacing w:after="0" w:line="240" w:lineRule="auto"/>
+        <w:rPr>
+          <w:noProof/>
+          <w:sz w:val="24"/>
+          <w:szCs w:val="24"/>
+          <w:lang w:val="tr-TR"/>
+        </w:rPr>
+      </w:pPr>
+    </w:p>
+    <w:p>
+      <w:pPr>
+        <w:spacing w:after="0" w:line="240" w:lineRule="auto"/>
+        <w:rPr>
+          <w:noProof/>
+          <w:sz w:val="24"/>
+          <w:szCs w:val="24"/>
+          <w:lang w:val="tr-TR"/>
+        </w:rPr>
+      </w:pPr>
+      <w:r>
+        <w:rPr>
+          <w:noProof/>
+          <w:sz w:val="24"/>
+          <w:szCs w:val="24"/>
+          <w:lang w:val="tr-TR"/>
+        </w:rPr>
+        <w:t>trend forecast + residual forecast</w:t>
+      </w:r>
+    </w:p>
+    <w:p>
+      <w:pPr>
+        <w:spacing w:after="0" w:line="240" w:lineRule="auto"/>
+        <w:rPr>
+          <w:noProof/>
+          <w:sz w:val="24"/>
+          <w:szCs w:val="24"/>
+          <w:lang w:val="tr-TR"/>
+        </w:rPr>
+      </w:pPr>
+      <w:r>
+        <w:rPr>
+          <w:noProof/>
+          <w:sz w:val="24"/>
+          <w:szCs w:val="24"/>
+          <w:lang w:val="tr-TR"/>
+        </w:rPr>
+        <w:t xml:space="preserve">              │</w:t>
+      </w:r>
+    </w:p>
+    <w:p>
+      <w:pPr>
+        <w:spacing w:after="0" w:line="240" w:lineRule="auto"/>
+        <w:rPr>
+          <w:noProof/>
+          <w:sz w:val="24"/>
+          <w:szCs w:val="24"/>
+          <w:lang w:val="tr-TR"/>
+        </w:rPr>
+      </w:pPr>
+      <w:r>
+        <w:rPr>
+          <w:noProof/>
+          <w:sz w:val="24"/>
+          <w:szCs w:val="24"/>
+          <w:lang w:val="tr-TR"/>
+        </w:rPr>
+        <w:t xml:space="preserve">              </w:t>
+      </w:r>
+      <w:r>
+        <w:rPr>
+          <w:rFonts w:ascii="Arial" w:hAnsi="Arial" w:cs="Arial"/>
+          <w:noProof/>
+          <w:sz w:val="24"/>
+          <w:szCs w:val="24"/>
+          <w:lang w:val="tr-TR"/>
+        </w:rPr>
+        <w:t>▼</w:t>
+      </w:r>
+    </w:p>
+    <w:p>
+      <w:pPr>
+        <w:spacing w:after="0" w:line="240" w:lineRule="auto"/>
+        <w:rPr>
+          <w:noProof/>
+          <w:sz w:val="24"/>
+          <w:szCs w:val="24"/>
+          <w:lang w:val="tr-TR"/>
+        </w:rPr>
+      </w:pPr>
+      <w:r>
+        <w:rPr>
+          <w:noProof/>
+          <w:sz w:val="24"/>
+          <w:szCs w:val="24"/>
+          <w:lang w:val="tr-TR"/>
+        </w:rPr>
+        <w:t xml:space="preserve">       hybrid forecast</w:t>
+      </w:r>
+    </w:p>
+    <w:p>
+      <w:pPr>
+        <w:spacing w:after="0" w:line="240" w:lineRule="auto"/>
+        <w:rPr>
+          <w:noProof/>
+          <w:sz w:val="24"/>
+          <w:szCs w:val="24"/>
+          <w:lang w:val="tr-TR"/>
+        </w:rPr>
+      </w:pPr>
+    </w:p>
+    <w:p>
+      <w:pPr>
+        <w:spacing w:after="0" w:line="240" w:lineRule="auto"/>
+        <w:rPr>
+          <w:noProof/>
+          <w:sz w:val="24"/>
+          <w:szCs w:val="24"/>
+          <w:lang w:val="tr-TR"/>
+        </w:rPr>
+      </w:pPr>
+    </w:p>
+    <w:p>
+      <w:pPr>
+        <w:spacing w:after="0" w:line="240" w:lineRule="auto"/>
+        <w:rPr>
+          <w:noProof/>
+          <w:sz w:val="24"/>
+          <w:szCs w:val="24"/>
+          <w:lang w:val="tr-TR"/>
+        </w:rPr>
+      </w:pPr>
+      <w:r>
+        <w:rPr>
+          <w:noProof/>
+          <w:sz w:val="24"/>
+          <w:szCs w:val="24"/>
+          <w:lang w:val="tr-TR"/>
+        </w:rPr>
+        <w:t>LinearTrendLSTM</w:t>
+      </w:r>
+    </w:p>
+    <w:p>
+      <w:pPr>
+        <w:spacing w:after="0" w:line="240" w:lineRule="auto"/>
+        <w:rPr>
+          <w:noProof/>
+          <w:sz w:val="24"/>
+          <w:szCs w:val="24"/>
+          <w:lang w:val="tr-TR"/>
+        </w:rPr>
+      </w:pPr>
+      <w:r>
+        <w:rPr>
+          <w:noProof/>
+          <w:sz w:val="24"/>
+          <w:szCs w:val="24"/>
+          <w:lang w:val="tr-TR"/>
+        </w:rPr>
+        <w:t>trend = linear regression</w:t>
+      </w:r>
+    </w:p>
+    <w:p>
+      <w:pPr>
+        <w:spacing w:after="0" w:line="240" w:lineRule="auto"/>
+        <w:rPr>
+          <w:noProof/>
+          <w:sz w:val="24"/>
+          <w:szCs w:val="24"/>
+          <w:lang w:val="tr-TR"/>
+        </w:rPr>
+      </w:pPr>
+    </w:p>
+    <w:p>
+      <w:pPr>
+        <w:spacing w:after="0" w:line="240" w:lineRule="auto"/>
+        <w:rPr>
+          <w:noProof/>
+          <w:sz w:val="24"/>
+          <w:szCs w:val="24"/>
+          <w:lang w:val="tr-TR"/>
+        </w:rPr>
+      </w:pPr>
+      <w:r>
+        <w:rPr>
+          <w:noProof/>
+          <w:sz w:val="24"/>
+          <w:szCs w:val="24"/>
+          <w:lang w:val="tr-TR"/>
+        </w:rPr>
+        <w:t>KalmanLSTM</w:t>
+      </w:r>
+    </w:p>
+    <w:p>
+      <w:pPr>
+        <w:spacing w:after="0" w:line="240" w:lineRule="auto"/>
+        <w:rPr>
+          <w:noProof/>
+          <w:sz w:val="24"/>
+          <w:szCs w:val="24"/>
+          <w:lang w:val="tr-TR"/>
+        </w:rPr>
+      </w:pPr>
+      <w:r>
+        <w:rPr>
+          <w:noProof/>
+          <w:sz w:val="24"/>
+          <w:szCs w:val="24"/>
+          <w:lang w:val="tr-TR"/>
+        </w:rPr>
+        <w:t>trend = adaptive Kalman filter</w:t>
+      </w:r>
+    </w:p>
+    <w:p>
+      <w:pPr>
+        <w:spacing w:after="0" w:line="240" w:lineRule="auto"/>
+        <w:rPr>
+          <w:noProof/>
+          <w:sz w:val="24"/>
+          <w:szCs w:val="24"/>
+          <w:lang w:val="tr-TR"/>
+        </w:rPr>
+      </w:pPr>
+    </w:p>
+    <w:p>
+      <w:pPr>
+        <w:spacing w:after="0" w:line="240" w:lineRule="auto"/>
+        <w:rPr>
+          <w:noProof/>
+          <w:sz w:val="24"/>
+          <w:szCs w:val="24"/>
+          <w:lang w:val="tr-TR"/>
+        </w:rPr>
+      </w:pPr>
+    </w:p>
+    <w:tbl>
+      <w:tblPr>
+        <w:tblW w:w="0" w:type="auto"/>
+        <w:tblCellSpacing w:w="15" w:type="dxa"/>
+        <w:tblCellMar>
+          <w:top w:w="15" w:type="dxa"/>
+          <w:left w:w="15" w:type="dxa"/>
+          <w:bottom w:w="15" w:type="dxa"/>
+          <w:right w:w="15" w:type="dxa"/>
+        </w:tblCellMar>
+        <w:tblLook w:val="04A0" w:firstRow="1" w:lastRow="0" w:firstColumn="1" w:lastColumn="0" w:noHBand="0" w:noVBand="1"/>
+      </w:tblPr>
+      <w:tblGrid>
+        <w:gridCol w:w="1781"/>
+        <w:gridCol w:w="1822"/>
+        <w:gridCol w:w="1267"/>
+        <w:gridCol w:w="855"/>
+        <w:gridCol w:w="1341"/>
+        <w:gridCol w:w="796"/>
+        <w:gridCol w:w="1210"/>
+      </w:tblGrid>
+      <w:tr>
+        <w:trPr>
+          <w:tblHeader/>
+          <w:tblCellSpacing w:w="15" w:type="dxa"/>
+        </w:trPr>
+        <w:tc>
+          <w:tcPr>
+            <w:tcW w:w="0" w:type="auto"/>
+            <w:vAlign w:val="center"/>
+            <w:hideMark/>
+          </w:tcPr>
+          <w:p>
+            <w:pPr>
+              <w:spacing w:after="0" w:line="240" w:lineRule="auto"/>
+              <w:rPr>
+                <w:b/>
+                <w:bCs/>
+                <w:noProof/>
+                <w:sz w:val="24"/>
+                <w:szCs w:val="24"/>
+                <w:lang w:val="tr-TR"/>
+              </w:rPr>
+            </w:pPr>
+            <w:r>
+              <w:rPr>
+                <w:b/>
+                <w:bCs/>
+                <w:noProof/>
+                <w:sz w:val="24"/>
+                <w:szCs w:val="24"/>
+                <w:lang w:val="tr-TR"/>
+              </w:rPr>
+              <w:lastRenderedPageBreak/>
+              <w:t>Model</w:t>
+            </w:r>
+          </w:p>
+        </w:tc>
+        <w:tc>
+          <w:tcPr>
+            <w:tcW w:w="0" w:type="auto"/>
+            <w:vAlign w:val="center"/>
+            <w:hideMark/>
+          </w:tcPr>
+          <w:p>
+            <w:pPr>
+              <w:spacing w:after="0" w:line="240" w:lineRule="auto"/>
+              <w:rPr>
+                <w:b/>
+                <w:bCs/>
+                <w:noProof/>
+                <w:sz w:val="24"/>
+                <w:szCs w:val="24"/>
+                <w:lang w:val="tr-TR"/>
+              </w:rPr>
+            </w:pPr>
+            <w:r>
+              <w:rPr>
+                <w:b/>
+                <w:bCs/>
+                <w:noProof/>
+                <w:sz w:val="24"/>
+                <w:szCs w:val="24"/>
+                <w:lang w:val="tr-TR"/>
+              </w:rPr>
+              <w:t>Standardized processed data</w:t>
+            </w:r>
+          </w:p>
+        </w:tc>
+        <w:tc>
+          <w:tcPr>
+            <w:tcW w:w="0" w:type="auto"/>
+            <w:vAlign w:val="center"/>
+            <w:hideMark/>
+          </w:tcPr>
+          <w:p>
+            <w:pPr>
+              <w:spacing w:after="0" w:line="240" w:lineRule="auto"/>
+              <w:rPr>
+                <w:b/>
+                <w:bCs/>
+                <w:noProof/>
+                <w:sz w:val="24"/>
+                <w:szCs w:val="24"/>
+                <w:lang w:val="tr-TR"/>
+              </w:rPr>
+            </w:pPr>
+            <w:r>
+              <w:rPr>
+                <w:b/>
+                <w:bCs/>
+                <w:noProof/>
+                <w:sz w:val="24"/>
+                <w:szCs w:val="24"/>
+                <w:lang w:val="tr-TR"/>
+              </w:rPr>
+              <w:t>Holdout evaluator</w:t>
+            </w:r>
+          </w:p>
+        </w:tc>
+        <w:tc>
+          <w:tcPr>
+            <w:tcW w:w="0" w:type="auto"/>
+            <w:vAlign w:val="center"/>
+            <w:hideMark/>
+          </w:tcPr>
+          <w:p>
+            <w:pPr>
+              <w:spacing w:after="0" w:line="240" w:lineRule="auto"/>
+              <w:rPr>
+                <w:b/>
+                <w:bCs/>
+                <w:noProof/>
+                <w:sz w:val="24"/>
+                <w:szCs w:val="24"/>
+                <w:lang w:val="tr-TR"/>
+              </w:rPr>
+            </w:pPr>
+            <w:r>
+              <w:rPr>
+                <w:b/>
+                <w:bCs/>
+                <w:noProof/>
+                <w:sz w:val="24"/>
+                <w:szCs w:val="24"/>
+                <w:lang w:val="tr-TR"/>
+              </w:rPr>
+              <w:t>Full-data final fit</w:t>
+            </w:r>
+          </w:p>
+        </w:tc>
+        <w:tc>
+          <w:tcPr>
+            <w:tcW w:w="0" w:type="auto"/>
+            <w:vAlign w:val="center"/>
+            <w:hideMark/>
+          </w:tcPr>
+          <w:p>
+            <w:pPr>
+              <w:spacing w:after="0" w:line="240" w:lineRule="auto"/>
+              <w:rPr>
+                <w:b/>
+                <w:bCs/>
+                <w:noProof/>
+                <w:sz w:val="24"/>
+                <w:szCs w:val="24"/>
+                <w:lang w:val="tr-TR"/>
+              </w:rPr>
+            </w:pPr>
+            <w:r>
+              <w:rPr>
+                <w:b/>
+                <w:bCs/>
+                <w:noProof/>
+                <w:sz w:val="24"/>
+                <w:szCs w:val="24"/>
+                <w:lang w:val="tr-TR"/>
+              </w:rPr>
+              <w:t>Evaluation artifact</w:t>
+            </w:r>
+          </w:p>
+        </w:tc>
+        <w:tc>
+          <w:tcPr>
+            <w:tcW w:w="0" w:type="auto"/>
+            <w:vAlign w:val="center"/>
+            <w:hideMark/>
+          </w:tcPr>
+          <w:p>
+            <w:pPr>
+              <w:spacing w:after="0" w:line="240" w:lineRule="auto"/>
+              <w:rPr>
+                <w:b/>
+                <w:bCs/>
+                <w:noProof/>
+                <w:sz w:val="24"/>
+                <w:szCs w:val="24"/>
+                <w:lang w:val="tr-TR"/>
+              </w:rPr>
+            </w:pPr>
+            <w:r>
+              <w:rPr>
+                <w:b/>
+                <w:bCs/>
+                <w:noProof/>
+                <w:sz w:val="24"/>
+                <w:szCs w:val="24"/>
+                <w:lang w:val="tr-TR"/>
+              </w:rPr>
+              <w:t>Model Fit</w:t>
+            </w:r>
+          </w:p>
+        </w:tc>
+        <w:tc>
+          <w:tcPr>
+            <w:tcW w:w="0" w:type="auto"/>
+            <w:vAlign w:val="center"/>
+            <w:hideMark/>
+          </w:tcPr>
+          <w:p>
+            <w:pPr>
+              <w:spacing w:after="0" w:line="240" w:lineRule="auto"/>
+              <w:rPr>
+                <w:b/>
+                <w:bCs/>
+                <w:noProof/>
+                <w:sz w:val="24"/>
+                <w:szCs w:val="24"/>
+                <w:lang w:val="tr-TR"/>
+              </w:rPr>
+            </w:pPr>
+            <w:r>
+              <w:rPr>
+                <w:b/>
+                <w:bCs/>
+                <w:noProof/>
+                <w:sz w:val="24"/>
+                <w:szCs w:val="24"/>
+                <w:lang w:val="tr-TR"/>
+              </w:rPr>
+              <w:t>Diagnostics</w:t>
+            </w:r>
+          </w:p>
+        </w:tc>
+      </w:tr>
+      <w:tr>
+        <w:trPr>
+          <w:tblCellSpacing w:w="15" w:type="dxa"/>
+        </w:trPr>
+        <w:tc>
+          <w:tcPr>
+            <w:tcW w:w="0" w:type="auto"/>
+            <w:vAlign w:val="center"/>
+            <w:hideMark/>
+          </w:tcPr>
+          <w:p>
+            <w:pPr>
+              <w:spacing w:after="0" w:line="240" w:lineRule="auto"/>
+              <w:rPr>
+                <w:noProof/>
+                <w:sz w:val="24"/>
+                <w:szCs w:val="24"/>
+                <w:lang w:val="tr-TR"/>
+              </w:rPr>
+            </w:pPr>
+            <w:r>
+              <w:rPr>
+                <w:noProof/>
+                <w:sz w:val="24"/>
+                <w:szCs w:val="24"/>
+                <w:lang w:val="tr-TR"/>
+              </w:rPr>
+              <w:t>ARIMA</w:t>
+            </w:r>
+          </w:p>
+        </w:tc>
+        <w:tc>
+          <w:tcPr>
+            <w:tcW w:w="0" w:type="auto"/>
+            <w:vAlign w:val="center"/>
+            <w:hideMark/>
+          </w:tcPr>
+          <w:p>
+            <w:pPr>
+              <w:spacing w:after="0" w:line="240" w:lineRule="auto"/>
+              <w:rPr>
+                <w:noProof/>
+                <w:sz w:val="24"/>
+                <w:szCs w:val="24"/>
+                <w:lang w:val="tr-TR"/>
+              </w:rPr>
+            </w:pPr>
+            <w:r>
+              <w:rPr>
+                <w:rFonts w:ascii="Segoe UI Symbol" w:hAnsi="Segoe UI Symbol" w:cs="Segoe UI Symbol"/>
+                <w:noProof/>
+                <w:sz w:val="24"/>
+                <w:szCs w:val="24"/>
+                <w:lang w:val="tr-TR"/>
+              </w:rPr>
+              <w:t>✓</w:t>
+            </w:r>
+          </w:p>
+        </w:tc>
+        <w:tc>
+          <w:tcPr>
+            <w:tcW w:w="0" w:type="auto"/>
+            <w:vAlign w:val="center"/>
+            <w:hideMark/>
+          </w:tcPr>
+          <w:p>
+            <w:pPr>
+              <w:spacing w:after="0" w:line="240" w:lineRule="auto"/>
+              <w:rPr>
+                <w:noProof/>
+                <w:sz w:val="24"/>
+                <w:szCs w:val="24"/>
+                <w:lang w:val="tr-TR"/>
+              </w:rPr>
+            </w:pPr>
+            <w:r>
+              <w:rPr>
+                <w:rFonts w:ascii="Segoe UI Symbol" w:hAnsi="Segoe UI Symbol" w:cs="Segoe UI Symbol"/>
+                <w:noProof/>
+                <w:sz w:val="24"/>
+                <w:szCs w:val="24"/>
+                <w:lang w:val="tr-TR"/>
+              </w:rPr>
+              <w:t>✓</w:t>
+            </w:r>
+          </w:p>
+        </w:tc>
+        <w:tc>
+          <w:tcPr>
+            <w:tcW w:w="0" w:type="auto"/>
+            <w:vAlign w:val="center"/>
+            <w:hideMark/>
+          </w:tcPr>
+          <w:p>
+            <w:pPr>
+              <w:spacing w:after="0" w:line="240" w:lineRule="auto"/>
+              <w:rPr>
+                <w:noProof/>
+                <w:sz w:val="24"/>
+                <w:szCs w:val="24"/>
+                <w:lang w:val="tr-TR"/>
+              </w:rPr>
+            </w:pPr>
+            <w:r>
+              <w:rPr>
+                <w:rFonts w:ascii="Segoe UI Symbol" w:hAnsi="Segoe UI Symbol" w:cs="Segoe UI Symbol"/>
+                <w:noProof/>
+                <w:sz w:val="24"/>
+                <w:szCs w:val="24"/>
+                <w:lang w:val="tr-TR"/>
+              </w:rPr>
+              <w:t>✓</w:t>
+            </w:r>
+          </w:p>
+        </w:tc>
+        <w:tc>
+          <w:tcPr>
+            <w:tcW w:w="0" w:type="auto"/>
+            <w:vAlign w:val="center"/>
+            <w:hideMark/>
+          </w:tcPr>
+          <w:p>
+            <w:pPr>
+              <w:spacing w:after="0" w:line="240" w:lineRule="auto"/>
+              <w:rPr>
+                <w:noProof/>
+                <w:sz w:val="24"/>
+                <w:szCs w:val="24"/>
+                <w:lang w:val="tr-TR"/>
+              </w:rPr>
+            </w:pPr>
+            <w:r>
+              <w:rPr>
+                <w:rFonts w:ascii="Segoe UI Symbol" w:hAnsi="Segoe UI Symbol" w:cs="Segoe UI Symbol"/>
+                <w:noProof/>
+                <w:sz w:val="24"/>
+                <w:szCs w:val="24"/>
+                <w:lang w:val="tr-TR"/>
+              </w:rPr>
+              <w:t>✓</w:t>
+            </w:r>
+          </w:p>
+        </w:tc>
+        <w:tc>
+          <w:tcPr>
+            <w:tcW w:w="0" w:type="auto"/>
+            <w:vAlign w:val="center"/>
+            <w:hideMark/>
+          </w:tcPr>
+          <w:p>
+            <w:pPr>
+              <w:spacing w:after="0" w:line="240" w:lineRule="auto"/>
+              <w:rPr>
+                <w:noProof/>
+                <w:sz w:val="24"/>
+                <w:szCs w:val="24"/>
+                <w:lang w:val="tr-TR"/>
+              </w:rPr>
+            </w:pPr>
+            <w:r>
+              <w:rPr>
+                <w:rFonts w:ascii="Segoe UI Symbol" w:hAnsi="Segoe UI Symbol" w:cs="Segoe UI Symbol"/>
+                <w:noProof/>
+                <w:sz w:val="24"/>
+                <w:szCs w:val="24"/>
+                <w:lang w:val="tr-TR"/>
+              </w:rPr>
+              <w:t>✓</w:t>
+            </w:r>
+          </w:p>
+        </w:tc>
+        <w:tc>
+          <w:tcPr>
+            <w:tcW w:w="0" w:type="auto"/>
+            <w:vAlign w:val="center"/>
+            <w:hideMark/>
+          </w:tcPr>
+          <w:p>
+            <w:pPr>
+              <w:spacing w:after="0" w:line="240" w:lineRule="auto"/>
+              <w:rPr>
+                <w:noProof/>
+                <w:sz w:val="24"/>
+                <w:szCs w:val="24"/>
+                <w:lang w:val="tr-TR"/>
+              </w:rPr>
+            </w:pPr>
+            <w:r>
+              <w:rPr>
+                <w:noProof/>
+                <w:sz w:val="24"/>
+                <w:szCs w:val="24"/>
+                <w:lang w:val="tr-TR"/>
+              </w:rPr>
+              <w:t>—</w:t>
+            </w:r>
+          </w:p>
+        </w:tc>
+      </w:tr>
+      <w:tr>
+        <w:trPr>
+          <w:tblCellSpacing w:w="15" w:type="dxa"/>
+        </w:trPr>
+        <w:tc>
+          <w:tcPr>
+            <w:tcW w:w="0" w:type="auto"/>
+            <w:vAlign w:val="center"/>
+            <w:hideMark/>
+          </w:tcPr>
+          <w:p>
+            <w:pPr>
+              <w:spacing w:after="0" w:line="240" w:lineRule="auto"/>
+              <w:rPr>
+                <w:noProof/>
+                <w:sz w:val="24"/>
+                <w:szCs w:val="24"/>
+                <w:lang w:val="tr-TR"/>
+              </w:rPr>
+            </w:pPr>
+            <w:r>
+              <w:rPr>
+                <w:noProof/>
+                <w:sz w:val="24"/>
+                <w:szCs w:val="24"/>
+                <w:lang w:val="tr-TR"/>
+              </w:rPr>
+              <w:t>Kalman</w:t>
+            </w:r>
+          </w:p>
+        </w:tc>
+        <w:tc>
+          <w:tcPr>
+            <w:tcW w:w="0" w:type="auto"/>
+            <w:vAlign w:val="center"/>
+            <w:hideMark/>
+          </w:tcPr>
+          <w:p>
+            <w:pPr>
+              <w:spacing w:after="0" w:line="240" w:lineRule="auto"/>
+              <w:rPr>
+                <w:noProof/>
+                <w:sz w:val="24"/>
+                <w:szCs w:val="24"/>
+                <w:lang w:val="tr-TR"/>
+              </w:rPr>
+            </w:pPr>
+            <w:r>
+              <w:rPr>
+                <w:rFonts w:ascii="Segoe UI Symbol" w:hAnsi="Segoe UI Symbol" w:cs="Segoe UI Symbol"/>
+                <w:noProof/>
+                <w:sz w:val="24"/>
+                <w:szCs w:val="24"/>
+                <w:lang w:val="tr-TR"/>
+              </w:rPr>
+              <w:t>✓</w:t>
+            </w:r>
+          </w:p>
+        </w:tc>
+        <w:tc>
+          <w:tcPr>
+            <w:tcW w:w="0" w:type="auto"/>
+            <w:vAlign w:val="center"/>
+            <w:hideMark/>
+          </w:tcPr>
+          <w:p>
+            <w:pPr>
+              <w:spacing w:after="0" w:line="240" w:lineRule="auto"/>
+              <w:rPr>
+                <w:noProof/>
+                <w:sz w:val="24"/>
+                <w:szCs w:val="24"/>
+                <w:lang w:val="tr-TR"/>
+              </w:rPr>
+            </w:pPr>
+            <w:r>
+              <w:rPr>
+                <w:rFonts w:ascii="Segoe UI Symbol" w:hAnsi="Segoe UI Symbol" w:cs="Segoe UI Symbol"/>
+                <w:noProof/>
+                <w:sz w:val="24"/>
+                <w:szCs w:val="24"/>
+                <w:lang w:val="tr-TR"/>
+              </w:rPr>
+              <w:t>✓</w:t>
+            </w:r>
+          </w:p>
+        </w:tc>
+        <w:tc>
+          <w:tcPr>
+            <w:tcW w:w="0" w:type="auto"/>
+            <w:vAlign w:val="center"/>
+            <w:hideMark/>
+          </w:tcPr>
+          <w:p>
+            <w:pPr>
+              <w:spacing w:after="0" w:line="240" w:lineRule="auto"/>
+              <w:rPr>
+                <w:noProof/>
+                <w:sz w:val="24"/>
+                <w:szCs w:val="24"/>
+                <w:lang w:val="tr-TR"/>
+              </w:rPr>
+            </w:pPr>
+            <w:r>
+              <w:rPr>
+                <w:rFonts w:ascii="Segoe UI Symbol" w:hAnsi="Segoe UI Symbol" w:cs="Segoe UI Symbol"/>
+                <w:noProof/>
+                <w:sz w:val="24"/>
+                <w:szCs w:val="24"/>
+                <w:lang w:val="tr-TR"/>
+              </w:rPr>
+              <w:t>✓</w:t>
+            </w:r>
+          </w:p>
+        </w:tc>
+        <w:tc>
+          <w:tcPr>
+            <w:tcW w:w="0" w:type="auto"/>
+            <w:vAlign w:val="center"/>
+            <w:hideMark/>
+          </w:tcPr>
+          <w:p>
+            <w:pPr>
+              <w:spacing w:after="0" w:line="240" w:lineRule="auto"/>
+              <w:rPr>
+                <w:noProof/>
+                <w:sz w:val="24"/>
+                <w:szCs w:val="24"/>
+                <w:lang w:val="tr-TR"/>
+              </w:rPr>
+            </w:pPr>
+            <w:r>
+              <w:rPr>
+                <w:rFonts w:ascii="Segoe UI Symbol" w:hAnsi="Segoe UI Symbol" w:cs="Segoe UI Symbol"/>
+                <w:noProof/>
+                <w:sz w:val="24"/>
+                <w:szCs w:val="24"/>
+                <w:lang w:val="tr-TR"/>
+              </w:rPr>
+              <w:t>✓</w:t>
+            </w:r>
+          </w:p>
+        </w:tc>
+        <w:tc>
+          <w:tcPr>
+            <w:tcW w:w="0" w:type="auto"/>
+            <w:vAlign w:val="center"/>
+            <w:hideMark/>
+          </w:tcPr>
+          <w:p>
+            <w:pPr>
+              <w:spacing w:after="0" w:line="240" w:lineRule="auto"/>
+              <w:rPr>
+                <w:noProof/>
+                <w:sz w:val="24"/>
+                <w:szCs w:val="24"/>
+                <w:lang w:val="tr-TR"/>
+              </w:rPr>
+            </w:pPr>
+            <w:r>
+              <w:rPr>
+                <w:rFonts w:ascii="Segoe UI Symbol" w:hAnsi="Segoe UI Symbol" w:cs="Segoe UI Symbol"/>
+                <w:noProof/>
+                <w:sz w:val="24"/>
+                <w:szCs w:val="24"/>
+                <w:lang w:val="tr-TR"/>
+              </w:rPr>
+              <w:t>✓</w:t>
+            </w:r>
+          </w:p>
+        </w:tc>
+        <w:tc>
+          <w:tcPr>
+            <w:tcW w:w="0" w:type="auto"/>
+            <w:vAlign w:val="center"/>
+            <w:hideMark/>
+          </w:tcPr>
+          <w:p>
+            <w:pPr>
+              <w:spacing w:after="0" w:line="240" w:lineRule="auto"/>
+              <w:rPr>
+                <w:noProof/>
+                <w:sz w:val="24"/>
+                <w:szCs w:val="24"/>
+                <w:lang w:val="tr-TR"/>
+              </w:rPr>
+            </w:pPr>
+            <w:r>
+              <w:rPr>
+                <w:noProof/>
+                <w:sz w:val="24"/>
+                <w:szCs w:val="24"/>
+                <w:lang w:val="tr-TR"/>
+              </w:rPr>
+              <w:t>—</w:t>
+            </w:r>
+          </w:p>
+        </w:tc>
+      </w:tr>
+      <w:tr>
+        <w:trPr>
+          <w:tblCellSpacing w:w="15" w:type="dxa"/>
+        </w:trPr>
+        <w:tc>
+          <w:tcPr>
+            <w:tcW w:w="0" w:type="auto"/>
+            <w:vAlign w:val="center"/>
+            <w:hideMark/>
+          </w:tcPr>
+          <w:p>
+            <w:pPr>
+              <w:spacing w:after="0" w:line="240" w:lineRule="auto"/>
+              <w:rPr>
+                <w:noProof/>
+                <w:sz w:val="24"/>
+                <w:szCs w:val="24"/>
+                <w:lang w:val="tr-TR"/>
+              </w:rPr>
+            </w:pPr>
+            <w:r>
+              <w:rPr>
+                <w:noProof/>
+                <w:sz w:val="24"/>
+                <w:szCs w:val="24"/>
+                <w:lang w:val="tr-TR"/>
+              </w:rPr>
+              <w:t>LSTM</w:t>
+            </w:r>
+          </w:p>
+        </w:tc>
+        <w:tc>
+          <w:tcPr>
+            <w:tcW w:w="0" w:type="auto"/>
+            <w:vAlign w:val="center"/>
+            <w:hideMark/>
+          </w:tcPr>
+          <w:p>
+            <w:pPr>
+              <w:spacing w:after="0" w:line="240" w:lineRule="auto"/>
+              <w:rPr>
+                <w:noProof/>
+                <w:sz w:val="24"/>
+                <w:szCs w:val="24"/>
+                <w:lang w:val="tr-TR"/>
+              </w:rPr>
+            </w:pPr>
+            <w:r>
+              <w:rPr>
+                <w:rFonts w:ascii="Segoe UI Symbol" w:hAnsi="Segoe UI Symbol" w:cs="Segoe UI Symbol"/>
+                <w:noProof/>
+                <w:sz w:val="24"/>
+                <w:szCs w:val="24"/>
+                <w:lang w:val="tr-TR"/>
+              </w:rPr>
+              <w:t>✓</w:t>
+            </w:r>
+          </w:p>
+        </w:tc>
+        <w:tc>
+          <w:tcPr>
+            <w:tcW w:w="0" w:type="auto"/>
+            <w:vAlign w:val="center"/>
+            <w:hideMark/>
+          </w:tcPr>
+          <w:p>
+            <w:pPr>
+              <w:spacing w:after="0" w:line="240" w:lineRule="auto"/>
+              <w:rPr>
+                <w:noProof/>
+                <w:sz w:val="24"/>
+                <w:szCs w:val="24"/>
+                <w:lang w:val="tr-TR"/>
+              </w:rPr>
+            </w:pPr>
+            <w:r>
+              <w:rPr>
+                <w:rFonts w:ascii="Segoe UI Symbol" w:hAnsi="Segoe UI Symbol" w:cs="Segoe UI Symbol"/>
+                <w:noProof/>
+                <w:sz w:val="24"/>
+                <w:szCs w:val="24"/>
+                <w:lang w:val="tr-TR"/>
+              </w:rPr>
+              <w:t>✓</w:t>
+            </w:r>
+          </w:p>
+        </w:tc>
+        <w:tc>
+          <w:tcPr>
+            <w:tcW w:w="0" w:type="auto"/>
+            <w:vAlign w:val="center"/>
+            <w:hideMark/>
+          </w:tcPr>
+          <w:p>
+            <w:pPr>
+              <w:spacing w:after="0" w:line="240" w:lineRule="auto"/>
+              <w:rPr>
+                <w:noProof/>
+                <w:sz w:val="24"/>
+                <w:szCs w:val="24"/>
+                <w:lang w:val="tr-TR"/>
+              </w:rPr>
+            </w:pPr>
+            <w:r>
+              <w:rPr>
+                <w:rFonts w:ascii="Segoe UI Symbol" w:hAnsi="Segoe UI Symbol" w:cs="Segoe UI Symbol"/>
+                <w:noProof/>
+                <w:sz w:val="24"/>
+                <w:szCs w:val="24"/>
+                <w:lang w:val="tr-TR"/>
+              </w:rPr>
+              <w:t>✓</w:t>
+            </w:r>
+          </w:p>
+        </w:tc>
+        <w:tc>
+          <w:tcPr>
+            <w:tcW w:w="0" w:type="auto"/>
+            <w:vAlign w:val="center"/>
+            <w:hideMark/>
+          </w:tcPr>
+          <w:p>
+            <w:pPr>
+              <w:spacing w:after="0" w:line="240" w:lineRule="auto"/>
+              <w:rPr>
+                <w:noProof/>
+                <w:sz w:val="24"/>
+                <w:szCs w:val="24"/>
+                <w:lang w:val="tr-TR"/>
+              </w:rPr>
+            </w:pPr>
+            <w:r>
+              <w:rPr>
+                <w:rFonts w:ascii="Segoe UI Symbol" w:hAnsi="Segoe UI Symbol" w:cs="Segoe UI Symbol"/>
+                <w:noProof/>
+                <w:sz w:val="24"/>
+                <w:szCs w:val="24"/>
+                <w:lang w:val="tr-TR"/>
+              </w:rPr>
+              <w:t>✓</w:t>
+            </w:r>
+          </w:p>
+        </w:tc>
+        <w:tc>
+          <w:tcPr>
+            <w:tcW w:w="0" w:type="auto"/>
+            <w:vAlign w:val="center"/>
+            <w:hideMark/>
+          </w:tcPr>
+          <w:p>
+            <w:pPr>
+              <w:spacing w:after="0" w:line="240" w:lineRule="auto"/>
+              <w:rPr>
+                <w:noProof/>
+                <w:sz w:val="24"/>
+                <w:szCs w:val="24"/>
+                <w:lang w:val="tr-TR"/>
+              </w:rPr>
+            </w:pPr>
+            <w:r>
+              <w:rPr>
+                <w:rFonts w:ascii="Segoe UI Symbol" w:hAnsi="Segoe UI Symbol" w:cs="Segoe UI Symbol"/>
+                <w:noProof/>
+                <w:sz w:val="24"/>
+                <w:szCs w:val="24"/>
+                <w:lang w:val="tr-TR"/>
+              </w:rPr>
+              <w:t>✓</w:t>
+            </w:r>
+          </w:p>
+        </w:tc>
+        <w:tc>
+          <w:tcPr>
+            <w:tcW w:w="0" w:type="auto"/>
+            <w:vAlign w:val="center"/>
+            <w:hideMark/>
+          </w:tcPr>
+          <w:p>
+            <w:pPr>
+              <w:spacing w:after="0" w:line="240" w:lineRule="auto"/>
+              <w:rPr>
+                <w:noProof/>
+                <w:sz w:val="24"/>
+                <w:szCs w:val="24"/>
+                <w:lang w:val="tr-TR"/>
+              </w:rPr>
+            </w:pPr>
+            <w:r>
+              <w:rPr>
+                <w:noProof/>
+                <w:sz w:val="24"/>
+                <w:szCs w:val="24"/>
+                <w:lang w:val="tr-TR"/>
+              </w:rPr>
+              <w:t>—</w:t>
+            </w:r>
+          </w:p>
+        </w:tc>
+      </w:tr>
+      <w:tr>
+        <w:trPr>
+          <w:tblCellSpacing w:w="15" w:type="dxa"/>
+        </w:trPr>
+        <w:tc>
+          <w:tcPr>
+            <w:tcW w:w="0" w:type="auto"/>
+            <w:vAlign w:val="center"/>
+            <w:hideMark/>
+          </w:tcPr>
+          <w:p>
+            <w:pPr>
+              <w:spacing w:after="0" w:line="240" w:lineRule="auto"/>
+              <w:rPr>
+                <w:noProof/>
+                <w:sz w:val="24"/>
+                <w:szCs w:val="24"/>
+                <w:lang w:val="tr-TR"/>
+              </w:rPr>
+            </w:pPr>
+            <w:r>
+              <w:rPr>
+                <w:noProof/>
+                <w:sz w:val="24"/>
+                <w:szCs w:val="24"/>
+                <w:lang w:val="tr-TR"/>
+              </w:rPr>
+              <w:t>GRU</w:t>
+            </w:r>
+          </w:p>
+        </w:tc>
+        <w:tc>
+          <w:tcPr>
+            <w:tcW w:w="0" w:type="auto"/>
+            <w:vAlign w:val="center"/>
+            <w:hideMark/>
+          </w:tcPr>
+          <w:p>
+            <w:pPr>
+              <w:spacing w:after="0" w:line="240" w:lineRule="auto"/>
+              <w:rPr>
+                <w:noProof/>
+                <w:sz w:val="24"/>
+                <w:szCs w:val="24"/>
+                <w:lang w:val="tr-TR"/>
+              </w:rPr>
+            </w:pPr>
+            <w:r>
+              <w:rPr>
+                <w:rFonts w:ascii="Segoe UI Symbol" w:hAnsi="Segoe UI Symbol" w:cs="Segoe UI Symbol"/>
+                <w:noProof/>
+                <w:sz w:val="24"/>
+                <w:szCs w:val="24"/>
+                <w:lang w:val="tr-TR"/>
+              </w:rPr>
+              <w:t>✓</w:t>
+            </w:r>
+          </w:p>
+        </w:tc>
+        <w:tc>
+          <w:tcPr>
+            <w:tcW w:w="0" w:type="auto"/>
+            <w:vAlign w:val="center"/>
+            <w:hideMark/>
+          </w:tcPr>
+          <w:p>
+            <w:pPr>
+              <w:spacing w:after="0" w:line="240" w:lineRule="auto"/>
+              <w:rPr>
+                <w:noProof/>
+                <w:sz w:val="24"/>
+                <w:szCs w:val="24"/>
+                <w:lang w:val="tr-TR"/>
+              </w:rPr>
+            </w:pPr>
+            <w:r>
+              <w:rPr>
+                <w:rFonts w:ascii="Segoe UI Symbol" w:hAnsi="Segoe UI Symbol" w:cs="Segoe UI Symbol"/>
+                <w:noProof/>
+                <w:sz w:val="24"/>
+                <w:szCs w:val="24"/>
+                <w:lang w:val="tr-TR"/>
+              </w:rPr>
+              <w:t>✓</w:t>
+            </w:r>
+          </w:p>
+        </w:tc>
+        <w:tc>
+          <w:tcPr>
+            <w:tcW w:w="0" w:type="auto"/>
+            <w:vAlign w:val="center"/>
+            <w:hideMark/>
+          </w:tcPr>
+          <w:p>
+            <w:pPr>
+              <w:spacing w:after="0" w:line="240" w:lineRule="auto"/>
+              <w:rPr>
+                <w:noProof/>
+                <w:sz w:val="24"/>
+                <w:szCs w:val="24"/>
+                <w:lang w:val="tr-TR"/>
+              </w:rPr>
+            </w:pPr>
+            <w:r>
+              <w:rPr>
+                <w:rFonts w:ascii="Segoe UI Symbol" w:hAnsi="Segoe UI Symbol" w:cs="Segoe UI Symbol"/>
+                <w:noProof/>
+                <w:sz w:val="24"/>
+                <w:szCs w:val="24"/>
+                <w:lang w:val="tr-TR"/>
+              </w:rPr>
+              <w:t>✓</w:t>
+            </w:r>
+          </w:p>
+        </w:tc>
+        <w:tc>
+          <w:tcPr>
+            <w:tcW w:w="0" w:type="auto"/>
+            <w:vAlign w:val="center"/>
+            <w:hideMark/>
+          </w:tcPr>
+          <w:p>
+            <w:pPr>
+              <w:spacing w:after="0" w:line="240" w:lineRule="auto"/>
+              <w:rPr>
+                <w:noProof/>
+                <w:sz w:val="24"/>
+                <w:szCs w:val="24"/>
+                <w:lang w:val="tr-TR"/>
+              </w:rPr>
+            </w:pPr>
+            <w:r>
+              <w:rPr>
+                <w:rFonts w:ascii="Segoe UI Symbol" w:hAnsi="Segoe UI Symbol" w:cs="Segoe UI Symbol"/>
+                <w:noProof/>
+                <w:sz w:val="24"/>
+                <w:szCs w:val="24"/>
+                <w:lang w:val="tr-TR"/>
+              </w:rPr>
+              <w:t>✓</w:t>
+            </w:r>
+          </w:p>
+        </w:tc>
+        <w:tc>
+          <w:tcPr>
+            <w:tcW w:w="0" w:type="auto"/>
+            <w:vAlign w:val="center"/>
+            <w:hideMark/>
+          </w:tcPr>
+          <w:p>
+            <w:pPr>
+              <w:spacing w:after="0" w:line="240" w:lineRule="auto"/>
+              <w:rPr>
+                <w:noProof/>
+                <w:sz w:val="24"/>
+                <w:szCs w:val="24"/>
+                <w:lang w:val="tr-TR"/>
+              </w:rPr>
+            </w:pPr>
+            <w:r>
+              <w:rPr>
+                <w:rFonts w:ascii="Segoe UI Symbol" w:hAnsi="Segoe UI Symbol" w:cs="Segoe UI Symbol"/>
+                <w:noProof/>
+                <w:sz w:val="24"/>
+                <w:szCs w:val="24"/>
+                <w:lang w:val="tr-TR"/>
+              </w:rPr>
+              <w:t>✓</w:t>
+            </w:r>
+          </w:p>
+        </w:tc>
+        <w:tc>
+          <w:tcPr>
+            <w:tcW w:w="0" w:type="auto"/>
+            <w:vAlign w:val="center"/>
+            <w:hideMark/>
+          </w:tcPr>
+          <w:p>
+            <w:pPr>
+              <w:spacing w:after="0" w:line="240" w:lineRule="auto"/>
+              <w:rPr>
+                <w:noProof/>
+                <w:sz w:val="24"/>
+                <w:szCs w:val="24"/>
+                <w:lang w:val="tr-TR"/>
+              </w:rPr>
+            </w:pPr>
+            <w:r>
+              <w:rPr>
+                <w:noProof/>
+                <w:sz w:val="24"/>
+                <w:szCs w:val="24"/>
+                <w:lang w:val="tr-TR"/>
+              </w:rPr>
+              <w:t>—</w:t>
+            </w:r>
+          </w:p>
+        </w:tc>
+      </w:tr>
+      <w:tr>
+        <w:trPr>
+          <w:tblCellSpacing w:w="15" w:type="dxa"/>
+        </w:trPr>
+        <w:tc>
+          <w:tcPr>
+            <w:tcW w:w="0" w:type="auto"/>
+            <w:vAlign w:val="center"/>
+            <w:hideMark/>
+          </w:tcPr>
+          <w:p>
+            <w:pPr>
+              <w:spacing w:after="0" w:line="240" w:lineRule="auto"/>
+              <w:rPr>
+                <w:noProof/>
+                <w:sz w:val="24"/>
+                <w:szCs w:val="24"/>
+                <w:lang w:val="tr-TR"/>
+              </w:rPr>
+            </w:pPr>
+            <w:r>
+              <w:rPr>
+                <w:noProof/>
+                <w:sz w:val="24"/>
+                <w:szCs w:val="24"/>
+                <w:lang w:val="tr-TR"/>
+              </w:rPr>
+              <w:t>LinearTrendLSTM</w:t>
+            </w:r>
+          </w:p>
+        </w:tc>
+        <w:tc>
+          <w:tcPr>
+            <w:tcW w:w="0" w:type="auto"/>
+            <w:vAlign w:val="center"/>
+            <w:hideMark/>
+          </w:tcPr>
+          <w:p>
+            <w:pPr>
+              <w:spacing w:after="0" w:line="240" w:lineRule="auto"/>
+              <w:rPr>
+                <w:noProof/>
+                <w:sz w:val="24"/>
+                <w:szCs w:val="24"/>
+                <w:lang w:val="tr-TR"/>
+              </w:rPr>
+            </w:pPr>
+            <w:r>
+              <w:rPr>
+                <w:rFonts w:ascii="Segoe UI Symbol" w:hAnsi="Segoe UI Symbol" w:cs="Segoe UI Symbol"/>
+                <w:noProof/>
+                <w:sz w:val="24"/>
+                <w:szCs w:val="24"/>
+                <w:lang w:val="tr-TR"/>
+              </w:rPr>
+              <w:t>✓</w:t>
+            </w:r>
+          </w:p>
+        </w:tc>
+        <w:tc>
+          <w:tcPr>
+            <w:tcW w:w="0" w:type="auto"/>
+            <w:vAlign w:val="center"/>
+            <w:hideMark/>
+          </w:tcPr>
+          <w:p>
+            <w:pPr>
+              <w:spacing w:after="0" w:line="240" w:lineRule="auto"/>
+              <w:rPr>
+                <w:noProof/>
+                <w:sz w:val="24"/>
+                <w:szCs w:val="24"/>
+                <w:lang w:val="tr-TR"/>
+              </w:rPr>
+            </w:pPr>
+            <w:r>
+              <w:rPr>
+                <w:rFonts w:ascii="Segoe UI Symbol" w:hAnsi="Segoe UI Symbol" w:cs="Segoe UI Symbol"/>
+                <w:noProof/>
+                <w:sz w:val="24"/>
+                <w:szCs w:val="24"/>
+                <w:lang w:val="tr-TR"/>
+              </w:rPr>
+              <w:t>✓</w:t>
+            </w:r>
+          </w:p>
+        </w:tc>
+        <w:tc>
+          <w:tcPr>
+            <w:tcW w:w="0" w:type="auto"/>
+            <w:vAlign w:val="center"/>
+            <w:hideMark/>
+          </w:tcPr>
+          <w:p>
+            <w:pPr>
+              <w:spacing w:after="0" w:line="240" w:lineRule="auto"/>
+              <w:rPr>
+                <w:noProof/>
+                <w:sz w:val="24"/>
+                <w:szCs w:val="24"/>
+                <w:lang w:val="tr-TR"/>
+              </w:rPr>
+            </w:pPr>
+            <w:r>
+              <w:rPr>
+                <w:rFonts w:ascii="Segoe UI Symbol" w:hAnsi="Segoe UI Symbol" w:cs="Segoe UI Symbol"/>
+                <w:noProof/>
+                <w:sz w:val="24"/>
+                <w:szCs w:val="24"/>
+                <w:lang w:val="tr-TR"/>
+              </w:rPr>
+              <w:t>✓</w:t>
+            </w:r>
+          </w:p>
+        </w:tc>
+        <w:tc>
+          <w:tcPr>
+            <w:tcW w:w="0" w:type="auto"/>
+            <w:vAlign w:val="center"/>
+            <w:hideMark/>
+          </w:tcPr>
+          <w:p>
+            <w:pPr>
+              <w:spacing w:after="0" w:line="240" w:lineRule="auto"/>
+              <w:rPr>
+                <w:noProof/>
+                <w:sz w:val="24"/>
+                <w:szCs w:val="24"/>
+                <w:lang w:val="tr-TR"/>
+              </w:rPr>
+            </w:pPr>
+            <w:r>
+              <w:rPr>
+                <w:rFonts w:ascii="Segoe UI Symbol" w:hAnsi="Segoe UI Symbol" w:cs="Segoe UI Symbol"/>
+                <w:noProof/>
+                <w:sz w:val="24"/>
+                <w:szCs w:val="24"/>
+                <w:lang w:val="tr-TR"/>
+              </w:rPr>
+              <w:t>✓</w:t>
+            </w:r>
+          </w:p>
+        </w:tc>
+        <w:tc>
+          <w:tcPr>
+            <w:tcW w:w="0" w:type="auto"/>
+            <w:vAlign w:val="center"/>
+            <w:hideMark/>
+          </w:tcPr>
+          <w:p>
+            <w:pPr>
+              <w:spacing w:after="0" w:line="240" w:lineRule="auto"/>
+              <w:rPr>
+                <w:noProof/>
+                <w:sz w:val="24"/>
+                <w:szCs w:val="24"/>
+                <w:lang w:val="tr-TR"/>
+              </w:rPr>
+            </w:pPr>
+            <w:r>
+              <w:rPr>
+                <w:rFonts w:ascii="Segoe UI Symbol" w:hAnsi="Segoe UI Symbol" w:cs="Segoe UI Symbol"/>
+                <w:noProof/>
+                <w:sz w:val="24"/>
+                <w:szCs w:val="24"/>
+                <w:lang w:val="tr-TR"/>
+              </w:rPr>
+              <w:t>✓</w:t>
+            </w:r>
+          </w:p>
+        </w:tc>
+        <w:tc>
+          <w:tcPr>
+            <w:tcW w:w="0" w:type="auto"/>
+            <w:vAlign w:val="center"/>
+            <w:hideMark/>
+          </w:tcPr>
+          <w:p>
+            <w:pPr>
+              <w:spacing w:after="0" w:line="240" w:lineRule="auto"/>
+              <w:rPr>
+                <w:noProof/>
+                <w:sz w:val="24"/>
+                <w:szCs w:val="24"/>
+                <w:lang w:val="tr-TR"/>
+              </w:rPr>
+            </w:pPr>
+            <w:r>
+              <w:rPr>
+                <w:rFonts w:ascii="Segoe UI Symbol" w:hAnsi="Segoe UI Symbol" w:cs="Segoe UI Symbol"/>
+                <w:noProof/>
+                <w:sz w:val="24"/>
+                <w:szCs w:val="24"/>
+                <w:lang w:val="tr-TR"/>
+              </w:rPr>
+              <w:t>✓</w:t>
+            </w:r>
+          </w:p>
+        </w:tc>
+      </w:tr>
+      <w:tr>
+        <w:trPr>
+          <w:tblCellSpacing w:w="15" w:type="dxa"/>
+        </w:trPr>
+        <w:tc>
+          <w:tcPr>
+            <w:tcW w:w="0" w:type="auto"/>
+            <w:vAlign w:val="center"/>
+            <w:hideMark/>
+          </w:tcPr>
+          <w:p>
+            <w:pPr>
+              <w:spacing w:after="0" w:line="240" w:lineRule="auto"/>
+              <w:rPr>
+                <w:noProof/>
+                <w:sz w:val="24"/>
+                <w:szCs w:val="24"/>
+                <w:lang w:val="tr-TR"/>
+              </w:rPr>
+            </w:pPr>
+            <w:r>
+              <w:rPr>
+                <w:noProof/>
+                <w:sz w:val="24"/>
+                <w:szCs w:val="24"/>
+                <w:lang w:val="tr-TR"/>
+              </w:rPr>
+              <w:t>KalmanLSTM</w:t>
+            </w:r>
+          </w:p>
+        </w:tc>
+        <w:tc>
+          <w:tcPr>
+            <w:tcW w:w="0" w:type="auto"/>
+            <w:vAlign w:val="center"/>
+            <w:hideMark/>
+          </w:tcPr>
+          <w:p>
+            <w:pPr>
+              <w:spacing w:after="0" w:line="240" w:lineRule="auto"/>
+              <w:rPr>
+                <w:noProof/>
+                <w:sz w:val="24"/>
+                <w:szCs w:val="24"/>
+                <w:lang w:val="tr-TR"/>
+              </w:rPr>
+            </w:pPr>
+            <w:r>
+              <w:rPr>
+                <w:rFonts w:ascii="Segoe UI Symbol" w:hAnsi="Segoe UI Symbol" w:cs="Segoe UI Symbol"/>
+                <w:noProof/>
+                <w:sz w:val="24"/>
+                <w:szCs w:val="24"/>
+                <w:lang w:val="tr-TR"/>
+              </w:rPr>
+              <w:t>✓</w:t>
+            </w:r>
+          </w:p>
+        </w:tc>
+        <w:tc>
+          <w:tcPr>
+            <w:tcW w:w="0" w:type="auto"/>
+            <w:vAlign w:val="center"/>
+            <w:hideMark/>
+          </w:tcPr>
+          <w:p>
+            <w:pPr>
+              <w:spacing w:after="0" w:line="240" w:lineRule="auto"/>
+              <w:rPr>
+                <w:noProof/>
+                <w:sz w:val="24"/>
+                <w:szCs w:val="24"/>
+                <w:lang w:val="tr-TR"/>
+              </w:rPr>
+            </w:pPr>
+            <w:r>
+              <w:rPr>
+                <w:rFonts w:ascii="Segoe UI Symbol" w:hAnsi="Segoe UI Symbol" w:cs="Segoe UI Symbol"/>
+                <w:noProof/>
+                <w:sz w:val="24"/>
+                <w:szCs w:val="24"/>
+                <w:lang w:val="tr-TR"/>
+              </w:rPr>
+              <w:t>✓</w:t>
+            </w:r>
+          </w:p>
+        </w:tc>
+        <w:tc>
+          <w:tcPr>
+            <w:tcW w:w="0" w:type="auto"/>
+            <w:vAlign w:val="center"/>
+            <w:hideMark/>
+          </w:tcPr>
+          <w:p>
+            <w:pPr>
+              <w:spacing w:after="0" w:line="240" w:lineRule="auto"/>
+              <w:rPr>
+                <w:noProof/>
+                <w:sz w:val="24"/>
+                <w:szCs w:val="24"/>
+                <w:lang w:val="tr-TR"/>
+              </w:rPr>
+            </w:pPr>
+            <w:r>
+              <w:rPr>
+                <w:rFonts w:ascii="Segoe UI Symbol" w:hAnsi="Segoe UI Symbol" w:cs="Segoe UI Symbol"/>
+                <w:noProof/>
+                <w:sz w:val="24"/>
+                <w:szCs w:val="24"/>
+                <w:lang w:val="tr-TR"/>
+              </w:rPr>
+              <w:t>✓</w:t>
+            </w:r>
+          </w:p>
+        </w:tc>
+        <w:tc>
+          <w:tcPr>
+            <w:tcW w:w="0" w:type="auto"/>
+            <w:vAlign w:val="center"/>
+            <w:hideMark/>
+          </w:tcPr>
+          <w:p>
+            <w:pPr>
+              <w:spacing w:after="0" w:line="240" w:lineRule="auto"/>
+              <w:rPr>
+                <w:noProof/>
+                <w:sz w:val="24"/>
+                <w:szCs w:val="24"/>
+                <w:lang w:val="tr-TR"/>
+              </w:rPr>
+            </w:pPr>
+            <w:r>
+              <w:rPr>
+                <w:rFonts w:ascii="Segoe UI Symbol" w:hAnsi="Segoe UI Symbol" w:cs="Segoe UI Symbol"/>
+                <w:noProof/>
+                <w:sz w:val="24"/>
+                <w:szCs w:val="24"/>
+                <w:lang w:val="tr-TR"/>
+              </w:rPr>
+              <w:t>✓</w:t>
+            </w:r>
+          </w:p>
+        </w:tc>
+        <w:tc>
+          <w:tcPr>
+            <w:tcW w:w="0" w:type="auto"/>
+            <w:vAlign w:val="center"/>
+            <w:hideMark/>
+          </w:tcPr>
+          <w:p>
+            <w:pPr>
+              <w:spacing w:after="0" w:line="240" w:lineRule="auto"/>
+              <w:rPr>
+                <w:noProof/>
+                <w:sz w:val="24"/>
+                <w:szCs w:val="24"/>
+                <w:lang w:val="tr-TR"/>
+              </w:rPr>
+            </w:pPr>
+            <w:r>
+              <w:rPr>
+                <w:rFonts w:ascii="Segoe UI Symbol" w:hAnsi="Segoe UI Symbol" w:cs="Segoe UI Symbol"/>
+                <w:noProof/>
+                <w:sz w:val="24"/>
+                <w:szCs w:val="24"/>
+                <w:lang w:val="tr-TR"/>
+              </w:rPr>
+              <w:t>✓</w:t>
+            </w:r>
+          </w:p>
+        </w:tc>
+        <w:tc>
+          <w:tcPr>
+            <w:tcW w:w="0" w:type="auto"/>
+            <w:vAlign w:val="center"/>
+            <w:hideMark/>
+          </w:tcPr>
+          <w:p>
+            <w:pPr>
+              <w:spacing w:after="0" w:line="240" w:lineRule="auto"/>
+              <w:rPr>
+                <w:noProof/>
+                <w:sz w:val="24"/>
+                <w:szCs w:val="24"/>
+                <w:lang w:val="tr-TR"/>
+              </w:rPr>
+            </w:pPr>
+            <w:r>
+              <w:rPr>
+                <w:rFonts w:ascii="Segoe UI Symbol" w:hAnsi="Segoe UI Symbol" w:cs="Segoe UI Symbol"/>
+                <w:noProof/>
+                <w:sz w:val="24"/>
+                <w:szCs w:val="24"/>
+                <w:lang w:val="tr-TR"/>
+              </w:rPr>
+              <w:t>✓</w:t>
+            </w:r>
+          </w:p>
+        </w:tc>
+      </w:tr>
+    </w:tbl>
+    <w:p>
+      <w:pPr>
+        <w:spacing w:after="0" w:line="240" w:lineRule="auto"/>
+        <w:rPr>
+          <w:noProof/>
+          <w:sz w:val="24"/>
+          <w:szCs w:val="24"/>
+          <w:lang w:val="tr-TR"/>
+        </w:rPr>
+      </w:pPr>
+    </w:p>
+    <w:p>
+      <w:pPr>
+        <w:spacing w:after="0" w:line="240" w:lineRule="auto"/>
+        <w:rPr>
+          <w:noProof/>
+          <w:sz w:val="24"/>
+          <w:szCs w:val="24"/>
+          <w:lang w:val="tr-TR"/>
+        </w:rPr>
+      </w:pPr>
+    </w:p>
+    <w:p>
+      <w:pPr>
+        <w:spacing w:after="0" w:line="240" w:lineRule="auto"/>
+        <w:rPr>
+          <w:noProof/>
+          <w:sz w:val="24"/>
+          <w:szCs w:val="24"/>
+          <w:lang w:val="tr-TR"/>
+        </w:rPr>
+      </w:pPr>
+      <w:r>
+        <w:rPr>
+          <w:noProof/>
+          <w:sz w:val="24"/>
+          <w:szCs w:val="24"/>
+          <w:lang w:val="tr-TR"/>
+        </w:rPr>
+        <w:t>results/</w:t>
+      </w:r>
+    </w:p>
+    <w:p>
+      <w:pPr>
+        <w:spacing w:after="0" w:line="240" w:lineRule="auto"/>
+        <w:rPr>
+          <w:noProof/>
+          <w:sz w:val="24"/>
+          <w:szCs w:val="24"/>
+          <w:lang w:val="tr-TR"/>
+        </w:rPr>
+      </w:pPr>
+      <w:r>
+        <w:rPr>
+          <w:noProof/>
+          <w:sz w:val="24"/>
+          <w:szCs w:val="24"/>
+          <w:lang w:val="tr-TR"/>
+        </w:rPr>
+        <w:t>└── &lt;battery&gt;/</w:t>
+      </w:r>
+    </w:p>
+    <w:p>
+      <w:pPr>
+        <w:spacing w:after="0" w:line="240" w:lineRule="auto"/>
+        <w:rPr>
+          <w:noProof/>
+          <w:sz w:val="24"/>
+          <w:szCs w:val="24"/>
+          <w:lang w:val="tr-TR"/>
+        </w:rPr>
+      </w:pPr>
+      <w:r>
+        <w:rPr>
+          <w:noProof/>
+          <w:sz w:val="24"/>
+          <w:szCs w:val="24"/>
+          <w:lang w:val="tr-TR"/>
+        </w:rPr>
+        <w:t xml:space="preserve">    └── &lt;model&gt;/</w:t>
+      </w:r>
+    </w:p>
+    <w:p>
+      <w:pPr>
+        <w:spacing w:after="0" w:line="240" w:lineRule="auto"/>
+        <w:rPr>
+          <w:noProof/>
+          <w:sz w:val="24"/>
+          <w:szCs w:val="24"/>
+          <w:lang w:val="tr-TR"/>
+        </w:rPr>
+      </w:pPr>
+      <w:r>
+        <w:rPr>
+          <w:noProof/>
+          <w:sz w:val="24"/>
+          <w:szCs w:val="24"/>
+          <w:lang w:val="tr-TR"/>
+        </w:rPr>
+        <w:t xml:space="preserve">        └── &lt;timestamp&gt;_&lt;run&gt;/</w:t>
+      </w:r>
+    </w:p>
+    <w:p>
+      <w:pPr>
+        <w:spacing w:after="0" w:line="240" w:lineRule="auto"/>
+        <w:rPr>
+          <w:noProof/>
+          <w:sz w:val="24"/>
+          <w:szCs w:val="24"/>
+          <w:lang w:val="tr-TR"/>
+        </w:rPr>
+      </w:pPr>
+      <w:r>
+        <w:rPr>
+          <w:noProof/>
+          <w:sz w:val="24"/>
+          <w:szCs w:val="24"/>
+          <w:lang w:val="tr-TR"/>
+        </w:rPr>
+        <w:t xml:space="preserve">            </w:t>
+      </w:r>
+      <w:r>
+        <w:rPr>
+          <w:rFonts w:ascii="MS Gothic" w:eastAsia="MS Gothic" w:hAnsi="MS Gothic" w:cs="MS Gothic" w:hint="eastAsia"/>
+          <w:noProof/>
+          <w:sz w:val="24"/>
+          <w:szCs w:val="24"/>
+          <w:lang w:val="tr-TR"/>
+        </w:rPr>
+        <w:t>├</w:t>
+      </w:r>
+      <w:r>
+        <w:rPr>
+          <w:rFonts w:ascii="Calibri" w:hAnsi="Calibri" w:cs="Calibri"/>
+          <w:noProof/>
+          <w:sz w:val="24"/>
+          <w:szCs w:val="24"/>
+          <w:lang w:val="tr-TR"/>
+        </w:rPr>
+        <w:t>──</w:t>
+      </w:r>
+      <w:r>
+        <w:rPr>
+          <w:noProof/>
+          <w:sz w:val="24"/>
+          <w:szCs w:val="24"/>
+          <w:lang w:val="tr-TR"/>
+        </w:rPr>
+        <w:t xml:space="preserve"> forecast.png</w:t>
+      </w:r>
+    </w:p>
+    <w:p>
+      <w:pPr>
+        <w:spacing w:after="0" w:line="240" w:lineRule="auto"/>
+        <w:rPr>
+          <w:noProof/>
+          <w:sz w:val="24"/>
+          <w:szCs w:val="24"/>
+          <w:lang w:val="tr-TR"/>
+        </w:rPr>
+      </w:pPr>
+      <w:r>
+        <w:rPr>
+          <w:noProof/>
+          <w:sz w:val="24"/>
+          <w:szCs w:val="24"/>
+          <w:lang w:val="tr-TR"/>
+        </w:rPr>
+        <w:t xml:space="preserve">            </w:t>
+      </w:r>
+      <w:r>
+        <w:rPr>
+          <w:rFonts w:ascii="MS Gothic" w:eastAsia="MS Gothic" w:hAnsi="MS Gothic" w:cs="MS Gothic" w:hint="eastAsia"/>
+          <w:noProof/>
+          <w:sz w:val="24"/>
+          <w:szCs w:val="24"/>
+          <w:lang w:val="tr-TR"/>
+        </w:rPr>
+        <w:t>├</w:t>
+      </w:r>
+      <w:r>
+        <w:rPr>
+          <w:rFonts w:ascii="Calibri" w:hAnsi="Calibri" w:cs="Calibri"/>
+          <w:noProof/>
+          <w:sz w:val="24"/>
+          <w:szCs w:val="24"/>
+          <w:lang w:val="tr-TR"/>
+        </w:rPr>
+        <w:t>──</w:t>
+      </w:r>
+      <w:r>
+        <w:rPr>
+          <w:noProof/>
+          <w:sz w:val="24"/>
+          <w:szCs w:val="24"/>
+          <w:lang w:val="tr-TR"/>
+        </w:rPr>
+        <w:t xml:space="preserve"> forecast.json</w:t>
+      </w:r>
+    </w:p>
+    <w:p>
+      <w:pPr>
+        <w:spacing w:after="0" w:line="240" w:lineRule="auto"/>
+        <w:rPr>
+          <w:noProof/>
+          <w:sz w:val="24"/>
+          <w:szCs w:val="24"/>
+          <w:lang w:val="tr-TR"/>
+        </w:rPr>
+      </w:pPr>
+      <w:r>
+        <w:rPr>
+          <w:noProof/>
+          <w:sz w:val="24"/>
+          <w:szCs w:val="24"/>
+          <w:lang w:val="tr-TR"/>
+        </w:rPr>
+        <w:t xml:space="preserve">            </w:t>
+      </w:r>
+      <w:r>
+        <w:rPr>
+          <w:rFonts w:ascii="MS Gothic" w:eastAsia="MS Gothic" w:hAnsi="MS Gothic" w:cs="MS Gothic" w:hint="eastAsia"/>
+          <w:noProof/>
+          <w:sz w:val="24"/>
+          <w:szCs w:val="24"/>
+          <w:lang w:val="tr-TR"/>
+        </w:rPr>
+        <w:t>├</w:t>
+      </w:r>
+      <w:r>
+        <w:rPr>
+          <w:rFonts w:ascii="Calibri" w:hAnsi="Calibri" w:cs="Calibri"/>
+          <w:noProof/>
+          <w:sz w:val="24"/>
+          <w:szCs w:val="24"/>
+          <w:lang w:val="tr-TR"/>
+        </w:rPr>
+        <w:t>──</w:t>
+      </w:r>
+      <w:r>
+        <w:rPr>
+          <w:noProof/>
+          <w:sz w:val="24"/>
+          <w:szCs w:val="24"/>
+          <w:lang w:val="tr-TR"/>
+        </w:rPr>
+        <w:t xml:space="preserve"> evaluation.json</w:t>
+      </w:r>
+    </w:p>
+    <w:p>
+      <w:pPr>
+        <w:spacing w:after="0" w:line="240" w:lineRule="auto"/>
+        <w:rPr>
+          <w:noProof/>
+          <w:sz w:val="24"/>
+          <w:szCs w:val="24"/>
+          <w:lang w:val="tr-TR"/>
+        </w:rPr>
+      </w:pPr>
+      <w:r>
+        <w:rPr>
+          <w:noProof/>
+          <w:sz w:val="24"/>
+          <w:szCs w:val="24"/>
+          <w:lang w:val="tr-TR"/>
+        </w:rPr>
+        <w:t xml:space="preserve">            </w:t>
+      </w:r>
+      <w:r>
+        <w:rPr>
+          <w:rFonts w:ascii="MS Gothic" w:eastAsia="MS Gothic" w:hAnsi="MS Gothic" w:cs="MS Gothic" w:hint="eastAsia"/>
+          <w:noProof/>
+          <w:sz w:val="24"/>
+          <w:szCs w:val="24"/>
+          <w:lang w:val="tr-TR"/>
+        </w:rPr>
+        <w:t>├</w:t>
+      </w:r>
+      <w:r>
+        <w:rPr>
+          <w:rFonts w:ascii="Calibri" w:hAnsi="Calibri" w:cs="Calibri"/>
+          <w:noProof/>
+          <w:sz w:val="24"/>
+          <w:szCs w:val="24"/>
+          <w:lang w:val="tr-TR"/>
+        </w:rPr>
+        <w:t>──</w:t>
+      </w:r>
+      <w:r>
+        <w:rPr>
+          <w:noProof/>
+          <w:sz w:val="24"/>
+          <w:szCs w:val="24"/>
+          <w:lang w:val="tr-TR"/>
+        </w:rPr>
+        <w:t xml:space="preserve"> experiment.json</w:t>
+      </w:r>
+    </w:p>
+    <w:p>
+      <w:pPr>
+        <w:spacing w:after="0" w:line="240" w:lineRule="auto"/>
+        <w:rPr>
+          <w:noProof/>
+          <w:sz w:val="24"/>
+          <w:szCs w:val="24"/>
+          <w:lang w:val="tr-TR"/>
+        </w:rPr>
+      </w:pPr>
+      <w:r>
+        <w:rPr>
+          <w:noProof/>
+          <w:sz w:val="24"/>
+          <w:szCs w:val="24"/>
+          <w:lang w:val="tr-TR"/>
+        </w:rPr>
+        <w:t xml:space="preserve">            </w:t>
+      </w:r>
+      <w:r>
+        <w:rPr>
+          <w:rFonts w:ascii="MS Gothic" w:eastAsia="MS Gothic" w:hAnsi="MS Gothic" w:cs="MS Gothic" w:hint="eastAsia"/>
+          <w:noProof/>
+          <w:sz w:val="24"/>
+          <w:szCs w:val="24"/>
+          <w:lang w:val="tr-TR"/>
+        </w:rPr>
+        <w:t>├</w:t>
+      </w:r>
+      <w:r>
+        <w:rPr>
+          <w:rFonts w:ascii="Calibri" w:hAnsi="Calibri" w:cs="Calibri"/>
+          <w:noProof/>
+          <w:sz w:val="24"/>
+          <w:szCs w:val="24"/>
+          <w:lang w:val="tr-TR"/>
+        </w:rPr>
+        <w:t>──</w:t>
+      </w:r>
+      <w:r>
+        <w:rPr>
+          <w:noProof/>
+          <w:sz w:val="24"/>
+          <w:szCs w:val="24"/>
+          <w:lang w:val="tr-TR"/>
+        </w:rPr>
+        <w:t xml:space="preserve"> report.txt</w:t>
+      </w:r>
+    </w:p>
+    <w:p>
+      <w:pPr>
+        <w:spacing w:after="0" w:line="240" w:lineRule="auto"/>
+        <w:rPr>
+          <w:noProof/>
+          <w:sz w:val="24"/>
+          <w:szCs w:val="24"/>
+          <w:lang w:val="tr-TR"/>
+        </w:rPr>
+      </w:pPr>
+      <w:r>
+        <w:rPr>
+          <w:noProof/>
+          <w:sz w:val="24"/>
+          <w:szCs w:val="24"/>
+          <w:lang w:val="tr-TR"/>
+        </w:rPr>
+        <w:t xml:space="preserve">            └── experiment.log</w:t>
+      </w:r>
+    </w:p>
+    <w:p>
+      <w:pPr>
+        <w:spacing w:after="0" w:line="240" w:lineRule="auto"/>
+        <w:rPr>
+          <w:noProof/>
+          <w:sz w:val="24"/>
+          <w:szCs w:val="24"/>
+          <w:lang w:val="tr-TR"/>
+        </w:rPr>
+      </w:pPr>
+    </w:p>
+    <w:p>
+      <w:pPr>
+        <w:spacing w:after="0" w:line="240" w:lineRule="auto"/>
+        <w:rPr>
+          <w:noProof/>
+          <w:sz w:val="24"/>
+          <w:szCs w:val="24"/>
+          <w:lang w:val="tr-TR"/>
+        </w:rPr>
+      </w:pPr>
+    </w:p>
+    <w:p>
+      <w:pPr>
+        <w:spacing w:after="0" w:line="240" w:lineRule="auto"/>
+        <w:rPr>
+          <w:noProof/>
+          <w:sz w:val="24"/>
+          <w:szCs w:val="24"/>
+          <w:lang w:val="tr-TR"/>
+        </w:rPr>
+      </w:pPr>
+      <w:r>
+        <w:rPr>
+          <w:b/>
+          <w:bCs/>
+          <w:noProof/>
+          <w:sz w:val="24"/>
+          <w:szCs w:val="24"/>
+          <w:lang w:val="tr-TR"/>
+        </w:rPr>
+        <w:t>Sprint 13 — Neural &amp; Hybrid Evaluation Standardization</w:t>
+      </w:r>
+    </w:p>
+    <w:p>
+      <w:pPr>
+        <w:spacing w:after="0" w:line="240" w:lineRule="auto"/>
+        <w:rPr>
+          <w:noProof/>
+          <w:sz w:val="24"/>
+          <w:szCs w:val="24"/>
+          <w:lang w:val="tr-TR"/>
+        </w:rPr>
+      </w:pPr>
+      <w:r>
+        <w:rPr>
+          <w:noProof/>
+          <w:sz w:val="24"/>
+          <w:szCs w:val="24"/>
+          <w:lang w:val="tr-TR"/>
+        </w:rPr>
+        <w:t>Standardized LSTM, GRU, LinearTrendLSTM, and KalmanLSTM forecasting under the common leakage-safe ForecastEvaluator contract. Hardened neural window/scaling behavior, standardized hybrid component contracts, corrected historical hybrid fitted-value semantics, integrated hybrid diagnostics into reporting and persisted artifacts, introduced processed-data standardized demonstrations, and established shared artifact regression coverage for both hybrid architectures.</w:t>
+      </w:r>
+    </w:p>
+    <w:p>
+      <w:pPr>
+        <w:spacing w:after="0" w:line="240" w:lineRule="auto"/>
+        <w:rPr>
+          <w:noProof/>
+          <w:sz w:val="24"/>
+          <w:szCs w:val="24"/>
+          <w:lang w:val="tr-TR"/>
+        </w:rPr>
+      </w:pPr>
+      <w:r>
+        <w:rPr>
+          <w:b/>
+          <w:bCs/>
+          <w:noProof/>
+          <w:sz w:val="24"/>
+          <w:szCs w:val="24"/>
+          <w:lang w:val="tr-TR"/>
+        </w:rPr>
+        <w:t>Final regression status: 517 tests passed.</w:t>
+      </w:r>
     </w:p>
     <w:p>
       <w:pPr>

--- a/docs/draft/development_flow.docx
+++ b/docs/draft/development_flow.docx
@@ -36117,9 +36117,1143 @@
           <w:lang w:val="tr-TR"/>
         </w:rPr>
         <w:lastRenderedPageBreak/>
-        <w:t>Sprint 14</w:t>
-      </w:r>
-      <w:r>
+        <w:t>Sprint 14.1A:</w:t>
+      </w:r>
+    </w:p>
+    <w:p>
+      <w:pPr>
+        <w:spacing w:after="0" w:line="240" w:lineRule="auto"/>
+        <w:jc w:val="center"/>
+        <w:rPr>
+          <w:noProof/>
+          <w:sz w:val="24"/>
+          <w:szCs w:val="24"/>
+          <w:lang w:val="tr-TR"/>
+        </w:rPr>
+      </w:pPr>
+    </w:p>
+    <w:p>
+      <w:pPr>
+        <w:spacing w:after="0" w:line="240" w:lineRule="auto"/>
+        <w:jc w:val="center"/>
+        <w:rPr>
+          <w:b/>
+          <w:bCs/>
+          <w:noProof/>
+          <w:sz w:val="24"/>
+          <w:szCs w:val="24"/>
+          <w:lang w:val="tr-TR"/>
+        </w:rPr>
+      </w:pPr>
+      <w:r>
+        <w:rPr>
+          <w:b/>
+          <w:bCs/>
+          <w:noProof/>
+          <w:sz w:val="24"/>
+          <w:szCs w:val="24"/>
+          <w:lang w:val="tr-TR"/>
+        </w:rPr>
+        <w:t xml:space="preserve">                  FINAL BENCHMARK HOLDOUT</w:t>
+      </w:r>
+    </w:p>
+    <w:p>
+      <w:pPr>
+        <w:spacing w:after="0" w:line="240" w:lineRule="auto"/>
+        <w:jc w:val="center"/>
+        <w:rPr>
+          <w:noProof/>
+          <w:sz w:val="24"/>
+          <w:szCs w:val="24"/>
+          <w:lang w:val="tr-TR"/>
+        </w:rPr>
+      </w:pPr>
+      <w:r>
+        <w:rPr>
+          <w:noProof/>
+          <w:sz w:val="24"/>
+          <w:szCs w:val="24"/>
+          <w:lang w:val="tr-TR"/>
+        </w:rPr>
+        <w:t xml:space="preserve">                   </w:t>
+      </w:r>
+      <w:r>
+        <w:rPr>
+          <w:rFonts w:ascii="Arial" w:hAnsi="Arial" w:cs="Arial"/>
+          <w:noProof/>
+          <w:sz w:val="24"/>
+          <w:szCs w:val="24"/>
+          <w:lang w:val="tr-TR"/>
+        </w:rPr>
+        <w:t>▲</w:t>
+      </w:r>
+    </w:p>
+    <w:p>
+      <w:pPr>
+        <w:spacing w:after="0" w:line="240" w:lineRule="auto"/>
+        <w:jc w:val="center"/>
+        <w:rPr>
+          <w:noProof/>
+          <w:sz w:val="24"/>
+          <w:szCs w:val="24"/>
+          <w:lang w:val="tr-TR"/>
+        </w:rPr>
+      </w:pPr>
+      <w:r>
+        <w:rPr>
+          <w:noProof/>
+          <w:sz w:val="24"/>
+          <w:szCs w:val="24"/>
+          <w:lang w:val="tr-TR"/>
+        </w:rPr>
+        <w:t xml:space="preserve">                   │</w:t>
+      </w:r>
+    </w:p>
+    <w:p>
+      <w:pPr>
+        <w:spacing w:after="0" w:line="240" w:lineRule="auto"/>
+        <w:jc w:val="center"/>
+        <w:rPr>
+          <w:noProof/>
+          <w:sz w:val="24"/>
+          <w:szCs w:val="24"/>
+          <w:lang w:val="tr-TR"/>
+        </w:rPr>
+      </w:pPr>
+      <w:r>
+        <w:rPr>
+          <w:noProof/>
+          <w:sz w:val="24"/>
+          <w:szCs w:val="24"/>
+          <w:lang w:val="tr-TR"/>
+        </w:rPr>
+        <w:t xml:space="preserve">                    never used for</w:t>
+      </w:r>
+    </w:p>
+    <w:p>
+      <w:pPr>
+        <w:spacing w:after="0" w:line="240" w:lineRule="auto"/>
+        <w:jc w:val="center"/>
+        <w:rPr>
+          <w:noProof/>
+          <w:sz w:val="24"/>
+          <w:szCs w:val="24"/>
+          <w:lang w:val="tr-TR"/>
+        </w:rPr>
+      </w:pPr>
+      <w:r>
+        <w:rPr>
+          <w:noProof/>
+          <w:sz w:val="24"/>
+          <w:szCs w:val="24"/>
+          <w:lang w:val="tr-TR"/>
+        </w:rPr>
+        <w:t xml:space="preserve">                  parameter selection</w:t>
+      </w:r>
+    </w:p>
+    <w:p>
+      <w:pPr>
+        <w:spacing w:after="0" w:line="240" w:lineRule="auto"/>
+        <w:jc w:val="center"/>
+        <w:rPr>
+          <w:noProof/>
+          <w:sz w:val="24"/>
+          <w:szCs w:val="24"/>
+          <w:lang w:val="tr-TR"/>
+        </w:rPr>
+      </w:pPr>
+      <w:r>
+        <w:rPr>
+          <w:noProof/>
+          <w:sz w:val="24"/>
+          <w:szCs w:val="24"/>
+          <w:lang w:val="tr-TR"/>
+        </w:rPr>
+        <w:t xml:space="preserve">                  │</w:t>
+      </w:r>
+    </w:p>
+    <w:p>
+      <w:pPr>
+        <w:spacing w:after="0" w:line="240" w:lineRule="auto"/>
+        <w:jc w:val="center"/>
+        <w:rPr>
+          <w:noProof/>
+          <w:sz w:val="24"/>
+          <w:szCs w:val="24"/>
+          <w:lang w:val="tr-TR"/>
+        </w:rPr>
+      </w:pPr>
+      <w:r>
+        <w:rPr>
+          <w:noProof/>
+          <w:sz w:val="24"/>
+          <w:szCs w:val="24"/>
+          <w:lang w:val="tr-TR"/>
+        </w:rPr>
+        <w:t xml:space="preserve">                  ┌────────</w:t>
+      </w:r>
+      <w:r>
+        <w:rPr>
+          <w:rFonts w:ascii="MS Gothic" w:eastAsia="MS Gothic" w:hAnsi="MS Gothic" w:cs="MS Gothic" w:hint="eastAsia"/>
+          <w:noProof/>
+          <w:sz w:val="24"/>
+          <w:szCs w:val="24"/>
+          <w:lang w:val="tr-TR"/>
+        </w:rPr>
+        <w:t>┴</w:t>
+      </w:r>
+      <w:r>
+        <w:rPr>
+          <w:rFonts w:ascii="Calibri" w:hAnsi="Calibri" w:cs="Calibri"/>
+          <w:noProof/>
+          <w:sz w:val="24"/>
+          <w:szCs w:val="24"/>
+          <w:lang w:val="tr-TR"/>
+        </w:rPr>
+        <w:t>────────┐</w:t>
+      </w:r>
+    </w:p>
+    <w:p>
+      <w:pPr>
+        <w:spacing w:after="0" w:line="240" w:lineRule="auto"/>
+        <w:rPr>
+          <w:noProof/>
+          <w:sz w:val="24"/>
+          <w:szCs w:val="24"/>
+          <w:lang w:val="tr-TR"/>
+        </w:rPr>
+      </w:pPr>
+      <w:r>
+        <w:rPr>
+          <w:noProof/>
+          <w:sz w:val="24"/>
+          <w:szCs w:val="24"/>
+          <w:lang w:val="tr-TR"/>
+        </w:rPr>
+        <w:t xml:space="preserve">      </w:t>
+      </w:r>
+      <w:r>
+        <w:rPr>
+          <w:noProof/>
+          <w:sz w:val="24"/>
+          <w:szCs w:val="24"/>
+          <w:lang w:val="tr-TR"/>
+        </w:rPr>
+        <w:t xml:space="preserve">                                                                 </w:t>
+      </w:r>
+      <w:r>
+        <w:rPr>
+          <w:noProof/>
+          <w:sz w:val="24"/>
+          <w:szCs w:val="24"/>
+          <w:lang w:val="tr-TR"/>
+        </w:rPr>
+        <w:t xml:space="preserve">│ </w:t>
+      </w:r>
+      <w:r>
+        <w:rPr>
+          <w:noProof/>
+          <w:sz w:val="24"/>
+          <w:szCs w:val="24"/>
+          <w:lang w:val="tr-TR"/>
+        </w:rPr>
+        <w:t xml:space="preserve">      </w:t>
+      </w:r>
+      <w:r>
+        <w:rPr>
+          <w:noProof/>
+          <w:sz w:val="24"/>
+          <w:szCs w:val="24"/>
+          <w:lang w:val="tr-TR"/>
+        </w:rPr>
+        <w:t xml:space="preserve">historical data </w:t>
+      </w:r>
+      <w:r>
+        <w:rPr>
+          <w:noProof/>
+          <w:sz w:val="24"/>
+          <w:szCs w:val="24"/>
+          <w:lang w:val="tr-TR"/>
+        </w:rPr>
+        <w:t xml:space="preserve">      </w:t>
+      </w:r>
+      <w:r>
+        <w:rPr>
+          <w:noProof/>
+          <w:sz w:val="24"/>
+          <w:szCs w:val="24"/>
+          <w:lang w:val="tr-TR"/>
+        </w:rPr>
+        <w:t>│</w:t>
+      </w:r>
+    </w:p>
+    <w:p>
+      <w:pPr>
+        <w:spacing w:after="0" w:line="240" w:lineRule="auto"/>
+        <w:jc w:val="center"/>
+        <w:rPr>
+          <w:noProof/>
+          <w:sz w:val="24"/>
+          <w:szCs w:val="24"/>
+          <w:lang w:val="tr-TR"/>
+        </w:rPr>
+      </w:pPr>
+      <w:r>
+        <w:rPr>
+          <w:noProof/>
+          <w:sz w:val="24"/>
+          <w:szCs w:val="24"/>
+          <w:lang w:val="tr-TR"/>
+        </w:rPr>
+        <w:t xml:space="preserve">                  └────────</w:t>
+      </w:r>
+      <w:r>
+        <w:rPr>
+          <w:rFonts w:ascii="MS Gothic" w:eastAsia="MS Gothic" w:hAnsi="MS Gothic" w:cs="MS Gothic" w:hint="eastAsia"/>
+          <w:noProof/>
+          <w:sz w:val="24"/>
+          <w:szCs w:val="24"/>
+          <w:lang w:val="tr-TR"/>
+        </w:rPr>
+        <w:t>┬</w:t>
+      </w:r>
+      <w:r>
+        <w:rPr>
+          <w:rFonts w:ascii="Calibri" w:hAnsi="Calibri" w:cs="Calibri"/>
+          <w:noProof/>
+          <w:sz w:val="24"/>
+          <w:szCs w:val="24"/>
+          <w:lang w:val="tr-TR"/>
+        </w:rPr>
+        <w:t>────────┘</w:t>
+      </w:r>
+    </w:p>
+    <w:p>
+      <w:pPr>
+        <w:spacing w:after="0" w:line="240" w:lineRule="auto"/>
+        <w:jc w:val="center"/>
+        <w:rPr>
+          <w:noProof/>
+          <w:sz w:val="24"/>
+          <w:szCs w:val="24"/>
+          <w:lang w:val="tr-TR"/>
+        </w:rPr>
+      </w:pPr>
+      <w:r>
+        <w:rPr>
+          <w:noProof/>
+          <w:sz w:val="24"/>
+          <w:szCs w:val="24"/>
+          <w:lang w:val="tr-TR"/>
+        </w:rPr>
+        <w:t xml:space="preserve">                  │</w:t>
+      </w:r>
+    </w:p>
+    <w:p>
+      <w:pPr>
+        <w:spacing w:after="0" w:line="240" w:lineRule="auto"/>
+        <w:jc w:val="center"/>
+        <w:rPr>
+          <w:noProof/>
+          <w:sz w:val="24"/>
+          <w:szCs w:val="24"/>
+          <w:lang w:val="tr-TR"/>
+        </w:rPr>
+      </w:pPr>
+      <w:r>
+        <w:rPr>
+          <w:noProof/>
+          <w:sz w:val="24"/>
+          <w:szCs w:val="24"/>
+          <w:lang w:val="tr-TR"/>
+        </w:rPr>
+        <w:t xml:space="preserve">                 optimization region</w:t>
+      </w:r>
+    </w:p>
+    <w:p>
+      <w:pPr>
+        <w:spacing w:after="0" w:line="240" w:lineRule="auto"/>
+        <w:jc w:val="center"/>
+        <w:rPr>
+          <w:noProof/>
+          <w:sz w:val="24"/>
+          <w:szCs w:val="24"/>
+          <w:lang w:val="tr-TR"/>
+        </w:rPr>
+      </w:pPr>
+      <w:r>
+        <w:rPr>
+          <w:noProof/>
+          <w:sz w:val="24"/>
+          <w:szCs w:val="24"/>
+          <w:lang w:val="tr-TR"/>
+        </w:rPr>
+        <w:t xml:space="preserve">                │</w:t>
+      </w:r>
+    </w:p>
+    <w:p>
+      <w:pPr>
+        <w:spacing w:after="0" w:line="240" w:lineRule="auto"/>
+        <w:jc w:val="center"/>
+        <w:rPr>
+          <w:noProof/>
+          <w:sz w:val="24"/>
+          <w:szCs w:val="24"/>
+          <w:lang w:val="tr-TR"/>
+        </w:rPr>
+      </w:pPr>
+      <w:r>
+        <w:rPr>
+          <w:noProof/>
+          <w:sz w:val="24"/>
+          <w:szCs w:val="24"/>
+          <w:lang w:val="tr-TR"/>
+        </w:rPr>
+        <w:t xml:space="preserve">              ┌────────────</w:t>
+      </w:r>
+      <w:r>
+        <w:rPr>
+          <w:rFonts w:ascii="MS Gothic" w:eastAsia="MS Gothic" w:hAnsi="MS Gothic" w:cs="MS Gothic" w:hint="eastAsia"/>
+          <w:noProof/>
+          <w:sz w:val="24"/>
+          <w:szCs w:val="24"/>
+          <w:lang w:val="tr-TR"/>
+        </w:rPr>
+        <w:t>┴</w:t>
+      </w:r>
+      <w:r>
+        <w:rPr>
+          <w:rFonts w:ascii="Calibri" w:hAnsi="Calibri" w:cs="Calibri"/>
+          <w:noProof/>
+          <w:sz w:val="24"/>
+          <w:szCs w:val="24"/>
+          <w:lang w:val="tr-TR"/>
+        </w:rPr>
+        <w:t>────────────┐</w:t>
+      </w:r>
+    </w:p>
+    <w:p>
+      <w:pPr>
+        <w:spacing w:after="0" w:line="240" w:lineRule="auto"/>
+        <w:rPr>
+          <w:noProof/>
+          <w:sz w:val="24"/>
+          <w:szCs w:val="24"/>
+          <w:lang w:val="tr-TR"/>
+        </w:rPr>
+      </w:pPr>
+      <w:r>
+        <w:rPr>
+          <w:noProof/>
+          <w:sz w:val="24"/>
+          <w:szCs w:val="24"/>
+          <w:lang w:val="tr-TR"/>
+        </w:rPr>
+        <w:t xml:space="preserve">                                                            </w:t>
+      </w:r>
+      <w:r>
+        <w:rPr>
+          <w:noProof/>
+          <w:sz w:val="24"/>
+          <w:szCs w:val="24"/>
+          <w:lang w:val="tr-TR"/>
+        </w:rPr>
+        <w:t xml:space="preserve">│                         </w:t>
+      </w:r>
+      <w:r>
+        <w:rPr>
+          <w:noProof/>
+          <w:sz w:val="24"/>
+          <w:szCs w:val="24"/>
+          <w:lang w:val="tr-TR"/>
+        </w:rPr>
+        <w:t xml:space="preserve">                                </w:t>
+      </w:r>
+      <w:r>
+        <w:rPr>
+          <w:noProof/>
+          <w:sz w:val="24"/>
+          <w:szCs w:val="24"/>
+          <w:lang w:val="tr-TR"/>
+        </w:rPr>
+        <w:t>│</w:t>
+      </w:r>
+    </w:p>
+    <w:p>
+      <w:pPr>
+        <w:spacing w:after="0" w:line="240" w:lineRule="auto"/>
+        <w:rPr>
+          <w:noProof/>
+          <w:sz w:val="24"/>
+          <w:szCs w:val="24"/>
+          <w:lang w:val="tr-TR"/>
+        </w:rPr>
+      </w:pPr>
+      <w:r>
+        <w:rPr>
+          <w:noProof/>
+          <w:sz w:val="24"/>
+          <w:szCs w:val="24"/>
+          <w:lang w:val="tr-TR"/>
+        </w:rPr>
+        <w:t xml:space="preserve">         </w:t>
+      </w:r>
+      <w:r>
+        <w:rPr>
+          <w:noProof/>
+          <w:sz w:val="24"/>
+          <w:szCs w:val="24"/>
+          <w:lang w:val="tr-TR"/>
+        </w:rPr>
+        <w:t xml:space="preserve">                                          </w:t>
+      </w:r>
+      <w:r>
+        <w:rPr>
+          <w:noProof/>
+          <w:sz w:val="24"/>
+          <w:szCs w:val="24"/>
+          <w:lang w:val="tr-TR"/>
+        </w:rPr>
+        <w:t xml:space="preserve">candidate A               </w:t>
+      </w:r>
+      <w:r>
+        <w:rPr>
+          <w:noProof/>
+          <w:sz w:val="24"/>
+          <w:szCs w:val="24"/>
+          <w:lang w:val="tr-TR"/>
+        </w:rPr>
+        <w:t xml:space="preserve">                     </w:t>
+      </w:r>
+      <w:r>
+        <w:rPr>
+          <w:noProof/>
+          <w:sz w:val="24"/>
+          <w:szCs w:val="24"/>
+          <w:lang w:val="tr-TR"/>
+        </w:rPr>
+        <w:t>candidate B</w:t>
+      </w:r>
+    </w:p>
+    <w:p>
+      <w:pPr>
+        <w:spacing w:after="0" w:line="240" w:lineRule="auto"/>
+        <w:rPr>
+          <w:noProof/>
+          <w:sz w:val="24"/>
+          <w:szCs w:val="24"/>
+          <w:lang w:val="tr-TR"/>
+        </w:rPr>
+      </w:pPr>
+      <w:r>
+        <w:rPr>
+          <w:noProof/>
+          <w:sz w:val="24"/>
+          <w:szCs w:val="24"/>
+          <w:lang w:val="tr-TR"/>
+        </w:rPr>
+        <w:t xml:space="preserve">              </w:t>
+      </w:r>
+      <w:r>
+        <w:rPr>
+          <w:noProof/>
+          <w:sz w:val="24"/>
+          <w:szCs w:val="24"/>
+          <w:lang w:val="tr-TR"/>
+        </w:rPr>
+        <w:t xml:space="preserve">                                              </w:t>
+      </w:r>
+      <w:r>
+        <w:rPr>
+          <w:noProof/>
+          <w:sz w:val="24"/>
+          <w:szCs w:val="24"/>
+          <w:lang w:val="tr-TR"/>
+        </w:rPr>
+        <w:t xml:space="preserve">│                         </w:t>
+      </w:r>
+      <w:r>
+        <w:rPr>
+          <w:noProof/>
+          <w:sz w:val="24"/>
+          <w:szCs w:val="24"/>
+          <w:lang w:val="tr-TR"/>
+        </w:rPr>
+        <w:t xml:space="preserve">                                </w:t>
+      </w:r>
+      <w:r>
+        <w:rPr>
+          <w:noProof/>
+          <w:sz w:val="24"/>
+          <w:szCs w:val="24"/>
+          <w:lang w:val="tr-TR"/>
+        </w:rPr>
+        <w:t>│</w:t>
+      </w:r>
+    </w:p>
+    <w:p>
+      <w:pPr>
+        <w:spacing w:after="0" w:line="240" w:lineRule="auto"/>
+        <w:rPr>
+          <w:noProof/>
+          <w:sz w:val="24"/>
+          <w:szCs w:val="24"/>
+          <w:lang w:val="tr-TR"/>
+        </w:rPr>
+      </w:pPr>
+      <w:r>
+        <w:rPr>
+          <w:noProof/>
+          <w:sz w:val="24"/>
+          <w:szCs w:val="24"/>
+          <w:lang w:val="tr-TR"/>
+        </w:rPr>
+        <w:t xml:space="preserve">        </w:t>
+      </w:r>
+      <w:r>
+        <w:rPr>
+          <w:noProof/>
+          <w:sz w:val="24"/>
+          <w:szCs w:val="24"/>
+          <w:lang w:val="tr-TR"/>
+        </w:rPr>
+        <w:t xml:space="preserve">                                      </w:t>
+      </w:r>
+      <w:r>
+        <w:rPr>
+          <w:noProof/>
+          <w:sz w:val="24"/>
+          <w:szCs w:val="24"/>
+          <w:lang w:val="tr-TR"/>
+        </w:rPr>
+        <w:t xml:space="preserve">internal temporal        </w:t>
+      </w:r>
+      <w:r>
+        <w:rPr>
+          <w:noProof/>
+          <w:sz w:val="24"/>
+          <w:szCs w:val="24"/>
+          <w:lang w:val="tr-TR"/>
+        </w:rPr>
+        <w:t xml:space="preserve">                </w:t>
+      </w:r>
+      <w:r>
+        <w:rPr>
+          <w:noProof/>
+          <w:sz w:val="24"/>
+          <w:szCs w:val="24"/>
+          <w:lang w:val="tr-TR"/>
+        </w:rPr>
+        <w:t xml:space="preserve"> </w:t>
+      </w:r>
+      <w:r>
+        <w:rPr>
+          <w:noProof/>
+          <w:sz w:val="24"/>
+          <w:szCs w:val="24"/>
+          <w:lang w:val="tr-TR"/>
+        </w:rPr>
+        <w:t xml:space="preserve">   </w:t>
+      </w:r>
+      <w:r>
+        <w:rPr>
+          <w:noProof/>
+          <w:sz w:val="24"/>
+          <w:szCs w:val="24"/>
+          <w:lang w:val="tr-TR"/>
+        </w:rPr>
+        <w:t>internal temporal</w:t>
+      </w:r>
+    </w:p>
+    <w:p>
+      <w:pPr>
+        <w:spacing w:after="0" w:line="240" w:lineRule="auto"/>
+        <w:rPr>
+          <w:noProof/>
+          <w:sz w:val="24"/>
+          <w:szCs w:val="24"/>
+          <w:lang w:val="tr-TR"/>
+        </w:rPr>
+      </w:pPr>
+      <w:r>
+        <w:rPr>
+          <w:noProof/>
+          <w:sz w:val="24"/>
+          <w:szCs w:val="24"/>
+          <w:lang w:val="tr-TR"/>
+        </w:rPr>
+        <w:t xml:space="preserve">          </w:t>
+      </w:r>
+      <w:r>
+        <w:rPr>
+          <w:noProof/>
+          <w:sz w:val="24"/>
+          <w:szCs w:val="24"/>
+          <w:lang w:val="tr-TR"/>
+        </w:rPr>
+        <w:t xml:space="preserve">                                           </w:t>
+      </w:r>
+      <w:r>
+        <w:rPr>
+          <w:noProof/>
+          <w:sz w:val="24"/>
+          <w:szCs w:val="24"/>
+          <w:lang w:val="tr-TR"/>
+        </w:rPr>
+        <w:t xml:space="preserve">validation                </w:t>
+      </w:r>
+      <w:r>
+        <w:rPr>
+          <w:noProof/>
+          <w:sz w:val="24"/>
+          <w:szCs w:val="24"/>
+          <w:lang w:val="tr-TR"/>
+        </w:rPr>
+        <w:t xml:space="preserve">                       </w:t>
+      </w:r>
+      <w:r>
+        <w:rPr>
+          <w:noProof/>
+          <w:sz w:val="24"/>
+          <w:szCs w:val="24"/>
+          <w:lang w:val="tr-TR"/>
+        </w:rPr>
+        <w:t>validation</w:t>
+      </w:r>
+    </w:p>
+    <w:p>
+      <w:pPr>
+        <w:spacing w:after="0" w:line="240" w:lineRule="auto"/>
+        <w:rPr>
+          <w:noProof/>
+          <w:sz w:val="24"/>
+          <w:szCs w:val="24"/>
+          <w:lang w:val="tr-TR"/>
+        </w:rPr>
+      </w:pPr>
+      <w:r>
+        <w:rPr>
+          <w:noProof/>
+          <w:sz w:val="24"/>
+          <w:szCs w:val="24"/>
+          <w:lang w:val="tr-TR"/>
+        </w:rPr>
+        <w:t xml:space="preserve">              </w:t>
+      </w:r>
+      <w:r>
+        <w:rPr>
+          <w:noProof/>
+          <w:sz w:val="24"/>
+          <w:szCs w:val="24"/>
+          <w:lang w:val="tr-TR"/>
+        </w:rPr>
+        <w:t xml:space="preserve">                                              </w:t>
+      </w:r>
+      <w:r>
+        <w:rPr>
+          <w:noProof/>
+          <w:sz w:val="24"/>
+          <w:szCs w:val="24"/>
+          <w:lang w:val="tr-TR"/>
+        </w:rPr>
+        <w:t xml:space="preserve">│                         </w:t>
+      </w:r>
+      <w:r>
+        <w:rPr>
+          <w:noProof/>
+          <w:sz w:val="24"/>
+          <w:szCs w:val="24"/>
+          <w:lang w:val="tr-TR"/>
+        </w:rPr>
+        <w:t xml:space="preserve">                                </w:t>
+      </w:r>
+      <w:r>
+        <w:rPr>
+          <w:noProof/>
+          <w:sz w:val="24"/>
+          <w:szCs w:val="24"/>
+          <w:lang w:val="tr-TR"/>
+        </w:rPr>
+        <w:t>│</w:t>
+      </w:r>
+    </w:p>
+    <w:p>
+      <w:pPr>
+        <w:spacing w:after="0" w:line="240" w:lineRule="auto"/>
+        <w:jc w:val="center"/>
+        <w:rPr>
+          <w:noProof/>
+          <w:sz w:val="24"/>
+          <w:szCs w:val="24"/>
+          <w:lang w:val="tr-TR"/>
+        </w:rPr>
+      </w:pPr>
+      <w:r>
+        <w:rPr>
+          <w:noProof/>
+          <w:sz w:val="24"/>
+          <w:szCs w:val="24"/>
+          <w:lang w:val="tr-TR"/>
+        </w:rPr>
+        <w:t xml:space="preserve">              └────────────</w:t>
+      </w:r>
+      <w:r>
+        <w:rPr>
+          <w:rFonts w:ascii="MS Gothic" w:eastAsia="MS Gothic" w:hAnsi="MS Gothic" w:cs="MS Gothic" w:hint="eastAsia"/>
+          <w:noProof/>
+          <w:sz w:val="24"/>
+          <w:szCs w:val="24"/>
+          <w:lang w:val="tr-TR"/>
+        </w:rPr>
+        <w:t>┬</w:t>
+      </w:r>
+      <w:r>
+        <w:rPr>
+          <w:rFonts w:ascii="Calibri" w:hAnsi="Calibri" w:cs="Calibri"/>
+          <w:noProof/>
+          <w:sz w:val="24"/>
+          <w:szCs w:val="24"/>
+          <w:lang w:val="tr-TR"/>
+        </w:rPr>
+        <w:t>────────────┘</w:t>
+      </w:r>
+    </w:p>
+    <w:p>
+      <w:pPr>
+        <w:spacing w:after="0" w:line="240" w:lineRule="auto"/>
+        <w:jc w:val="center"/>
+        <w:rPr>
+          <w:noProof/>
+          <w:sz w:val="24"/>
+          <w:szCs w:val="24"/>
+          <w:lang w:val="tr-TR"/>
+        </w:rPr>
+      </w:pPr>
+      <w:r>
+        <w:rPr>
+          <w:noProof/>
+          <w:sz w:val="24"/>
+          <w:szCs w:val="24"/>
+          <w:lang w:val="tr-TR"/>
+        </w:rPr>
+        <w:t xml:space="preserve">              │</w:t>
+      </w:r>
+    </w:p>
+    <w:p>
+      <w:pPr>
+        <w:spacing w:after="0" w:line="240" w:lineRule="auto"/>
+        <w:jc w:val="center"/>
+        <w:rPr>
+          <w:noProof/>
+          <w:sz w:val="24"/>
+          <w:szCs w:val="24"/>
+          <w:lang w:val="tr-TR"/>
+        </w:rPr>
+      </w:pPr>
+      <w:r>
+        <w:rPr>
+          <w:noProof/>
+          <w:sz w:val="24"/>
+          <w:szCs w:val="24"/>
+          <w:lang w:val="tr-TR"/>
+        </w:rPr>
+        <w:t xml:space="preserve">           select best</w:t>
+      </w:r>
+    </w:p>
+    <w:p>
+      <w:pPr>
+        <w:spacing w:after="0" w:line="240" w:lineRule="auto"/>
+        <w:jc w:val="center"/>
+        <w:rPr>
+          <w:noProof/>
+          <w:sz w:val="24"/>
+          <w:szCs w:val="24"/>
+          <w:lang w:val="tr-TR"/>
+        </w:rPr>
+      </w:pPr>
+      <w:r>
+        <w:rPr>
+          <w:noProof/>
+          <w:sz w:val="24"/>
+          <w:szCs w:val="24"/>
+          <w:lang w:val="tr-TR"/>
+        </w:rPr>
+        <w:t xml:space="preserve">              │</w:t>
+      </w:r>
+    </w:p>
+    <w:p>
+      <w:pPr>
+        <w:spacing w:after="0" w:line="240" w:lineRule="auto"/>
+        <w:jc w:val="center"/>
+        <w:rPr>
+          <w:noProof/>
+          <w:sz w:val="24"/>
+          <w:szCs w:val="24"/>
+          <w:lang w:val="tr-TR"/>
+        </w:rPr>
+      </w:pPr>
+      <w:r>
+        <w:rPr>
+          <w:noProof/>
+          <w:sz w:val="24"/>
+          <w:szCs w:val="24"/>
+          <w:lang w:val="tr-TR"/>
+        </w:rPr>
+        <w:t xml:space="preserve">              </w:t>
+      </w:r>
+      <w:r>
+        <w:rPr>
+          <w:rFonts w:ascii="Arial" w:hAnsi="Arial" w:cs="Arial"/>
+          <w:noProof/>
+          <w:sz w:val="24"/>
+          <w:szCs w:val="24"/>
+          <w:lang w:val="tr-TR"/>
+        </w:rPr>
+        <w:t>▼</w:t>
+      </w:r>
+    </w:p>
+    <w:p>
+      <w:pPr>
+        <w:spacing w:after="0" w:line="240" w:lineRule="auto"/>
+        <w:jc w:val="center"/>
+        <w:rPr>
+          <w:noProof/>
+          <w:sz w:val="24"/>
+          <w:szCs w:val="24"/>
+          <w:lang w:val="tr-TR"/>
+        </w:rPr>
+      </w:pPr>
+      <w:r>
+        <w:rPr>
+          <w:noProof/>
+          <w:sz w:val="24"/>
+          <w:szCs w:val="24"/>
+          <w:lang w:val="tr-TR"/>
+        </w:rPr>
+        <w:t xml:space="preserve">        OptimizationResult</w:t>
+      </w:r>
+    </w:p>
+    <w:p>
+      <w:pPr>
+        <w:spacing w:after="0" w:line="240" w:lineRule="auto"/>
+        <w:jc w:val="center"/>
+        <w:rPr>
+          <w:noProof/>
+          <w:sz w:val="24"/>
+          <w:szCs w:val="24"/>
+          <w:lang w:val="tr-TR"/>
+        </w:rPr>
+      </w:pPr>
+      <w:r>
+        <w:rPr>
+          <w:noProof/>
+          <w:sz w:val="24"/>
+          <w:szCs w:val="24"/>
+          <w:lang w:val="tr-TR"/>
+        </w:rPr>
+        <w:t xml:space="preserve">              │</w:t>
+      </w:r>
+    </w:p>
+    <w:p>
+      <w:pPr>
+        <w:spacing w:after="0" w:line="240" w:lineRule="auto"/>
+        <w:jc w:val="center"/>
+        <w:rPr>
+          <w:noProof/>
+          <w:sz w:val="24"/>
+          <w:szCs w:val="24"/>
+          <w:lang w:val="tr-TR"/>
+        </w:rPr>
+      </w:pPr>
+      <w:r>
+        <w:rPr>
+          <w:noProof/>
+          <w:sz w:val="24"/>
+          <w:szCs w:val="24"/>
+          <w:lang w:val="tr-TR"/>
+        </w:rPr>
+        <w:t xml:space="preserve">              </w:t>
+      </w:r>
+      <w:r>
+        <w:rPr>
+          <w:rFonts w:ascii="Arial" w:hAnsi="Arial" w:cs="Arial"/>
+          <w:noProof/>
+          <w:sz w:val="24"/>
+          <w:szCs w:val="24"/>
+          <w:lang w:val="tr-TR"/>
+        </w:rPr>
+        <w:t>▼</w:t>
+      </w:r>
+    </w:p>
+    <w:p>
+      <w:pPr>
+        <w:spacing w:after="0" w:line="240" w:lineRule="auto"/>
+        <w:jc w:val="center"/>
+        <w:rPr>
+          <w:noProof/>
+          <w:sz w:val="24"/>
+          <w:szCs w:val="24"/>
+          <w:lang w:val="tr-TR"/>
+        </w:rPr>
+      </w:pPr>
+      <w:r>
+        <w:rPr>
+          <w:noProof/>
+          <w:sz w:val="24"/>
+          <w:szCs w:val="24"/>
+          <w:lang w:val="tr-TR"/>
+        </w:rPr>
+        <w:t xml:space="preserve">         selected config</w:t>
+      </w:r>
+    </w:p>
+    <w:p>
+      <w:pPr>
+        <w:spacing w:after="0" w:line="240" w:lineRule="auto"/>
+        <w:jc w:val="center"/>
+        <w:rPr>
+          <w:noProof/>
+          <w:sz w:val="24"/>
+          <w:szCs w:val="24"/>
+          <w:lang w:val="tr-TR"/>
+        </w:rPr>
+      </w:pPr>
+      <w:r>
+        <w:rPr>
+          <w:noProof/>
+          <w:sz w:val="24"/>
+          <w:szCs w:val="24"/>
+          <w:lang w:val="tr-TR"/>
+        </w:rPr>
+        <w:t xml:space="preserve">               │</w:t>
+      </w:r>
+    </w:p>
+    <w:p>
+      <w:pPr>
+        <w:spacing w:after="0" w:line="240" w:lineRule="auto"/>
+        <w:jc w:val="center"/>
+        <w:rPr>
+          <w:noProof/>
+          <w:sz w:val="24"/>
+          <w:szCs w:val="24"/>
+          <w:lang w:val="tr-TR"/>
+        </w:rPr>
+      </w:pPr>
+      <w:r>
+        <w:rPr>
+          <w:noProof/>
+          <w:sz w:val="24"/>
+          <w:szCs w:val="24"/>
+          <w:lang w:val="tr-TR"/>
+        </w:rPr>
+        <w:t xml:space="preserve">              </w:t>
+      </w:r>
+      <w:r>
+        <w:rPr>
+          <w:noProof/>
+          <w:sz w:val="24"/>
+          <w:szCs w:val="24"/>
+          <w:lang w:val="tr-TR"/>
+        </w:rPr>
+        <w:t xml:space="preserve"> </w:t>
+      </w:r>
+      <w:r>
+        <w:rPr>
+          <w:rFonts w:ascii="Arial" w:hAnsi="Arial" w:cs="Arial"/>
+          <w:noProof/>
+          <w:sz w:val="24"/>
+          <w:szCs w:val="24"/>
+          <w:lang w:val="tr-TR"/>
+        </w:rPr>
+        <w:t>▼</w:t>
+      </w:r>
+    </w:p>
+    <w:p>
+      <w:pPr>
+        <w:spacing w:after="0" w:line="240" w:lineRule="auto"/>
+        <w:jc w:val="center"/>
+        <w:rPr>
+          <w:noProof/>
+          <w:sz w:val="24"/>
+          <w:szCs w:val="24"/>
+          <w:lang w:val="tr-TR"/>
+        </w:rPr>
+      </w:pPr>
+      <w:r>
+        <w:rPr>
+          <w:noProof/>
+          <w:sz w:val="24"/>
+          <w:szCs w:val="24"/>
+          <w:lang w:val="tr-TR"/>
+        </w:rPr>
+        <w:t xml:space="preserve">              standardized final benchmark</w:t>
+      </w:r>
+    </w:p>
+    <w:p>
+      <w:pPr>
+        <w:spacing w:after="0" w:line="240" w:lineRule="auto"/>
+        <w:jc w:val="center"/>
+        <w:rPr>
+          <w:noProof/>
+          <w:sz w:val="24"/>
+          <w:szCs w:val="24"/>
+          <w:lang w:val="tr-TR"/>
+        </w:rPr>
+      </w:pPr>
+      <w:r>
+        <w:rPr>
+          <w:noProof/>
+          <w:sz w:val="24"/>
+          <w:szCs w:val="24"/>
+          <w:lang w:val="tr-TR"/>
+        </w:rPr>
+        <w:t xml:space="preserve">                  ForecastEvaluator</w:t>
+      </w:r>
+    </w:p>
+    <w:p>
+      <w:pPr>
+        <w:spacing w:after="0" w:line="240" w:lineRule="auto"/>
+        <w:jc w:val="center"/>
+        <w:rPr>
+          <w:noProof/>
+          <w:sz w:val="24"/>
+          <w:szCs w:val="24"/>
+          <w:lang w:val="tr-TR"/>
+        </w:rPr>
+      </w:pPr>
+    </w:p>
+    <w:p>
+      <w:pPr>
+        <w:rPr>
+          <w:noProof/>
+          <w:sz w:val="24"/>
+          <w:szCs w:val="24"/>
+          <w:lang w:val="tr-TR"/>
+        </w:rPr>
+      </w:pPr>
+    </w:p>
+    <w:p>
+      <w:pPr>
+        <w:rPr>
+          <w:noProof/>
+          <w:sz w:val="24"/>
+          <w:szCs w:val="24"/>
+          <w:lang w:val="tr-TR"/>
+        </w:rPr>
+      </w:pPr>
+      <w:r>
+        <w:rPr>
+          <w:noProof/>
+          <w:sz w:val="24"/>
+          <w:szCs w:val="24"/>
+          <w:lang w:val="tr-TR"/>
+        </w:rPr>
+        <w:br w:type="page"/>
+      </w:r>
+    </w:p>
+    <w:p>
+      <w:pPr>
+        <w:spacing w:after="0" w:line="240" w:lineRule="auto"/>
+        <w:jc w:val="center"/>
         <w:rPr>
           <w:b/>
           <w:bCs/>
@@ -36129,1143 +37263,8 @@
           <w:u w:val="single"/>
           <w:lang w:val="tr-TR"/>
         </w:rPr>
-        <w:t>.1A:</w:t>
-      </w:r>
-    </w:p>
-    <w:p>
-      <w:pPr>
-        <w:spacing w:after="0" w:line="240" w:lineRule="auto"/>
-        <w:jc w:val="center"/>
-        <w:rPr>
-          <w:noProof/>
-          <w:sz w:val="24"/>
-          <w:szCs w:val="24"/>
-          <w:lang w:val="tr-TR"/>
-        </w:rPr>
-      </w:pPr>
-    </w:p>
-    <w:p>
-      <w:pPr>
-        <w:spacing w:after="0" w:line="240" w:lineRule="auto"/>
-        <w:jc w:val="center"/>
-        <w:rPr>
-          <w:b/>
-          <w:bCs/>
-          <w:noProof/>
-          <w:sz w:val="24"/>
-          <w:szCs w:val="24"/>
-          <w:lang w:val="tr-TR"/>
-        </w:rPr>
-      </w:pPr>
-      <w:r>
-        <w:rPr>
-          <w:b/>
-          <w:bCs/>
-          <w:noProof/>
-          <w:sz w:val="24"/>
-          <w:szCs w:val="24"/>
-          <w:lang w:val="tr-TR"/>
-        </w:rPr>
-        <w:t xml:space="preserve">                  FINAL BENCHMARK HOLDOUT</w:t>
-      </w:r>
-    </w:p>
-    <w:p>
-      <w:pPr>
-        <w:spacing w:after="0" w:line="240" w:lineRule="auto"/>
-        <w:jc w:val="center"/>
-        <w:rPr>
-          <w:noProof/>
-          <w:sz w:val="24"/>
-          <w:szCs w:val="24"/>
-          <w:lang w:val="tr-TR"/>
-        </w:rPr>
-      </w:pPr>
-      <w:r>
-        <w:rPr>
-          <w:noProof/>
-          <w:sz w:val="24"/>
-          <w:szCs w:val="24"/>
-          <w:lang w:val="tr-TR"/>
-        </w:rPr>
-        <w:t xml:space="preserve">                   </w:t>
-      </w:r>
-      <w:r>
-        <w:rPr>
-          <w:rFonts w:ascii="Arial" w:hAnsi="Arial" w:cs="Arial"/>
-          <w:noProof/>
-          <w:sz w:val="24"/>
-          <w:szCs w:val="24"/>
-          <w:lang w:val="tr-TR"/>
-        </w:rPr>
-        <w:t>▲</w:t>
-      </w:r>
-    </w:p>
-    <w:p>
-      <w:pPr>
-        <w:spacing w:after="0" w:line="240" w:lineRule="auto"/>
-        <w:jc w:val="center"/>
-        <w:rPr>
-          <w:noProof/>
-          <w:sz w:val="24"/>
-          <w:szCs w:val="24"/>
-          <w:lang w:val="tr-TR"/>
-        </w:rPr>
-      </w:pPr>
-      <w:r>
-        <w:rPr>
-          <w:noProof/>
-          <w:sz w:val="24"/>
-          <w:szCs w:val="24"/>
-          <w:lang w:val="tr-TR"/>
-        </w:rPr>
-        <w:t xml:space="preserve">                   │</w:t>
-      </w:r>
-    </w:p>
-    <w:p>
-      <w:pPr>
-        <w:spacing w:after="0" w:line="240" w:lineRule="auto"/>
-        <w:jc w:val="center"/>
-        <w:rPr>
-          <w:noProof/>
-          <w:sz w:val="24"/>
-          <w:szCs w:val="24"/>
-          <w:lang w:val="tr-TR"/>
-        </w:rPr>
-      </w:pPr>
-      <w:r>
-        <w:rPr>
-          <w:noProof/>
-          <w:sz w:val="24"/>
-          <w:szCs w:val="24"/>
-          <w:lang w:val="tr-TR"/>
-        </w:rPr>
-        <w:t xml:space="preserve">                    never used for</w:t>
-      </w:r>
-    </w:p>
-    <w:p>
-      <w:pPr>
-        <w:spacing w:after="0" w:line="240" w:lineRule="auto"/>
-        <w:jc w:val="center"/>
-        <w:rPr>
-          <w:noProof/>
-          <w:sz w:val="24"/>
-          <w:szCs w:val="24"/>
-          <w:lang w:val="tr-TR"/>
-        </w:rPr>
-      </w:pPr>
-      <w:r>
-        <w:rPr>
-          <w:noProof/>
-          <w:sz w:val="24"/>
-          <w:szCs w:val="24"/>
-          <w:lang w:val="tr-TR"/>
-        </w:rPr>
-        <w:t xml:space="preserve">                  parameter selection</w:t>
-      </w:r>
-    </w:p>
-    <w:p>
-      <w:pPr>
-        <w:spacing w:after="0" w:line="240" w:lineRule="auto"/>
-        <w:jc w:val="center"/>
-        <w:rPr>
-          <w:noProof/>
-          <w:sz w:val="24"/>
-          <w:szCs w:val="24"/>
-          <w:lang w:val="tr-TR"/>
-        </w:rPr>
-      </w:pPr>
-      <w:r>
-        <w:rPr>
-          <w:noProof/>
-          <w:sz w:val="24"/>
-          <w:szCs w:val="24"/>
-          <w:lang w:val="tr-TR"/>
-        </w:rPr>
-        <w:t xml:space="preserve">                  │</w:t>
-      </w:r>
-    </w:p>
-    <w:p>
-      <w:pPr>
-        <w:spacing w:after="0" w:line="240" w:lineRule="auto"/>
-        <w:jc w:val="center"/>
-        <w:rPr>
-          <w:noProof/>
-          <w:sz w:val="24"/>
-          <w:szCs w:val="24"/>
-          <w:lang w:val="tr-TR"/>
-        </w:rPr>
-      </w:pPr>
-      <w:r>
-        <w:rPr>
-          <w:noProof/>
-          <w:sz w:val="24"/>
-          <w:szCs w:val="24"/>
-          <w:lang w:val="tr-TR"/>
-        </w:rPr>
-        <w:t xml:space="preserve">                  ┌────────</w:t>
-      </w:r>
-      <w:r>
-        <w:rPr>
-          <w:rFonts w:ascii="MS Gothic" w:eastAsia="MS Gothic" w:hAnsi="MS Gothic" w:cs="MS Gothic" w:hint="eastAsia"/>
-          <w:noProof/>
-          <w:sz w:val="24"/>
-          <w:szCs w:val="24"/>
-          <w:lang w:val="tr-TR"/>
-        </w:rPr>
-        <w:t>┴</w:t>
-      </w:r>
-      <w:r>
-        <w:rPr>
-          <w:rFonts w:ascii="Calibri" w:hAnsi="Calibri" w:cs="Calibri"/>
-          <w:noProof/>
-          <w:sz w:val="24"/>
-          <w:szCs w:val="24"/>
-          <w:lang w:val="tr-TR"/>
-        </w:rPr>
-        <w:t>────────┐</w:t>
-      </w:r>
-    </w:p>
-    <w:p>
-      <w:pPr>
-        <w:spacing w:after="0" w:line="240" w:lineRule="auto"/>
-        <w:rPr>
-          <w:noProof/>
-          <w:sz w:val="24"/>
-          <w:szCs w:val="24"/>
-          <w:lang w:val="tr-TR"/>
-        </w:rPr>
-      </w:pPr>
-      <w:r>
-        <w:rPr>
-          <w:noProof/>
-          <w:sz w:val="24"/>
-          <w:szCs w:val="24"/>
-          <w:lang w:val="tr-TR"/>
-        </w:rPr>
-        <w:t xml:space="preserve">      </w:t>
-      </w:r>
-      <w:r>
-        <w:rPr>
-          <w:noProof/>
-          <w:sz w:val="24"/>
-          <w:szCs w:val="24"/>
-          <w:lang w:val="tr-TR"/>
-        </w:rPr>
-        <w:t xml:space="preserve">                                                                 </w:t>
-      </w:r>
-      <w:r>
-        <w:rPr>
-          <w:noProof/>
-          <w:sz w:val="24"/>
-          <w:szCs w:val="24"/>
-          <w:lang w:val="tr-TR"/>
-        </w:rPr>
-        <w:t xml:space="preserve">│ </w:t>
-      </w:r>
-      <w:r>
-        <w:rPr>
-          <w:noProof/>
-          <w:sz w:val="24"/>
-          <w:szCs w:val="24"/>
-          <w:lang w:val="tr-TR"/>
-        </w:rPr>
-        <w:t xml:space="preserve">      </w:t>
-      </w:r>
-      <w:r>
-        <w:rPr>
-          <w:noProof/>
-          <w:sz w:val="24"/>
-          <w:szCs w:val="24"/>
-          <w:lang w:val="tr-TR"/>
-        </w:rPr>
-        <w:t xml:space="preserve">historical data </w:t>
-      </w:r>
-      <w:r>
-        <w:rPr>
-          <w:noProof/>
-          <w:sz w:val="24"/>
-          <w:szCs w:val="24"/>
-          <w:lang w:val="tr-TR"/>
-        </w:rPr>
-        <w:t xml:space="preserve">      </w:t>
-      </w:r>
-      <w:r>
-        <w:rPr>
-          <w:noProof/>
-          <w:sz w:val="24"/>
-          <w:szCs w:val="24"/>
-          <w:lang w:val="tr-TR"/>
-        </w:rPr>
-        <w:t>│</w:t>
-      </w:r>
-    </w:p>
-    <w:p>
-      <w:pPr>
-        <w:spacing w:after="0" w:line="240" w:lineRule="auto"/>
-        <w:jc w:val="center"/>
-        <w:rPr>
-          <w:noProof/>
-          <w:sz w:val="24"/>
-          <w:szCs w:val="24"/>
-          <w:lang w:val="tr-TR"/>
-        </w:rPr>
-      </w:pPr>
-      <w:r>
-        <w:rPr>
-          <w:noProof/>
-          <w:sz w:val="24"/>
-          <w:szCs w:val="24"/>
-          <w:lang w:val="tr-TR"/>
-        </w:rPr>
-        <w:t xml:space="preserve">                  └────────</w:t>
-      </w:r>
-      <w:r>
-        <w:rPr>
-          <w:rFonts w:ascii="MS Gothic" w:eastAsia="MS Gothic" w:hAnsi="MS Gothic" w:cs="MS Gothic" w:hint="eastAsia"/>
-          <w:noProof/>
-          <w:sz w:val="24"/>
-          <w:szCs w:val="24"/>
-          <w:lang w:val="tr-TR"/>
-        </w:rPr>
-        <w:t>┬</w:t>
-      </w:r>
-      <w:r>
-        <w:rPr>
-          <w:rFonts w:ascii="Calibri" w:hAnsi="Calibri" w:cs="Calibri"/>
-          <w:noProof/>
-          <w:sz w:val="24"/>
-          <w:szCs w:val="24"/>
-          <w:lang w:val="tr-TR"/>
-        </w:rPr>
-        <w:t>────────┘</w:t>
-      </w:r>
-    </w:p>
-    <w:p>
-      <w:pPr>
-        <w:spacing w:after="0" w:line="240" w:lineRule="auto"/>
-        <w:jc w:val="center"/>
-        <w:rPr>
-          <w:noProof/>
-          <w:sz w:val="24"/>
-          <w:szCs w:val="24"/>
-          <w:lang w:val="tr-TR"/>
-        </w:rPr>
-      </w:pPr>
-      <w:r>
-        <w:rPr>
-          <w:noProof/>
-          <w:sz w:val="24"/>
-          <w:szCs w:val="24"/>
-          <w:lang w:val="tr-TR"/>
-        </w:rPr>
-        <w:t xml:space="preserve">                  │</w:t>
-      </w:r>
-    </w:p>
-    <w:p>
-      <w:pPr>
-        <w:spacing w:after="0" w:line="240" w:lineRule="auto"/>
-        <w:jc w:val="center"/>
-        <w:rPr>
-          <w:noProof/>
-          <w:sz w:val="24"/>
-          <w:szCs w:val="24"/>
-          <w:lang w:val="tr-TR"/>
-        </w:rPr>
-      </w:pPr>
-      <w:r>
-        <w:rPr>
-          <w:noProof/>
-          <w:sz w:val="24"/>
-          <w:szCs w:val="24"/>
-          <w:lang w:val="tr-TR"/>
-        </w:rPr>
-        <w:t xml:space="preserve">                 optimization region</w:t>
-      </w:r>
-    </w:p>
-    <w:p>
-      <w:pPr>
-        <w:spacing w:after="0" w:line="240" w:lineRule="auto"/>
-        <w:jc w:val="center"/>
-        <w:rPr>
-          <w:noProof/>
-          <w:sz w:val="24"/>
-          <w:szCs w:val="24"/>
-          <w:lang w:val="tr-TR"/>
-        </w:rPr>
-      </w:pPr>
-      <w:r>
-        <w:rPr>
-          <w:noProof/>
-          <w:sz w:val="24"/>
-          <w:szCs w:val="24"/>
-          <w:lang w:val="tr-TR"/>
-        </w:rPr>
-        <w:t xml:space="preserve">                │</w:t>
-      </w:r>
-    </w:p>
-    <w:p>
-      <w:pPr>
-        <w:spacing w:after="0" w:line="240" w:lineRule="auto"/>
-        <w:jc w:val="center"/>
-        <w:rPr>
-          <w:noProof/>
-          <w:sz w:val="24"/>
-          <w:szCs w:val="24"/>
-          <w:lang w:val="tr-TR"/>
-        </w:rPr>
-      </w:pPr>
-      <w:r>
-        <w:rPr>
-          <w:noProof/>
-          <w:sz w:val="24"/>
-          <w:szCs w:val="24"/>
-          <w:lang w:val="tr-TR"/>
-        </w:rPr>
-        <w:t xml:space="preserve">              ┌────────────</w:t>
-      </w:r>
-      <w:r>
-        <w:rPr>
-          <w:rFonts w:ascii="MS Gothic" w:eastAsia="MS Gothic" w:hAnsi="MS Gothic" w:cs="MS Gothic" w:hint="eastAsia"/>
-          <w:noProof/>
-          <w:sz w:val="24"/>
-          <w:szCs w:val="24"/>
-          <w:lang w:val="tr-TR"/>
-        </w:rPr>
-        <w:t>┴</w:t>
-      </w:r>
-      <w:r>
-        <w:rPr>
-          <w:rFonts w:ascii="Calibri" w:hAnsi="Calibri" w:cs="Calibri"/>
-          <w:noProof/>
-          <w:sz w:val="24"/>
-          <w:szCs w:val="24"/>
-          <w:lang w:val="tr-TR"/>
-        </w:rPr>
-        <w:t>────────────┐</w:t>
-      </w:r>
-    </w:p>
-    <w:p>
-      <w:pPr>
-        <w:spacing w:after="0" w:line="240" w:lineRule="auto"/>
-        <w:rPr>
-          <w:noProof/>
-          <w:sz w:val="24"/>
-          <w:szCs w:val="24"/>
-          <w:lang w:val="tr-TR"/>
-        </w:rPr>
-      </w:pPr>
-      <w:r>
-        <w:rPr>
-          <w:noProof/>
-          <w:sz w:val="24"/>
-          <w:szCs w:val="24"/>
-          <w:lang w:val="tr-TR"/>
-        </w:rPr>
-        <w:t xml:space="preserve">                                                            </w:t>
-      </w:r>
-      <w:r>
-        <w:rPr>
-          <w:noProof/>
-          <w:sz w:val="24"/>
-          <w:szCs w:val="24"/>
-          <w:lang w:val="tr-TR"/>
-        </w:rPr>
-        <w:t xml:space="preserve">│                         </w:t>
-      </w:r>
-      <w:r>
-        <w:rPr>
-          <w:noProof/>
-          <w:sz w:val="24"/>
-          <w:szCs w:val="24"/>
-          <w:lang w:val="tr-TR"/>
-        </w:rPr>
-        <w:t xml:space="preserve">                                </w:t>
-      </w:r>
-      <w:r>
-        <w:rPr>
-          <w:noProof/>
-          <w:sz w:val="24"/>
-          <w:szCs w:val="24"/>
-          <w:lang w:val="tr-TR"/>
-        </w:rPr>
-        <w:t>│</w:t>
-      </w:r>
-    </w:p>
-    <w:p>
-      <w:pPr>
-        <w:spacing w:after="0" w:line="240" w:lineRule="auto"/>
-        <w:rPr>
-          <w:noProof/>
-          <w:sz w:val="24"/>
-          <w:szCs w:val="24"/>
-          <w:lang w:val="tr-TR"/>
-        </w:rPr>
-      </w:pPr>
-      <w:r>
-        <w:rPr>
-          <w:noProof/>
-          <w:sz w:val="24"/>
-          <w:szCs w:val="24"/>
-          <w:lang w:val="tr-TR"/>
-        </w:rPr>
-        <w:t xml:space="preserve">         </w:t>
-      </w:r>
-      <w:r>
-        <w:rPr>
-          <w:noProof/>
-          <w:sz w:val="24"/>
-          <w:szCs w:val="24"/>
-          <w:lang w:val="tr-TR"/>
-        </w:rPr>
-        <w:t xml:space="preserve">                                          </w:t>
-      </w:r>
-      <w:r>
-        <w:rPr>
-          <w:noProof/>
-          <w:sz w:val="24"/>
-          <w:szCs w:val="24"/>
-          <w:lang w:val="tr-TR"/>
-        </w:rPr>
-        <w:t xml:space="preserve">candidate A               </w:t>
-      </w:r>
-      <w:r>
-        <w:rPr>
-          <w:noProof/>
-          <w:sz w:val="24"/>
-          <w:szCs w:val="24"/>
-          <w:lang w:val="tr-TR"/>
-        </w:rPr>
-        <w:t xml:space="preserve">                     </w:t>
-      </w:r>
-      <w:r>
-        <w:rPr>
-          <w:noProof/>
-          <w:sz w:val="24"/>
-          <w:szCs w:val="24"/>
-          <w:lang w:val="tr-TR"/>
-        </w:rPr>
-        <w:t>candidate B</w:t>
-      </w:r>
-    </w:p>
-    <w:p>
-      <w:pPr>
-        <w:spacing w:after="0" w:line="240" w:lineRule="auto"/>
-        <w:rPr>
-          <w:noProof/>
-          <w:sz w:val="24"/>
-          <w:szCs w:val="24"/>
-          <w:lang w:val="tr-TR"/>
-        </w:rPr>
-      </w:pPr>
-      <w:r>
-        <w:rPr>
-          <w:noProof/>
-          <w:sz w:val="24"/>
-          <w:szCs w:val="24"/>
-          <w:lang w:val="tr-TR"/>
-        </w:rPr>
-        <w:t xml:space="preserve">              </w:t>
-      </w:r>
-      <w:r>
-        <w:rPr>
-          <w:noProof/>
-          <w:sz w:val="24"/>
-          <w:szCs w:val="24"/>
-          <w:lang w:val="tr-TR"/>
-        </w:rPr>
-        <w:t xml:space="preserve">                                              </w:t>
-      </w:r>
-      <w:r>
-        <w:rPr>
-          <w:noProof/>
-          <w:sz w:val="24"/>
-          <w:szCs w:val="24"/>
-          <w:lang w:val="tr-TR"/>
-        </w:rPr>
-        <w:t xml:space="preserve">│                         </w:t>
-      </w:r>
-      <w:r>
-        <w:rPr>
-          <w:noProof/>
-          <w:sz w:val="24"/>
-          <w:szCs w:val="24"/>
-          <w:lang w:val="tr-TR"/>
-        </w:rPr>
-        <w:t xml:space="preserve">                                </w:t>
-      </w:r>
-      <w:r>
-        <w:rPr>
-          <w:noProof/>
-          <w:sz w:val="24"/>
-          <w:szCs w:val="24"/>
-          <w:lang w:val="tr-TR"/>
-        </w:rPr>
-        <w:t>│</w:t>
-      </w:r>
-    </w:p>
-    <w:p>
-      <w:pPr>
-        <w:spacing w:after="0" w:line="240" w:lineRule="auto"/>
-        <w:rPr>
-          <w:noProof/>
-          <w:sz w:val="24"/>
-          <w:szCs w:val="24"/>
-          <w:lang w:val="tr-TR"/>
-        </w:rPr>
-      </w:pPr>
-      <w:r>
-        <w:rPr>
-          <w:noProof/>
-          <w:sz w:val="24"/>
-          <w:szCs w:val="24"/>
-          <w:lang w:val="tr-TR"/>
-        </w:rPr>
-        <w:t xml:space="preserve">        </w:t>
-      </w:r>
-      <w:r>
-        <w:rPr>
-          <w:noProof/>
-          <w:sz w:val="24"/>
-          <w:szCs w:val="24"/>
-          <w:lang w:val="tr-TR"/>
-        </w:rPr>
-        <w:t xml:space="preserve">                                      </w:t>
-      </w:r>
-      <w:r>
-        <w:rPr>
-          <w:noProof/>
-          <w:sz w:val="24"/>
-          <w:szCs w:val="24"/>
-          <w:lang w:val="tr-TR"/>
-        </w:rPr>
-        <w:t xml:space="preserve">internal temporal        </w:t>
-      </w:r>
-      <w:r>
-        <w:rPr>
-          <w:noProof/>
-          <w:sz w:val="24"/>
-          <w:szCs w:val="24"/>
-          <w:lang w:val="tr-TR"/>
-        </w:rPr>
-        <w:t xml:space="preserve">                </w:t>
-      </w:r>
-      <w:r>
-        <w:rPr>
-          <w:noProof/>
-          <w:sz w:val="24"/>
-          <w:szCs w:val="24"/>
-          <w:lang w:val="tr-TR"/>
-        </w:rPr>
-        <w:t xml:space="preserve"> </w:t>
-      </w:r>
-      <w:r>
-        <w:rPr>
-          <w:noProof/>
-          <w:sz w:val="24"/>
-          <w:szCs w:val="24"/>
-          <w:lang w:val="tr-TR"/>
-        </w:rPr>
-        <w:t xml:space="preserve">   </w:t>
-      </w:r>
-      <w:r>
-        <w:rPr>
-          <w:noProof/>
-          <w:sz w:val="24"/>
-          <w:szCs w:val="24"/>
-          <w:lang w:val="tr-TR"/>
-        </w:rPr>
-        <w:t>internal temporal</w:t>
-      </w:r>
-    </w:p>
-    <w:p>
-      <w:pPr>
-        <w:spacing w:after="0" w:line="240" w:lineRule="auto"/>
-        <w:rPr>
-          <w:noProof/>
-          <w:sz w:val="24"/>
-          <w:szCs w:val="24"/>
-          <w:lang w:val="tr-TR"/>
-        </w:rPr>
-      </w:pPr>
-      <w:r>
-        <w:rPr>
-          <w:noProof/>
-          <w:sz w:val="24"/>
-          <w:szCs w:val="24"/>
-          <w:lang w:val="tr-TR"/>
-        </w:rPr>
-        <w:t xml:space="preserve">          </w:t>
-      </w:r>
-      <w:r>
-        <w:rPr>
-          <w:noProof/>
-          <w:sz w:val="24"/>
-          <w:szCs w:val="24"/>
-          <w:lang w:val="tr-TR"/>
-        </w:rPr>
-        <w:t xml:space="preserve">                                           </w:t>
-      </w:r>
-      <w:r>
-        <w:rPr>
-          <w:noProof/>
-          <w:sz w:val="24"/>
-          <w:szCs w:val="24"/>
-          <w:lang w:val="tr-TR"/>
-        </w:rPr>
-        <w:t xml:space="preserve">validation                </w:t>
-      </w:r>
-      <w:r>
-        <w:rPr>
-          <w:noProof/>
-          <w:sz w:val="24"/>
-          <w:szCs w:val="24"/>
-          <w:lang w:val="tr-TR"/>
-        </w:rPr>
-        <w:t xml:space="preserve">                       </w:t>
-      </w:r>
-      <w:r>
-        <w:rPr>
-          <w:noProof/>
-          <w:sz w:val="24"/>
-          <w:szCs w:val="24"/>
-          <w:lang w:val="tr-TR"/>
-        </w:rPr>
-        <w:t>validation</w:t>
-      </w:r>
-    </w:p>
-    <w:p>
-      <w:pPr>
-        <w:spacing w:after="0" w:line="240" w:lineRule="auto"/>
-        <w:rPr>
-          <w:noProof/>
-          <w:sz w:val="24"/>
-          <w:szCs w:val="24"/>
-          <w:lang w:val="tr-TR"/>
-        </w:rPr>
-      </w:pPr>
-      <w:r>
-        <w:rPr>
-          <w:noProof/>
-          <w:sz w:val="24"/>
-          <w:szCs w:val="24"/>
-          <w:lang w:val="tr-TR"/>
-        </w:rPr>
-        <w:t xml:space="preserve">              </w:t>
-      </w:r>
-      <w:r>
-        <w:rPr>
-          <w:noProof/>
-          <w:sz w:val="24"/>
-          <w:szCs w:val="24"/>
-          <w:lang w:val="tr-TR"/>
-        </w:rPr>
-        <w:t xml:space="preserve">                                              </w:t>
-      </w:r>
-      <w:r>
-        <w:rPr>
-          <w:noProof/>
-          <w:sz w:val="24"/>
-          <w:szCs w:val="24"/>
-          <w:lang w:val="tr-TR"/>
-        </w:rPr>
-        <w:t xml:space="preserve">│                         </w:t>
-      </w:r>
-      <w:r>
-        <w:rPr>
-          <w:noProof/>
-          <w:sz w:val="24"/>
-          <w:szCs w:val="24"/>
-          <w:lang w:val="tr-TR"/>
-        </w:rPr>
-        <w:t xml:space="preserve">                                </w:t>
-      </w:r>
-      <w:r>
-        <w:rPr>
-          <w:noProof/>
-          <w:sz w:val="24"/>
-          <w:szCs w:val="24"/>
-          <w:lang w:val="tr-TR"/>
-        </w:rPr>
-        <w:t>│</w:t>
-      </w:r>
-    </w:p>
-    <w:p>
-      <w:pPr>
-        <w:spacing w:after="0" w:line="240" w:lineRule="auto"/>
-        <w:jc w:val="center"/>
-        <w:rPr>
-          <w:noProof/>
-          <w:sz w:val="24"/>
-          <w:szCs w:val="24"/>
-          <w:lang w:val="tr-TR"/>
-        </w:rPr>
-      </w:pPr>
-      <w:r>
-        <w:rPr>
-          <w:noProof/>
-          <w:sz w:val="24"/>
-          <w:szCs w:val="24"/>
-          <w:lang w:val="tr-TR"/>
-        </w:rPr>
-        <w:t xml:space="preserve">              └────────────</w:t>
-      </w:r>
-      <w:r>
-        <w:rPr>
-          <w:rFonts w:ascii="MS Gothic" w:eastAsia="MS Gothic" w:hAnsi="MS Gothic" w:cs="MS Gothic" w:hint="eastAsia"/>
-          <w:noProof/>
-          <w:sz w:val="24"/>
-          <w:szCs w:val="24"/>
-          <w:lang w:val="tr-TR"/>
-        </w:rPr>
-        <w:t>┬</w:t>
-      </w:r>
-      <w:r>
-        <w:rPr>
-          <w:rFonts w:ascii="Calibri" w:hAnsi="Calibri" w:cs="Calibri"/>
-          <w:noProof/>
-          <w:sz w:val="24"/>
-          <w:szCs w:val="24"/>
-          <w:lang w:val="tr-TR"/>
-        </w:rPr>
-        <w:t>────────────┘</w:t>
-      </w:r>
-    </w:p>
-    <w:p>
-      <w:pPr>
-        <w:spacing w:after="0" w:line="240" w:lineRule="auto"/>
-        <w:jc w:val="center"/>
-        <w:rPr>
-          <w:noProof/>
-          <w:sz w:val="24"/>
-          <w:szCs w:val="24"/>
-          <w:lang w:val="tr-TR"/>
-        </w:rPr>
-      </w:pPr>
-      <w:r>
-        <w:rPr>
-          <w:noProof/>
-          <w:sz w:val="24"/>
-          <w:szCs w:val="24"/>
-          <w:lang w:val="tr-TR"/>
-        </w:rPr>
-        <w:t xml:space="preserve">              │</w:t>
-      </w:r>
-    </w:p>
-    <w:p>
-      <w:pPr>
-        <w:spacing w:after="0" w:line="240" w:lineRule="auto"/>
-        <w:jc w:val="center"/>
-        <w:rPr>
-          <w:noProof/>
-          <w:sz w:val="24"/>
-          <w:szCs w:val="24"/>
-          <w:lang w:val="tr-TR"/>
-        </w:rPr>
-      </w:pPr>
-      <w:r>
-        <w:rPr>
-          <w:noProof/>
-          <w:sz w:val="24"/>
-          <w:szCs w:val="24"/>
-          <w:lang w:val="tr-TR"/>
-        </w:rPr>
-        <w:t xml:space="preserve">           select best</w:t>
-      </w:r>
-    </w:p>
-    <w:p>
-      <w:pPr>
-        <w:spacing w:after="0" w:line="240" w:lineRule="auto"/>
-        <w:jc w:val="center"/>
-        <w:rPr>
-          <w:noProof/>
-          <w:sz w:val="24"/>
-          <w:szCs w:val="24"/>
-          <w:lang w:val="tr-TR"/>
-        </w:rPr>
-      </w:pPr>
-      <w:r>
-        <w:rPr>
-          <w:noProof/>
-          <w:sz w:val="24"/>
-          <w:szCs w:val="24"/>
-          <w:lang w:val="tr-TR"/>
-        </w:rPr>
-        <w:t xml:space="preserve">              │</w:t>
-      </w:r>
-    </w:p>
-    <w:p>
-      <w:pPr>
-        <w:spacing w:after="0" w:line="240" w:lineRule="auto"/>
-        <w:jc w:val="center"/>
-        <w:rPr>
-          <w:noProof/>
-          <w:sz w:val="24"/>
-          <w:szCs w:val="24"/>
-          <w:lang w:val="tr-TR"/>
-        </w:rPr>
-      </w:pPr>
-      <w:r>
-        <w:rPr>
-          <w:noProof/>
-          <w:sz w:val="24"/>
-          <w:szCs w:val="24"/>
-          <w:lang w:val="tr-TR"/>
-        </w:rPr>
-        <w:t xml:space="preserve">              </w:t>
-      </w:r>
-      <w:r>
-        <w:rPr>
-          <w:rFonts w:ascii="Arial" w:hAnsi="Arial" w:cs="Arial"/>
-          <w:noProof/>
-          <w:sz w:val="24"/>
-          <w:szCs w:val="24"/>
-          <w:lang w:val="tr-TR"/>
-        </w:rPr>
-        <w:t>▼</w:t>
-      </w:r>
-    </w:p>
-    <w:p>
-      <w:pPr>
-        <w:spacing w:after="0" w:line="240" w:lineRule="auto"/>
-        <w:jc w:val="center"/>
-        <w:rPr>
-          <w:noProof/>
-          <w:sz w:val="24"/>
-          <w:szCs w:val="24"/>
-          <w:lang w:val="tr-TR"/>
-        </w:rPr>
-      </w:pPr>
-      <w:r>
-        <w:rPr>
-          <w:noProof/>
-          <w:sz w:val="24"/>
-          <w:szCs w:val="24"/>
-          <w:lang w:val="tr-TR"/>
-        </w:rPr>
-        <w:t xml:space="preserve">        OptimizationResult</w:t>
-      </w:r>
-    </w:p>
-    <w:p>
-      <w:pPr>
-        <w:spacing w:after="0" w:line="240" w:lineRule="auto"/>
-        <w:jc w:val="center"/>
-        <w:rPr>
-          <w:noProof/>
-          <w:sz w:val="24"/>
-          <w:szCs w:val="24"/>
-          <w:lang w:val="tr-TR"/>
-        </w:rPr>
-      </w:pPr>
-      <w:r>
-        <w:rPr>
-          <w:noProof/>
-          <w:sz w:val="24"/>
-          <w:szCs w:val="24"/>
-          <w:lang w:val="tr-TR"/>
-        </w:rPr>
-        <w:t xml:space="preserve">              │</w:t>
-      </w:r>
-    </w:p>
-    <w:p>
-      <w:pPr>
-        <w:spacing w:after="0" w:line="240" w:lineRule="auto"/>
-        <w:jc w:val="center"/>
-        <w:rPr>
-          <w:noProof/>
-          <w:sz w:val="24"/>
-          <w:szCs w:val="24"/>
-          <w:lang w:val="tr-TR"/>
-        </w:rPr>
-      </w:pPr>
-      <w:r>
-        <w:rPr>
-          <w:noProof/>
-          <w:sz w:val="24"/>
-          <w:szCs w:val="24"/>
-          <w:lang w:val="tr-TR"/>
-        </w:rPr>
-        <w:t xml:space="preserve">              </w:t>
-      </w:r>
-      <w:r>
-        <w:rPr>
-          <w:rFonts w:ascii="Arial" w:hAnsi="Arial" w:cs="Arial"/>
-          <w:noProof/>
-          <w:sz w:val="24"/>
-          <w:szCs w:val="24"/>
-          <w:lang w:val="tr-TR"/>
-        </w:rPr>
-        <w:t>▼</w:t>
-      </w:r>
-    </w:p>
-    <w:p>
-      <w:pPr>
-        <w:spacing w:after="0" w:line="240" w:lineRule="auto"/>
-        <w:jc w:val="center"/>
-        <w:rPr>
-          <w:noProof/>
-          <w:sz w:val="24"/>
-          <w:szCs w:val="24"/>
-          <w:lang w:val="tr-TR"/>
-        </w:rPr>
-      </w:pPr>
-      <w:r>
-        <w:rPr>
-          <w:noProof/>
-          <w:sz w:val="24"/>
-          <w:szCs w:val="24"/>
-          <w:lang w:val="tr-TR"/>
-        </w:rPr>
-        <w:t xml:space="preserve">         selected config</w:t>
-      </w:r>
-    </w:p>
-    <w:p>
-      <w:pPr>
-        <w:spacing w:after="0" w:line="240" w:lineRule="auto"/>
-        <w:jc w:val="center"/>
-        <w:rPr>
-          <w:noProof/>
-          <w:sz w:val="24"/>
-          <w:szCs w:val="24"/>
-          <w:lang w:val="tr-TR"/>
-        </w:rPr>
-      </w:pPr>
-      <w:r>
-        <w:rPr>
-          <w:noProof/>
-          <w:sz w:val="24"/>
-          <w:szCs w:val="24"/>
-          <w:lang w:val="tr-TR"/>
-        </w:rPr>
-        <w:t xml:space="preserve">               │</w:t>
-      </w:r>
-    </w:p>
-    <w:p>
-      <w:pPr>
-        <w:spacing w:after="0" w:line="240" w:lineRule="auto"/>
-        <w:jc w:val="center"/>
-        <w:rPr>
-          <w:noProof/>
-          <w:sz w:val="24"/>
-          <w:szCs w:val="24"/>
-          <w:lang w:val="tr-TR"/>
-        </w:rPr>
-      </w:pPr>
-      <w:r>
-        <w:rPr>
-          <w:noProof/>
-          <w:sz w:val="24"/>
-          <w:szCs w:val="24"/>
-          <w:lang w:val="tr-TR"/>
-        </w:rPr>
-        <w:t xml:space="preserve">              </w:t>
-      </w:r>
-      <w:r>
-        <w:rPr>
-          <w:noProof/>
-          <w:sz w:val="24"/>
-          <w:szCs w:val="24"/>
-          <w:lang w:val="tr-TR"/>
-        </w:rPr>
-        <w:t xml:space="preserve"> </w:t>
-      </w:r>
-      <w:r>
-        <w:rPr>
-          <w:rFonts w:ascii="Arial" w:hAnsi="Arial" w:cs="Arial"/>
-          <w:noProof/>
-          <w:sz w:val="24"/>
-          <w:szCs w:val="24"/>
-          <w:lang w:val="tr-TR"/>
-        </w:rPr>
-        <w:t>▼</w:t>
-      </w:r>
-    </w:p>
-    <w:p>
-      <w:pPr>
-        <w:spacing w:after="0" w:line="240" w:lineRule="auto"/>
-        <w:jc w:val="center"/>
-        <w:rPr>
-          <w:noProof/>
-          <w:sz w:val="24"/>
-          <w:szCs w:val="24"/>
-          <w:lang w:val="tr-TR"/>
-        </w:rPr>
-      </w:pPr>
-      <w:r>
-        <w:rPr>
-          <w:noProof/>
-          <w:sz w:val="24"/>
-          <w:szCs w:val="24"/>
-          <w:lang w:val="tr-TR"/>
-        </w:rPr>
-        <w:t xml:space="preserve">              standardized final benchmark</w:t>
-      </w:r>
-    </w:p>
-    <w:p>
-      <w:pPr>
-        <w:spacing w:after="0" w:line="240" w:lineRule="auto"/>
-        <w:jc w:val="center"/>
-        <w:rPr>
-          <w:noProof/>
-          <w:sz w:val="24"/>
-          <w:szCs w:val="24"/>
-          <w:lang w:val="tr-TR"/>
-        </w:rPr>
-      </w:pPr>
-      <w:r>
-        <w:rPr>
-          <w:noProof/>
-          <w:sz w:val="24"/>
-          <w:szCs w:val="24"/>
-          <w:lang w:val="tr-TR"/>
-        </w:rPr>
-        <w:t xml:space="preserve">                  ForecastEvaluator</w:t>
-      </w:r>
-    </w:p>
-    <w:p>
-      <w:pPr>
-        <w:spacing w:after="0" w:line="240" w:lineRule="auto"/>
-        <w:jc w:val="center"/>
-        <w:rPr>
-          <w:noProof/>
-          <w:sz w:val="24"/>
-          <w:szCs w:val="24"/>
-          <w:lang w:val="tr-TR"/>
-        </w:rPr>
-      </w:pPr>
-    </w:p>
-    <w:p>
-      <w:pPr>
-        <w:rPr>
-          <w:noProof/>
-          <w:sz w:val="24"/>
-          <w:szCs w:val="24"/>
-          <w:lang w:val="tr-TR"/>
-        </w:rPr>
-      </w:pPr>
-    </w:p>
-    <w:p>
-      <w:pPr>
-        <w:rPr>
-          <w:noProof/>
-          <w:sz w:val="24"/>
-          <w:szCs w:val="24"/>
-          <w:lang w:val="tr-TR"/>
-        </w:rPr>
-      </w:pPr>
-      <w:r>
-        <w:rPr>
-          <w:noProof/>
-          <w:sz w:val="24"/>
-          <w:szCs w:val="24"/>
-          <w:lang w:val="tr-TR"/>
-        </w:rPr>
-        <w:br w:type="page"/>
-      </w:r>
-    </w:p>
-    <w:p>
-      <w:pPr>
-        <w:spacing w:after="0" w:line="240" w:lineRule="auto"/>
-        <w:jc w:val="center"/>
+      </w:pPr>
+      <w:r>
         <w:rPr>
           <w:b/>
           <w:bCs/>
@@ -37275,67 +37274,8 @@
           <w:u w:val="single"/>
           <w:lang w:val="tr-TR"/>
         </w:rPr>
-      </w:pPr>
-      <w:r>
-        <w:rPr>
-          <w:b/>
-          <w:bCs/>
-          <w:noProof/>
-          <w:sz w:val="32"/>
-          <w:szCs w:val="32"/>
-          <w:u w:val="single"/>
-          <w:lang w:val="tr-TR"/>
-        </w:rPr>
         <w:lastRenderedPageBreak/>
-        <w:t>S</w:t>
-      </w:r>
-      <w:r>
-        <w:rPr>
-          <w:b/>
-          <w:bCs/>
-          <w:noProof/>
-          <w:sz w:val="32"/>
-          <w:szCs w:val="32"/>
-          <w:u w:val="single"/>
-          <w:lang w:val="tr-TR"/>
-        </w:rPr>
-        <w:t xml:space="preserve">cientific </w:t>
-      </w:r>
-      <w:r>
-        <w:rPr>
-          <w:b/>
-          <w:bCs/>
-          <w:noProof/>
-          <w:sz w:val="32"/>
-          <w:szCs w:val="32"/>
-          <w:u w:val="single"/>
-          <w:lang w:val="tr-TR"/>
-        </w:rPr>
-        <w:t>C</w:t>
-      </w:r>
-      <w:r>
-        <w:rPr>
-          <w:b/>
-          <w:bCs/>
-          <w:noProof/>
-          <w:sz w:val="32"/>
-          <w:szCs w:val="32"/>
-          <w:u w:val="single"/>
-          <w:lang w:val="tr-TR"/>
-        </w:rPr>
-        <w:t>ontract</w:t>
-      </w:r>
-      <w:r>
-        <w:rPr>
-          <w:b/>
-          <w:bCs/>
-          <w:noProof/>
-          <w:sz w:val="32"/>
-          <w:szCs w:val="32"/>
-          <w:u w:val="single"/>
-          <w:lang w:val="tr-TR"/>
-        </w:rPr>
-        <w:t xml:space="preserve"> for Optimization:</w:t>
+        <w:t>Scientific Contract for Optimization:</w:t>
       </w:r>
     </w:p>
     <w:p>
@@ -41903,6 +41843,9 @@
             </m:e>
           </m:d>
           <m:r>
+            <m:rPr>
+              <m:sty m:val="p"/>
+            </m:rPr>
             <w:rPr>
               <w:noProof/>
               <w:lang w:val="tr-TR"/>
@@ -43600,19 +43543,7 @@
           <w:u w:val="single"/>
           <w:lang w:val="tr-TR"/>
         </w:rPr>
-        <w:t>T</w:t>
-      </w:r>
-      <w:r>
-        <w:rPr>
-          <w:b/>
-          <w:bCs/>
-          <w:noProof/>
-          <w:sz w:val="32"/>
-          <w:szCs w:val="32"/>
-          <w:u w:val="single"/>
-          <w:lang w:val="tr-TR"/>
-        </w:rPr>
-        <w:t>here is a common signal:</w:t>
+        <w:t>There is a common signal:</w:t>
       </w:r>
     </w:p>
     <w:p>
@@ -44180,31 +44111,7 @@
           <w:u w:val="single"/>
           <w:lang w:val="tr-TR"/>
         </w:rPr>
-        <w:t>B</w:t>
-      </w:r>
-      <w:r>
-        <w:rPr>
-          <w:b/>
-          <w:bCs/>
-          <w:noProof/>
-          <w:sz w:val="32"/>
-          <w:szCs w:val="32"/>
-          <w:u w:val="single"/>
-          <w:lang w:val="tr-TR"/>
-        </w:rPr>
-        <w:t>ehavior for Kalman and neural optimization</w:t>
-      </w:r>
-      <w:r>
-        <w:rPr>
-          <w:b/>
-          <w:bCs/>
-          <w:noProof/>
-          <w:sz w:val="32"/>
-          <w:szCs w:val="32"/>
-          <w:u w:val="single"/>
-          <w:lang w:val="tr-TR"/>
-        </w:rPr>
-        <w:t>:</w:t>
+        <w:t>Behavior for Kalman and neural optimization:</w:t>
       </w:r>
     </w:p>
     <w:p>
@@ -45198,6 +45105,612 @@
           <w:lang w:val="tr-TR"/>
         </w:rPr>
       </w:pPr>
+    </w:p>
+    <w:p>
+      <w:pPr>
+        <w:rPr>
+          <w:noProof/>
+          <w:lang w:val="tr-TR"/>
+        </w:rPr>
+      </w:pPr>
+      <w:r>
+        <w:rPr>
+          <w:noProof/>
+          <w:lang w:val="tr-TR"/>
+        </w:rPr>
+        <w:br w:type="page"/>
+      </w:r>
+    </w:p>
+    <w:p>
+      <w:pPr>
+        <w:spacing w:after="0" w:line="240" w:lineRule="auto"/>
+        <w:rPr>
+          <w:b/>
+          <w:bCs/>
+          <w:noProof/>
+          <w:sz w:val="32"/>
+          <w:szCs w:val="32"/>
+          <w:u w:val="single"/>
+          <w:lang w:val="tr-TR"/>
+        </w:rPr>
+      </w:pPr>
+      <w:r>
+        <w:rPr>
+          <w:b/>
+          <w:bCs/>
+          <w:noProof/>
+          <w:sz w:val="32"/>
+          <w:szCs w:val="32"/>
+          <w:u w:val="single"/>
+          <w:lang w:val="tr-TR"/>
+        </w:rPr>
+        <w:lastRenderedPageBreak/>
+        <w:t>Scientific observations worth preserving</w:t>
+      </w:r>
+    </w:p>
+    <w:p>
+      <w:pPr>
+        <w:spacing w:after="0" w:line="240" w:lineRule="auto"/>
+        <w:rPr>
+          <w:b/>
+          <w:bCs/>
+          <w:noProof/>
+          <w:lang w:val="tr-TR"/>
+        </w:rPr>
+      </w:pPr>
+    </w:p>
+    <w:p>
+      <w:pPr>
+        <w:spacing w:after="0" w:line="240" w:lineRule="auto"/>
+        <w:rPr>
+          <w:noProof/>
+          <w:lang w:val="tr-TR"/>
+        </w:rPr>
+      </w:pPr>
+      <w:r>
+        <w:rPr>
+          <w:noProof/>
+          <w:lang w:val="tr-TR"/>
+        </w:rPr>
+        <w:t>The two datasets tell substantially different stories.</w:t>
+      </w:r>
+    </w:p>
+    <w:p>
+      <w:pPr>
+        <w:spacing w:after="0" w:line="240" w:lineRule="auto"/>
+        <w:rPr>
+          <w:noProof/>
+          <w:lang w:val="tr-TR"/>
+        </w:rPr>
+      </w:pPr>
+    </w:p>
+    <w:p>
+      <w:pPr>
+        <w:spacing w:after="0" w:line="240" w:lineRule="auto"/>
+        <w:rPr>
+          <w:noProof/>
+          <w:lang w:val="tr-TR"/>
+        </w:rPr>
+      </w:pPr>
+      <w:r>
+        <w:rPr>
+          <w:noProof/>
+          <w:lang w:val="tr-TR"/>
+        </w:rPr>
+        <w:t xml:space="preserve">For </w:t>
+      </w:r>
+      <w:r>
+        <w:rPr>
+          <w:b/>
+          <w:bCs/>
+          <w:noProof/>
+          <w:lang w:val="tr-TR"/>
+        </w:rPr>
+        <w:t>410</w:t>
+      </w:r>
+      <w:r>
+        <w:rPr>
+          <w:noProof/>
+          <w:lang w:val="tr-TR"/>
+        </w:rPr>
+        <w:t>, the hybrid forecasts preserve the increasing degradation trajectory better than the standalone neural models. LSTM and GRU increasingly underpredict across the six-step horizon. KalmanLSTM has the lowest final RMSE here, although it initially overpredicts and then approaches the observations.</w:t>
+      </w:r>
+    </w:p>
+    <w:p>
+      <w:pPr>
+        <w:spacing w:after="0" w:line="240" w:lineRule="auto"/>
+        <w:rPr>
+          <w:noProof/>
+          <w:lang w:val="tr-TR"/>
+        </w:rPr>
+      </w:pPr>
+    </w:p>
+    <w:p>
+      <w:pPr>
+        <w:spacing w:after="0" w:line="240" w:lineRule="auto"/>
+        <w:rPr>
+          <w:noProof/>
+          <w:lang w:val="tr-TR"/>
+        </w:rPr>
+      </w:pPr>
+      <w:r>
+        <w:rPr>
+          <w:noProof/>
+          <w:lang w:val="tr-TR"/>
+        </w:rPr>
+        <w:t xml:space="preserve">For </w:t>
+      </w:r>
+      <w:r>
+        <w:rPr>
+          <w:b/>
+          <w:bCs/>
+          <w:noProof/>
+          <w:lang w:val="tr-TR"/>
+        </w:rPr>
+        <w:t>110</w:t>
+      </w:r>
+      <w:r>
+        <w:rPr>
+          <w:noProof/>
+          <w:lang w:val="tr-TR"/>
+        </w:rPr>
+        <w:t>, Kalman tracks the five held-out observations very closely. LSTM and GRU also remain close, while both hybrid models systematically overpredict. KalmanLSTM's overprediction grows substantially across the horizon.</w:t>
+      </w:r>
+    </w:p>
+    <w:p>
+      <w:pPr>
+        <w:spacing w:after="0" w:line="240" w:lineRule="auto"/>
+        <w:rPr>
+          <w:noProof/>
+          <w:lang w:val="tr-TR"/>
+        </w:rPr>
+      </w:pPr>
+      <w:r>
+        <w:rPr>
+          <w:noProof/>
+          <w:lang w:val="tr-TR"/>
+        </w:rPr>
+        <w:t xml:space="preserve">This is useful evidence that model behavior is </w:t>
+      </w:r>
+      <w:r>
+        <w:rPr>
+          <w:b/>
+          <w:bCs/>
+          <w:noProof/>
+          <w:lang w:val="tr-TR"/>
+        </w:rPr>
+        <w:t>dataset-dependent</w:t>
+      </w:r>
+      <w:r>
+        <w:rPr>
+          <w:noProof/>
+          <w:lang w:val="tr-TR"/>
+        </w:rPr>
+        <w:t>. We should preserve it descriptively rather than turning it into new tuning rules.</w:t>
+      </w:r>
+    </w:p>
+    <w:p>
+      <w:pPr>
+        <w:spacing w:after="0" w:line="240" w:lineRule="auto"/>
+        <w:rPr>
+          <w:noProof/>
+          <w:lang w:val="tr-TR"/>
+        </w:rPr>
+      </w:pPr>
+    </w:p>
+    <w:p>
+      <w:pPr>
+        <w:spacing w:after="0" w:line="240" w:lineRule="auto"/>
+        <w:rPr>
+          <w:noProof/>
+          <w:lang w:val="tr-TR"/>
+        </w:rPr>
+      </w:pPr>
+      <w:r>
+        <w:rPr>
+          <w:noProof/>
+          <w:lang w:val="tr-TR"/>
+        </w:rPr>
+        <w:t>There is another important result from the optimization architecture itself:</w:t>
+      </w:r>
+    </w:p>
+    <w:p>
+      <w:pPr>
+        <w:spacing w:after="0" w:line="240" w:lineRule="auto"/>
+        <w:rPr>
+          <w:noProof/>
+          <w:lang w:val="tr-TR"/>
+        </w:rPr>
+      </w:pPr>
+    </w:p>
+    <w:p>
+      <w:pPr>
+        <w:spacing w:after="0" w:line="240" w:lineRule="auto"/>
+        <w:jc w:val="center"/>
+        <w:rPr>
+          <w:noProof/>
+          <w:lang w:val="tr-TR"/>
+        </w:rPr>
+      </w:pPr>
+      <w:r>
+        <w:rPr>
+          <w:noProof/>
+          <w:lang w:val="tr-TR"/>
+        </w:rPr>
+        <w:t>internal temporal validation performance</w:t>
+      </w:r>
+    </w:p>
+    <w:p>
+      <w:pPr>
+        <w:spacing w:after="0" w:line="240" w:lineRule="auto"/>
+        <w:jc w:val="center"/>
+        <w:rPr>
+          <w:noProof/>
+          <w:lang w:val="tr-TR"/>
+        </w:rPr>
+      </w:pPr>
+      <w:r>
+        <w:rPr>
+          <w:noProof/>
+          <w:lang w:val="tr-TR"/>
+        </w:rPr>
+        <w:t>≠</w:t>
+      </w:r>
+    </w:p>
+    <w:p>
+      <w:pPr>
+        <w:spacing w:after="0" w:line="240" w:lineRule="auto"/>
+        <w:jc w:val="center"/>
+        <w:rPr>
+          <w:noProof/>
+          <w:lang w:val="tr-TR"/>
+        </w:rPr>
+      </w:pPr>
+      <w:r>
+        <w:rPr>
+          <w:noProof/>
+          <w:lang w:val="tr-TR"/>
+        </w:rPr>
+        <w:t>guaranteed final benchmark performance</w:t>
+      </w:r>
+    </w:p>
+    <w:p>
+      <w:pPr>
+        <w:spacing w:after="0" w:line="240" w:lineRule="auto"/>
+        <w:jc w:val="center"/>
+        <w:rPr>
+          <w:noProof/>
+          <w:lang w:val="tr-TR"/>
+        </w:rPr>
+      </w:pPr>
+    </w:p>
+    <w:p>
+      <w:pPr>
+        <w:spacing w:after="0" w:line="240" w:lineRule="auto"/>
+        <w:rPr>
+          <w:noProof/>
+        </w:rPr>
+      </w:pPr>
+      <w:r>
+        <w:rPr>
+          <w:noProof/>
+        </w:rPr>
+        <w:t>That is exactly why keeping the final holdout untouched was worthwhile.</w:t>
+      </w:r>
+    </w:p>
+    <w:p>
+      <w:pPr>
+        <w:spacing w:after="0" w:line="240" w:lineRule="auto"/>
+        <w:rPr>
+          <w:noProof/>
+        </w:rPr>
+      </w:pPr>
+    </w:p>
+    <w:p>
+      <w:pPr>
+        <w:spacing w:after="0" w:line="240" w:lineRule="auto"/>
+        <w:rPr>
+          <w:noProof/>
+        </w:rPr>
+      </w:pPr>
+    </w:p>
+    <w:p>
+      <w:pPr>
+        <w:spacing w:after="0" w:line="240" w:lineRule="auto"/>
+        <w:jc w:val="center"/>
+        <w:rPr>
+          <w:b/>
+          <w:bCs/>
+          <w:noProof/>
+          <w:sz w:val="32"/>
+          <w:szCs w:val="32"/>
+          <w:u w:val="single"/>
+          <w:lang w:val="tr-TR"/>
+        </w:rPr>
+      </w:pPr>
+      <w:r>
+        <w:rPr>
+          <w:b/>
+          <w:bCs/>
+          <w:noProof/>
+          <w:sz w:val="32"/>
+          <w:szCs w:val="32"/>
+          <w:highlight w:val="yellow"/>
+          <w:u w:val="single"/>
+          <w:lang w:val="tr-TR"/>
+        </w:rPr>
+        <w:t>ResultPackage</w:t>
+      </w:r>
+    </w:p>
+    <w:p>
+      <w:pPr>
+        <w:spacing w:after="0" w:line="240" w:lineRule="auto"/>
+        <w:jc w:val="center"/>
+        <w:rPr>
+          <w:noProof/>
+          <w:lang w:val="tr-TR"/>
+        </w:rPr>
+      </w:pPr>
+      <w:r>
+        <w:rPr>
+          <w:noProof/>
+          <w:lang w:val="tr-TR"/>
+        </w:rPr>
+        <w:t>ResultPackage → ForecastComparison → ComparisonResult</w:t>
+      </w:r>
+    </w:p>
+    <w:p>
+      <w:pPr>
+        <w:spacing w:after="0" w:line="240" w:lineRule="auto"/>
+        <w:jc w:val="center"/>
+        <w:rPr>
+          <w:noProof/>
+          <w:lang w:val="tr-TR"/>
+        </w:rPr>
+      </w:pPr>
+    </w:p>
+    <w:p>
+      <w:pPr>
+        <w:spacing w:after="0" w:line="240" w:lineRule="auto"/>
+        <w:jc w:val="center"/>
+        <w:rPr>
+          <w:b/>
+          <w:bCs/>
+          <w:noProof/>
+          <w:sz w:val="32"/>
+          <w:szCs w:val="32"/>
+          <w:u w:val="single"/>
+          <w:lang w:val="tr-TR"/>
+        </w:rPr>
+      </w:pPr>
+      <w:r>
+        <w:rPr>
+          <w:b/>
+          <w:bCs/>
+          <w:noProof/>
+          <w:sz w:val="32"/>
+          <w:szCs w:val="32"/>
+          <w:u w:val="single"/>
+          <w:lang w:val="tr-TR"/>
+        </w:rPr>
+        <w:t>Result</w:t>
+      </w:r>
+      <w:r>
+        <w:rPr>
+          <w:b/>
+          <w:bCs/>
+          <w:noProof/>
+          <w:sz w:val="32"/>
+          <w:szCs w:val="32"/>
+          <w:u w:val="single"/>
+          <w:lang w:val="tr-TR"/>
+        </w:rPr>
+        <w:t>Loader</w:t>
+      </w:r>
+    </w:p>
+    <w:p>
+      <w:pPr>
+        <w:spacing w:after="0" w:line="240" w:lineRule="auto"/>
+        <w:jc w:val="center"/>
+        <w:rPr>
+          <w:noProof/>
+          <w:lang w:val="tr-TR"/>
+        </w:rPr>
+      </w:pPr>
+      <w:r>
+        <w:rPr>
+          <w:noProof/>
+          <w:lang w:val="tr-TR"/>
+        </w:rPr>
+        <w:t>disk artifacts → ResultLoader → ResultPackage</w:t>
+      </w:r>
+    </w:p>
+    <w:p>
+      <w:pPr>
+        <w:spacing w:after="0" w:line="240" w:lineRule="auto"/>
+        <w:jc w:val="center"/>
+        <w:rPr>
+          <w:noProof/>
+          <w:lang w:val="tr-TR"/>
+        </w:rPr>
+      </w:pPr>
+    </w:p>
+    <w:p>
+      <w:pPr>
+        <w:spacing w:after="0" w:line="240" w:lineRule="auto"/>
+        <w:jc w:val="center"/>
+        <w:rPr>
+          <w:noProof/>
+          <w:lang w:val="tr-TR"/>
+        </w:rPr>
+      </w:pPr>
+    </w:p>
+    <w:p>
+      <w:pPr>
+        <w:spacing w:after="0" w:line="240" w:lineRule="auto"/>
+        <w:jc w:val="center"/>
+        <w:rPr>
+          <w:b/>
+          <w:bCs/>
+          <w:noProof/>
+          <w:sz w:val="32"/>
+          <w:szCs w:val="32"/>
+          <w:lang w:val="tr-TR"/>
+        </w:rPr>
+      </w:pPr>
+      <w:r>
+        <w:rPr>
+          <w:b/>
+          <w:bCs/>
+          <w:noProof/>
+          <w:sz w:val="32"/>
+          <w:szCs w:val="32"/>
+          <w:lang w:val="tr-TR"/>
+        </w:rPr>
+        <w:t>existing ResultLoader tests</w:t>
+      </w:r>
+    </w:p>
+    <w:p>
+      <w:pPr>
+        <w:spacing w:after="0" w:line="240" w:lineRule="auto"/>
+        <w:jc w:val="center"/>
+        <w:rPr>
+          <w:noProof/>
+          <w:lang w:val="tr-TR"/>
+        </w:rPr>
+      </w:pPr>
+      <w:r>
+        <w:rPr>
+          <w:noProof/>
+          <w:lang w:val="tr-TR"/>
+        </w:rPr>
+        <w:t xml:space="preserve">        +</w:t>
+      </w:r>
+    </w:p>
+    <w:p>
+      <w:pPr>
+        <w:spacing w:after="0" w:line="240" w:lineRule="auto"/>
+        <w:jc w:val="center"/>
+        <w:rPr>
+          <w:noProof/>
+          <w:lang w:val="tr-TR"/>
+        </w:rPr>
+      </w:pPr>
+      <w:r>
+        <w:rPr>
+          <w:noProof/>
+          <w:lang w:val="tr-TR"/>
+        </w:rPr>
+        <w:t>new optimized comparison tests</w:t>
+      </w:r>
+    </w:p>
+    <w:p>
+      <w:pPr>
+        <w:spacing w:after="0" w:line="240" w:lineRule="auto"/>
+        <w:jc w:val="center"/>
+        <w:rPr>
+          <w:noProof/>
+          <w:lang w:val="tr-TR"/>
+        </w:rPr>
+      </w:pPr>
+      <w:r>
+        <w:rPr>
+          <w:noProof/>
+          <w:lang w:val="tr-TR"/>
+        </w:rPr>
+        <w:t xml:space="preserve">        ↓</w:t>
+      </w:r>
+    </w:p>
+    <w:p>
+      <w:pPr>
+        <w:spacing w:after="0" w:line="240" w:lineRule="auto"/>
+        <w:jc w:val="center"/>
+        <w:rPr>
+          <w:noProof/>
+          <w:lang w:val="tr-TR"/>
+        </w:rPr>
+      </w:pPr>
+      <w:r>
+        <w:rPr>
+          <w:noProof/>
+          <w:lang w:val="tr-TR"/>
+        </w:rPr>
+        <w:t>disk artifact</w:t>
+      </w:r>
+    </w:p>
+    <w:p>
+      <w:pPr>
+        <w:spacing w:after="0" w:line="240" w:lineRule="auto"/>
+        <w:jc w:val="center"/>
+        <w:rPr>
+          <w:noProof/>
+          <w:lang w:val="tr-TR"/>
+        </w:rPr>
+      </w:pPr>
+      <w:r>
+        <w:rPr>
+          <w:noProof/>
+          <w:lang w:val="tr-TR"/>
+        </w:rPr>
+        <w:t xml:space="preserve"> </w:t>
+      </w:r>
+      <w:r>
+        <w:rPr>
+          <w:b/>
+          <w:bCs/>
+          <w:noProof/>
+          <w:sz w:val="32"/>
+          <w:szCs w:val="32"/>
+          <w:lang w:val="tr-TR"/>
+        </w:rPr>
+        <w:t xml:space="preserve">→ </w:t>
+      </w:r>
+      <w:r>
+        <w:rPr>
+          <w:b/>
+          <w:bCs/>
+          <w:noProof/>
+          <w:sz w:val="32"/>
+          <w:szCs w:val="32"/>
+          <w:highlight w:val="yellow"/>
+          <w:lang w:val="tr-TR"/>
+        </w:rPr>
+        <w:t>ResultPackage</w:t>
+      </w:r>
+    </w:p>
+    <w:p>
+      <w:pPr>
+        <w:spacing w:after="0" w:line="240" w:lineRule="auto"/>
+        <w:jc w:val="center"/>
+        <w:rPr>
+          <w:noProof/>
+          <w:lang w:val="tr-TR"/>
+        </w:rPr>
+      </w:pPr>
+      <w:r>
+        <w:rPr>
+          <w:noProof/>
+          <w:lang w:val="tr-TR"/>
+        </w:rPr>
+        <w:t xml:space="preserve"> → ForecastComparison</w:t>
+      </w:r>
+    </w:p>
+    <w:p>
+      <w:pPr>
+        <w:spacing w:after="0" w:line="240" w:lineRule="auto"/>
+        <w:jc w:val="center"/>
+        <w:rPr>
+          <w:noProof/>
+          <w:lang w:val="tr-TR"/>
+        </w:rPr>
+      </w:pPr>
+      <w:r>
+        <w:rPr>
+          <w:noProof/>
+          <w:lang w:val="tr-TR"/>
+        </w:rPr>
+        <w:t xml:space="preserve"> → ComparisonResult</w:t>
+      </w:r>
     </w:p>
     <w:sectPr>
       <w:pgSz w:w="11906" w:h="16838"/>
